--- a/docs/Disertatie_Matei_Rares_5.docx
+++ b/docs/Disertatie_Matei_Rares_5.docx
@@ -5469,7 +5469,19 @@
         <w:rPr>
           <w:color w:val="000000"/>
         </w:rPr>
-        <w:t>Acest lucru s-a realizat prin implementarea unui protocol hibrid care îmbină demonstrația criptografică Schnorr cu cadrul de autorizare delegată OAuth 2.0 ("Open Authorization" - engl.), asigurând o verificare matematică riguroasă a identității clientului fără partajarea de secrete prin rețea. Accentul lucrării este plasat exclusiv pe etapa de autentificare, respectiv pe demonstrarea criptografică a identității prin această schemă, în timp ce componenta de autorizare, reprezentată de emiterea și consumarea unui jeton de acces ("Access Token" - engl.) în format JWT ("JSON Web Token" - engl., JWT), este integrată strict în scop demonstrativ, pentru a ilustra viabilitatea protocolului într-un flux web complet. În aceeași logică, evaluarea comparativă cu implementările OAuth 2.0 clasice vizează diferențele de expunere a credențialelor în faza de autentificare, nu mecanismele de delegare a accesului.</w:t>
+        <w:t xml:space="preserve">Acest lucru s-a realizat prin implementarea unui protocol hibrid care îmbină demonstrația criptografică Schnorr cu cadrul de autorizare delegată OAuth 2.0 ("Open Authorization" - engl.), asigurând o verificare matematică a identității clientului fără partajarea </w:t>
+      </w:r>
+      <w:r>
+        <w:rPr>
+          <w:color w:val="000000"/>
+        </w:rPr>
+        <w:t>parolei</w:t>
+      </w:r>
+      <w:r>
+        <w:rPr>
+          <w:color w:val="000000"/>
+        </w:rPr>
+        <w:t>. Accentul lucrării este plasat exclusiv pe etapa de autentificare, respectiv pe demonstrarea criptografică a identității prin această schemă, în timp ce componenta de autorizare, reprezentată de emiterea și consumarea unui jeton de acces ("Access Token" - engl.) în format JWT ("JSON Web Token" - engl., JWT), este integrată strict în scop demonstrativ, pentru a ilustra viabilitatea protocolului într-un flux web complet. În aceeași logică, evaluarea comparativă cu implementările OAuth 2.0 clasice vizează diferențele de expunere a credențialelor în faza de autentificare, nu mecanismele de delegare a accesului.</w:t>
       </w:r>
     </w:p>
     <w:p>
@@ -6115,7 +6127,31 @@
           <w:color w:val="000000"/>
         </w:rPr>
         <w:lastRenderedPageBreak/>
-        <w:t>sau transmiterea parolei brute), oferind o garanție matematică a identității pentru emiterea jetonului de acces [21], [22], fără ca secretul utilizatorului să părăsească vreodată mediul local al aplicației client.</w:t>
+        <w:t xml:space="preserve">sau transmiterea parolei brute), oferind o garanție matematică a identității pentru emiterea jetonului de acces [21], [22], </w:t>
+      </w:r>
+      <w:r>
+        <w:rPr>
+          <w:color w:val="000000"/>
+        </w:rPr>
+        <w:t>apel</w:t>
+      </w:r>
+      <w:r>
+        <w:rPr>
+          <w:color w:val="000000"/>
+        </w:rPr>
+        <w:t>â</w:t>
+      </w:r>
+      <w:r>
+        <w:rPr>
+          <w:color w:val="000000"/>
+        </w:rPr>
+        <w:t>nd doar la o verificare matematică</w:t>
+      </w:r>
+      <w:r>
+        <w:rPr>
+          <w:color w:val="000000"/>
+        </w:rPr>
+        <w:t>.</w:t>
       </w:r>
       <w:r>
         <w:rPr>
@@ -7605,6 +7641,7 @@
                   </w:rPr>
                   <m:t>right=t*</m:t>
                 </m:r>
+                <w:bookmarkStart w:id="11" w:name="_Hlk231803754"/>
                 <m:sSup>
                   <m:sSupPr>
                     <m:ctrlPr>
@@ -7634,6 +7671,7 @@
                     </m:r>
                   </m:sup>
                 </m:sSup>
+                <w:bookmarkEnd w:id="11"/>
                 <m:r>
                   <w:rPr>
                     <w:rFonts w:ascii="Cambria Math" w:eastAsia="Cambria Math" w:hAnsi="Cambria Math" w:cs="Cambria Math"/>
@@ -7809,7 +7847,7 @@
         <w:rPr>
           <w:color w:val="000000"/>
         </w:rPr>
-        <w:t>este demonstrată egalitatea</w:t>
+        <w:t>egalitatea</w:t>
       </w:r>
       <w:r>
         <w:rPr>
@@ -8126,7 +8164,7 @@
           <w:szCs w:val="26"/>
         </w:rPr>
       </w:pPr>
-      <w:bookmarkStart w:id="11" w:name="_Toc231653045"/>
+      <w:bookmarkStart w:id="12" w:name="_Toc231653045"/>
       <w:r>
         <w:rPr>
           <w:b w:val="0"/>
@@ -8138,7 +8176,7 @@
         </w:rPr>
         <w:t>Open Authorization (OAuth)</w:t>
       </w:r>
-      <w:bookmarkEnd w:id="11"/>
+      <w:bookmarkEnd w:id="12"/>
     </w:p>
     <w:p>
       <w:pPr>
@@ -8233,7 +8271,21 @@
           <w:color w:val="000000"/>
           <w:lang w:val="ro-RO"/>
         </w:rPr>
-        <w:t>Soluția propusă în această lucrare nu înlocuiește ecosistemul bazat pe jetoane, ci fortifică exact etapa cea mai vulnerabilă: validarea identității inițiale. Mecanismul convențional de autentificare a clientului (parametrul client_secret sau transmiterea parolei brute) este substituit cu o dovadă criptografică ZKP implementată prin schema descrisă anterior. Fazele protocolului se mapează direct peste fluxul OAuth: angajamentul servește drept inițiere a cererii de acces (Grant Initiation), provocarea funcționează ca nonce de sesiune, iar răspunsul matematic acționează ca etapă de Client Authentication, finalizându-se cu emiterea unui jeton de acces în format JWT. Securitatea este consolidată prin legarea de canal ("Session Binding" - engl.), care ancorează jetonul emis de contextul HTTP unic al sesiunii ZKP, împiedicând transferul malițios al jetonului între contexte de rețea diferite.</w:t>
+        <w:t>Soluția propusă în această lucrare nu înlocuiește ecosistemul bazat pe jetoane, ci fortifică etapa cea mai vulnerabilă</w:t>
+      </w:r>
+      <w:r>
+        <w:rPr>
+          <w:color w:val="000000"/>
+          <w:lang w:val="ro-RO"/>
+        </w:rPr>
+        <w:t xml:space="preserve"> și anume,</w:t>
+      </w:r>
+      <w:r>
+        <w:rPr>
+          <w:color w:val="000000"/>
+          <w:lang w:val="ro-RO"/>
+        </w:rPr>
+        <w:t xml:space="preserve"> validarea identității inițiale. Mecanismul convențional de autentificare a clientului (parametrul client_secret sau transmiterea parolei brute) este substituit cu o dovadă criptografică ZKP implementată prin schema descrisă anterior. Fazele protocolului se mapează direct peste fluxul OAuth: angajamentul servește drept inițiere a cererii de acces (Grant Initiation), provocarea funcționează ca nonce de sesiune, iar răspunsul matematic acționează ca etapă de Client Authentication, finalizându-se cu emiterea unui jeton de acces în format JWT. Securitatea este consolidată prin legarea de canal ("Session Binding" - engl.), care ancorează jetonul emis de contextul HTTP unic al sesiunii ZKP, împiedicând transferul malițios al jetonului între contexte de rețea diferite.</w:t>
       </w:r>
     </w:p>
     <w:p>
@@ -8249,7 +8301,7 @@
           <w:szCs w:val="26"/>
         </w:rPr>
       </w:pPr>
-      <w:bookmarkStart w:id="12" w:name="_Toc231653046"/>
+      <w:bookmarkStart w:id="13" w:name="_Toc231653046"/>
       <w:r>
         <w:rPr>
           <w:sz w:val="26"/>
@@ -8257,7 +8309,7 @@
         </w:rPr>
         <w:t>Tehnologii utilizate</w:t>
       </w:r>
-      <w:bookmarkEnd w:id="12"/>
+      <w:bookmarkEnd w:id="13"/>
     </w:p>
     <w:p>
       <w:pPr>
@@ -8298,7 +8350,7 @@
           <w:szCs w:val="26"/>
         </w:rPr>
       </w:pPr>
-      <w:bookmarkStart w:id="13" w:name="_Toc231653047"/>
+      <w:bookmarkStart w:id="14" w:name="_Toc231653047"/>
       <w:r>
         <w:rPr>
           <w:b w:val="0"/>
@@ -8310,7 +8362,7 @@
         </w:rPr>
         <w:t>Python</w:t>
       </w:r>
-      <w:bookmarkEnd w:id="13"/>
+      <w:bookmarkEnd w:id="14"/>
     </w:p>
     <w:p>
       <w:pPr>
@@ -8492,7 +8544,7 @@
           <w:szCs w:val="26"/>
         </w:rPr>
       </w:pPr>
-      <w:bookmarkStart w:id="14" w:name="_Toc231653048"/>
+      <w:bookmarkStart w:id="15" w:name="_Toc231653048"/>
       <w:r>
         <w:rPr>
           <w:b w:val="0"/>
@@ -8504,7 +8556,7 @@
         </w:rPr>
         <w:t>Javascript</w:t>
       </w:r>
-      <w:bookmarkEnd w:id="14"/>
+      <w:bookmarkEnd w:id="15"/>
     </w:p>
     <w:p>
       <w:pPr>
@@ -8584,7 +8636,7 @@
           <w:szCs w:val="26"/>
         </w:rPr>
       </w:pPr>
-      <w:bookmarkStart w:id="15" w:name="_Toc231653049"/>
+      <w:bookmarkStart w:id="16" w:name="_Toc231653049"/>
       <w:r>
         <w:rPr>
           <w:sz w:val="26"/>
@@ -8620,7 +8672,7 @@
         </w:rPr>
         <w:t>ionale</w:t>
       </w:r>
-      <w:bookmarkEnd w:id="15"/>
+      <w:bookmarkEnd w:id="16"/>
     </w:p>
     <w:p>
       <w:pPr>
@@ -8639,7 +8691,7 @@
           <w:szCs w:val="26"/>
         </w:rPr>
       </w:pPr>
-      <w:bookmarkStart w:id="16" w:name="_Toc231653050"/>
+      <w:bookmarkStart w:id="17" w:name="_Toc231653050"/>
       <w:r>
         <w:rPr>
           <w:b w:val="0"/>
@@ -8651,7 +8703,7 @@
         </w:rPr>
         <w:t>Actorii Sistemului</w:t>
       </w:r>
-      <w:bookmarkEnd w:id="16"/>
+      <w:bookmarkEnd w:id="17"/>
     </w:p>
     <w:p>
       <w:pPr>
@@ -8793,7 +8845,7 @@
           <w:szCs w:val="26"/>
         </w:rPr>
       </w:pPr>
-      <w:bookmarkStart w:id="17" w:name="_Toc231653051"/>
+      <w:bookmarkStart w:id="18" w:name="_Toc231653051"/>
       <w:r>
         <w:rPr>
           <w:b w:val="0"/>
@@ -8805,7 +8857,7 @@
         </w:rPr>
         <w:t>Definirea fluxului de autentificare</w:t>
       </w:r>
-      <w:bookmarkEnd w:id="17"/>
+      <w:bookmarkEnd w:id="18"/>
     </w:p>
     <w:p>
       <w:pPr>
@@ -8827,7 +8879,7 @@
         <w:rPr>
           <w:color w:val="000000"/>
         </w:rPr>
-        <w:t xml:space="preserve">Pentru a asigura o validare criptografică și o integrare cu mecanismele de autorizare delegată, sistemul trebuie să respecte un flux operațional pe mai multe etape. În prima etapă, se execută un pre-schimb al parametrilor publici ("Handshake" - engl.), clientul obține parametrii criptografici globali ai grupului (P, G) printr-un punct terminal dedicat. Această abordare previne atacurile de tip Logjam, astfel, prin utilizarea unor parametri specifici fiecărui server, se evită vulnerabilitatea în fața unui pre-calcul comun (utilizând algoritmi precum Number Field Sieve) realizat de un adversar asupra unui grup standardizat comun. În etapa de înregistrare, clientul generează local perechea de chei și transmite exclusiv valoarea publică </w:t>
+        <w:t xml:space="preserve">Pentru a asigura o validare criptografică și o integrare cu mecanismele de autorizare delegată, sistemul trebuie să respecte un flux operațional pe mai multe etape. În prima etapă, se execută un pre-schimb al parametrilor publici ("Handshake" - engl.), clientul obține parametrii criptografici globali ai grupului (P, G) printr-un punct terminal dedicat. Această abordare previne atacurile de tip Logjam, astfel, prin utilizarea unor parametri specifici fiecărui server, se evită vulnerabilitatea în fața unui pre-calcul comun (utilizând algoritmi precum Number Field Sieve) realizat de un adversar asupra unui grup standardizat comun. În etapa de înregistrare, clientul generează local perechea de chei și transmite valoarea publică </w:t>
       </w:r>
       <w:r>
         <w:rPr>
@@ -8854,7 +8906,19 @@
         <w:rPr>
           <w:color w:val="000000"/>
         </w:rPr>
-        <w:t>alături de un identificator (`client_id`), serverul stocând doar această asociere, fără ca parola să părăsească dispozitivul clientului. In ce</w:t>
+        <w:t xml:space="preserve">alături de un identificator (`client_id`), serverul stocând doar această asociere. </w:t>
+      </w:r>
+      <w:r>
+        <w:rPr>
+          <w:color w:val="000000"/>
+        </w:rPr>
+        <w:t>Î</w:t>
+      </w:r>
+      <w:r>
+        <w:rPr>
+          <w:color w:val="000000"/>
+        </w:rPr>
+        <w:t>n ce</w:t>
       </w:r>
       <w:r>
         <w:rPr>
@@ -9083,7 +9147,7 @@
           <w:szCs w:val="26"/>
         </w:rPr>
       </w:pPr>
-      <w:bookmarkStart w:id="18" w:name="_Toc231653052"/>
+      <w:bookmarkStart w:id="19" w:name="_Toc231653052"/>
       <w:r>
         <w:rPr>
           <w:b w:val="0"/>
@@ -9117,7 +9181,7 @@
         </w:rPr>
         <w:t>ngeri de securitate</w:t>
       </w:r>
-      <w:bookmarkEnd w:id="18"/>
+      <w:bookmarkEnd w:id="19"/>
     </w:p>
     <w:p>
       <w:pPr>
@@ -9285,7 +9349,7 @@
           <w:szCs w:val="26"/>
         </w:rPr>
       </w:pPr>
-      <w:bookmarkStart w:id="19" w:name="_Toc231653053"/>
+      <w:bookmarkStart w:id="20" w:name="_Toc231653053"/>
       <w:r>
         <w:rPr>
           <w:sz w:val="26"/>
@@ -9300,7 +9364,7 @@
         </w:rPr>
         <w:t>aplicației</w:t>
       </w:r>
-      <w:bookmarkEnd w:id="19"/>
+      <w:bookmarkEnd w:id="20"/>
     </w:p>
     <w:p>
       <w:pPr>
@@ -9341,7 +9405,7 @@
           <w:szCs w:val="26"/>
         </w:rPr>
       </w:pPr>
-      <w:bookmarkStart w:id="20" w:name="_Toc231653054"/>
+      <w:bookmarkStart w:id="21" w:name="_Toc231653054"/>
       <w:r>
         <w:rPr>
           <w:b w:val="0"/>
@@ -9364,7 +9428,7 @@
         </w:rPr>
         <w:t>e</w:t>
       </w:r>
-      <w:bookmarkEnd w:id="20"/>
+      <w:bookmarkEnd w:id="21"/>
     </w:p>
     <w:p>
       <w:pPr>
@@ -9407,7 +9471,7 @@
           <w:szCs w:val="26"/>
         </w:rPr>
       </w:pPr>
-      <w:bookmarkStart w:id="21" w:name="_Toc231653055"/>
+      <w:bookmarkStart w:id="22" w:name="_Toc231653055"/>
       <w:r>
         <w:rPr>
           <w:b w:val="0"/>
@@ -9419,7 +9483,7 @@
         </w:rPr>
         <w:t>Nivel de aplicație</w:t>
       </w:r>
-      <w:bookmarkEnd w:id="21"/>
+      <w:bookmarkEnd w:id="22"/>
     </w:p>
     <w:p>
       <w:pPr>
@@ -9462,7 +9526,7 @@
           <w:szCs w:val="26"/>
         </w:rPr>
       </w:pPr>
-      <w:bookmarkStart w:id="22" w:name="_Toc231653056"/>
+      <w:bookmarkStart w:id="23" w:name="_Toc231653056"/>
       <w:r>
         <w:rPr>
           <w:b w:val="0"/>
@@ -9474,7 +9538,7 @@
         </w:rPr>
         <w:t>Nivel de date</w:t>
       </w:r>
-      <w:bookmarkEnd w:id="22"/>
+      <w:bookmarkEnd w:id="23"/>
     </w:p>
     <w:p>
       <w:pPr>
@@ -9547,12 +9611,12 @@
         </w:numPr>
         <w:ind w:left="426"/>
       </w:pPr>
-      <w:bookmarkStart w:id="23" w:name="_Toc231653057"/>
+      <w:bookmarkStart w:id="24" w:name="_Toc231653057"/>
       <w:r>
         <w:lastRenderedPageBreak/>
         <w:t>Funcționalitate și implementare</w:t>
       </w:r>
-      <w:bookmarkEnd w:id="23"/>
+      <w:bookmarkEnd w:id="24"/>
     </w:p>
     <w:p>
       <w:pPr>
@@ -9587,9 +9651,9 @@
         </w:numPr>
         <w:ind w:left="426"/>
       </w:pPr>
-      <w:bookmarkStart w:id="24" w:name="_w24psx4ihnkr" w:colFirst="0" w:colLast="0"/>
-      <w:bookmarkStart w:id="25" w:name="_Toc231653058"/>
-      <w:bookmarkEnd w:id="24"/>
+      <w:bookmarkStart w:id="25" w:name="_w24psx4ihnkr" w:colFirst="0" w:colLast="0"/>
+      <w:bookmarkStart w:id="26" w:name="_Toc231653058"/>
+      <w:bookmarkEnd w:id="25"/>
       <w:r>
         <w:rPr>
           <w:sz w:val="26"/>
@@ -9597,7 +9661,7 @@
         </w:rPr>
         <w:t>Modelarea fluxurilor de date</w:t>
       </w:r>
-      <w:bookmarkEnd w:id="25"/>
+      <w:bookmarkEnd w:id="26"/>
       <w:r>
         <w:rPr>
           <w:sz w:val="26"/>
@@ -9623,7 +9687,7 @@
           <w:szCs w:val="26"/>
         </w:rPr>
       </w:pPr>
-      <w:bookmarkStart w:id="26" w:name="_Toc231653059"/>
+      <w:bookmarkStart w:id="27" w:name="_Toc231653059"/>
       <w:r>
         <w:rPr>
           <w:b w:val="0"/>
@@ -9657,7 +9721,7 @@
         </w:rPr>
         <w:t>a</w:t>
       </w:r>
-      <w:bookmarkEnd w:id="26"/>
+      <w:bookmarkEnd w:id="27"/>
     </w:p>
     <w:p>
       <w:pPr>
@@ -9678,7 +9742,19 @@
         <w:rPr>
           <w:color w:val="000000"/>
         </w:rPr>
-        <w:t>Fluxul de înregistrare reprezintă prima interacțiune a unui utilizator nou cu platforma și constituie etapa de provizionare a identității criptografice în sistem (</w:t>
+        <w:t xml:space="preserve">Fluxul de înregistrare reprezintă prima interacțiune a unui utilizator nou cu platforma și constituie etapa de provizionare a identității </w:t>
+      </w:r>
+      <w:r>
+        <w:rPr>
+          <w:color w:val="000000"/>
+        </w:rPr>
+        <w:t>utilizatorului</w:t>
+      </w:r>
+      <w:r>
+        <w:rPr>
+          <w:color w:val="000000"/>
+        </w:rPr>
+        <w:t xml:space="preserve"> în sistem (</w:t>
       </w:r>
       <w:r>
         <w:rPr>
@@ -9690,7 +9766,13 @@
         <w:rPr>
           <w:color w:val="000000"/>
         </w:rPr>
-        <w:t xml:space="preserve"> 1). Procesul este inițiat din interfața grafică, unde utilizatorul introduce un identificator unic (client_id) și o parolă, fără ca aceasta din urmă să fie transmisă către server în niciun moment al fluxului.</w:t>
+        <w:t xml:space="preserve"> 1). Procesul este inițiat din interfața grafică, unde utilizatorul introduce un identificator unic (client_id) și o parolă, </w:t>
+      </w:r>
+      <w:r>
+        <w:rPr>
+          <w:color w:val="000000"/>
+        </w:rPr>
+        <w:t>urmand sa fie transmis doar parametrul y catre server.</w:t>
       </w:r>
     </w:p>
     <w:p>
@@ -9750,7 +9832,19 @@
         <w:rPr>
           <w:color w:val="000000"/>
         </w:rPr>
-        <w:t xml:space="preserve">La recepția cererii, serverul execută trei verificări succesive înainte de a persista datele. Mai întâi, se validează completitudinea parametrilor, iar în cazul absenței câmpului client_id sau secret_y cererea este respinsă cu codul de stare HTTP 400. Ulterior, serverul verifică apartenența valorii publice la subgrupul de ordin Q prin evaluarea condițiilor 1 &lt; y &lt; P și </w:t>
+        <w:t>La recepția cererii, serverul execută trei verificări succesive înainte de a persista datele. Mai întâi, se validează completitudinea parametrilor, iar în cazul absenței câmpului client_id sau</w:t>
+      </w:r>
+      <w:r>
+        <w:rPr>
+          <w:color w:val="000000"/>
+        </w:rPr>
+        <w:t xml:space="preserve"> </w:t>
+      </w:r>
+      <w:r>
+        <w:rPr>
+          <w:color w:val="000000"/>
+        </w:rPr>
+        <w:t xml:space="preserve">secret_y cererea este respinsă cu codul de stare HTTP 400. Ulterior, serverul verifică apartenența valorii publice la subgrupul de ordin Q prin evaluarea condițiilor 1 &lt; y &lt; P și </w:t>
       </w:r>
       <m:oMath>
         <m:sSup>
@@ -9971,7 +10065,7 @@
           <w:szCs w:val="26"/>
         </w:rPr>
       </w:pPr>
-      <w:bookmarkStart w:id="27" w:name="_Toc231653060"/>
+      <w:bookmarkStart w:id="28" w:name="_Toc231653060"/>
       <w:r>
         <w:rPr>
           <w:b w:val="0"/>
@@ -9994,7 +10088,7 @@
         </w:rPr>
         <w:t>a</w:t>
       </w:r>
-      <w:bookmarkEnd w:id="27"/>
+      <w:bookmarkEnd w:id="28"/>
     </w:p>
     <w:p>
       <w:pPr>
@@ -10119,7 +10213,7 @@
           <w:noProof/>
         </w:rPr>
         <w:drawing>
-          <wp:anchor distT="0" distB="0" distL="114300" distR="114300" simplePos="0" relativeHeight="251673600" behindDoc="0" locked="0" layoutInCell="1" allowOverlap="1" wp14:anchorId="5BBC0931" wp14:editId="5C08FB3D">
+          <wp:anchor distT="0" distB="0" distL="114300" distR="114300" simplePos="0" relativeHeight="251673600" behindDoc="0" locked="0" layoutInCell="1" allowOverlap="1" wp14:anchorId="5BBC0931" wp14:editId="4557FC7F">
             <wp:simplePos x="0" y="0"/>
             <wp:positionH relativeFrom="page">
               <wp:posOffset>1304290</wp:posOffset>
@@ -10695,7 +10789,7 @@
         </w:rPr>
         <w:lastRenderedPageBreak/>
         <w:drawing>
-          <wp:anchor distT="0" distB="0" distL="114300" distR="114300" simplePos="0" relativeHeight="251674624" behindDoc="0" locked="0" layoutInCell="1" allowOverlap="1" wp14:anchorId="265ECEC0" wp14:editId="7623F207">
+          <wp:anchor distT="0" distB="0" distL="114300" distR="114300" simplePos="0" relativeHeight="251674624" behindDoc="0" locked="0" layoutInCell="1" allowOverlap="1" wp14:anchorId="265ECEC0" wp14:editId="285E510C">
             <wp:simplePos x="0" y="0"/>
             <wp:positionH relativeFrom="margin">
               <wp:align>center</wp:align>
@@ -10938,7 +11032,90 @@
           <w:color w:val="000000"/>
           <w:lang w:val="ro-RO"/>
         </w:rPr>
-        <w:t xml:space="preserve"> (1), valoarea efemeră r (nonce) generată aleatoriu la inițierea fiecărei sesiuni, angajamentul criptografic efemer t calculat conform (2), provocarea c emisă de verificator și răspunsul matematic s calculat conform (3). Corectitudinea protocolului este garantată de (6), care demonstrează că G^s ≡ t · y^c (mod P), unde s reprezintă dovada matematică calculată local de solicitant, t este angajamentul criptografic inițial, y este cheia publică stocată de verificator, iar c este provocarea asociată sesiunii curente.</w:t>
+        <w:t xml:space="preserve"> (1), valoarea efemeră r (nonce) generată aleatoriu la inițierea fiecărei sesiuni, angajamentul criptografic efemer t calculat conform (2), provocarea c emisă de verificator și răspunsul matematic s calculat conform (3). Corectitudinea protocolului este garantată de (6), care demonstrează că</w:t>
+      </w:r>
+      <w:r>
+        <w:rPr>
+          <w:color w:val="000000"/>
+          <w:lang w:val="ro-RO"/>
+        </w:rPr>
+        <w:t xml:space="preserve"> </w:t>
+      </w:r>
+      <m:oMath>
+        <m:sSup>
+          <m:sSupPr>
+            <m:ctrlPr>
+              <w:rPr>
+                <w:rFonts w:ascii="Cambria Math" w:eastAsia="Cambria Math" w:hAnsi="Cambria Math" w:cs="Cambria Math"/>
+                <w:i/>
+                <w:color w:val="000000"/>
+              </w:rPr>
+            </m:ctrlPr>
+          </m:sSupPr>
+          <m:e>
+            <m:r>
+              <w:rPr>
+                <w:rFonts w:ascii="Cambria Math" w:eastAsia="Cambria Math" w:hAnsi="Cambria Math" w:cs="Cambria Math"/>
+                <w:color w:val="000000"/>
+              </w:rPr>
+              <m:t>G</m:t>
+            </m:r>
+          </m:e>
+          <m:sup>
+            <m:r>
+              <w:rPr>
+                <w:rFonts w:ascii="Cambria Math" w:eastAsia="Cambria Math" w:hAnsi="Cambria Math" w:cs="Cambria Math"/>
+                <w:color w:val="000000"/>
+              </w:rPr>
+              <m:t>S</m:t>
+            </m:r>
+          </m:sup>
+        </m:sSup>
+      </m:oMath>
+      <w:r>
+        <w:rPr>
+          <w:color w:val="000000"/>
+          <w:lang w:val="ro-RO"/>
+        </w:rPr>
+        <w:t xml:space="preserve"> ≡ t · </w:t>
+      </w:r>
+      <m:oMath>
+        <m:sSup>
+          <m:sSupPr>
+            <m:ctrlPr>
+              <w:rPr>
+                <w:rFonts w:ascii="Cambria Math" w:eastAsia="Cambria Math" w:hAnsi="Cambria Math" w:cs="Cambria Math"/>
+                <w:i/>
+                <w:color w:val="000000"/>
+              </w:rPr>
+            </m:ctrlPr>
+          </m:sSupPr>
+          <m:e>
+            <m:r>
+              <w:rPr>
+                <w:rFonts w:ascii="Cambria Math" w:eastAsia="Cambria Math" w:hAnsi="Cambria Math" w:cs="Cambria Math"/>
+                <w:color w:val="000000"/>
+              </w:rPr>
+              <m:t>y</m:t>
+            </m:r>
+          </m:e>
+          <m:sup>
+            <m:r>
+              <w:rPr>
+                <w:rFonts w:ascii="Cambria Math" w:eastAsia="Cambria Math" w:hAnsi="Cambria Math" w:cs="Cambria Math"/>
+                <w:color w:val="000000"/>
+              </w:rPr>
+              <m:t>c</m:t>
+            </m:r>
+          </m:sup>
+        </m:sSup>
+      </m:oMath>
+      <w:r>
+        <w:rPr>
+          <w:color w:val="000000"/>
+          <w:lang w:val="ro-RO"/>
+        </w:rPr>
+        <w:t xml:space="preserve"> (mod P), unde s reprezintă dovada matematică calculată local de solicitant, t este angajamentul criptografic inițial, y este cheia publică stocată de verificator, iar c este provocarea asociată sesiunii curente.</w:t>
       </w:r>
     </w:p>
     <w:p>
@@ -10958,7 +11135,7 @@
           <w:szCs w:val="26"/>
         </w:rPr>
       </w:pPr>
-      <w:bookmarkStart w:id="28" w:name="_Toc231653061"/>
+      <w:bookmarkStart w:id="29" w:name="_Toc231653061"/>
       <w:r>
         <w:rPr>
           <w:b w:val="0"/>
@@ -10970,7 +11147,7 @@
         </w:rPr>
         <w:t>Consumul tokenului</w:t>
       </w:r>
-      <w:bookmarkEnd w:id="28"/>
+      <w:bookmarkEnd w:id="29"/>
       <w:r>
         <w:rPr>
           <w:b w:val="0"/>
@@ -11148,7 +11325,7 @@
           <w:lang w:val="ro-RO"/>
         </w:rPr>
       </w:pPr>
-      <w:bookmarkStart w:id="29" w:name="_Toc231653062"/>
+      <w:bookmarkStart w:id="30" w:name="_Toc231653062"/>
       <w:r>
         <w:rPr>
           <w:sz w:val="26"/>
@@ -11157,7 +11334,7 @@
         </w:rPr>
         <w:t>Structura și serializarea mesajelor în protocolul HTTP</w:t>
       </w:r>
-      <w:bookmarkEnd w:id="29"/>
+      <w:bookmarkEnd w:id="30"/>
     </w:p>
     <w:p>
       <w:pPr>
@@ -11174,8 +11351,8 @@
           <w:color w:val="ED7D31"/>
         </w:rPr>
       </w:pPr>
-      <w:bookmarkStart w:id="30" w:name="_du36jjh8mv6j" w:colFirst="0" w:colLast="0"/>
-      <w:bookmarkEnd w:id="30"/>
+      <w:bookmarkStart w:id="31" w:name="_du36jjh8mv6j" w:colFirst="0" w:colLast="0"/>
+      <w:bookmarkEnd w:id="31"/>
       <w:r>
         <w:rPr>
           <w:color w:val="000000"/>
@@ -11213,7 +11390,7 @@
           <w:szCs w:val="26"/>
         </w:rPr>
       </w:pPr>
-      <w:bookmarkStart w:id="31" w:name="_Toc231653063"/>
+      <w:bookmarkStart w:id="32" w:name="_Toc231653063"/>
       <w:r>
         <w:rPr>
           <w:b w:val="0"/>
@@ -11291,7 +11468,7 @@
         </w:rPr>
         <w:t>ii REST</w:t>
       </w:r>
-      <w:bookmarkEnd w:id="31"/>
+      <w:bookmarkEnd w:id="32"/>
     </w:p>
     <w:p>
       <w:pPr>
@@ -11315,30 +11492,6 @@
           <w:lang w:val="ro-RO"/>
         </w:rPr>
         <w:t>Interfața expusă este de tip REST (Representational State Transfer – engl.), necesitând utilizarea tipului de conținut „application/json”. Pe lângă antetele standard de autorizare, implementarea emite o serie de antete suplimentare pentru trasabilitate și securitate, precum „Request-ID”, „API-Version”, „X-Response-Time”, „Server-Timing”, „X-Content-Type-Options”, „X-Frame-Options”, „Content-Security-Policy” și „Referrer-Policy” [42]. În cazul răspunsurilor neautorizate de tip 401, este inclus și antetul „WWW-Authenticate”. Punctele terminale principale ale arhitecturii sunt definite după cum urmează:</w:t>
-      </w:r>
-    </w:p>
-    <w:p>
-      <w:pPr>
-        <w:pBdr>
-          <w:top w:val="nil"/>
-          <w:left w:val="nil"/>
-          <w:bottom w:val="nil"/>
-          <w:right w:val="nil"/>
-          <w:between w:val="nil"/>
-        </w:pBdr>
-        <w:ind w:firstLine="720"/>
-        <w:jc w:val="both"/>
-        <w:rPr>
-          <w:color w:val="000000"/>
-          <w:lang w:val="ro-RO"/>
-        </w:rPr>
-      </w:pPr>
-      <w:r>
-        <w:rPr>
-          <w:color w:val="000000"/>
-          <w:lang w:val="ro-RO"/>
-        </w:rPr>
-        <w:t>/health (GET): Verificarea stării de funcționare a serverului.</w:t>
       </w:r>
     </w:p>
     <w:p>
@@ -11501,7 +11654,7 @@
           <w:szCs w:val="26"/>
         </w:rPr>
       </w:pPr>
-      <w:bookmarkStart w:id="32" w:name="_Toc231653064"/>
+      <w:bookmarkStart w:id="33" w:name="_Toc231653064"/>
       <w:r>
         <w:rPr>
           <w:b w:val="0"/>
@@ -11513,7 +11666,7 @@
         </w:rPr>
         <w:t>Structura mesajelor</w:t>
       </w:r>
-      <w:bookmarkEnd w:id="32"/>
+      <w:bookmarkEnd w:id="33"/>
     </w:p>
     <w:p>
       <w:pPr>
@@ -11804,7 +11957,7 @@
           <w:szCs w:val="26"/>
         </w:rPr>
       </w:pPr>
-      <w:bookmarkStart w:id="33" w:name="_Toc231653065"/>
+      <w:bookmarkStart w:id="34" w:name="_Toc231653065"/>
       <w:r>
         <w:rPr>
           <w:b w:val="0"/>
@@ -11883,7 +12036,7 @@
         </w:rPr>
         <w:t>otație ABNF</w:t>
       </w:r>
-      <w:bookmarkEnd w:id="33"/>
+      <w:bookmarkEnd w:id="34"/>
     </w:p>
     <w:p>
       <w:pPr>
@@ -12217,44 +12370,6 @@
           <w:color w:val="000000"/>
         </w:rPr>
         <w:t>session-header = "X-Auth-Session:" SP session-id</w:t>
-      </w:r>
-    </w:p>
-    <w:p>
-      <w:pPr>
-        <w:pBdr>
-          <w:top w:val="nil"/>
-          <w:left w:val="nil"/>
-          <w:bottom w:val="nil"/>
-          <w:right w:val="nil"/>
-          <w:between w:val="nil"/>
-        </w:pBdr>
-        <w:ind w:firstLine="720"/>
-        <w:jc w:val="both"/>
-        <w:rPr>
-          <w:color w:val="000000"/>
-        </w:rPr>
-      </w:pPr>
-    </w:p>
-    <w:p>
-      <w:pPr>
-        <w:pBdr>
-          <w:top w:val="nil"/>
-          <w:left w:val="nil"/>
-          <w:bottom w:val="nil"/>
-          <w:right w:val="nil"/>
-          <w:between w:val="nil"/>
-        </w:pBdr>
-        <w:ind w:firstLine="720"/>
-        <w:jc w:val="both"/>
-        <w:rPr>
-          <w:color w:val="000000"/>
-        </w:rPr>
-      </w:pPr>
-      <w:r>
-        <w:rPr>
-          <w:color w:val="000000"/>
-        </w:rPr>
-        <w:t>Din punct de vedere conceptual, se observă că protocolul limitează transferul de date la identități publice și parametri de sesiune, excluzând în totalitate expunerea cheii private [29].</w:t>
       </w:r>
     </w:p>
     <w:p>
@@ -12274,7 +12389,7 @@
           <w:szCs w:val="26"/>
         </w:rPr>
       </w:pPr>
-      <w:bookmarkStart w:id="34" w:name="_Toc231653066"/>
+      <w:bookmarkStart w:id="35" w:name="_Toc231653066"/>
       <w:r>
         <w:rPr>
           <w:b w:val="0"/>
@@ -12330,7 +12445,7 @@
         </w:rPr>
         <w:t>rii</w:t>
       </w:r>
-      <w:bookmarkEnd w:id="34"/>
+      <w:bookmarkEnd w:id="35"/>
     </w:p>
     <w:p>
       <w:pPr>
@@ -12368,7 +12483,7 @@
           <w:lang w:val="ro-RO"/>
         </w:rPr>
       </w:pPr>
-      <w:bookmarkStart w:id="35" w:name="_Toc231653067"/>
+      <w:bookmarkStart w:id="36" w:name="_Toc231653067"/>
       <w:r>
         <w:rPr>
           <w:sz w:val="26"/>
@@ -12376,7 +12491,7 @@
         </w:rPr>
         <w:t>Detalii de implementare</w:t>
       </w:r>
-      <w:bookmarkEnd w:id="35"/>
+      <w:bookmarkEnd w:id="36"/>
     </w:p>
     <w:p>
       <w:pPr>
@@ -12395,7 +12510,7 @@
           <w:szCs w:val="26"/>
         </w:rPr>
       </w:pPr>
-      <w:bookmarkStart w:id="36" w:name="_Toc231653068"/>
+      <w:bookmarkStart w:id="37" w:name="_Toc231653068"/>
       <w:r>
         <w:rPr>
           <w:b w:val="0"/>
@@ -12407,7 +12522,7 @@
         </w:rPr>
         <w:t>Serverul de autentificare</w:t>
       </w:r>
-      <w:bookmarkEnd w:id="36"/>
+      <w:bookmarkEnd w:id="37"/>
     </w:p>
     <w:p>
       <w:pPr>
@@ -12428,7 +12543,44 @@
         <w:rPr>
           <w:color w:val="000000"/>
         </w:rPr>
-        <w:t>Arhitectura de server este construită pe micro-framework-ul Flask, care constituie nucleul logic de procesare al întregului protocol [45]. Stratul de validare criptografică se sprijină pe funcția is_subgroup_member, care evaluează condiția matematică value^Q mod P = 1 și respinge totodată valorile triviale, eliminând astfel riscurile asociate atacurilor de tip subgrup mic (small subgroup attack) [46]. Această verificare este invocată atât la înregistrarea cheii publice, cât și la recepția angajamentului efemer, conform fluxurilor descrise în secțiunile II.1.1. și II.1.2.</w:t>
+        <w:t xml:space="preserve">Arhitectura de server este construită pe micro-framework-ul Flask, care constituie nucleul logic de procesare al întregului protocol [45]. Stratul de validare criptografică se sprijină pe funcția is_subgroup_member, care evaluează condiția matematică </w:t>
+      </w:r>
+      <m:oMath>
+        <m:sSup>
+          <m:sSupPr>
+            <m:ctrlPr>
+              <w:rPr>
+                <w:rFonts w:ascii="Cambria Math" w:eastAsia="Cambria Math" w:hAnsi="Cambria Math" w:cs="Cambria Math"/>
+                <w:i/>
+                <w:color w:val="000000"/>
+              </w:rPr>
+            </m:ctrlPr>
+          </m:sSupPr>
+          <m:e>
+            <m:r>
+              <w:rPr>
+                <w:rFonts w:ascii="Cambria Math" w:eastAsia="Cambria Math" w:hAnsi="Cambria Math" w:cs="Cambria Math"/>
+                <w:color w:val="000000"/>
+              </w:rPr>
+              <m:t>val</m:t>
+            </m:r>
+          </m:e>
+          <m:sup>
+            <m:r>
+              <w:rPr>
+                <w:rFonts w:ascii="Cambria Math" w:eastAsia="Cambria Math" w:hAnsi="Cambria Math" w:cs="Cambria Math"/>
+                <w:color w:val="000000"/>
+              </w:rPr>
+              <m:t>Q</m:t>
+            </m:r>
+          </m:sup>
+        </m:sSup>
+      </m:oMath>
+      <w:r>
+        <w:rPr>
+          <w:color w:val="000000"/>
+        </w:rPr>
+        <w:t xml:space="preserve"> mod P = 1 și respinge totodată valorile triviale, eliminând astfel riscurile asociate atacurilor de tip subgrup mic (small subgroup attack) [46]. Această verificare este invocată atât la înregistrarea cheii publice, cât și la recepția angajamentului efemer, conform fluxurilor descrise în secțiunile II.1.1. și II.1.2.</w:t>
       </w:r>
     </w:p>
     <w:p>
@@ -12450,8 +12602,14 @@
         <w:rPr>
           <w:color w:val="000000"/>
         </w:rPr>
+        <w:t xml:space="preserve">Gestionarea concurenței sesiunilor este delegată structurii _SessionStore, care menține un index invers de la identificatorul de utilizator la identificatorul de sesiune activă. Prin această asociere bidirecțională, serverul detectează situațiile în care un al doilea angajament este inițiat </w:t>
+      </w:r>
+      <w:r>
+        <w:rPr>
+          <w:color w:val="000000"/>
+        </w:rPr>
         <w:lastRenderedPageBreak/>
-        <w:t>Gestionarea concurenței sesiunilor este delegată structurii _SessionStore, care menține un index invers de la identificatorul de utilizator la identificatorul de sesiune activă. Prin această asociere bidirecțională, serverul detectează situațiile în care un al doilea angajament este inițiat pentru un utilizator care dispune deja de o sesiune în curs, invalidând-o automat conform politicii de protecție descrise în secțiunea II.1.2.</w:t>
+        <w:t>pentru un utilizator care dispune deja de o sesiune în curs, invalidând-o automat conform politicii de protecție descrise în secțiunea II.1.2.</w:t>
       </w:r>
     </w:p>
     <w:p>
@@ -12493,7 +12651,7 @@
           <w:szCs w:val="26"/>
         </w:rPr>
       </w:pPr>
-      <w:bookmarkStart w:id="37" w:name="_Toc231653069"/>
+      <w:bookmarkStart w:id="38" w:name="_Toc231653069"/>
       <w:r>
         <w:rPr>
           <w:b w:val="0"/>
@@ -12505,7 +12663,7 @@
         </w:rPr>
         <w:t>Clientul Web</w:t>
       </w:r>
-      <w:bookmarkEnd w:id="37"/>
+      <w:bookmarkEnd w:id="38"/>
     </w:p>
     <w:p>
       <w:pPr>
@@ -12546,7 +12704,7 @@
           <w:szCs w:val="26"/>
         </w:rPr>
       </w:pPr>
-      <w:bookmarkStart w:id="38" w:name="_Toc231653070"/>
+      <w:bookmarkStart w:id="39" w:name="_Toc231653070"/>
       <w:r>
         <w:rPr>
           <w:b w:val="0"/>
@@ -12580,7 +12738,7 @@
         </w:rPr>
         <w:t>i compromisuri de implementare</w:t>
       </w:r>
-      <w:bookmarkEnd w:id="38"/>
+      <w:bookmarkEnd w:id="39"/>
     </w:p>
     <w:p>
       <w:pPr>
@@ -12635,7 +12793,7 @@
         </w:numPr>
         <w:ind w:left="426"/>
       </w:pPr>
-      <w:bookmarkStart w:id="39" w:name="_Toc231653071"/>
+      <w:bookmarkStart w:id="40" w:name="_Toc231653071"/>
       <w:r>
         <w:lastRenderedPageBreak/>
         <w:t xml:space="preserve">Validare </w:t>
@@ -12646,7 +12804,7 @@
       <w:r>
         <w:t>i rezultate</w:t>
       </w:r>
-      <w:bookmarkEnd w:id="39"/>
+      <w:bookmarkEnd w:id="40"/>
     </w:p>
     <w:p>
       <w:pPr>
@@ -12684,7 +12842,7 @@
           <w:lang w:val="ro-RO"/>
         </w:rPr>
       </w:pPr>
-      <w:bookmarkStart w:id="40" w:name="_Toc231653072"/>
+      <w:bookmarkStart w:id="41" w:name="_Toc231653072"/>
       <w:r>
         <w:rPr>
           <w:sz w:val="26"/>
@@ -12706,7 +12864,7 @@
         </w:rPr>
         <w:t>i metodologia de testare</w:t>
       </w:r>
-      <w:bookmarkEnd w:id="40"/>
+      <w:bookmarkEnd w:id="41"/>
     </w:p>
     <w:p>
       <w:pPr>
@@ -12766,7 +12924,7 @@
           <w:lang w:val="ro-RO"/>
         </w:rPr>
       </w:pPr>
-      <w:bookmarkStart w:id="41" w:name="_Toc231653073"/>
+      <w:bookmarkStart w:id="42" w:name="_Toc231653073"/>
       <w:r>
         <w:rPr>
           <w:sz w:val="26"/>
@@ -12816,7 +12974,7 @@
         </w:rPr>
         <w:t>i teste de securitate</w:t>
       </w:r>
-      <w:bookmarkEnd w:id="41"/>
+      <w:bookmarkEnd w:id="42"/>
     </w:p>
     <w:p>
       <w:pPr>
@@ -12928,7 +13086,83 @@
           <w:color w:val="000000"/>
           <w:lang w:val="ro-RO"/>
         </w:rPr>
-        <w:t>Analiza proprietăților de securitate specifice schemei de identificare a evidențiat rezistența protocolului în fața unor vectori de atac avansați, printre care se numără verificarea legării angajamentului (commitment binding). S-a demonstrat că un adversar capabil să construiască un istoric simulat valid, definit prin corelația t_sim = G^s · y^(-c) mod P fără cunoașterea prealabilă a valorii r, se află în imposibilitatea de a reutiliza acea dovadă falsificată împotriva unei sesiuni ancorate într-un angajament real diferit, serverul respingând prin HTTP 401 orice corelație neconformă cu starea stocată. În mod corelat, tentativele de forjare a soluției (solution forgery) în absența cheii private, fie prin transmiterea elementului aleatoriu brut, fie prin alterarea biților (bit-flip) sau introducerea de valori marginale extreme, au fost sistematic invalidate prin mecanismele de verificare a domeniului matematic, securitatea fiind completată de imposibilitatea deducerii prin încercări succesive (brute-force) a identificatorilor de sesiune și de izolarea riguroasă a contextelor de lucru aparținând unor utilizatori distincți (cross-user isolation).</w:t>
+        <w:t xml:space="preserve">Analiza proprietăților de securitate specifice schemei de identificare a evidențiat rezistența protocolului în fața unor vectori de atac avansați, printre care se numără verificarea legării angajamentului (commitment binding). S-a demonstrat că un adversar capabil să construiască un istoric simulat valid, definit prin corelația t_sim = </w:t>
+      </w:r>
+      <m:oMath>
+        <m:sSup>
+          <m:sSupPr>
+            <m:ctrlPr>
+              <w:rPr>
+                <w:rFonts w:ascii="Cambria Math" w:eastAsia="Cambria Math" w:hAnsi="Cambria Math" w:cs="Cambria Math"/>
+                <w:i/>
+                <w:color w:val="000000"/>
+              </w:rPr>
+            </m:ctrlPr>
+          </m:sSupPr>
+          <m:e>
+            <m:r>
+              <w:rPr>
+                <w:rFonts w:ascii="Cambria Math" w:eastAsia="Cambria Math" w:hAnsi="Cambria Math" w:cs="Cambria Math"/>
+                <w:color w:val="000000"/>
+              </w:rPr>
+              <m:t>G</m:t>
+            </m:r>
+          </m:e>
+          <m:sup>
+            <m:r>
+              <w:rPr>
+                <w:rFonts w:ascii="Cambria Math" w:eastAsia="Cambria Math" w:hAnsi="Cambria Math" w:cs="Cambria Math"/>
+                <w:color w:val="000000"/>
+              </w:rPr>
+              <m:t>S</m:t>
+            </m:r>
+          </m:sup>
+        </m:sSup>
+      </m:oMath>
+      <w:r>
+        <w:rPr>
+          <w:color w:val="000000"/>
+          <w:lang w:val="ro-RO"/>
+        </w:rPr>
+        <w:t xml:space="preserve"> · </w:t>
+      </w:r>
+      <m:oMath>
+        <m:sSup>
+          <m:sSupPr>
+            <m:ctrlPr>
+              <w:rPr>
+                <w:rFonts w:ascii="Cambria Math" w:eastAsia="Cambria Math" w:hAnsi="Cambria Math" w:cs="Cambria Math"/>
+                <w:i/>
+                <w:color w:val="000000"/>
+              </w:rPr>
+            </m:ctrlPr>
+          </m:sSupPr>
+          <m:e>
+            <m:r>
+              <w:rPr>
+                <w:rFonts w:ascii="Cambria Math" w:eastAsia="Cambria Math" w:hAnsi="Cambria Math" w:cs="Cambria Math"/>
+                <w:color w:val="000000"/>
+              </w:rPr>
+              <m:t>y</m:t>
+            </m:r>
+          </m:e>
+          <m:sup>
+            <m:r>
+              <w:rPr>
+                <w:rFonts w:ascii="Cambria Math" w:eastAsia="Cambria Math" w:hAnsi="Cambria Math" w:cs="Cambria Math"/>
+                <w:color w:val="000000"/>
+              </w:rPr>
+              <m:t>-c</m:t>
+            </m:r>
+          </m:sup>
+        </m:sSup>
+      </m:oMath>
+      <w:r>
+        <w:rPr>
+          <w:color w:val="000000"/>
+          <w:lang w:val="ro-RO"/>
+        </w:rPr>
+        <w:t xml:space="preserve"> mod P fără cunoașterea prealabilă a valorii r, se află în imposibilitatea de a reutiliza acea dovadă falsificată împotriva unei sesiuni ancorate într-un angajament real diferit, serverul respingând prin HTTP 401 orice corelație neconformă cu starea stocată. În mod corelat, tentativele de forjare a soluției (solution forgery) în absența cheii private, fie prin transmiterea elementului aleatoriu brut, fie prin alterarea biților (bit-flip) sau introducerea de valori marginale extreme, au fost sistematic invalidate prin mecanismele de verificare a domeniului matematic, securitatea fiind completată de imposibilitatea deducerii prin încercări succesive (brute-force) a identificatorilor de sesiune și de izolarea riguroasă a contextelor de lucru aparținând unor utilizatori distincți (cross-user isolation).</w:t>
       </w:r>
     </w:p>
     <w:p>
@@ -12967,7 +13201,7 @@
           <w:lang w:val="ro-RO"/>
         </w:rPr>
       </w:pPr>
-      <w:bookmarkStart w:id="42" w:name="_Toc231653074"/>
+      <w:bookmarkStart w:id="43" w:name="_Toc231653074"/>
       <w:r>
         <w:rPr>
           <w:sz w:val="26"/>
@@ -12989,7 +13223,7 @@
         </w:rPr>
         <w:t>ei</w:t>
       </w:r>
-      <w:bookmarkEnd w:id="42"/>
+      <w:bookmarkEnd w:id="43"/>
     </w:p>
     <w:p>
       <w:pPr>
@@ -14121,7 +14355,124 @@
         <w:rPr>
           <w:color w:val="000000"/>
         </w:rPr>
-        <w:t>Din analiza datelor, se observă că factorul de cost dominant în cadrul protocolului Zero-Knowledge Proof este reprezentat de operațiile de exponențiere modulară (respectiv G^r mod P, G^s mod P și y^c mod P). Latența totală alocată fazei de verificare a fost cuantificată la aproximativ 0,94 ms, valoare care, deși este cu cel puțin două ordine de mărime superioară latențelor specifice operațiilor de dispersie utilizate de metodele OAuth 2.0 clasice, se încadrează în limitele optime pentru garantarea unei experiențe de autentificare interactive.</w:t>
+        <w:t xml:space="preserve">Din analiza datelor, se observă că factorul de cost dominant în cadrul protocolului Zero-Knowledge Proof este reprezentat de operațiile de exponențiere modulară (respectiv </w:t>
+      </w:r>
+      <m:oMath>
+        <m:sSup>
+          <m:sSupPr>
+            <m:ctrlPr>
+              <w:rPr>
+                <w:rFonts w:ascii="Cambria Math" w:eastAsia="Cambria Math" w:hAnsi="Cambria Math" w:cs="Cambria Math"/>
+                <w:i/>
+                <w:color w:val="000000"/>
+              </w:rPr>
+            </m:ctrlPr>
+          </m:sSupPr>
+          <m:e>
+            <m:r>
+              <w:rPr>
+                <w:rFonts w:ascii="Cambria Math" w:eastAsia="Cambria Math" w:hAnsi="Cambria Math" w:cs="Cambria Math"/>
+                <w:color w:val="000000"/>
+              </w:rPr>
+              <m:t>G</m:t>
+            </m:r>
+          </m:e>
+          <m:sup>
+            <m:r>
+              <w:rPr>
+                <w:rFonts w:ascii="Cambria Math" w:eastAsia="Cambria Math" w:hAnsi="Cambria Math" w:cs="Cambria Math"/>
+                <w:color w:val="000000"/>
+              </w:rPr>
+              <m:t>r</m:t>
+            </m:r>
+          </m:sup>
+        </m:sSup>
+      </m:oMath>
+      <w:r>
+        <w:rPr>
+          <w:color w:val="000000"/>
+        </w:rPr>
+        <w:t xml:space="preserve"> </w:t>
+      </w:r>
+      <w:r>
+        <w:rPr>
+          <w:color w:val="000000"/>
+        </w:rPr>
+        <w:t xml:space="preserve">mod P, </w:t>
+      </w:r>
+      <m:oMath>
+        <m:sSup>
+          <m:sSupPr>
+            <m:ctrlPr>
+              <w:rPr>
+                <w:rFonts w:ascii="Cambria Math" w:eastAsia="Cambria Math" w:hAnsi="Cambria Math" w:cs="Cambria Math"/>
+                <w:i/>
+                <w:color w:val="000000"/>
+              </w:rPr>
+            </m:ctrlPr>
+          </m:sSupPr>
+          <m:e>
+            <m:r>
+              <w:rPr>
+                <w:rFonts w:ascii="Cambria Math" w:eastAsia="Cambria Math" w:hAnsi="Cambria Math" w:cs="Cambria Math"/>
+                <w:color w:val="000000"/>
+              </w:rPr>
+              <m:t>G</m:t>
+            </m:r>
+          </m:e>
+          <m:sup>
+            <m:r>
+              <w:rPr>
+                <w:rFonts w:ascii="Cambria Math" w:eastAsia="Cambria Math" w:hAnsi="Cambria Math" w:cs="Cambria Math"/>
+                <w:color w:val="000000"/>
+              </w:rPr>
+              <m:t>S</m:t>
+            </m:r>
+          </m:sup>
+        </m:sSup>
+      </m:oMath>
+      <w:r>
+        <w:rPr>
+          <w:color w:val="000000"/>
+        </w:rPr>
+        <w:t xml:space="preserve"> mod P și </w:t>
+      </w:r>
+      <m:oMath>
+        <m:sSup>
+          <m:sSupPr>
+            <m:ctrlPr>
+              <w:rPr>
+                <w:rFonts w:ascii="Cambria Math" w:eastAsia="Cambria Math" w:hAnsi="Cambria Math" w:cs="Cambria Math"/>
+                <w:i/>
+                <w:color w:val="000000"/>
+              </w:rPr>
+            </m:ctrlPr>
+          </m:sSupPr>
+          <m:e>
+            <m:r>
+              <w:rPr>
+                <w:rFonts w:ascii="Cambria Math" w:eastAsia="Cambria Math" w:hAnsi="Cambria Math" w:cs="Cambria Math"/>
+                <w:color w:val="000000"/>
+              </w:rPr>
+              <m:t>y</m:t>
+            </m:r>
+          </m:e>
+          <m:sup>
+            <m:r>
+              <w:rPr>
+                <w:rFonts w:ascii="Cambria Math" w:eastAsia="Cambria Math" w:hAnsi="Cambria Math" w:cs="Cambria Math"/>
+                <w:color w:val="000000"/>
+              </w:rPr>
+              <m:t>c</m:t>
+            </m:r>
+          </m:sup>
+        </m:sSup>
+      </m:oMath>
+      <w:r>
+        <w:rPr>
+          <w:color w:val="000000"/>
+        </w:rPr>
+        <w:t xml:space="preserve"> mod P). Latența totală alocată fazei de verificare a fost cuantificată la aproximativ 0,94 ms, valoare care, deși este cu cel puțin două ordine de mărime superioară latențelor specifice operațiilor de dispersie utilizate de metodele OAuth 2.0 clasice, se încadrează în limitele optime pentru garantarea unei experiențe de autentificare interactive.</w:t>
       </w:r>
     </w:p>
     <w:p>
@@ -17998,7 +18349,7 @@
           <w:lang w:val="ro-RO"/>
         </w:rPr>
       </w:pPr>
-      <w:bookmarkStart w:id="43" w:name="_Toc231653075"/>
+      <w:bookmarkStart w:id="44" w:name="_Toc231653075"/>
       <w:r>
         <w:rPr>
           <w:sz w:val="26"/>
@@ -18035,7 +18386,7 @@
         </w:rPr>
         <w:t>ăților</w:t>
       </w:r>
-      <w:bookmarkEnd w:id="43"/>
+      <w:bookmarkEnd w:id="44"/>
     </w:p>
     <w:p>
       <w:pPr>
@@ -18078,7 +18429,124 @@
         <w:rPr>
           <w:color w:val="000000"/>
         </w:rPr>
-        <w:t>În cadrul primului scenariu, s-a simulat o breșă de securitate (data breach) în care un adversar obține acces neautorizat la stratul de persistență al serverului, extrăgând cheia publică y = G^x mod P asociată unui utilizator legitim. Încercarea ulterioară de a construi o dovadă falsificată, utilizând cheia publică extrasă în locul scalarului secret, formulată prin relația s_attacker = (r + c · y) mod Q, a condus inevitabil la eșecul validării ecuației G^s_attacker ≡ t · y^c (mod P), serverul returnând codul de eroare HTTP 401. Această respingere este fundamentată pe inegalitatea y ≠ x în spațiul exponenților: cheia publică y reprezintă rezultatul exponențierii modulare, nu exponentul în sine, iar substituirea acesteia în formula dovezii produce un dezechilibru matematic imposibil de compensat fără cunoașterea valorii private x. Se confirmă astfel că sustragerea materialului criptografic stocat pe server nu furnizează unui atacator capacitatea de generare a unor dovezi valide cu cunoștințe zero, proprietate care diferențiază fundamental schema Schnorr de paradigmele bazate pe stocarea rezumatelor criptografice ale parolelor.</w:t>
+        <w:t xml:space="preserve">În cadrul primului scenariu, s-a simulat o breșă de securitate (data breach) în care un adversar obține acces neautorizat la stratul de persistență al serverului, extrăgând cheia publică y = </w:t>
+      </w:r>
+      <m:oMath>
+        <m:sSup>
+          <m:sSupPr>
+            <m:ctrlPr>
+              <w:rPr>
+                <w:rFonts w:ascii="Cambria Math" w:eastAsia="Cambria Math" w:hAnsi="Cambria Math" w:cs="Cambria Math"/>
+                <w:i/>
+                <w:color w:val="000000"/>
+              </w:rPr>
+            </m:ctrlPr>
+          </m:sSupPr>
+          <m:e>
+            <m:r>
+              <w:rPr>
+                <w:rFonts w:ascii="Cambria Math" w:eastAsia="Cambria Math" w:hAnsi="Cambria Math" w:cs="Cambria Math"/>
+                <w:color w:val="000000"/>
+              </w:rPr>
+              <m:t>G</m:t>
+            </m:r>
+          </m:e>
+          <m:sup>
+            <m:r>
+              <w:rPr>
+                <w:rFonts w:ascii="Cambria Math" w:eastAsia="Cambria Math" w:hAnsi="Cambria Math" w:cs="Cambria Math"/>
+                <w:color w:val="000000"/>
+              </w:rPr>
+              <m:t>x</m:t>
+            </m:r>
+          </m:sup>
+        </m:sSup>
+      </m:oMath>
+      <w:r>
+        <w:rPr>
+          <w:color w:val="000000"/>
+        </w:rPr>
+        <w:t xml:space="preserve"> mod P asociată unui utilizator legitim. Încercarea ulterioară de a construi o dovadă falsificată, utilizând cheia publică extrasă în locul scalarului secret, formulată prin relația s_attacker = (r + c · y) mod Q, a condus inevitabil la eșecul validării ecuației </w:t>
+      </w:r>
+      <m:oMath>
+        <m:sSup>
+          <m:sSupPr>
+            <m:ctrlPr>
+              <w:rPr>
+                <w:rFonts w:ascii="Cambria Math" w:eastAsia="Cambria Math" w:hAnsi="Cambria Math" w:cs="Cambria Math"/>
+                <w:i/>
+                <w:color w:val="000000"/>
+              </w:rPr>
+            </m:ctrlPr>
+          </m:sSupPr>
+          <m:e>
+            <m:r>
+              <w:rPr>
+                <w:rFonts w:ascii="Cambria Math" w:eastAsia="Cambria Math" w:hAnsi="Cambria Math" w:cs="Cambria Math"/>
+                <w:color w:val="000000"/>
+              </w:rPr>
+              <m:t>G</m:t>
+            </m:r>
+          </m:e>
+          <m:sup>
+            <m:r>
+              <w:rPr>
+                <w:rFonts w:ascii="Cambria Math" w:eastAsia="Cambria Math" w:hAnsi="Cambria Math" w:cs="Cambria Math"/>
+                <w:color w:val="000000"/>
+              </w:rPr>
+              <m:t>s_attacker</m:t>
+            </m:r>
+          </m:sup>
+        </m:sSup>
+      </m:oMath>
+      <w:r>
+        <w:rPr>
+          <w:color w:val="000000"/>
+        </w:rPr>
+        <w:t xml:space="preserve"> ≡ t ·</w:t>
+      </w:r>
+      <w:r>
+        <w:rPr>
+          <w:color w:val="000000"/>
+        </w:rPr>
+        <w:t xml:space="preserve"> </w:t>
+      </w:r>
+      <m:oMath>
+        <m:sSup>
+          <m:sSupPr>
+            <m:ctrlPr>
+              <w:rPr>
+                <w:rFonts w:ascii="Cambria Math" w:eastAsia="Cambria Math" w:hAnsi="Cambria Math" w:cs="Cambria Math"/>
+                <w:i/>
+                <w:color w:val="000000"/>
+              </w:rPr>
+            </m:ctrlPr>
+          </m:sSupPr>
+          <m:e>
+            <m:r>
+              <w:rPr>
+                <w:rFonts w:ascii="Cambria Math" w:eastAsia="Cambria Math" w:hAnsi="Cambria Math" w:cs="Cambria Math"/>
+                <w:color w:val="000000"/>
+              </w:rPr>
+              <m:t>y</m:t>
+            </m:r>
+          </m:e>
+          <m:sup>
+            <m:r>
+              <w:rPr>
+                <w:rFonts w:ascii="Cambria Math" w:eastAsia="Cambria Math" w:hAnsi="Cambria Math" w:cs="Cambria Math"/>
+                <w:color w:val="000000"/>
+              </w:rPr>
+              <m:t>c</m:t>
+            </m:r>
+          </m:sup>
+        </m:sSup>
+      </m:oMath>
+      <w:r>
+        <w:rPr>
+          <w:color w:val="000000"/>
+        </w:rPr>
+        <w:t xml:space="preserve"> (mod P), serverul returnând codul de eroare HTTP 401. Această respingere este fundamentată pe inegalitatea y ≠ x în spațiul exponenților: cheia publică y reprezintă rezultatul exponențierii modulare, nu exponentul în sine, iar substituirea acesteia în formula dovezii produce un dezechilibru matematic imposibil de compensat fără cunoașterea valorii private x. Se confirmă astfel că sustragerea materialului criptografic stocat pe server nu furnizează unui atacator capacitatea de generare a unor dovezi valide cu cunoștințe zero, proprietate care diferențiază fundamental schema Schnorr de paradigmele bazate pe stocarea rezumatelor criptografice ale parolelor.</w:t>
       </w:r>
     </w:p>
     <w:p>
@@ -18100,14 +18568,51 @@
         <w:rPr>
           <w:color w:val="000000"/>
         </w:rPr>
-        <w:t xml:space="preserve">În completarea analizei de reziliență, s-a evaluat calitatea sursei de entropie criptografică </w:t>
+        <w:t xml:space="preserve">În completarea analizei de reziliență, s-a evaluat calitatea sursei de entropie criptografică utilizată pentru generarea provocărilor și a identificatorilor de sesiune. Printr-o secvență de 10 000 </w:t>
       </w:r>
       <w:r>
         <w:rPr>
           <w:color w:val="000000"/>
         </w:rPr>
         <w:lastRenderedPageBreak/>
-        <w:t>utilizată pentru generarea provocărilor și a identificatorilor de sesiune. Printr-o secvență de 10 000 de cereri de angajament consecutive, s-a verificat distribuția statistică și absența coliziunilor atât pentru valorile provocărilor (challenge_c), cât și pentru identificatorii de sesiune (session_id). Toate cele 10 000 de valori au fost confirmate ca fiind strict unice, fără nicio coliziune detectată, iar provocările au fost corect încadrate în intervalul matematic specificat [1, P-2], validându-se astfel eficacitatea generatorului de numere pseudo-aleatoare securizat criptografic (CSPRNG) implementat în arhitectură. Unicitatea provocărilor este esențială pentru prevenirea atacurilor de tip replay, întrucât reutilizarea unei valori c ar permite unui adversar care a interceptat un schimb anterior (t, c, s) să reproducă autentificarea fără a deține secretul, în timp ce unicitatea identificatorilor de sesiune, generați pe 256 de biți de entropie, face ca probabilitatea de ghicire prin forță brută să fie de ordinul 1/2^256 per tentativă, fapt confirmat experimental prin 500 de încercări succesive de acces cu identificatori aleatorii, toate respinse cu codul HTTP 404.</w:t>
+        <w:t>de cereri de angajament consecutive, s-a verificat distribuția statistică și absența coliziunilor atât pentru valorile provocărilor (challenge_c), cât și pentru identificatorii de sesiune (session_id). Toate cele 10 000 de valori au fost confirmate ca fiind strict unice, fără nicio coliziune detectată, iar provocările au fost corect încadrate în intervalul matematic specificat [1, P-2], validându-se astfel eficacitatea generatorului de numere pseudo-aleatoare securizat criptografic (CSPRNG) implementat în arhitectură. Unicitatea provocărilor este esențială pentru prevenirea atacurilor de tip replay, întrucât reutilizarea unei valori c ar permite unui adversar care a interceptat un schimb anterior (t, c, s) să reproducă autentificarea fără a deține secretul, în timp ce unicitatea identificatorilor de sesiune, generați pe 256 de biți de entropie, face ca probabilitatea de ghicire prin forță brută să fie de ordinul 1/</w:t>
+      </w:r>
+      <m:oMath>
+        <m:sSup>
+          <m:sSupPr>
+            <m:ctrlPr>
+              <w:rPr>
+                <w:rFonts w:ascii="Cambria Math" w:eastAsia="Cambria Math" w:hAnsi="Cambria Math" w:cs="Cambria Math"/>
+                <w:i/>
+                <w:color w:val="000000"/>
+              </w:rPr>
+            </m:ctrlPr>
+          </m:sSupPr>
+          <m:e>
+            <m:r>
+              <w:rPr>
+                <w:rFonts w:ascii="Cambria Math" w:eastAsia="Cambria Math" w:hAnsi="Cambria Math" w:cs="Cambria Math"/>
+                <w:color w:val="000000"/>
+              </w:rPr>
+              <m:t>2</m:t>
+            </m:r>
+          </m:e>
+          <m:sup>
+            <m:r>
+              <w:rPr>
+                <w:rFonts w:ascii="Cambria Math" w:eastAsia="Cambria Math" w:hAnsi="Cambria Math" w:cs="Cambria Math"/>
+                <w:color w:val="000000"/>
+              </w:rPr>
+              <m:t>256</m:t>
+            </m:r>
+          </m:sup>
+        </m:sSup>
+      </m:oMath>
+      <w:r>
+        <w:rPr>
+          <w:color w:val="000000"/>
+        </w:rPr>
+        <w:t xml:space="preserve"> per tentativă, fapt confirmat experimental prin 500 de încercări succesive de acces cu identificatori aleatorii, toate respinse cu codul HTTP 404.</w:t>
       </w:r>
     </w:p>
     <w:p>
@@ -18129,7 +18634,93 @@
         <w:rPr>
           <w:color w:val="000000"/>
         </w:rPr>
-        <w:t>Pe de altă parte, o suprafață de atac vulnerabilă în cadrul protocoalelor bazate pe problema logaritmului discret este reprezentată de faza de distribuție a parametrilor publici. În acest sens, s-a simulat un atac de tip Man-in-the-Middle (MitM) bazat pe injectarea unor parametri slabi (P = 23, Q = 11, G = 4), prin interceptarea și substituirea răspunsului punctului terminal GET /parameters. S-a demonstrat că, prin acceptarea acestor parametri minimali de către un client neprotejat, complexitatea problemei logaritmului discret colapsează, grupul criptografic având doar 11 elemente în loc de aproximativ 2^1023, ceea ce permite rezolvarea prin forță brută în cel mult P - 2 pași. În consecință, un adversar poate recupera cheia privată a victimei și poate finaliza cu succes fluxul protocolului în calitate de impostor. Cu toate acestea, testul complementar a demonstrat că serverul, atunci când operează cu parametrii originari de înaltă securitate, respinge în mod proactiv la faza de înregistrare orice cheie publică y care nu satisface condiția de apartenență la subgrupul legitim (y^Q mod P = 1), returnând codul HTTP 422 și blocând atacul înainte de a permite crearea unui cont exploatabil. Această vulnerabilitate impune constrângerea arhitecturală ca aplicația client să ancoreze (pinning) valorile parametrilor de referință și să respingă orice deviație detectată în rețea, iar pe partea de server, validarea strictă a apartenenței la subgrup constituie o barieră eficientă împotriva injectării de parametri frauduloși.</w:t>
+        <w:t>Pe de altă parte, o suprafață de atac vulnerabilă în cadrul protocoalelor bazate pe problema logaritmului discret este reprezentată de faza de distribuție a parametrilor publici. În acest sens, s-a simulat un atac de tip Man-in-the-Middle (MitM) bazat pe injectarea unor parametri slabi (P = 23, Q = 11, G = 4), prin interceptarea și substituirea răspunsului punctului terminal GET /parameters. S-a demonstrat că, prin acceptarea acestor parametri minimali de către un client neprotejat, complexitatea problemei logaritmului discret colapsează, grupul criptografic având doar 11 elemente în loc de aproximativ</w:t>
+      </w:r>
+      <w:r>
+        <w:rPr>
+          <w:color w:val="000000"/>
+        </w:rPr>
+        <w:t xml:space="preserve"> </w:t>
+      </w:r>
+      <m:oMath>
+        <m:sSup>
+          <m:sSupPr>
+            <m:ctrlPr>
+              <w:rPr>
+                <w:rFonts w:ascii="Cambria Math" w:eastAsia="Cambria Math" w:hAnsi="Cambria Math" w:cs="Cambria Math"/>
+                <w:i/>
+                <w:color w:val="000000"/>
+              </w:rPr>
+            </m:ctrlPr>
+          </m:sSupPr>
+          <m:e>
+            <m:r>
+              <w:rPr>
+                <w:rFonts w:ascii="Cambria Math" w:eastAsia="Cambria Math" w:hAnsi="Cambria Math" w:cs="Cambria Math"/>
+                <w:color w:val="000000"/>
+              </w:rPr>
+              <m:t>2</m:t>
+            </m:r>
+          </m:e>
+          <m:sup>
+            <m:r>
+              <w:rPr>
+                <w:rFonts w:ascii="Cambria Math" w:eastAsia="Cambria Math" w:hAnsi="Cambria Math" w:cs="Cambria Math"/>
+                <w:color w:val="000000"/>
+              </w:rPr>
+              <m:t>1023</m:t>
+            </m:r>
+          </m:sup>
+        </m:sSup>
+      </m:oMath>
+      <w:r>
+        <w:rPr>
+          <w:color w:val="000000"/>
+        </w:rPr>
+        <w:t>, ceea ce permite rezolvarea prin forță brută în cel mult P - 2 pași. În consecință, un adversar poate recupera cheia privată a victimei și poate finaliza cu succes fluxul protocolului în calitate de impostor. Cu toate acestea, testul complementar a demonstrat că serverul, atunci când operează cu parametrii originari de înaltă securitate, respinge în mod proactiv la faza de înregistrare orice cheie publică y care nu satisface condiția de apartenență la subgrupul legitim (</w:t>
+      </w:r>
+      <w:r>
+        <w:rPr>
+          <w:color w:val="000000"/>
+        </w:rPr>
+        <w:t xml:space="preserve"> </w:t>
+      </w:r>
+      <m:oMath>
+        <m:sSup>
+          <m:sSupPr>
+            <m:ctrlPr>
+              <w:rPr>
+                <w:rFonts w:ascii="Cambria Math" w:eastAsia="Cambria Math" w:hAnsi="Cambria Math" w:cs="Cambria Math"/>
+                <w:i/>
+                <w:color w:val="000000"/>
+              </w:rPr>
+            </m:ctrlPr>
+          </m:sSupPr>
+          <m:e>
+            <m:r>
+              <w:rPr>
+                <w:rFonts w:ascii="Cambria Math" w:eastAsia="Cambria Math" w:hAnsi="Cambria Math" w:cs="Cambria Math"/>
+                <w:color w:val="000000"/>
+              </w:rPr>
+              <m:t>y</m:t>
+            </m:r>
+          </m:e>
+          <m:sup>
+            <m:r>
+              <w:rPr>
+                <w:rFonts w:ascii="Cambria Math" w:eastAsia="Cambria Math" w:hAnsi="Cambria Math" w:cs="Cambria Math"/>
+                <w:color w:val="000000"/>
+              </w:rPr>
+              <m:t>Q</m:t>
+            </m:r>
+          </m:sup>
+        </m:sSup>
+      </m:oMath>
+      <w:r>
+        <w:rPr>
+          <w:color w:val="000000"/>
+        </w:rPr>
+        <w:t xml:space="preserve"> mod P = 1), returnând codul HTTP 422 și blocând atacul înainte de a permite crearea unui cont exploatabil. Această vulnerabilitate impune constrângerea arhitecturală ca aplicația client să ancoreze (pinning) valorile parametrilor de referință și să respingă orice deviație detectată în rețea, iar pe partea de server, validarea strictă a apartenenței la subgrup constituie o barieră eficientă împotriva injectării de parametri frauduloși.</w:t>
       </w:r>
     </w:p>
     <w:p>
@@ -18151,7 +18742,93 @@
         <w:rPr>
           <w:color w:val="000000"/>
         </w:rPr>
-        <w:t>Pentru a demonstra fezabilitatea securității arhitecturii pe termen lung, a fost realizat un experiment de escaladare progresivă a atacului prin forță brută asupra problemei logaritmului discret. Pornind de la instanțe triviale de 8 biți (P = 167, spațiu de căutare de 83 de candidați) și urcând treptat prin pragurile de 12, 16, 20, 24, 28 și 32 de biți, toate firele de execuție au fost lansate în paralel cu un termen limită de 600 de secunde. Rezultatele au confirmat o creștere exponențială a efortului de calcul: instanțele de 8 biți au fost rezolvate în 26 de iterații (1,8 secunde), cele de 24 de biți în 2 891 456 de iterații (3,2 secunde), iar cele de 32 de biți în 744 702 253 de iterații (282,7 secunde). La pragul de 64 de biți, atacul a fost întrerupt după epuizarea termenului de 600 de secunde, parcurgând doar 1 444 529 212 de iterații din cele aproximativ 4,6 · 10^18 necesare. Instanțele de 128 de biți și, respectiv, de 1024 de biți, corespunzătoare parametrilor efectivi ai protocolului, au înregistrat un comportament similar, demonstrând că spațiul de căutare de ordinul 2^511 candidați depășește cu mult capacitatea computațională a oricărei arhitecturi clasice existente sau previzibile. Prin fundamentarea sistemului pe un număr prim sigur (safe prime) de 2048 de biți și un subgrup operațional de aproximativ 1023 de biți, obținerea cheii private prin metode exhaustive devine computațional nefezabilă în ipotezele standard de complexitate algoritmică actuale.</w:t>
+        <w:t xml:space="preserve">Pentru a demonstra fezabilitatea securității arhitecturii pe termen lung, a fost realizat un experiment de escaladare progresivă a atacului prin forță brută asupra problemei logaritmului discret. Pornind de la instanțe triviale de 8 biți (P = 167, spațiu de căutare de 83 de candidați) și urcând treptat prin pragurile de 12, 16, 20, 24, 28 și 32 de biți, toate firele de execuție au fost lansate în paralel cu un termen limită de 600 de secunde. Rezultatele au confirmat o creștere exponențială a efortului de calcul: instanțele de 8 biți au fost rezolvate în 26 de iterații (1,8 secunde), cele de 24 de biți în 2 891 456 de iterații (3,2 secunde), iar cele de 32 de biți în 744 702 253 de iterații (282,7 secunde). La pragul de 64 de biți, atacul a fost întrerupt după epuizarea termenului de 600 de secunde, parcurgând doar 1 444 529 212 de iterații din cele aproximativ 4,6 · </w:t>
+      </w:r>
+      <m:oMath>
+        <m:sSup>
+          <m:sSupPr>
+            <m:ctrlPr>
+              <w:rPr>
+                <w:rFonts w:ascii="Cambria Math" w:eastAsia="Cambria Math" w:hAnsi="Cambria Math" w:cs="Cambria Math"/>
+                <w:i/>
+                <w:color w:val="000000"/>
+              </w:rPr>
+            </m:ctrlPr>
+          </m:sSupPr>
+          <m:e>
+            <m:r>
+              <w:rPr>
+                <w:rFonts w:ascii="Cambria Math" w:eastAsia="Cambria Math" w:hAnsi="Cambria Math" w:cs="Cambria Math"/>
+                <w:color w:val="000000"/>
+              </w:rPr>
+              <m:t>10</m:t>
+            </m:r>
+          </m:e>
+          <m:sup>
+            <m:r>
+              <w:rPr>
+                <w:rFonts w:ascii="Cambria Math" w:eastAsia="Cambria Math" w:hAnsi="Cambria Math" w:cs="Cambria Math"/>
+                <w:color w:val="000000"/>
+              </w:rPr>
+              <m:t>18</m:t>
+            </m:r>
+          </m:sup>
+        </m:sSup>
+      </m:oMath>
+      <w:r>
+        <w:rPr>
+          <w:color w:val="000000"/>
+        </w:rPr>
+        <w:t xml:space="preserve"> </w:t>
+      </w:r>
+      <w:r>
+        <w:rPr>
+          <w:color w:val="000000"/>
+        </w:rPr>
+        <w:t>necesare. Instanțele de 128 de biți și, respectiv, de 1024 de biți, corespunzătoare parametrilor efectivi ai protocolului, au înregistrat un comportament similar, demonstrând că spațiul de căutare de ordinul</w:t>
+      </w:r>
+      <w:r>
+        <w:rPr>
+          <w:color w:val="000000"/>
+        </w:rPr>
+        <w:t xml:space="preserve"> </w:t>
+      </w:r>
+      <m:oMath>
+        <m:sSup>
+          <m:sSupPr>
+            <m:ctrlPr>
+              <w:rPr>
+                <w:rFonts w:ascii="Cambria Math" w:eastAsia="Cambria Math" w:hAnsi="Cambria Math" w:cs="Cambria Math"/>
+                <w:i/>
+                <w:color w:val="000000"/>
+              </w:rPr>
+            </m:ctrlPr>
+          </m:sSupPr>
+          <m:e>
+            <m:r>
+              <w:rPr>
+                <w:rFonts w:ascii="Cambria Math" w:eastAsia="Cambria Math" w:hAnsi="Cambria Math" w:cs="Cambria Math"/>
+                <w:color w:val="000000"/>
+              </w:rPr>
+              <m:t>2</m:t>
+            </m:r>
+          </m:e>
+          <m:sup>
+            <m:r>
+              <w:rPr>
+                <w:rFonts w:ascii="Cambria Math" w:eastAsia="Cambria Math" w:hAnsi="Cambria Math" w:cs="Cambria Math"/>
+                <w:color w:val="000000"/>
+              </w:rPr>
+              <m:t>512</m:t>
+            </m:r>
+          </m:sup>
+        </m:sSup>
+      </m:oMath>
+      <w:r>
+        <w:rPr>
+          <w:color w:val="000000"/>
+        </w:rPr>
+        <w:t xml:space="preserve"> candidați depășește cu mult capacitatea computațională a oricărei arhitecturi clasice existente sau previzibile. Prin fundamentarea sistemului pe un număr prim sigur (safe prime) de 2048 de biți și un subgrup operațional de aproximativ 1023 de biți, obținerea cheii private prin metode exhaustive devine computațional nefezabilă în ipotezele standard de complexitate algoritmică actuale.</w:t>
       </w:r>
     </w:p>
     <w:p>
@@ -18176,12 +18853,12 @@
         <w:ind w:firstLine="360"/>
         <w:jc w:val="left"/>
       </w:pPr>
-      <w:bookmarkStart w:id="44" w:name="_Toc231653076"/>
+      <w:bookmarkStart w:id="45" w:name="_Toc231653076"/>
       <w:r>
         <w:lastRenderedPageBreak/>
         <w:t>Concluzii</w:t>
       </w:r>
-      <w:bookmarkEnd w:id="44"/>
+      <w:bookmarkEnd w:id="45"/>
     </w:p>
     <w:p>
       <w:pPr>
@@ -18204,7 +18881,7 @@
           <w:color w:val="000000"/>
           <w:lang w:val="ro-RO"/>
         </w:rPr>
-        <w:t>Lucrarea a urmărit proiectarea, implementarea și evaluarea unui sistem de autentificare care combină schema de identificare prezentată cu un model de autorizare bazat pe jetoane de acces în format JWT și inspirat conceptual din ecosistemul OAuth 2.0. Rezultatul este un prototip funcțional și bine instrumentat, care demonstrează că autentificarea web poate fi realizată fără transmiterea parolei către server, modificând paradigma modelului de încredere: serverul este degrevat de responsabilitatea protejării unui secret partajat, asumându-și strict rolul de verificator al unor relații matematice asimetrice.</w:t>
+        <w:t>Lucrarea a urmărit proiectarea, implementarea și evaluarea unui sistem de autentificare care combină schema de identificare prezentată cu un model de autorizare bazat pe jetoane de acces în format JWT și inspirat conceptual din ecosistemul OAuth 2.0. Rezultatul este un prototip care demonstrează că autentificarea web poate fi realizată fără transmiterea parolei către server, modificând paradigma modelului de încredere: serverul este degrevat de responsabilitatea protejării unui secret partajat, asumându-și rolul de verificator al unor relații matematice asimetrice.</w:t>
       </w:r>
     </w:p>
     <w:p>
@@ -18252,7 +18929,21 @@
           <w:color w:val="000000"/>
           <w:lang w:val="ro-RO"/>
         </w:rPr>
-        <w:t>Rezultatele experimentale evidențiază clar compromisul fundamental al soluției. Fluxul ZKP complet înregistrează o latență medie de 3,97 ms și un debit cuprins între 178 și 264 RPS, valori de aproximativ 5 până la 7 ori inferioare celor aferente fluxurilor OAuth 2.0. Acest cost computațional, generat de exponențierile modulare pe grupul criptografic de 2048 de biți, constituie compromisul necesar pentru eliminarea transmiterii parolei prin rețea, aspect confirmat direct de auditul conținutului traficului HTTP. Testul de sarcină, desfășurat cu 50 de utilizatori concurenți pe o perioadă de 30 de secunde (23 137 de cereri procesate fără erori), a demonstrat că într-un mediu cu încărcare realistă diferențele strict criptografice sunt atenuate de costurile asociate infrastructurii, confirmând viabilitatea operațională a protocolului.</w:t>
+        <w:t xml:space="preserve">Rezultatele experimentale evidențiază compromisul fundamental al soluției. Fluxul ZKP complet înregistrează o latență medie de 3,97 ms și un debit cuprins între 178 și 264 RPS, valori de aproximativ 5 până la 7 ori inferioare celor aferente fluxurilor OAuth 2.0. Acest cost computațional, generat de exponențierile modulare pe grupul criptografic de 2048 de biți, constituie compromisul pentru eliminarea transmiterii parolei </w:t>
+      </w:r>
+      <w:r>
+        <w:rPr>
+          <w:color w:val="000000"/>
+          <w:lang w:val="ro-RO"/>
+        </w:rPr>
+        <w:t>către server.</w:t>
+      </w:r>
+      <w:r>
+        <w:rPr>
+          <w:color w:val="000000"/>
+          <w:lang w:val="ro-RO"/>
+        </w:rPr>
+        <w:t xml:space="preserve"> Testul de sarcină, desfășurat cu 50 de utilizatori concurenți pe o perioadă de 30 de secunde (23 137 de cereri procesate fără erori), a demonstrat că într-un mediu cu încărcare realistă diferențele strict criptografice sunt atenuate de costurile asociate infrastructurii, confirmând viabilitatea operațională a protocolului.</w:t>
       </w:r>
     </w:p>
     <w:p>
@@ -18276,7 +18967,51 @@
           <w:color w:val="000000"/>
           <w:lang w:val="ro-RO"/>
         </w:rPr>
-        <w:t>Prin stocarea exclusivă a cheii publice la nivelul serverului, vulnerabilitățile asociate potențialelor breșe de securitate la nivelul bazei de date sunt minimizate considerabil, adversarul neputând genera dovezi valide fără cunoașterea scalarului privat, chiar în ipoteza accesului complet la stratul de persistență. Campania de escaladare a forței brute a confirmat nefezabilitatea computațională a recuperării cheii private pentru dimensiuni ale grupului de 64 de biți și peste, spațiul de căutare de ordinul 2^511 candidați aferent parametrilor efectivi ai protocolului depășind cu mult capacitatea oricărei arhitecturi clasice existente sau previzibile.</w:t>
+        <w:t xml:space="preserve">Prin stocarea exclusivă a cheii publice la nivelul serverului, vulnerabilitățile asociate potențialelor breșe de securitate la nivelul bazei de date sunt minimizate considerabil, adversarul neputând genera dovezi valide fără cunoașterea scalarului privat, chiar în ipoteza accesului complet la stratul de persistență. Campania de escaladare a forței brute a confirmat nefezabilitatea computațională a recuperării cheii private pentru dimensiuni ale grupului de 64 de biți și peste, spațiul de căutare de ordinul </w:t>
+      </w:r>
+      <m:oMath>
+        <m:sSup>
+          <m:sSupPr>
+            <m:ctrlPr>
+              <w:rPr>
+                <w:rFonts w:ascii="Cambria Math" w:eastAsia="Cambria Math" w:hAnsi="Cambria Math" w:cs="Cambria Math"/>
+                <w:i/>
+                <w:color w:val="000000"/>
+              </w:rPr>
+            </m:ctrlPr>
+          </m:sSupPr>
+          <m:e>
+            <m:r>
+              <w:rPr>
+                <w:rFonts w:ascii="Cambria Math" w:eastAsia="Cambria Math" w:hAnsi="Cambria Math" w:cs="Cambria Math"/>
+                <w:color w:val="000000"/>
+              </w:rPr>
+              <m:t>2</m:t>
+            </m:r>
+          </m:e>
+          <m:sup>
+            <m:r>
+              <w:rPr>
+                <w:rFonts w:ascii="Cambria Math" w:eastAsia="Cambria Math" w:hAnsi="Cambria Math" w:cs="Cambria Math"/>
+                <w:color w:val="000000"/>
+              </w:rPr>
+              <m:t>511</m:t>
+            </m:r>
+          </m:sup>
+        </m:sSup>
+      </m:oMath>
+      <w:r>
+        <w:rPr>
+          <w:color w:val="000000"/>
+        </w:rPr>
+        <w:t xml:space="preserve"> </w:t>
+      </w:r>
+      <w:r>
+        <w:rPr>
+          <w:color w:val="000000"/>
+          <w:lang w:val="ro-RO"/>
+        </w:rPr>
+        <w:t>candidați aferent parametrilor efectivi ai protocolului depășind cu mult capacitatea oricărei arhitecturi clasice existente sau previzibile.</w:t>
       </w:r>
     </w:p>
     <w:p>
@@ -18308,7 +19043,97 @@
           <w:lang w:val="ro-RO"/>
         </w:rPr>
         <w:lastRenderedPageBreak/>
-        <w:t>funcției SHA-256 nu integrează o funcție de derivare a cheilor cu consum ridicat de memorie, iar mecanismul de rezervă (fallback) către parametri criptografici de dimensiuni reduse, deși acceptabil într-un mediu controlat, devine critic într-o implementare de producție. Distribuția parametrilor publici nu este protejată prin mecanisme de semnare digitală sau fixare a certificatelor (pinning), devenind un vector de vulnerabilitate în absența securizării prin protocolul TLS. La nivelul infrastructurii serverului, stocarea în memorie a sesiunilor, politicile CORS permisive, utilizarea sistemului de gestiune SQLite, definirea statică a cheilor secrete și semnătura simetrică HS256 a jetoanelor subliniază caracterul pur experimental al aplicației. Timpul de viață al sesiunii, fixat la 5 secunde, este restrictiv pentru clienții mobili sau rețelele cu latență ridicată, în timp ce fereastra de 50 de milisecunde utilizată pentru diferențierea competiției pentru resurse de atacurile de preluare a sesiunii prezintă instabilitate operațională în afara mediului de laborator. Cu toate acestea, parametrii utilizați în prezenta iterație, precum generatorul G = 4 și funcția de derivare a cheilor scrypt cu un factor de cost n = 2^11, sunt adecvați exclusiv unui prototip de cercetare, iar pentru o viitoare tranziție către un mediu de producție se impune adoptarea unui generator standardizat (conform specificației RFC 3526) și utilizarea unor parametri scrypt aliniați la recomandările curente de securitate OWASP (n ≥ 2^14).</w:t>
+        <w:t>funcției SHA-256 nu integrează o funcție de derivare a cheilor cu consum ridicat de memorie, iar mecanismul de rezervă (fallback) către parametri criptografici de dimensiuni reduse, deși acceptabil într-un mediu controlat, devine critic într-o implementare de producție. Distribuția parametrilor publici nu este protejată prin mecanisme de semnare digitală sau fixare a certificatelor (pinning), devenind un vector de vulnerabilitate în absența securizării prin protocolul TLS. La nivelul infrastructurii serverului, stocarea în memorie a sesiunilor, politicile CORS permisive, utilizarea sistemului de gestiune SQLite, definirea statică a cheilor secrete și semnătura simetrică HS256 a jetoanelor subliniază caracterul pur experimental al aplicației. Timpul de viață al sesiunii, fixat la 5 secunde, este restrictiv pentru clienții mobili sau rețelele cu latență ridicată, în timp ce fereastra de 50 de milisecunde utilizată pentru diferențierea competiției pentru resurse de atacurile de preluare a sesiunii prezintă instabilitate operațională în afara mediului de laborator. Cu toate acestea, parametrii utilizați în prezenta iterație, precum generatorul G = 4 și funcția de derivare a cheilor scrypt cu un factor de cost n =</w:t>
+      </w:r>
+      <w:r>
+        <w:rPr>
+          <w:color w:val="000000"/>
+          <w:lang w:val="ro-RO"/>
+        </w:rPr>
+        <w:t xml:space="preserve"> </w:t>
+      </w:r>
+      <m:oMath>
+        <m:sSup>
+          <m:sSupPr>
+            <m:ctrlPr>
+              <w:rPr>
+                <w:rFonts w:ascii="Cambria Math" w:eastAsia="Cambria Math" w:hAnsi="Cambria Math" w:cs="Cambria Math"/>
+                <w:i/>
+                <w:color w:val="000000"/>
+              </w:rPr>
+            </m:ctrlPr>
+          </m:sSupPr>
+          <m:e>
+            <m:r>
+              <w:rPr>
+                <w:rFonts w:ascii="Cambria Math" w:eastAsia="Cambria Math" w:hAnsi="Cambria Math" w:cs="Cambria Math"/>
+                <w:color w:val="000000"/>
+              </w:rPr>
+              <m:t>2</m:t>
+            </m:r>
+          </m:e>
+          <m:sup>
+            <m:r>
+              <w:rPr>
+                <w:rFonts w:ascii="Cambria Math" w:eastAsia="Cambria Math" w:hAnsi="Cambria Math" w:cs="Cambria Math"/>
+                <w:color w:val="000000"/>
+              </w:rPr>
+              <m:t>11</m:t>
+            </m:r>
+          </m:sup>
+        </m:sSup>
+      </m:oMath>
+      <w:r>
+        <w:rPr>
+          <w:color w:val="000000"/>
+          <w:lang w:val="ro-RO"/>
+        </w:rPr>
+        <w:t>, sunt adecvați exclusiv unui prototip de cercetare, iar pentru o viitoare tranziție către un mediu de producție se impune adoptarea unui generator standardizat (conform specificației RFC 3526) și utilizarea unor parametri scrypt aliniați la recomandările curente de securitate OWASP (n ≥</w:t>
+      </w:r>
+      <w:r>
+        <w:rPr>
+          <w:color w:val="000000"/>
+          <w:lang w:val="ro-RO"/>
+        </w:rPr>
+        <w:t xml:space="preserve"> </w:t>
+      </w:r>
+      <m:oMath>
+        <m:sSup>
+          <m:sSupPr>
+            <m:ctrlPr>
+              <w:rPr>
+                <w:rFonts w:ascii="Cambria Math" w:eastAsia="Cambria Math" w:hAnsi="Cambria Math" w:cs="Cambria Math"/>
+                <w:i/>
+                <w:color w:val="000000"/>
+              </w:rPr>
+            </m:ctrlPr>
+          </m:sSupPr>
+          <m:e>
+            <m:r>
+              <w:rPr>
+                <w:rFonts w:ascii="Cambria Math" w:eastAsia="Cambria Math" w:hAnsi="Cambria Math" w:cs="Cambria Math"/>
+                <w:color w:val="000000"/>
+              </w:rPr>
+              <m:t>2</m:t>
+            </m:r>
+          </m:e>
+          <m:sup>
+            <m:r>
+              <w:rPr>
+                <w:rFonts w:ascii="Cambria Math" w:eastAsia="Cambria Math" w:hAnsi="Cambria Math" w:cs="Cambria Math"/>
+                <w:color w:val="000000"/>
+              </w:rPr>
+              <m:t>14</m:t>
+            </m:r>
+          </m:sup>
+        </m:sSup>
+      </m:oMath>
+      <w:r>
+        <w:rPr>
+          <w:color w:val="000000"/>
+          <w:lang w:val="ro-RO"/>
+        </w:rPr>
+        <w:t>).</w:t>
       </w:r>
     </w:p>
     <w:p>
@@ -18374,12 +19199,6 @@
           <w:color w:val="000000"/>
         </w:rPr>
       </w:pPr>
-      <w:r>
-        <w:rPr>
-          <w:color w:val="000000"/>
-        </w:rPr>
-        <w:t>.</w:t>
-      </w:r>
     </w:p>
     <w:p>
       <w:pPr>
@@ -18403,12 +19222,12 @@
         <w:pStyle w:val="Heading1"/>
         <w:ind w:firstLine="360"/>
       </w:pPr>
-      <w:bookmarkStart w:id="45" w:name="_Toc231653077"/>
+      <w:bookmarkStart w:id="46" w:name="_Toc231653077"/>
       <w:r>
         <w:lastRenderedPageBreak/>
         <w:t>Bibliografie</w:t>
       </w:r>
-      <w:bookmarkEnd w:id="45"/>
+      <w:bookmarkEnd w:id="46"/>
     </w:p>
     <w:p>
       <w:pPr>
@@ -18435,8 +19254,8 @@
           <w:szCs w:val="22"/>
         </w:rPr>
       </w:pPr>
-      <w:bookmarkStart w:id="46" w:name="_k08i4nkaplc4" w:colFirst="0" w:colLast="0"/>
-      <w:bookmarkEnd w:id="46"/>
+      <w:bookmarkStart w:id="47" w:name="_k08i4nkaplc4" w:colFirst="0" w:colLast="0"/>
+      <w:bookmarkEnd w:id="47"/>
       <w:r>
         <w:rPr>
           <w:color w:val="000000"/>
@@ -20249,12 +21068,12 @@
         <w:pStyle w:val="Heading1"/>
         <w:ind w:firstLine="360"/>
       </w:pPr>
-      <w:bookmarkStart w:id="47" w:name="_Toc231653078"/>
+      <w:bookmarkStart w:id="48" w:name="_Toc231653078"/>
       <w:r>
         <w:lastRenderedPageBreak/>
         <w:t>Anexe</w:t>
       </w:r>
-      <w:bookmarkEnd w:id="47"/>
+      <w:bookmarkEnd w:id="48"/>
     </w:p>
     <w:p>
       <w:pPr>
@@ -20268,8 +21087,8 @@
           <w:bCs w:val="0"/>
         </w:rPr>
       </w:pPr>
-      <w:bookmarkStart w:id="48" w:name="_id80ecwhdfn8" w:colFirst="0" w:colLast="0"/>
-      <w:bookmarkEnd w:id="48"/>
+      <w:bookmarkStart w:id="49" w:name="_id80ecwhdfn8" w:colFirst="0" w:colLast="0"/>
+      <w:bookmarkEnd w:id="49"/>
       <w:r>
         <w:rPr>
           <w:b w:val="0"/>
@@ -20789,8 +21608,8 @@
           <w:szCs w:val="22"/>
         </w:rPr>
       </w:pPr>
-      <w:bookmarkStart w:id="49" w:name="_bo9p7pmq9kym" w:colFirst="0" w:colLast="0"/>
-      <w:bookmarkEnd w:id="49"/>
+      <w:bookmarkStart w:id="50" w:name="_bo9p7pmq9kym" w:colFirst="0" w:colLast="0"/>
+      <w:bookmarkEnd w:id="50"/>
     </w:p>
     <w:p>
       <w:pPr>
@@ -20807,8 +21626,8 @@
           <w:color w:val="000000"/>
         </w:rPr>
       </w:pPr>
-      <w:bookmarkStart w:id="50" w:name="_6496buj6xdgb" w:colFirst="0" w:colLast="0"/>
-      <w:bookmarkEnd w:id="50"/>
+      <w:bookmarkStart w:id="51" w:name="_6496buj6xdgb" w:colFirst="0" w:colLast="0"/>
+      <w:bookmarkEnd w:id="51"/>
     </w:p>
     <w:p>
       <w:pPr>

--- a/docs/Disertatie_Matei_Rares_5.docx
+++ b/docs/Disertatie_Matei_Rares_5.docx
@@ -6685,7 +6685,6 @@
         <w:tc>
           <w:tcPr>
             <w:tcW w:w="8315" w:type="dxa"/>
-            <w:shd w:val="clear" w:color="auto" w:fill="auto"/>
             <w:tcMar>
               <w:top w:w="55" w:type="dxa"/>
               <w:left w:w="55" w:type="dxa"/>
@@ -6754,7 +6753,6 @@
         <w:tc>
           <w:tcPr>
             <w:tcW w:w="1040" w:type="dxa"/>
-            <w:shd w:val="clear" w:color="auto" w:fill="auto"/>
             <w:tcMar>
               <w:top w:w="55" w:type="dxa"/>
               <w:left w:w="55" w:type="dxa"/>
@@ -6910,7 +6908,6 @@
         <w:tc>
           <w:tcPr>
             <w:tcW w:w="8315" w:type="dxa"/>
-            <w:shd w:val="clear" w:color="auto" w:fill="auto"/>
             <w:tcMar>
               <w:top w:w="55" w:type="dxa"/>
               <w:left w:w="55" w:type="dxa"/>
@@ -6979,7 +6976,6 @@
         <w:tc>
           <w:tcPr>
             <w:tcW w:w="1040" w:type="dxa"/>
-            <w:shd w:val="clear" w:color="auto" w:fill="auto"/>
             <w:tcMar>
               <w:top w:w="55" w:type="dxa"/>
               <w:left w:w="55" w:type="dxa"/>
@@ -7199,7 +7195,6 @@
         <w:tc>
           <w:tcPr>
             <w:tcW w:w="8315" w:type="dxa"/>
-            <w:shd w:val="clear" w:color="auto" w:fill="auto"/>
             <w:tcMar>
               <w:top w:w="55" w:type="dxa"/>
               <w:left w:w="55" w:type="dxa"/>
@@ -7232,7 +7227,6 @@
         <w:tc>
           <w:tcPr>
             <w:tcW w:w="1040" w:type="dxa"/>
-            <w:shd w:val="clear" w:color="auto" w:fill="auto"/>
             <w:tcMar>
               <w:top w:w="55" w:type="dxa"/>
               <w:left w:w="55" w:type="dxa"/>
@@ -7347,7 +7341,6 @@
         <w:tc>
           <w:tcPr>
             <w:tcW w:w="8315" w:type="dxa"/>
-            <w:shd w:val="clear" w:color="auto" w:fill="auto"/>
             <w:tcMar>
               <w:top w:w="55" w:type="dxa"/>
               <w:left w:w="55" w:type="dxa"/>
@@ -7416,7 +7409,6 @@
         <w:tc>
           <w:tcPr>
             <w:tcW w:w="1040" w:type="dxa"/>
-            <w:shd w:val="clear" w:color="auto" w:fill="auto"/>
             <w:tcMar>
               <w:top w:w="55" w:type="dxa"/>
               <w:left w:w="55" w:type="dxa"/>
@@ -7615,7 +7607,6 @@
         <w:tc>
           <w:tcPr>
             <w:tcW w:w="8315" w:type="dxa"/>
-            <w:shd w:val="clear" w:color="auto" w:fill="auto"/>
             <w:tcMar>
               <w:top w:w="55" w:type="dxa"/>
               <w:left w:w="55" w:type="dxa"/>
@@ -7686,7 +7677,6 @@
         <w:tc>
           <w:tcPr>
             <w:tcW w:w="1040" w:type="dxa"/>
-            <w:shd w:val="clear" w:color="auto" w:fill="auto"/>
             <w:tcMar>
               <w:top w:w="55" w:type="dxa"/>
               <w:left w:w="55" w:type="dxa"/>
@@ -7873,7 +7863,6 @@
         <w:tc>
           <w:tcPr>
             <w:tcW w:w="8315" w:type="dxa"/>
-            <w:shd w:val="clear" w:color="auto" w:fill="auto"/>
             <w:tcMar>
               <w:top w:w="55" w:type="dxa"/>
               <w:left w:w="55" w:type="dxa"/>
@@ -8079,7 +8068,6 @@
         <w:tc>
           <w:tcPr>
             <w:tcW w:w="1040" w:type="dxa"/>
-            <w:shd w:val="clear" w:color="auto" w:fill="auto"/>
             <w:tcMar>
               <w:top w:w="55" w:type="dxa"/>
               <w:left w:w="55" w:type="dxa"/>
@@ -10213,7 +10201,7 @@
           <w:noProof/>
         </w:rPr>
         <w:drawing>
-          <wp:anchor distT="0" distB="0" distL="114300" distR="114300" simplePos="0" relativeHeight="251673600" behindDoc="0" locked="0" layoutInCell="1" allowOverlap="1" wp14:anchorId="5BBC0931" wp14:editId="4557FC7F">
+          <wp:anchor distT="0" distB="0" distL="114300" distR="114300" simplePos="0" relativeHeight="251673600" behindDoc="0" locked="0" layoutInCell="1" allowOverlap="1" wp14:anchorId="5BBC0931" wp14:editId="0A24F1DF">
             <wp:simplePos x="0" y="0"/>
             <wp:positionH relativeFrom="page">
               <wp:posOffset>1304290</wp:posOffset>
@@ -10371,7 +10359,6 @@
         <w:tc>
           <w:tcPr>
             <w:tcW w:w="8315" w:type="dxa"/>
-            <w:shd w:val="clear" w:color="auto" w:fill="auto"/>
             <w:tcMar>
               <w:top w:w="55" w:type="dxa"/>
               <w:left w:w="55" w:type="dxa"/>
@@ -10506,7 +10493,6 @@
         <w:tc>
           <w:tcPr>
             <w:tcW w:w="1040" w:type="dxa"/>
-            <w:shd w:val="clear" w:color="auto" w:fill="auto"/>
             <w:tcMar>
               <w:top w:w="55" w:type="dxa"/>
               <w:left w:w="55" w:type="dxa"/>
@@ -10789,7 +10775,7 @@
         </w:rPr>
         <w:lastRenderedPageBreak/>
         <w:drawing>
-          <wp:anchor distT="0" distB="0" distL="114300" distR="114300" simplePos="0" relativeHeight="251674624" behindDoc="0" locked="0" layoutInCell="1" allowOverlap="1" wp14:anchorId="265ECEC0" wp14:editId="285E510C">
+          <wp:anchor distT="0" distB="0" distL="114300" distR="114300" simplePos="0" relativeHeight="251674624" behindDoc="0" locked="0" layoutInCell="1" allowOverlap="1" wp14:anchorId="265ECEC0" wp14:editId="0E3E613C">
             <wp:simplePos x="0" y="0"/>
             <wp:positionH relativeFrom="margin">
               <wp:align>center</wp:align>
@@ -18881,7 +18867,39 @@
           <w:color w:val="000000"/>
           <w:lang w:val="ro-RO"/>
         </w:rPr>
-        <w:t>Lucrarea a urmărit proiectarea, implementarea și evaluarea unui sistem de autentificare care combină schema de identificare prezentată cu un model de autorizare bazat pe jetoane de acces în format JWT și inspirat conceptual din ecosistemul OAuth 2.0. Rezultatul este un prototip care demonstrează că autentificarea web poate fi realizată fără transmiterea parolei către server, modificând paradigma modelului de încredere: serverul este degrevat de responsabilitatea protejării unui secret partajat, asumându-și rolul de verificator al unor relații matematice asimetrice.</w:t>
+        <w:t xml:space="preserve">Lucrarea a urmărit proiectarea, implementarea și evaluarea unui sistem de autentificare care combină schema de identificare </w:t>
+      </w:r>
+      <w:proofErr w:type="spellStart"/>
+      <w:r>
+        <w:rPr>
+          <w:color w:val="000000"/>
+          <w:lang w:val="ro-RO"/>
+        </w:rPr>
+        <w:t>Schnorr</w:t>
+      </w:r>
+      <w:proofErr w:type="spellEnd"/>
+      <w:r>
+        <w:rPr>
+          <w:color w:val="000000"/>
+          <w:lang w:val="ro-RO"/>
+        </w:rPr>
+        <w:t xml:space="preserve"> cu un model de autorizare bazat pe jetoane de acces în format JWT, inspirat conceptual din ecosistemul </w:t>
+      </w:r>
+      <w:proofErr w:type="spellStart"/>
+      <w:r>
+        <w:rPr>
+          <w:color w:val="000000"/>
+          <w:lang w:val="ro-RO"/>
+        </w:rPr>
+        <w:t>OAuth</w:t>
+      </w:r>
+      <w:proofErr w:type="spellEnd"/>
+      <w:r>
+        <w:rPr>
+          <w:color w:val="000000"/>
+          <w:lang w:val="ro-RO"/>
+        </w:rPr>
+        <w:t xml:space="preserve"> 2.0. Rezultatul este un prototip funcțional care demonstrează fezabilitatea autentificării web în absența transmiterii parolei către server, redefinind modelul de încredere: serverul nu mai deține și nu mai protejează un secret partajat, ci validează exclusiv relații matematice asimetrice pe baza cheii publice stocate.</w:t>
       </w:r>
     </w:p>
     <w:p>
@@ -18905,7 +18923,39 @@
           <w:color w:val="000000"/>
           <w:lang w:val="ro-RO"/>
         </w:rPr>
-        <w:t>Din punct de vedere funcțional, proiectul oferă un flux complet de înregistrare, autentificare, emitere de jeton de acces și acces la resurse protejate, completat de măsuri experimentale de întărire precum validarea apartenenței la subgrup, legarea sesiunii la contextul HTTP, eliminarea sesiunii după consum și validarea strictă a intrărilor. Suita principală de testare, alcătuită din 56 de teste, a fost promovată integral, iar simulările automate suplimentare de atac (compromiterea bazei de date, evaluarea entropiei criptografice, injectarea de parametri slabi și escaladarea forței brute asupra logaritmului discret) s-au încheiat fără erori, confirmând consistența funcțională și experimentală a implementării. Ancorarea transcrisului criptografic de o sesiune temporară și de contextul specific rețelei neutralizează atacurile de tip replay și relay, iar integrarea jetoanelor de acces în format JWT post-autentificare facilitează un acces la resurse eficient și compatibil cu standardele arhitecturale ale interfețelor API moderne. Prezența fluxurilor comparative bazate pe standardul OAuth 2.0 și disponibilitatea unui punct terminal dedicat parametrilor globali (/parameters) permit o evaluare a compromisului dintre securitate și performanță, fundamentând conceptual posibilitatea utilizării unor parametri criptografici specifici fiecărui server.</w:t>
+        <w:t xml:space="preserve">Din punct de vedere funcțional, sistemul acoperă integral ciclul de înregistrare, autentificare, emitere a jetonului de acces și consum al resurselor protejate, completat de măsuri de întărire precum validarea apartenenței la subgrup, legarea sesiunii de contextul HTTP, invalidarea sesiunii după consum și validarea riguroasă a tuturor intrărilor. Suita de testare automatizată și simulările de atac au confirmat consistența funcțională și experimentală a implementării. Ancorarea transcrisului criptografic de contextul specific al rețelei neutralizează atacurile de tip replay și </w:t>
+      </w:r>
+      <w:proofErr w:type="spellStart"/>
+      <w:r>
+        <w:rPr>
+          <w:color w:val="000000"/>
+          <w:lang w:val="ro-RO"/>
+        </w:rPr>
+        <w:t>relay</w:t>
+      </w:r>
+      <w:proofErr w:type="spellEnd"/>
+      <w:r>
+        <w:rPr>
+          <w:color w:val="000000"/>
+          <w:lang w:val="ro-RO"/>
+        </w:rPr>
+        <w:t xml:space="preserve">, iar integrarea jetoanelor de acces post-autentificare asigură compatibilitatea cu standardele arhitecturale ale interfețelor API moderne. Fluxurile comparative </w:t>
+      </w:r>
+      <w:proofErr w:type="spellStart"/>
+      <w:r>
+        <w:rPr>
+          <w:color w:val="000000"/>
+          <w:lang w:val="ro-RO"/>
+        </w:rPr>
+        <w:t>OAuth</w:t>
+      </w:r>
+      <w:proofErr w:type="spellEnd"/>
+      <w:r>
+        <w:rPr>
+          <w:color w:val="000000"/>
+          <w:lang w:val="ro-RO"/>
+        </w:rPr>
+        <w:t xml:space="preserve"> 2.0 dezvoltate suplimentar au oferit o bază de referință obiectivă pentru evaluarea compromisului dintre securitate și performanță.</w:t>
       </w:r>
     </w:p>
     <w:p>
@@ -18929,21 +18979,55 @@
           <w:color w:val="000000"/>
           <w:lang w:val="ro-RO"/>
         </w:rPr>
-        <w:t xml:space="preserve">Rezultatele experimentale evidențiază compromisul fundamental al soluției. Fluxul ZKP complet înregistrează o latență medie de 3,97 ms și un debit cuprins între 178 și 264 RPS, valori de aproximativ 5 până la 7 ori inferioare celor aferente fluxurilor OAuth 2.0. Acest cost computațional, generat de exponențierile modulare pe grupul criptografic de 2048 de biți, constituie compromisul pentru eliminarea transmiterii parolei </w:t>
-      </w:r>
+        <w:t xml:space="preserve">Rezultatele experimentale evidențiază compromisul fundamental al soluției: costul computațional suplimentar, generat de exponențierile modulare pe un grup criptografic de dimensiuni mari, constituie </w:t>
+      </w:r>
+      <w:proofErr w:type="spellStart"/>
       <w:r>
         <w:rPr>
           <w:color w:val="000000"/>
           <w:lang w:val="ro-RO"/>
         </w:rPr>
-        <w:t>către server.</w:t>
-      </w:r>
+        <w:t>contrapartea</w:t>
+      </w:r>
+      <w:proofErr w:type="spellEnd"/>
       <w:r>
         <w:rPr>
           <w:color w:val="000000"/>
           <w:lang w:val="ro-RO"/>
         </w:rPr>
-        <w:t xml:space="preserve"> Testul de sarcină, desfășurat cu 50 de utilizatori concurenți pe o perioadă de 30 de secunde (23 137 de cereri procesate fără erori), a demonstrat că într-un mediu cu încărcare realistă diferențele strict criptografice sunt atenuate de costurile asociate infrastructurii, confirmând viabilitatea operațională a protocolului.</w:t>
+        <w:t xml:space="preserve"> necesară pentru protejarea </w:t>
+      </w:r>
+      <w:proofErr w:type="spellStart"/>
+      <w:r>
+        <w:rPr>
+          <w:color w:val="000000"/>
+          <w:lang w:val="ro-RO"/>
+        </w:rPr>
+        <w:t>credențialelor</w:t>
+      </w:r>
+      <w:proofErr w:type="spellEnd"/>
+      <w:r>
+        <w:rPr>
+          <w:color w:val="000000"/>
+          <w:lang w:val="ro-RO"/>
+        </w:rPr>
+        <w:t xml:space="preserve"> în tranzit. Testele de sarcină au demonstrat că, într-un mediu cu încărcare realistă, diferențele strict criptografice sunt atenuate de costurile aferente infrastructurii, confirmând viabilitatea operațională a protocolului. Prin stocarea exclusivă a cheii publice la nivelul serverului, compromiterea stratului de persistență nu permite unui adversar generarea de dovezi valide în absența scalarului privat. Simulările de escaladare a forței brute au confirmat </w:t>
+      </w:r>
+      <w:proofErr w:type="spellStart"/>
+      <w:r>
+        <w:rPr>
+          <w:color w:val="000000"/>
+          <w:lang w:val="ro-RO"/>
+        </w:rPr>
+        <w:t>nefezabilitatea</w:t>
+      </w:r>
+      <w:proofErr w:type="spellEnd"/>
+      <w:r>
+        <w:rPr>
+          <w:color w:val="000000"/>
+          <w:lang w:val="ro-RO"/>
+        </w:rPr>
+        <w:t xml:space="preserve"> computațională a recuperării cheii private pentru dimensiunile parametrilor efectivi ai sistemului.</w:t>
       </w:r>
     </w:p>
     <w:p>
@@ -18967,51 +19051,199 @@
           <w:color w:val="000000"/>
           <w:lang w:val="ro-RO"/>
         </w:rPr>
-        <w:t xml:space="preserve">Prin stocarea exclusivă a cheii publice la nivelul serverului, vulnerabilitățile asociate potențialelor breșe de securitate la nivelul bazei de date sunt minimizate considerabil, adversarul neputând genera dovezi valide fără cunoașterea scalarului privat, chiar în ipoteza accesului complet la stratul de persistență. Campania de escaladare a forței brute a confirmat nefezabilitatea computațională a recuperării cheii private pentru dimensiuni ale grupului de 64 de biți și peste, spațiul de căutare de ordinul </w:t>
-      </w:r>
-      <m:oMath>
-        <m:sSup>
-          <m:sSupPr>
-            <m:ctrlPr>
-              <w:rPr>
-                <w:rFonts w:ascii="Cambria Math" w:eastAsia="Cambria Math" w:hAnsi="Cambria Math" w:cs="Cambria Math"/>
-                <w:i/>
-                <w:color w:val="000000"/>
-              </w:rPr>
-            </m:ctrlPr>
-          </m:sSupPr>
-          <m:e>
-            <m:r>
-              <w:rPr>
-                <w:rFonts w:ascii="Cambria Math" w:eastAsia="Cambria Math" w:hAnsi="Cambria Math" w:cs="Cambria Math"/>
-                <w:color w:val="000000"/>
-              </w:rPr>
-              <m:t>2</m:t>
-            </m:r>
-          </m:e>
-          <m:sup>
-            <m:r>
-              <w:rPr>
-                <w:rFonts w:ascii="Cambria Math" w:eastAsia="Cambria Math" w:hAnsi="Cambria Math" w:cs="Cambria Math"/>
-                <w:color w:val="000000"/>
-              </w:rPr>
-              <m:t>511</m:t>
-            </m:r>
-          </m:sup>
-        </m:sSup>
-      </m:oMath>
-      <w:r>
-        <w:rPr>
-          <w:color w:val="000000"/>
+        <w:t xml:space="preserve">În ciuda acestor rezultate, sistemul prezintă limitări structurale care circumscriu domeniul său de aplicabilitate. Latența superioară a fluxului ZKP față de schemele clasice, cerința menținerii unei stări temporare între etapele protocolului, transmiterea identificatorului de client în clar, precum și dependența post-autentificare de un singur artefact de acces reprezintă constrângeri inerente ale prototipului. La nivelul implementării, derivarea simplificată a cheii private în mediul browser, mecanismul de rezervă către parametri de dimensiuni reduse și absența semnării digitale a parametrilor publici distribuiți subliniază caracterul experimental al aplicației. Parametrii utilizați în prezenta iterație, precum generatorul G = 4 și funcția de derivare a cheilor </w:t>
+      </w:r>
+      <w:proofErr w:type="spellStart"/>
+      <w:r>
+        <w:rPr>
+          <w:color w:val="000000"/>
+          <w:lang w:val="ro-RO"/>
+        </w:rPr>
+        <w:t>scrypt</w:t>
+      </w:r>
+      <w:proofErr w:type="spellEnd"/>
+      <w:r>
+        <w:rPr>
+          <w:color w:val="000000"/>
+          <w:lang w:val="ro-RO"/>
+        </w:rPr>
+        <w:t xml:space="preserve"> cu un factor de cost n = 2^11, sunt adecvați exclusiv unui prototip de cercetare, iar pentru o viitoare tranziție către un mediu de producție se impune adoptarea unui generator standardizat (conform specificației RFC 3526) și utilizarea unor parametri </w:t>
+      </w:r>
+      <w:proofErr w:type="spellStart"/>
+      <w:r>
+        <w:rPr>
+          <w:color w:val="000000"/>
+          <w:lang w:val="ro-RO"/>
+        </w:rPr>
+        <w:t>scrypt</w:t>
+      </w:r>
+      <w:proofErr w:type="spellEnd"/>
+      <w:r>
+        <w:rPr>
+          <w:color w:val="000000"/>
+          <w:lang w:val="ro-RO"/>
+        </w:rPr>
+        <w:t xml:space="preserve"> aliniați la recomandările curente de securitate OWASP (n ≥ 2^14).</w:t>
+      </w:r>
+    </w:p>
+    <w:p>
+      <w:pPr>
+        <w:pBdr>
+          <w:top w:val="nil"/>
+          <w:left w:val="nil"/>
+          <w:bottom w:val="nil"/>
+          <w:right w:val="nil"/>
+          <w:between w:val="nil"/>
+        </w:pBdr>
+        <w:ind w:firstLine="720"/>
+        <w:jc w:val="both"/>
+        <w:rPr>
+          <w:color w:val="000000"/>
+          <w:lang w:val="ro-RO"/>
+        </w:rPr>
+      </w:pPr>
+      <w:r>
+        <w:rPr>
+          <w:color w:val="000000"/>
+          <w:lang w:val="ro-RO"/>
+        </w:rPr>
+        <w:t>Pentru maturizarea sistemului se propun mai multe direcții strategice. Standardizarea derivării secretului prin algoritmi robuști (</w:t>
+      </w:r>
+      <w:proofErr w:type="spellStart"/>
+      <w:r>
+        <w:rPr>
+          <w:color w:val="000000"/>
+          <w:lang w:val="ro-RO"/>
+        </w:rPr>
+        <w:t>scrypt</w:t>
+      </w:r>
+      <w:proofErr w:type="spellEnd"/>
+      <w:r>
+        <w:rPr>
+          <w:color w:val="000000"/>
+          <w:lang w:val="ro-RO"/>
+        </w:rPr>
+        <w:t xml:space="preserve"> cu parametri OWASP sau Argon2), eliminarea mecanismelor de rezervă pentru parametri slabi și implementarea fixării amprentelor criptografice constituie priorități imediate. Pe plan matematic, tranziția către o schemă </w:t>
+      </w:r>
+      <w:proofErr w:type="spellStart"/>
+      <w:r>
+        <w:rPr>
+          <w:color w:val="000000"/>
+          <w:lang w:val="ro-RO"/>
+        </w:rPr>
+        <w:t>Schnorr</w:t>
+      </w:r>
+      <w:proofErr w:type="spellEnd"/>
+      <w:r>
+        <w:rPr>
+          <w:color w:val="000000"/>
+          <w:lang w:val="ro-RO"/>
+        </w:rPr>
+        <w:t xml:space="preserve"> pe curbe eliptice sau explorarea protocoalelor alternative de tip SRP [50], PAKE [51] ori J-PAKE [52] ar eficientiza costurile computaționale. Infrastructura necesită externalizarea stocării sesiunilor către soluții de tip in-</w:t>
+      </w:r>
+      <w:proofErr w:type="spellStart"/>
+      <w:r>
+        <w:rPr>
+          <w:color w:val="000000"/>
+          <w:lang w:val="ro-RO"/>
+        </w:rPr>
+        <w:t>memory</w:t>
+      </w:r>
+      <w:proofErr w:type="spellEnd"/>
+      <w:r>
+        <w:rPr>
+          <w:color w:val="000000"/>
+          <w:lang w:val="ro-RO"/>
+        </w:rPr>
+        <w:t xml:space="preserve"> data </w:t>
+      </w:r>
+      <w:proofErr w:type="spellStart"/>
+      <w:r>
+        <w:rPr>
+          <w:color w:val="000000"/>
+          <w:lang w:val="ro-RO"/>
+        </w:rPr>
+        <w:t>store</w:t>
+      </w:r>
+      <w:proofErr w:type="spellEnd"/>
+      <w:r>
+        <w:rPr>
+          <w:color w:val="000000"/>
+          <w:lang w:val="ro-RO"/>
+        </w:rPr>
+        <w:t xml:space="preserve"> și migrarea stratului de date relațional către platforme robuste. Din perspectiva gestionării jetoanelor, se preconizează trecerea de la semnături simetrice (HS256) către algoritmi asimetrici (RS256 sau ES256), decuplând procesele de emitere de cele de verificare. </w:t>
+      </w:r>
+      <w:r>
+        <w:rPr>
+          <w:color w:val="000000"/>
+          <w:lang w:val="ro-RO"/>
+        </w:rPr>
+        <w:lastRenderedPageBreak/>
+        <w:t xml:space="preserve">Consolidarea perimetrului de securitate presupune integrarea mecanismelor de limitare a ratei de acces, jurnalizarea structurată a evenimentelor de securitate, liste de revocare a jetoanelor și restricționarea comunicării exclusiv prin protocolul HTTPS. Pe termen lung, încorporarea jetoanelor de tip </w:t>
+      </w:r>
+      <w:proofErr w:type="spellStart"/>
+      <w:r>
+        <w:rPr>
+          <w:color w:val="000000"/>
+          <w:lang w:val="ro-RO"/>
+        </w:rPr>
+        <w:t>proof</w:t>
+      </w:r>
+      <w:proofErr w:type="spellEnd"/>
+      <w:r>
+        <w:rPr>
+          <w:color w:val="000000"/>
+          <w:lang w:val="ro-RO"/>
+        </w:rPr>
+        <w:t>-of-</w:t>
+      </w:r>
+      <w:proofErr w:type="spellStart"/>
+      <w:r>
+        <w:rPr>
+          <w:color w:val="000000"/>
+          <w:lang w:val="ro-RO"/>
+        </w:rPr>
+        <w:t>possession</w:t>
+      </w:r>
+      <w:proofErr w:type="spellEnd"/>
+      <w:r>
+        <w:rPr>
+          <w:color w:val="000000"/>
+          <w:lang w:val="ro-RO"/>
+        </w:rPr>
+        <w:t xml:space="preserve"> va elimina riscurile modelului bazat pe </w:t>
+      </w:r>
+      <w:proofErr w:type="spellStart"/>
+      <w:r>
+        <w:rPr>
+          <w:color w:val="000000"/>
+          <w:lang w:val="ro-RO"/>
+        </w:rPr>
+        <w:t>bearer</w:t>
+      </w:r>
+      <w:proofErr w:type="spellEnd"/>
+      <w:r>
+        <w:rPr>
+          <w:color w:val="000000"/>
+          <w:lang w:val="ro-RO"/>
         </w:rPr>
         <w:t xml:space="preserve"> </w:t>
       </w:r>
+      <w:proofErr w:type="spellStart"/>
       <w:r>
         <w:rPr>
           <w:color w:val="000000"/>
           <w:lang w:val="ro-RO"/>
         </w:rPr>
-        <w:t>candidați aferent parametrilor efectivi ai protocolului depășind cu mult capacitatea oricărei arhitecturi clasice existente sau previzibile.</w:t>
+        <w:t>token</w:t>
+      </w:r>
+      <w:proofErr w:type="spellEnd"/>
+      <w:r>
+        <w:rPr>
+          <w:color w:val="000000"/>
+          <w:lang w:val="ro-RO"/>
+        </w:rPr>
+        <w:t>.</w:t>
       </w:r>
     </w:p>
     <w:p>
@@ -19035,153 +19267,30 @@
           <w:color w:val="000000"/>
           <w:lang w:val="ro-RO"/>
         </w:rPr>
-        <w:t xml:space="preserve">În ciuda acestor rezultate, sistemul prezintă limitări structurale care circumscriu domeniul său de aplicabilitate. Fluxul bazat pe ZKP introduce o latență de execuție superioară în comparație cu schemele clasice OAuth 2.0, iar cerința menținerii unei stări temporare între etapele de angajament și verificare adaugă un nivel de complexitate în scenariile de scalare orizontală. Transmiterea identificatorului de client (client_id) în clar invalidează asigurarea anonimității la nivel de metadate, iar post-verificare, jetonul de acces în format JWT devine unicul artefact de acces, compromiterea acestuia conferind unui atacator autorizări nelegitime până la momentul expirării. La nivelul implementării clientului, derivarea simplificată a secretului prin intermediul </w:t>
-      </w:r>
+        <w:t xml:space="preserve">Prin urmare, concluzia principală a lucrării este că autentificarea bazată pe dovezi cu cunoștințe zero poate fi integrată eficient într-o arhitectură web modernă și poate reduce semnificativ expunerea </w:t>
+      </w:r>
+      <w:proofErr w:type="spellStart"/>
       <w:r>
         <w:rPr>
           <w:color w:val="000000"/>
           <w:lang w:val="ro-RO"/>
         </w:rPr>
-        <w:lastRenderedPageBreak/>
-        <w:t>funcției SHA-256 nu integrează o funcție de derivare a cheilor cu consum ridicat de memorie, iar mecanismul de rezervă (fallback) către parametri criptografici de dimensiuni reduse, deși acceptabil într-un mediu controlat, devine critic într-o implementare de producție. Distribuția parametrilor publici nu este protejată prin mecanisme de semnare digitală sau fixare a certificatelor (pinning), devenind un vector de vulnerabilitate în absența securizării prin protocolul TLS. La nivelul infrastructurii serverului, stocarea în memorie a sesiunilor, politicile CORS permisive, utilizarea sistemului de gestiune SQLite, definirea statică a cheilor secrete și semnătura simetrică HS256 a jetoanelor subliniază caracterul pur experimental al aplicației. Timpul de viață al sesiunii, fixat la 5 secunde, este restrictiv pentru clienții mobili sau rețelele cu latență ridicată, în timp ce fereastra de 50 de milisecunde utilizată pentru diferențierea competiției pentru resurse de atacurile de preluare a sesiunii prezintă instabilitate operațională în afara mediului de laborator. Cu toate acestea, parametrii utilizați în prezenta iterație, precum generatorul G = 4 și funcția de derivare a cheilor scrypt cu un factor de cost n =</w:t>
-      </w:r>
+        <w:t>credențialelor</w:t>
+      </w:r>
+      <w:proofErr w:type="spellEnd"/>
       <w:r>
         <w:rPr>
           <w:color w:val="000000"/>
           <w:lang w:val="ro-RO"/>
         </w:rPr>
-        <w:t xml:space="preserve"> </w:t>
-      </w:r>
-      <m:oMath>
-        <m:sSup>
-          <m:sSupPr>
-            <m:ctrlPr>
-              <w:rPr>
-                <w:rFonts w:ascii="Cambria Math" w:eastAsia="Cambria Math" w:hAnsi="Cambria Math" w:cs="Cambria Math"/>
-                <w:i/>
-                <w:color w:val="000000"/>
-              </w:rPr>
-            </m:ctrlPr>
-          </m:sSupPr>
-          <m:e>
-            <m:r>
-              <w:rPr>
-                <w:rFonts w:ascii="Cambria Math" w:eastAsia="Cambria Math" w:hAnsi="Cambria Math" w:cs="Cambria Math"/>
-                <w:color w:val="000000"/>
-              </w:rPr>
-              <m:t>2</m:t>
-            </m:r>
-          </m:e>
-          <m:sup>
-            <m:r>
-              <w:rPr>
-                <w:rFonts w:ascii="Cambria Math" w:eastAsia="Cambria Math" w:hAnsi="Cambria Math" w:cs="Cambria Math"/>
-                <w:color w:val="000000"/>
-              </w:rPr>
-              <m:t>11</m:t>
-            </m:r>
-          </m:sup>
-        </m:sSup>
-      </m:oMath>
+        <w:t xml:space="preserve"> la interceptare, cu condiția ca implementarea să fie completată printr-o întărire riguroasă a distribuției parametrilor, a derivării secretelor și a infrastructurii operaționale.</w:t>
+      </w:r>
       <w:r>
         <w:rPr>
           <w:color w:val="000000"/>
           <w:lang w:val="ro-RO"/>
         </w:rPr>
-        <w:t>, sunt adecvați exclusiv unui prototip de cercetare, iar pentru o viitoare tranziție către un mediu de producție se impune adoptarea unui generator standardizat (conform specificației RFC 3526) și utilizarea unor parametri scrypt aliniați la recomandările curente de securitate OWASP (n ≥</w:t>
-      </w:r>
-      <w:r>
-        <w:rPr>
-          <w:color w:val="000000"/>
-          <w:lang w:val="ro-RO"/>
-        </w:rPr>
-        <w:t xml:space="preserve"> </w:t>
-      </w:r>
-      <m:oMath>
-        <m:sSup>
-          <m:sSupPr>
-            <m:ctrlPr>
-              <w:rPr>
-                <w:rFonts w:ascii="Cambria Math" w:eastAsia="Cambria Math" w:hAnsi="Cambria Math" w:cs="Cambria Math"/>
-                <w:i/>
-                <w:color w:val="000000"/>
-              </w:rPr>
-            </m:ctrlPr>
-          </m:sSupPr>
-          <m:e>
-            <m:r>
-              <w:rPr>
-                <w:rFonts w:ascii="Cambria Math" w:eastAsia="Cambria Math" w:hAnsi="Cambria Math" w:cs="Cambria Math"/>
-                <w:color w:val="000000"/>
-              </w:rPr>
-              <m:t>2</m:t>
-            </m:r>
-          </m:e>
-          <m:sup>
-            <m:r>
-              <w:rPr>
-                <w:rFonts w:ascii="Cambria Math" w:eastAsia="Cambria Math" w:hAnsi="Cambria Math" w:cs="Cambria Math"/>
-                <w:color w:val="000000"/>
-              </w:rPr>
-              <m:t>14</m:t>
-            </m:r>
-          </m:sup>
-        </m:sSup>
-      </m:oMath>
-      <w:r>
-        <w:rPr>
-          <w:color w:val="000000"/>
-          <w:lang w:val="ro-RO"/>
-        </w:rPr>
-        <w:t>).</w:t>
-      </w:r>
-    </w:p>
-    <w:p>
-      <w:pPr>
-        <w:pBdr>
-          <w:top w:val="nil"/>
-          <w:left w:val="nil"/>
-          <w:bottom w:val="nil"/>
-          <w:right w:val="nil"/>
-          <w:between w:val="nil"/>
-        </w:pBdr>
-        <w:ind w:firstLine="720"/>
-        <w:jc w:val="both"/>
-        <w:rPr>
-          <w:color w:val="000000"/>
-          <w:lang w:val="ro-RO"/>
-        </w:rPr>
-      </w:pPr>
-      <w:r>
-        <w:rPr>
-          <w:color w:val="000000"/>
-          <w:lang w:val="ro-RO"/>
-        </w:rPr>
-        <w:t>Pentru a asigura maturizarea sistemului și alinierea acestuia la standardele industriale, se propun mai multe direcții strategice de optimizare. Cu prioritate, se impune standardizarea procesului de derivare a secretului prin implementarea unor algoritmi robuști (precum scrypt sau Argon2), proces dependent de un salt criptografic generat și stocat în mod securizat pe dispozitivul clientului, precum și eliminarea procedurilor de rezervă destinate parametrilor slabi și implementarea unui sistem de validare a parametrilor publici prin fixarea amprentelor criptografice. Referitor la fundamentul matematic, se recomandă tranziția către o schemă Schnorr aplicată pe curbe eliptice (ECC) pentru o eficientizare a costurilor computaționale, sau explorarea unor protocoale alternative de tip SRP [50], PAKE [51] ori J-PAKE [52]. Infrastructura necesită externalizarea stocării sesiunilor către soluții de tip in-memory data store (precum Redis) și migrarea stratului de date relațional către platforme robuste, precum PostgreSQL sau MySQL. Din perspectiva gestionării jetoanelor, se preconizează trecerea de la semnături simetrice (HS256) către algoritmi asimetrici (RS256 sau ES256), decuplând procesele de emitere de cele de verificare. Consolidarea perimetrului de securitate va presupune integrarea unor mecanisme de limitare a ratei de acces (rate limiting), implementarea jurnalizării structurate a evenimentelor de securitate și a unor liste de revocare a jetoanelor, iar comunicarea trebuie restricționată exclusiv prin protocolul HTTPS, cu aplicarea unor politici CORS riguroase. Pe termen lung, extinderea arhitecturii prin încorporarea jetoanelor de tip proof-of-possession va elimina riscurile modelului de acces bazat exclusiv pe transmiterea unui bearer token.</w:t>
-      </w:r>
-    </w:p>
-    <w:p>
-      <w:pPr>
-        <w:pBdr>
-          <w:top w:val="nil"/>
-          <w:left w:val="nil"/>
-          <w:bottom w:val="nil"/>
-          <w:right w:val="nil"/>
-          <w:between w:val="nil"/>
-        </w:pBdr>
-        <w:ind w:firstLine="720"/>
-        <w:jc w:val="both"/>
-        <w:rPr>
-          <w:color w:val="000000"/>
-          <w:lang w:val="ro-RO"/>
-        </w:rPr>
-      </w:pPr>
-      <w:r>
-        <w:rPr>
-          <w:color w:val="000000"/>
-          <w:lang w:val="ro-RO"/>
-        </w:rPr>
-        <w:t>Prin urmare, concluzia principală a lucrării este că autentificarea bazată pe dovezi de cunoaștere zero poate fi integrată eficient într-o arhitectură web modernă și poate reduce semnificativ expunerea credențialelor la interceptare, cu condiția ca implementarea să fie completată ulterior printr-o întărire riguroasă a distribuției parametrilor, a derivării secretelor și a infrastructurii operaționale.</w:t>
+        <w:t>.</w:t>
       </w:r>
     </w:p>
     <w:p>

--- a/docs/Disertatie_Matei_Rares_5.docx
+++ b/docs/Disertatie_Matei_Rares_5.docx
@@ -1659,14 +1659,12 @@
               <w:rFonts w:ascii="Times New Roman" w:hAnsi="Times New Roman" w:cs="Times New Roman"/>
             </w:rPr>
           </w:pPr>
-          <w:proofErr w:type="spellStart"/>
           <w:r>
             <w:rPr>
               <w:rFonts w:ascii="Times New Roman" w:hAnsi="Times New Roman" w:cs="Times New Roman"/>
             </w:rPr>
             <w:t>Cuprins</w:t>
           </w:r>
-          <w:proofErr w:type="spellEnd"/>
         </w:p>
         <w:p>
           <w:pPr>
@@ -10201,7 +10199,7 @@
           <w:noProof/>
         </w:rPr>
         <w:drawing>
-          <wp:anchor distT="0" distB="0" distL="114300" distR="114300" simplePos="0" relativeHeight="251673600" behindDoc="0" locked="0" layoutInCell="1" allowOverlap="1" wp14:anchorId="5BBC0931" wp14:editId="0A24F1DF">
+          <wp:anchor distT="0" distB="0" distL="114300" distR="114300" simplePos="0" relativeHeight="251673600" behindDoc="0" locked="0" layoutInCell="1" allowOverlap="1" wp14:anchorId="5BBC0931" wp14:editId="52EBF957">
             <wp:simplePos x="0" y="0"/>
             <wp:positionH relativeFrom="page">
               <wp:posOffset>1304290</wp:posOffset>
@@ -10775,7 +10773,7 @@
         </w:rPr>
         <w:lastRenderedPageBreak/>
         <w:drawing>
-          <wp:anchor distT="0" distB="0" distL="114300" distR="114300" simplePos="0" relativeHeight="251674624" behindDoc="0" locked="0" layoutInCell="1" allowOverlap="1" wp14:anchorId="265ECEC0" wp14:editId="0E3E613C">
+          <wp:anchor distT="0" distB="0" distL="114300" distR="114300" simplePos="0" relativeHeight="251674624" behindDoc="0" locked="0" layoutInCell="1" allowOverlap="1" wp14:anchorId="265ECEC0" wp14:editId="7E7468F8">
             <wp:simplePos x="0" y="0"/>
             <wp:positionH relativeFrom="margin">
               <wp:align>center</wp:align>
@@ -18867,39 +18865,55 @@
           <w:color w:val="000000"/>
           <w:lang w:val="ro-RO"/>
         </w:rPr>
-        <w:t xml:space="preserve">Lucrarea a urmărit proiectarea, implementarea și evaluarea unui sistem de autentificare care combină schema de identificare </w:t>
-      </w:r>
-      <w:proofErr w:type="spellStart"/>
-      <w:r>
+        <w:t>Lucrarea a urmărit proiectarea, implementarea și evaluarea unui sistem de autentificare care combină schema de identificare Schnorr cu un model de autorizare bazat pe jetoane de acces în format JWT, inspirat conceptual din ecosistemul OAuth 2.0. Rezultatul este un prototip funcțional care demonstrează fezabilitatea autentificării web în absența transmiterii parolei către server, redefinind modelul de încredere: serverul nu mai deține și nu mai protejează un secret partajat, ci validează exclusiv relații matematice asimetrice pe baza cheii publice stocate.</w:t>
+      </w:r>
+    </w:p>
+    <w:p>
+      <w:pPr>
+        <w:pBdr>
+          <w:top w:val="nil"/>
+          <w:left w:val="nil"/>
+          <w:bottom w:val="nil"/>
+          <w:right w:val="nil"/>
+          <w:between w:val="nil"/>
+        </w:pBdr>
+        <w:ind w:firstLine="720"/>
+        <w:jc w:val="both"/>
         <w:rPr>
           <w:color w:val="000000"/>
           <w:lang w:val="ro-RO"/>
         </w:rPr>
-        <w:t>Schnorr</w:t>
-      </w:r>
-      <w:proofErr w:type="spellEnd"/>
+      </w:pPr>
       <w:r>
         <w:rPr>
           <w:color w:val="000000"/>
           <w:lang w:val="ro-RO"/>
         </w:rPr>
-        <w:t xml:space="preserve"> cu un model de autorizare bazat pe jetoane de acces în format JWT, inspirat conceptual din ecosistemul </w:t>
-      </w:r>
-      <w:proofErr w:type="spellStart"/>
-      <w:r>
+        <w:t>Din punct de vedere funcțional, sistemul acoperă integral ciclul de înregistrare, autentificare, emitere a jetonului de acces și consum al resurselor protejate, completat de măsuri de întărire precum validarea apartenenței la subgrup, legarea sesiunii de contextul HTTP, invalidarea sesiunii după consum și validarea riguroasă a tuturor intrărilor. Suita de testare automatizată și simulările de atac au confirmat consistența funcțională și experimentală a implementării. Ancorarea transcrisului criptografic de contextul specific al rețelei neutralizează atacurile de tip replay și relay, iar integrarea jetoanelor de acces post-autentificare asigură compatibilitatea cu standardele arhitecturale ale interfețelor API moderne. Fluxurile comparative OAuth 2.0 dezvoltate suplimentar au oferit o bază de referință obiectivă pentru evaluarea compromisului dintre securitate și performanță.</w:t>
+      </w:r>
+    </w:p>
+    <w:p>
+      <w:pPr>
+        <w:pBdr>
+          <w:top w:val="nil"/>
+          <w:left w:val="nil"/>
+          <w:bottom w:val="nil"/>
+          <w:right w:val="nil"/>
+          <w:between w:val="nil"/>
+        </w:pBdr>
+        <w:ind w:firstLine="720"/>
+        <w:jc w:val="both"/>
         <w:rPr>
           <w:color w:val="000000"/>
           <w:lang w:val="ro-RO"/>
         </w:rPr>
-        <w:t>OAuth</w:t>
-      </w:r>
-      <w:proofErr w:type="spellEnd"/>
+      </w:pPr>
       <w:r>
         <w:rPr>
           <w:color w:val="000000"/>
           <w:lang w:val="ro-RO"/>
         </w:rPr>
-        <w:t xml:space="preserve"> 2.0. Rezultatul este un prototip funcțional care demonstrează fezabilitatea autentificării web în absența transmiterii parolei către server, redefinind modelul de încredere: serverul nu mai deține și nu mai protejează un secret partajat, ci validează exclusiv relații matematice asimetrice pe baza cheii publice stocate.</w:t>
+        <w:t>Rezultatele experimentale evidențiază compromisul fundamental al soluției: costul computațional suplimentar, generat de exponențierile modulare pe un grup criptografic de dimensiuni mari, constituie contrapartea necesară pentru protejarea credențialelor în tranzit. Testele de sarcină au demonstrat că, într-un mediu cu încărcare realistă, diferențele strict criptografice sunt atenuate de costurile aferente infrastructurii, confirmând viabilitatea operațională a protocolului. Prin stocarea exclusivă a cheii publice la nivelul serverului, compromiterea stratului de persistență nu permite unui adversar generarea de dovezi valide în absența scalarului privat. Simulările de escaladare a forței brute au confirmat nefezabilitatea computațională a recuperării cheii private pentru dimensiunile parametrilor efectivi ai sistemului.</w:t>
       </w:r>
     </w:p>
     <w:p>
@@ -18923,367 +18937,63 @@
           <w:color w:val="000000"/>
           <w:lang w:val="ro-RO"/>
         </w:rPr>
-        <w:t xml:space="preserve">Din punct de vedere funcțional, sistemul acoperă integral ciclul de înregistrare, autentificare, emitere a jetonului de acces și consum al resurselor protejate, completat de măsuri de întărire precum validarea apartenenței la subgrup, legarea sesiunii de contextul HTTP, invalidarea sesiunii după consum și validarea riguroasă a tuturor intrărilor. Suita de testare automatizată și simulările de atac au confirmat consistența funcțională și experimentală a implementării. Ancorarea transcrisului criptografic de contextul specific al rețelei neutralizează atacurile de tip replay și </w:t>
-      </w:r>
-      <w:proofErr w:type="spellStart"/>
-      <w:r>
+        <w:t>În ciuda acestor rezultate, sistemul prezintă limitări structurale care circumscriu domeniul său de aplicabilitate. Latența superioară a fluxului ZKP față de schemele clasice, cerința menținerii unei stări temporare între etapele protocolului, transmiterea identificatorului de client în clar, precum și dependența post-autentificare de un singur artefact de acces reprezintă constrângeri inerente ale prototipului. La nivelul implementării, derivarea simplificată a cheii private în mediul browser, mecanismul de rezervă către parametri de dimensiuni reduse și absența semnării digitale a parametrilor publici distribuiți subliniază caracterul experimental al aplicației. Parametrii utilizați în prezenta iterație, precum generatorul G = 4 și funcția de derivare a cheilor scrypt cu un factor de cost n = 2^11, sunt adecvați exclusiv unui prototip de cercetare, iar pentru o viitoare tranziție către un mediu de producție se impune adoptarea unui generator standardizat (conform specificației RFC 3526) și utilizarea unor parametri scrypt aliniați la recomandările curente de securitate OWASP (n ≥ 2^14).</w:t>
+      </w:r>
+    </w:p>
+    <w:p>
+      <w:pPr>
+        <w:pBdr>
+          <w:top w:val="nil"/>
+          <w:left w:val="nil"/>
+          <w:bottom w:val="nil"/>
+          <w:right w:val="nil"/>
+          <w:between w:val="nil"/>
+        </w:pBdr>
+        <w:ind w:firstLine="720"/>
+        <w:jc w:val="both"/>
         <w:rPr>
           <w:color w:val="000000"/>
           <w:lang w:val="ro-RO"/>
         </w:rPr>
-        <w:t>relay</w:t>
-      </w:r>
-      <w:proofErr w:type="spellEnd"/>
+      </w:pPr>
       <w:r>
         <w:rPr>
           <w:color w:val="000000"/>
           <w:lang w:val="ro-RO"/>
         </w:rPr>
-        <w:t xml:space="preserve">, iar integrarea jetoanelor de acces post-autentificare asigură compatibilitatea cu standardele arhitecturale ale interfețelor API moderne. Fluxurile comparative </w:t>
-      </w:r>
-      <w:proofErr w:type="spellStart"/>
+        <w:t xml:space="preserve">Pentru maturizarea sistemului se propun mai multe direcții strategice. Standardizarea derivării secretului prin algoritmi robuști (scrypt cu parametri OWASP sau Argon2), eliminarea mecanismelor de rezervă pentru parametri slabi și implementarea fixării amprentelor criptografice constituie priorități imediate. Pe plan matematic, tranziția către o schemă Schnorr pe curbe eliptice sau explorarea protocoalelor alternative de tip SRP [50], PAKE [51] ori J-PAKE [52] ar eficientiza costurile computaționale. Infrastructura necesită externalizarea stocării sesiunilor către soluții de tip in-memory data store și migrarea stratului de date relațional către platforme robuste. Din perspectiva gestionării jetoanelor, se preconizează trecerea de la semnături simetrice (HS256) către algoritmi asimetrici (RS256 sau ES256), decuplând procesele de emitere de cele de verificare. </w:t>
+      </w:r>
       <w:r>
         <w:rPr>
           <w:color w:val="000000"/>
           <w:lang w:val="ro-RO"/>
         </w:rPr>
-        <w:t>OAuth</w:t>
-      </w:r>
-      <w:proofErr w:type="spellEnd"/>
-      <w:r>
+        <w:lastRenderedPageBreak/>
+        <w:t>Consolidarea perimetrului de securitate presupune integrarea mecanismelor de limitare a ratei de acces, jurnalizarea structurată a evenimentelor de securitate, liste de revocare a jetoanelor și restricționarea comunicării exclusiv prin protocolul HTTPS. Pe termen lung, încorporarea jetoanelor de tip proof-of-possession va elimina riscurile modelului bazat pe bearer token.</w:t>
+      </w:r>
+    </w:p>
+    <w:p>
+      <w:pPr>
+        <w:pBdr>
+          <w:top w:val="nil"/>
+          <w:left w:val="nil"/>
+          <w:bottom w:val="nil"/>
+          <w:right w:val="nil"/>
+          <w:between w:val="nil"/>
+        </w:pBdr>
+        <w:ind w:firstLine="720"/>
+        <w:jc w:val="both"/>
         <w:rPr>
           <w:color w:val="000000"/>
           <w:lang w:val="ro-RO"/>
         </w:rPr>
-        <w:t xml:space="preserve"> 2.0 dezvoltate suplimentar au oferit o bază de referință obiectivă pentru evaluarea compromisului dintre securitate și performanță.</w:t>
-      </w:r>
-    </w:p>
-    <w:p>
-      <w:pPr>
-        <w:pBdr>
-          <w:top w:val="nil"/>
-          <w:left w:val="nil"/>
-          <w:bottom w:val="nil"/>
-          <w:right w:val="nil"/>
-          <w:between w:val="nil"/>
-        </w:pBdr>
-        <w:ind w:firstLine="720"/>
-        <w:jc w:val="both"/>
+      </w:pPr>
+      <w:r>
         <w:rPr>
           <w:color w:val="000000"/>
           <w:lang w:val="ro-RO"/>
         </w:rPr>
-      </w:pPr>
-      <w:r>
-        <w:rPr>
-          <w:color w:val="000000"/>
-          <w:lang w:val="ro-RO"/>
-        </w:rPr>
-        <w:t xml:space="preserve">Rezultatele experimentale evidențiază compromisul fundamental al soluției: costul computațional suplimentar, generat de exponențierile modulare pe un grup criptografic de dimensiuni mari, constituie </w:t>
-      </w:r>
-      <w:proofErr w:type="spellStart"/>
-      <w:r>
-        <w:rPr>
-          <w:color w:val="000000"/>
-          <w:lang w:val="ro-RO"/>
-        </w:rPr>
-        <w:t>contrapartea</w:t>
-      </w:r>
-      <w:proofErr w:type="spellEnd"/>
-      <w:r>
-        <w:rPr>
-          <w:color w:val="000000"/>
-          <w:lang w:val="ro-RO"/>
-        </w:rPr>
-        <w:t xml:space="preserve"> necesară pentru protejarea </w:t>
-      </w:r>
-      <w:proofErr w:type="spellStart"/>
-      <w:r>
-        <w:rPr>
-          <w:color w:val="000000"/>
-          <w:lang w:val="ro-RO"/>
-        </w:rPr>
-        <w:t>credențialelor</w:t>
-      </w:r>
-      <w:proofErr w:type="spellEnd"/>
-      <w:r>
-        <w:rPr>
-          <w:color w:val="000000"/>
-          <w:lang w:val="ro-RO"/>
-        </w:rPr>
-        <w:t xml:space="preserve"> în tranzit. Testele de sarcină au demonstrat că, într-un mediu cu încărcare realistă, diferențele strict criptografice sunt atenuate de costurile aferente infrastructurii, confirmând viabilitatea operațională a protocolului. Prin stocarea exclusivă a cheii publice la nivelul serverului, compromiterea stratului de persistență nu permite unui adversar generarea de dovezi valide în absența scalarului privat. Simulările de escaladare a forței brute au confirmat </w:t>
-      </w:r>
-      <w:proofErr w:type="spellStart"/>
-      <w:r>
-        <w:rPr>
-          <w:color w:val="000000"/>
-          <w:lang w:val="ro-RO"/>
-        </w:rPr>
-        <w:t>nefezabilitatea</w:t>
-      </w:r>
-      <w:proofErr w:type="spellEnd"/>
-      <w:r>
-        <w:rPr>
-          <w:color w:val="000000"/>
-          <w:lang w:val="ro-RO"/>
-        </w:rPr>
-        <w:t xml:space="preserve"> computațională a recuperării cheii private pentru dimensiunile parametrilor efectivi ai sistemului.</w:t>
-      </w:r>
-    </w:p>
-    <w:p>
-      <w:pPr>
-        <w:pBdr>
-          <w:top w:val="nil"/>
-          <w:left w:val="nil"/>
-          <w:bottom w:val="nil"/>
-          <w:right w:val="nil"/>
-          <w:between w:val="nil"/>
-        </w:pBdr>
-        <w:ind w:firstLine="720"/>
-        <w:jc w:val="both"/>
-        <w:rPr>
-          <w:color w:val="000000"/>
-          <w:lang w:val="ro-RO"/>
-        </w:rPr>
-      </w:pPr>
-      <w:r>
-        <w:rPr>
-          <w:color w:val="000000"/>
-          <w:lang w:val="ro-RO"/>
-        </w:rPr>
-        <w:t xml:space="preserve">În ciuda acestor rezultate, sistemul prezintă limitări structurale care circumscriu domeniul său de aplicabilitate. Latența superioară a fluxului ZKP față de schemele clasice, cerința menținerii unei stări temporare între etapele protocolului, transmiterea identificatorului de client în clar, precum și dependența post-autentificare de un singur artefact de acces reprezintă constrângeri inerente ale prototipului. La nivelul implementării, derivarea simplificată a cheii private în mediul browser, mecanismul de rezervă către parametri de dimensiuni reduse și absența semnării digitale a parametrilor publici distribuiți subliniază caracterul experimental al aplicației. Parametrii utilizați în prezenta iterație, precum generatorul G = 4 și funcția de derivare a cheilor </w:t>
-      </w:r>
-      <w:proofErr w:type="spellStart"/>
-      <w:r>
-        <w:rPr>
-          <w:color w:val="000000"/>
-          <w:lang w:val="ro-RO"/>
-        </w:rPr>
-        <w:t>scrypt</w:t>
-      </w:r>
-      <w:proofErr w:type="spellEnd"/>
-      <w:r>
-        <w:rPr>
-          <w:color w:val="000000"/>
-          <w:lang w:val="ro-RO"/>
-        </w:rPr>
-        <w:t xml:space="preserve"> cu un factor de cost n = 2^11, sunt adecvați exclusiv unui prototip de cercetare, iar pentru o viitoare tranziție către un mediu de producție se impune adoptarea unui generator standardizat (conform specificației RFC 3526) și utilizarea unor parametri </w:t>
-      </w:r>
-      <w:proofErr w:type="spellStart"/>
-      <w:r>
-        <w:rPr>
-          <w:color w:val="000000"/>
-          <w:lang w:val="ro-RO"/>
-        </w:rPr>
-        <w:t>scrypt</w:t>
-      </w:r>
-      <w:proofErr w:type="spellEnd"/>
-      <w:r>
-        <w:rPr>
-          <w:color w:val="000000"/>
-          <w:lang w:val="ro-RO"/>
-        </w:rPr>
-        <w:t xml:space="preserve"> aliniați la recomandările curente de securitate OWASP (n ≥ 2^14).</w:t>
-      </w:r>
-    </w:p>
-    <w:p>
-      <w:pPr>
-        <w:pBdr>
-          <w:top w:val="nil"/>
-          <w:left w:val="nil"/>
-          <w:bottom w:val="nil"/>
-          <w:right w:val="nil"/>
-          <w:between w:val="nil"/>
-        </w:pBdr>
-        <w:ind w:firstLine="720"/>
-        <w:jc w:val="both"/>
-        <w:rPr>
-          <w:color w:val="000000"/>
-          <w:lang w:val="ro-RO"/>
-        </w:rPr>
-      </w:pPr>
-      <w:r>
-        <w:rPr>
-          <w:color w:val="000000"/>
-          <w:lang w:val="ro-RO"/>
-        </w:rPr>
-        <w:t>Pentru maturizarea sistemului se propun mai multe direcții strategice. Standardizarea derivării secretului prin algoritmi robuști (</w:t>
-      </w:r>
-      <w:proofErr w:type="spellStart"/>
-      <w:r>
-        <w:rPr>
-          <w:color w:val="000000"/>
-          <w:lang w:val="ro-RO"/>
-        </w:rPr>
-        <w:t>scrypt</w:t>
-      </w:r>
-      <w:proofErr w:type="spellEnd"/>
-      <w:r>
-        <w:rPr>
-          <w:color w:val="000000"/>
-          <w:lang w:val="ro-RO"/>
-        </w:rPr>
-        <w:t xml:space="preserve"> cu parametri OWASP sau Argon2), eliminarea mecanismelor de rezervă pentru parametri slabi și implementarea fixării amprentelor criptografice constituie priorități imediate. Pe plan matematic, tranziția către o schemă </w:t>
-      </w:r>
-      <w:proofErr w:type="spellStart"/>
-      <w:r>
-        <w:rPr>
-          <w:color w:val="000000"/>
-          <w:lang w:val="ro-RO"/>
-        </w:rPr>
-        <w:t>Schnorr</w:t>
-      </w:r>
-      <w:proofErr w:type="spellEnd"/>
-      <w:r>
-        <w:rPr>
-          <w:color w:val="000000"/>
-          <w:lang w:val="ro-RO"/>
-        </w:rPr>
-        <w:t xml:space="preserve"> pe curbe eliptice sau explorarea protocoalelor alternative de tip SRP [50], PAKE [51] ori J-PAKE [52] ar eficientiza costurile computaționale. Infrastructura necesită externalizarea stocării sesiunilor către soluții de tip in-</w:t>
-      </w:r>
-      <w:proofErr w:type="spellStart"/>
-      <w:r>
-        <w:rPr>
-          <w:color w:val="000000"/>
-          <w:lang w:val="ro-RO"/>
-        </w:rPr>
-        <w:t>memory</w:t>
-      </w:r>
-      <w:proofErr w:type="spellEnd"/>
-      <w:r>
-        <w:rPr>
-          <w:color w:val="000000"/>
-          <w:lang w:val="ro-RO"/>
-        </w:rPr>
-        <w:t xml:space="preserve"> data </w:t>
-      </w:r>
-      <w:proofErr w:type="spellStart"/>
-      <w:r>
-        <w:rPr>
-          <w:color w:val="000000"/>
-          <w:lang w:val="ro-RO"/>
-        </w:rPr>
-        <w:t>store</w:t>
-      </w:r>
-      <w:proofErr w:type="spellEnd"/>
-      <w:r>
-        <w:rPr>
-          <w:color w:val="000000"/>
-          <w:lang w:val="ro-RO"/>
-        </w:rPr>
-        <w:t xml:space="preserve"> și migrarea stratului de date relațional către platforme robuste. Din perspectiva gestionării jetoanelor, se preconizează trecerea de la semnături simetrice (HS256) către algoritmi asimetrici (RS256 sau ES256), decuplând procesele de emitere de cele de verificare. </w:t>
-      </w:r>
-      <w:r>
-        <w:rPr>
-          <w:color w:val="000000"/>
-          <w:lang w:val="ro-RO"/>
-        </w:rPr>
-        <w:lastRenderedPageBreak/>
-        <w:t xml:space="preserve">Consolidarea perimetrului de securitate presupune integrarea mecanismelor de limitare a ratei de acces, jurnalizarea structurată a evenimentelor de securitate, liste de revocare a jetoanelor și restricționarea comunicării exclusiv prin protocolul HTTPS. Pe termen lung, încorporarea jetoanelor de tip </w:t>
-      </w:r>
-      <w:proofErr w:type="spellStart"/>
-      <w:r>
-        <w:rPr>
-          <w:color w:val="000000"/>
-          <w:lang w:val="ro-RO"/>
-        </w:rPr>
-        <w:t>proof</w:t>
-      </w:r>
-      <w:proofErr w:type="spellEnd"/>
-      <w:r>
-        <w:rPr>
-          <w:color w:val="000000"/>
-          <w:lang w:val="ro-RO"/>
-        </w:rPr>
-        <w:t>-of-</w:t>
-      </w:r>
-      <w:proofErr w:type="spellStart"/>
-      <w:r>
-        <w:rPr>
-          <w:color w:val="000000"/>
-          <w:lang w:val="ro-RO"/>
-        </w:rPr>
-        <w:t>possession</w:t>
-      </w:r>
-      <w:proofErr w:type="spellEnd"/>
-      <w:r>
-        <w:rPr>
-          <w:color w:val="000000"/>
-          <w:lang w:val="ro-RO"/>
-        </w:rPr>
-        <w:t xml:space="preserve"> va elimina riscurile modelului bazat pe </w:t>
-      </w:r>
-      <w:proofErr w:type="spellStart"/>
-      <w:r>
-        <w:rPr>
-          <w:color w:val="000000"/>
-          <w:lang w:val="ro-RO"/>
-        </w:rPr>
-        <w:t>bearer</w:t>
-      </w:r>
-      <w:proofErr w:type="spellEnd"/>
-      <w:r>
-        <w:rPr>
-          <w:color w:val="000000"/>
-          <w:lang w:val="ro-RO"/>
-        </w:rPr>
-        <w:t xml:space="preserve"> </w:t>
-      </w:r>
-      <w:proofErr w:type="spellStart"/>
-      <w:r>
-        <w:rPr>
-          <w:color w:val="000000"/>
-          <w:lang w:val="ro-RO"/>
-        </w:rPr>
-        <w:t>token</w:t>
-      </w:r>
-      <w:proofErr w:type="spellEnd"/>
-      <w:r>
-        <w:rPr>
-          <w:color w:val="000000"/>
-          <w:lang w:val="ro-RO"/>
-        </w:rPr>
-        <w:t>.</w:t>
-      </w:r>
-    </w:p>
-    <w:p>
-      <w:pPr>
-        <w:pBdr>
-          <w:top w:val="nil"/>
-          <w:left w:val="nil"/>
-          <w:bottom w:val="nil"/>
-          <w:right w:val="nil"/>
-          <w:between w:val="nil"/>
-        </w:pBdr>
-        <w:ind w:firstLine="720"/>
-        <w:jc w:val="both"/>
-        <w:rPr>
-          <w:color w:val="000000"/>
-          <w:lang w:val="ro-RO"/>
-        </w:rPr>
-      </w:pPr>
-      <w:r>
-        <w:rPr>
-          <w:color w:val="000000"/>
-          <w:lang w:val="ro-RO"/>
-        </w:rPr>
-        <w:t xml:space="preserve">Prin urmare, concluzia principală a lucrării este că autentificarea bazată pe dovezi cu cunoștințe zero poate fi integrată eficient într-o arhitectură web modernă și poate reduce semnificativ expunerea </w:t>
-      </w:r>
-      <w:proofErr w:type="spellStart"/>
-      <w:r>
-        <w:rPr>
-          <w:color w:val="000000"/>
-          <w:lang w:val="ro-RO"/>
-        </w:rPr>
-        <w:t>credențialelor</w:t>
-      </w:r>
-      <w:proofErr w:type="spellEnd"/>
-      <w:r>
-        <w:rPr>
-          <w:color w:val="000000"/>
-          <w:lang w:val="ro-RO"/>
-        </w:rPr>
-        <w:t xml:space="preserve"> la interceptare, cu condiția ca implementarea să fie completată printr-o întărire riguroasă a distribuției parametrilor, a derivării secretelor și a infrastructurii operaționale.</w:t>
+        <w:t>Prin urmare, concluzia principală a lucrării este că autentificarea bazată pe dovezi cu cunoștințe zero poate fi integrată eficient într-o arhitectură web modernă și poate reduce semnificativ expunerea credențialelor la interceptare, cu condiția ca implementarea să fie completată printr-o întărire riguroasă a distribuției parametrilor, a derivării secretelor și a infrastructurii operaționale.</w:t>
       </w:r>
       <w:r>
         <w:rPr>
@@ -21149,6 +20859,44 @@
           <w:szCs w:val="22"/>
         </w:rPr>
       </w:pPr>
+      <w:r>
+        <w:rPr>
+          <w:color w:val="000000"/>
+          <w:sz w:val="22"/>
+          <w:szCs w:val="22"/>
+        </w:rPr>
+        <w:t>Todo referinte pentru a HNDL si algoritimi anti hndl (j=pake ?)</w:t>
+      </w:r>
+    </w:p>
+    <w:p>
+      <w:pPr>
+        <w:widowControl/>
+        <w:pBdr>
+          <w:top w:val="nil"/>
+          <w:left w:val="nil"/>
+          <w:bottom w:val="nil"/>
+          <w:right w:val="nil"/>
+          <w:between w:val="nil"/>
+        </w:pBdr>
+        <w:tabs>
+          <w:tab w:val="left" w:pos="450"/>
+        </w:tabs>
+        <w:spacing w:after="50"/>
+        <w:jc w:val="both"/>
+        <w:rPr>
+          <w:color w:val="000000"/>
+          <w:sz w:val="22"/>
+          <w:szCs w:val="22"/>
+        </w:rPr>
+      </w:pPr>
+      <w:r>
+        <w:rPr>
+          <w:color w:val="000000"/>
+          <w:sz w:val="22"/>
+          <w:szCs w:val="22"/>
+        </w:rPr>
+        <w:t>https://www.paloaltonetworks.com/cyberpedia/harvest-now-decrypt-later-hndl</w:t>
+      </w:r>
     </w:p>
     <w:p>
       <w:pPr>

--- a/docs/Disertatie_Matei_Rares_5.docx
+++ b/docs/Disertatie_Matei_Rares_5.docx
@@ -10199,7 +10199,7 @@
           <w:noProof/>
         </w:rPr>
         <w:drawing>
-          <wp:anchor distT="0" distB="0" distL="114300" distR="114300" simplePos="0" relativeHeight="251673600" behindDoc="0" locked="0" layoutInCell="1" allowOverlap="1" wp14:anchorId="5BBC0931" wp14:editId="52EBF957">
+          <wp:anchor distT="0" distB="0" distL="114300" distR="114300" simplePos="0" relativeHeight="251673600" behindDoc="0" locked="0" layoutInCell="1" allowOverlap="1" wp14:anchorId="5BBC0931" wp14:editId="02997FCB">
             <wp:simplePos x="0" y="0"/>
             <wp:positionH relativeFrom="page">
               <wp:posOffset>1304290</wp:posOffset>
@@ -10773,7 +10773,7 @@
         </w:rPr>
         <w:lastRenderedPageBreak/>
         <w:drawing>
-          <wp:anchor distT="0" distB="0" distL="114300" distR="114300" simplePos="0" relativeHeight="251674624" behindDoc="0" locked="0" layoutInCell="1" allowOverlap="1" wp14:anchorId="265ECEC0" wp14:editId="7E7468F8">
+          <wp:anchor distT="0" distB="0" distL="114300" distR="114300" simplePos="0" relativeHeight="251674624" behindDoc="0" locked="0" layoutInCell="1" allowOverlap="1" wp14:anchorId="265ECEC0" wp14:editId="38146CAA">
             <wp:simplePos x="0" y="0"/>
             <wp:positionH relativeFrom="margin">
               <wp:align>center</wp:align>
@@ -18961,15 +18961,85 @@
           <w:color w:val="000000"/>
           <w:lang w:val="ro-RO"/>
         </w:rPr>
-        <w:t xml:space="preserve">Pentru maturizarea sistemului se propun mai multe direcții strategice. Standardizarea derivării secretului prin algoritmi robuști (scrypt cu parametri OWASP sau Argon2), eliminarea mecanismelor de rezervă pentru parametri slabi și implementarea fixării amprentelor criptografice constituie priorități imediate. Pe plan matematic, tranziția către o schemă Schnorr pe curbe eliptice sau explorarea protocoalelor alternative de tip SRP [50], PAKE [51] ori J-PAKE [52] ar eficientiza costurile computaționale. Infrastructura necesită externalizarea stocării sesiunilor către soluții de tip in-memory data store și migrarea stratului de date relațional către platforme robuste. Din perspectiva gestionării jetoanelor, se preconizează trecerea de la semnături simetrice (HS256) către algoritmi asimetrici (RS256 sau ES256), decuplând procesele de emitere de cele de verificare. </w:t>
+        <w:t>Pentru maturizarea sistemului se propun mai multe direcții strategice. Standardizarea derivării secretului prin algoritmi robuști (scrypt cu parametri OWASP sau Argon2), explorarea protocoalelor alternative de tip SRP [50]</w:t>
       </w:r>
       <w:r>
         <w:rPr>
           <w:color w:val="000000"/>
           <w:lang w:val="ro-RO"/>
         </w:rPr>
+        <w:t xml:space="preserve"> sau</w:t>
+      </w:r>
+      <w:r>
+        <w:rPr>
+          <w:color w:val="000000"/>
+          <w:lang w:val="ro-RO"/>
+        </w:rPr>
+        <w:t xml:space="preserve"> J-PAKE [5</w:t>
+      </w:r>
+      <w:r>
+        <w:rPr>
+          <w:color w:val="000000"/>
+          <w:lang w:val="ro-RO"/>
+        </w:rPr>
+        <w:t>1</w:t>
+      </w:r>
+      <w:r>
+        <w:rPr>
+          <w:color w:val="000000"/>
+          <w:lang w:val="ro-RO"/>
+        </w:rPr>
+        <w:t>] ar eficientiza costurile computaționale</w:t>
+      </w:r>
+      <w:r>
+        <w:rPr>
+          <w:color w:val="000000"/>
+          <w:lang w:val="ro-RO"/>
+        </w:rPr>
+        <w:t xml:space="preserve"> iar un interes in criptarea retelei cu algoritmi post quantici </w:t>
+      </w:r>
+      <w:r>
+        <w:rPr>
+          <w:color w:val="000000"/>
+          <w:lang w:val="ro-RO"/>
+        </w:rPr>
+        <w:t>[5</w:t>
+      </w:r>
+      <w:r>
+        <w:rPr>
+          <w:color w:val="000000"/>
+          <w:lang w:val="ro-RO"/>
+        </w:rPr>
+        <w:t>2</w:t>
+      </w:r>
+      <w:r>
+        <w:rPr>
+          <w:color w:val="000000"/>
+          <w:lang w:val="ro-RO"/>
+        </w:rPr>
+        <w:t xml:space="preserve">] </w:t>
+      </w:r>
+      <w:r>
+        <w:rPr>
+          <w:color w:val="000000"/>
+          <w:lang w:val="ro-RO"/>
+        </w:rPr>
+        <w:t>ar ajuta impotriva atacurile de decriptare ulterioara</w:t>
+      </w:r>
+      <w:r>
+        <w:rPr>
+          <w:color w:val="000000"/>
+          <w:lang w:val="ro-RO"/>
+        </w:rPr>
+        <w:t xml:space="preserve">. Infrastructura necesită externalizarea stocării sesiunilor către soluții de tip in-memory data store și migrarea stratului de date relațional către platforme robuste. Din perspectiva gestionării jetoanelor, se preconizează trecerea de la semnături simetrice (HS256) către algoritmi asimetrici (RS256 sau ES256), decuplând procesele de emitere de cele de verificare. Consolidarea perimetrului de securitate presupune integrarea mecanismelor de limitare a ratei de </w:t>
+      </w:r>
+      <w:r>
+        <w:rPr>
+          <w:color w:val="000000"/>
+          <w:lang w:val="ro-RO"/>
+        </w:rPr>
         <w:lastRenderedPageBreak/>
-        <w:t>Consolidarea perimetrului de securitate presupune integrarea mecanismelor de limitare a ratei de acces, jurnalizarea structurată a evenimentelor de securitate, liste de revocare a jetoanelor și restricționarea comunicării exclusiv prin protocolul HTTPS. Pe termen lung, încorporarea jetoanelor de tip proof-of-possession va elimina riscurile modelului bazat pe bearer token.</w:t>
+        <w:t>acces, jurnalizarea structurată a evenimentelor de securitate, liste de revocare a jetoanelor și restricționarea comunicării exclusiv prin protocolul HTTPS. Pe termen lung, încorporarea jetoanelor de tip proof-of-possession va elimina riscurile modelului bazat pe bearer token.</w:t>
       </w:r>
     </w:p>
     <w:p>
@@ -20801,7 +20871,7 @@
           <w:sz w:val="22"/>
           <w:szCs w:val="22"/>
         </w:rPr>
-        <w:t>***, PAKE: Password Authenticated Key Exchange, https://asecuritysite.com/pake, ultima accesare: 30/05/2026.</w:t>
+        <w:t>***, Password Authenticated Key Exchange by Juggling (J-PAKE), Wikipedia, https://en.wikipedia.org/wiki/Password_Authenticated_Key_Exchange_by_Juggling, ultima accesare: 30/05/2026.</w:t>
       </w:r>
     </w:p>
     <w:p>
@@ -20835,7 +20905,7 @@
           <w:sz w:val="22"/>
           <w:szCs w:val="22"/>
         </w:rPr>
-        <w:t>***, Password Authenticated Key Exchange by Juggling (J-PAKE), Wikipedia, https://en.wikipedia.org/wiki/Password_Authenticated_Key_Exchange_by_Juggling, ultima accesare: 30/05/2026.</w:t>
+        <w:t>Konstantina Souvatzidaki, K.; Limniotis, K. Post-Quantum Key Exchange in TLS 1.3: Further Analysis on Performance of New Cryptographic Standards. Cryptography 2025, 9, 73. https://doi.org/10.3390/cryptography9040073</w:t>
       </w:r>
     </w:p>
     <w:p>
@@ -20859,44 +20929,6 @@
           <w:szCs w:val="22"/>
         </w:rPr>
       </w:pPr>
-      <w:r>
-        <w:rPr>
-          <w:color w:val="000000"/>
-          <w:sz w:val="22"/>
-          <w:szCs w:val="22"/>
-        </w:rPr>
-        <w:t>Todo referinte pentru a HNDL si algoritimi anti hndl (j=pake ?)</w:t>
-      </w:r>
-    </w:p>
-    <w:p>
-      <w:pPr>
-        <w:widowControl/>
-        <w:pBdr>
-          <w:top w:val="nil"/>
-          <w:left w:val="nil"/>
-          <w:bottom w:val="nil"/>
-          <w:right w:val="nil"/>
-          <w:between w:val="nil"/>
-        </w:pBdr>
-        <w:tabs>
-          <w:tab w:val="left" w:pos="450"/>
-        </w:tabs>
-        <w:spacing w:after="50"/>
-        <w:jc w:val="both"/>
-        <w:rPr>
-          <w:color w:val="000000"/>
-          <w:sz w:val="22"/>
-          <w:szCs w:val="22"/>
-        </w:rPr>
-      </w:pPr>
-      <w:r>
-        <w:rPr>
-          <w:color w:val="000000"/>
-          <w:sz w:val="22"/>
-          <w:szCs w:val="22"/>
-        </w:rPr>
-        <w:t>https://www.paloaltonetworks.com/cyberpedia/harvest-now-decrypt-later-hndl</w:t>
-      </w:r>
     </w:p>
     <w:p>
       <w:pPr>
@@ -23963,7 +23995,6 @@
   <w:style w:type="character" w:default="1" w:styleId="DefaultParagraphFont">
     <w:name w:val="Default Paragraph Font"/>
     <w:uiPriority w:val="1"/>
-    <w:semiHidden/>
     <w:unhideWhenUsed/>
   </w:style>
   <w:style w:type="table" w:default="1" w:styleId="TableNormal">

--- a/docs/Disertatie_Matei_Rares_5.docx
+++ b/docs/Disertatie_Matei_Rares_5.docx
@@ -1659,12 +1659,14 @@
               <w:rFonts w:ascii="Times New Roman" w:hAnsi="Times New Roman" w:cs="Times New Roman"/>
             </w:rPr>
           </w:pPr>
+          <w:proofErr w:type="spellStart"/>
           <w:r>
             <w:rPr>
               <w:rFonts w:ascii="Times New Roman" w:hAnsi="Times New Roman" w:cs="Times New Roman"/>
             </w:rPr>
             <w:t>Cuprins</w:t>
           </w:r>
+          <w:proofErr w:type="spellEnd"/>
         </w:p>
         <w:p>
           <w:pPr>
@@ -10199,7 +10201,7 @@
           <w:noProof/>
         </w:rPr>
         <w:drawing>
-          <wp:anchor distT="0" distB="0" distL="114300" distR="114300" simplePos="0" relativeHeight="251673600" behindDoc="0" locked="0" layoutInCell="1" allowOverlap="1" wp14:anchorId="5BBC0931" wp14:editId="02997FCB">
+          <wp:anchor distT="0" distB="0" distL="114300" distR="114300" simplePos="0" relativeHeight="251673600" behindDoc="0" locked="0" layoutInCell="1" allowOverlap="1" wp14:anchorId="5BBC0931" wp14:editId="0C1297E8">
             <wp:simplePos x="0" y="0"/>
             <wp:positionH relativeFrom="page">
               <wp:posOffset>1304290</wp:posOffset>
@@ -10773,7 +10775,7 @@
         </w:rPr>
         <w:lastRenderedPageBreak/>
         <w:drawing>
-          <wp:anchor distT="0" distB="0" distL="114300" distR="114300" simplePos="0" relativeHeight="251674624" behindDoc="0" locked="0" layoutInCell="1" allowOverlap="1" wp14:anchorId="265ECEC0" wp14:editId="38146CAA">
+          <wp:anchor distT="0" distB="0" distL="114300" distR="114300" simplePos="0" relativeHeight="251674624" behindDoc="0" locked="0" layoutInCell="1" allowOverlap="1" wp14:anchorId="265ECEC0" wp14:editId="4A5DD073">
             <wp:simplePos x="0" y="0"/>
             <wp:positionH relativeFrom="margin">
               <wp:align>center</wp:align>
@@ -20951,6 +20953,62 @@
           <w:szCs w:val="22"/>
         </w:rPr>
       </w:pPr>
+      <w:r>
+        <w:rPr>
+          <w:color w:val="000000"/>
+          <w:sz w:val="22"/>
+          <w:szCs w:val="22"/>
+        </w:rPr>
+        <w:t xml:space="preserve">Ultimul logjam a fost in 2019 pentru 795 bit </w:t>
+      </w:r>
+      <w:hyperlink r:id="rId19" w:anchor=":~:text=On%202%20Dec%202019%2C%20Fabrice,prime%20above%20RSA%2D240)." w:history="1">
+        <w:r>
+          <w:rPr>
+            <w:rStyle w:val="Hyperlink"/>
+            <w:sz w:val="22"/>
+            <w:szCs w:val="22"/>
+          </w:rPr>
+          <w:t>Discrete logarithm records - Wikipedia</w:t>
+        </w:r>
+      </w:hyperlink>
+      <w:r>
+        <w:rPr>
+          <w:color w:val="000000"/>
+          <w:sz w:val="22"/>
+          <w:szCs w:val="22"/>
+        </w:rPr>
+        <w:t xml:space="preserve"> se poate trece pe 2048 dar curbe eliptice ar fi mai rapid</w:t>
+      </w:r>
+    </w:p>
+    <w:p>
+      <w:pPr>
+        <w:widowControl/>
+        <w:pBdr>
+          <w:top w:val="nil"/>
+          <w:left w:val="nil"/>
+          <w:bottom w:val="nil"/>
+          <w:right w:val="nil"/>
+          <w:between w:val="nil"/>
+        </w:pBdr>
+        <w:tabs>
+          <w:tab w:val="left" w:pos="450"/>
+        </w:tabs>
+        <w:spacing w:after="50"/>
+        <w:jc w:val="both"/>
+        <w:rPr>
+          <w:color w:val="000000"/>
+          <w:sz w:val="22"/>
+          <w:szCs w:val="22"/>
+        </w:rPr>
+      </w:pPr>
+      <w:r>
+        <w:rPr>
+          <w:color w:val="000000"/>
+          <w:sz w:val="22"/>
+          <w:szCs w:val="22"/>
+        </w:rPr>
+        <w:t>Dar avand in vedere cat de repede avanseaza tehnologia un CRQC ar putea sparge 2048 si ar fi nevoie de o trecere la PQC</w:t>
+      </w:r>
     </w:p>
     <w:p>
       <w:pPr>
@@ -21533,7 +21591,7 @@
           <w:color w:val="000000"/>
         </w:rPr>
         <w:sectPr>
-          <w:footerReference w:type="default" r:id="rId19"/>
+          <w:footerReference w:type="default" r:id="rId20"/>
           <w:type w:val="continuous"/>
           <w:pgSz w:w="11906" w:h="16838" w:code="9"/>
           <w:pgMar w:top="1699" w:right="1138" w:bottom="1699" w:left="1411" w:header="1138" w:footer="1138" w:gutter="0"/>
@@ -21575,7 +21633,7 @@
       </w:pPr>
     </w:p>
     <w:sectPr>
-      <w:footerReference w:type="even" r:id="rId20"/>
+      <w:footerReference w:type="even" r:id="rId21"/>
       <w:type w:val="continuous"/>
       <w:pgSz w:w="11906" w:h="16838" w:code="9"/>
       <w:pgMar w:top="1699" w:right="1138" w:bottom="1699" w:left="1411" w:header="1138" w:footer="1138" w:gutter="0"/>

--- a/docs/Disertatie_Matei_Rares_5.docx
+++ b/docs/Disertatie_Matei_Rares_5.docx
@@ -4296,7 +4296,25 @@
                 <w:iCs/>
                 <w:noProof/>
               </w:rPr>
-              <w:t>Serverul de autentificare</w:t>
+              <w:t>Serveru</w:t>
+            </w:r>
+            <w:r>
+              <w:rPr>
+                <w:rStyle w:val="Hyperlink"/>
+                <w:i/>
+                <w:iCs/>
+                <w:noProof/>
+              </w:rPr>
+              <w:t>l</w:t>
+            </w:r>
+            <w:r>
+              <w:rPr>
+                <w:rStyle w:val="Hyperlink"/>
+                <w:i/>
+                <w:iCs/>
+                <w:noProof/>
+              </w:rPr>
+              <w:t xml:space="preserve"> de autentificare</w:t>
             </w:r>
             <w:r>
               <w:rPr>
@@ -5580,7 +5598,13 @@
         <w:rPr>
           <w:color w:val="000000"/>
         </w:rPr>
-        <w:t>La final, în secțiunea dedicată concluziilor sunt evidențiate rezultatele obținute prin testarea automatizată și evaluarea de performanță, diverse modalități de îmbunătățire a soluției actuale, urmată de bibliografia care include referințele utilizate.</w:t>
+        <w:t>La final, în secțiunea dedicată concluziilor sunt sintetizate rezultatele obținute prin testarea automatizată și evaluarea comparativă de performanță, sunt identificate limitările soluției actuale și sunt propuse direcții viitoare de dezvoltare, urmată de bibliografi</w:t>
+      </w:r>
+      <w:r>
+        <w:rPr>
+          <w:color w:val="000000"/>
+        </w:rPr>
+        <w:t>e.</w:t>
       </w:r>
     </w:p>
     <w:p>
@@ -5685,7 +5709,7 @@
         <w:rPr>
           <w:color w:val="000000"/>
         </w:rPr>
-        <w:t xml:space="preserve"> GB RAM și un procesor Intel Core Ultra 7 165H   1.40 GHz</w:t>
+        <w:t xml:space="preserve"> GB RAM și un procesor Intel Core Ultra 7 165H  1.40 GHz</w:t>
       </w:r>
     </w:p>
     <w:p>
@@ -6054,7 +6078,31 @@
         <w:rPr>
           <w:color w:val="000000"/>
         </w:rPr>
-        <w:t>ZKP, formalizată inițial de Goldwasser, Micali și Rackoff în lucrarea fundamentală privind complexitatea cunoașterii în sistemele de demonstrații interactive [12], reprezintă un protocol criptografic fundamental prin intermediul căruia o entitate, denumită solicitant (prover / doveditor), poate demonstra unei alte entități, denumită verificator (verifier), veridicitatea unei afirmații sau cunoașterea unui secret, fără a dezvălui nicio informație suplimentară dincolo de simpla atestare a adevărului. Sistemul nu urmărește să afle parola utilizatorului, ci doar să obțină certitudinea matematică a cunoașterii acesteia. Pe lângă aplicabilitatea în autentificarea standard client-server, protocoalele ZKP au devenit instrumente esențiale pentru obținerea Identității Auto-Suverane (Self-Sovereign Identity) [13] și a sistemelor care protejează confidențialitatea, spectrul de utilizare extinzându-se semnificativ în ultimii ani, de la verificarea tranzacțiilor blockchain până la validarea conformității datelor fără divulgarea conținutului [14], [15]. Această paradigmă modernă elimină necesitatea unor entități intermediare de încredere (precum furnizorii de identitate de tip Google Sign-In sau Facebook) pentru atestarea identității, permițând utilizatorului să demonstreze direct și prin rigoare matematică faptul că este eligibil pentru accesarea resurselor, păstrând controlul absolut asupra secretelor sale.</w:t>
+        <w:t>ZKP, formalizată inițial de Goldwasser, Micali și Rackoff în lucrarea fundamentală privind complexitatea cunoașterii în sistemele de demonstrații interactive [12], reprezintă un protocol criptografic fundamental prin intermediul căruia o entitate, denumită solicitant (prover / doveditor), poate demonstra unei alte entități, denumită verificator (verifier), veridicitatea unei afirmații sau cunoașterea unui secret, fără a dezvălui nicio informație suplimentară dincolo de simpla atestare a adevărului. Sistemul nu urmărește să afle parola utilizatorului, ci doar să obțină certitudinea matematică a cunoașterii acesteia. Pe lângă aplicabilitatea în autentificarea standard client-server, protocoalele ZKP au devenit instrumente esențiale pentru obținerea Identității Auto-Suverane (</w:t>
+      </w:r>
+      <w:r>
+        <w:rPr>
+          <w:color w:val="000000"/>
+        </w:rPr>
+        <w:t>„</w:t>
+      </w:r>
+      <w:r>
+        <w:rPr>
+          <w:color w:val="000000"/>
+        </w:rPr>
+        <w:t>Self-Sovereign Identity</w:t>
+      </w:r>
+      <w:r>
+        <w:rPr>
+          <w:color w:val="000000"/>
+        </w:rPr>
+        <w:t>” – engl.</w:t>
+      </w:r>
+      <w:r>
+        <w:rPr>
+          <w:color w:val="000000"/>
+        </w:rPr>
+        <w:t>) [13] și a sistemelor care protejează confidențialitatea, spectrul de utilizare extinzându-se semnificativ în ultimii ani, de la verificarea tranzacțiilor blockchain până la validarea conformității datelor fără divulgarea conținutului [14], [15]. Această paradigmă modernă elimină necesitatea unor entități intermediare de încredere (precum furnizorii de identitate de tip Google Sign-In sau Facebook) pentru atestarea identității, permițând utilizatorului să demonstreze direct și prin rigoare matematică faptul că este eligibil pentru accesarea resurselor, păstrând controlul absolut asupra secretelor sale.</w:t>
       </w:r>
     </w:p>
     <w:p>
@@ -6098,7 +6146,55 @@
         <w:rPr>
           <w:color w:val="000000"/>
         </w:rPr>
-        <w:t>În arhitectura ZKP, rețeaua transportă exclusiv transcrisul unei dovezi (valori matematice efemere), care nu poate fi reutilizat în afara contextului în care a fost generat. Astfel, protocolul oferă o reziliență absolută la atacurile de interceptare a traficului de tip „Store Now, Decrypt Later”  [16], [17], [18]; dacă un adversar observă schimbul de mesaje, acesta va capta doar numere asociate unui proces tranzitoriu, extragerea secretului fiind imposibilă matematic. În al doilea rând, previne atacurile de tip Replay, deoarece natura interactivă a protocolului presupune emiterea unei provocări unice (challenge) de către server la fiecare încercare de conectare. Totodată, atenuează complet impactul breșelor de date (Data Leaks) prin eliminarea „secretului partajat”, serverul stocând exclusiv chei publice care sunt inutile unui atacator în lipsa dispozitivului și a parolei clientului.</w:t>
+        <w:t xml:space="preserve">În arhitectura ZKP, rețeaua transportă exclusiv transcrisul unei dovezi (valori matematice efemere), care nu poate fi reutilizat în afara contextului în care a fost generat. Astfel, protocolul oferă o reziliență absolută la atacurile de interceptare a traficului de tip </w:t>
+      </w:r>
+      <w:r>
+        <w:rPr>
+          <w:color w:val="000000"/>
+        </w:rPr>
+        <w:t>SNDL (</w:t>
+      </w:r>
+      <w:r>
+        <w:rPr>
+          <w:color w:val="000000"/>
+        </w:rPr>
+        <w:t>„Store Now, Decrypt Later”</w:t>
+      </w:r>
+      <w:r>
+        <w:rPr>
+          <w:color w:val="000000"/>
+        </w:rPr>
+        <w:t>)</w:t>
+      </w:r>
+      <w:r>
+        <w:rPr>
+          <w:color w:val="000000"/>
+        </w:rPr>
+        <w:t xml:space="preserve">  [16], [17], [18]; dacă un adversar observă schimbul de mesaje, acesta va capta doar numere asociate unui proces tranzitoriu, extragerea secretului fiind imposibilă matematic. În al doilea rând, previne atacurile de tip Replay, deoarece natura interactivă a protocolului presupune emiterea unei provocări unice (</w:t>
+      </w:r>
+      <w:r>
+        <w:rPr>
+          <w:color w:val="000000"/>
+        </w:rPr>
+        <w:t>„</w:t>
+      </w:r>
+      <w:r>
+        <w:rPr>
+          <w:color w:val="000000"/>
+        </w:rPr>
+        <w:t>challenge</w:t>
+      </w:r>
+      <w:r>
+        <w:rPr>
+          <w:color w:val="000000"/>
+        </w:rPr>
+        <w:t>” – engl.</w:t>
+      </w:r>
+      <w:r>
+        <w:rPr>
+          <w:color w:val="000000"/>
+        </w:rPr>
+        <w:t>) de către server la fiecare încercare de conectare. Totodată, atenuează complet impactul breșelor de date prin eliminarea „secretului partajat”, serverul stocând exclusiv chei publice care sunt inutile unui atacator în lipsa dispozitivului și a parolei clientului.</w:t>
       </w:r>
     </w:p>
     <w:p>
@@ -7034,13 +7130,25 @@
         <w:rPr>
           <w:color w:val="000000"/>
         </w:rPr>
-        <w:t>enerarea provocării ("Challenge" - engl.)</w:t>
-      </w:r>
-      <w:r>
-        <w:rPr>
-          <w:color w:val="000000"/>
-        </w:rPr>
-        <w:t xml:space="preserve"> în care v</w:t>
+        <w:t>enerarea provocării</w:t>
+      </w:r>
+      <w:r>
+        <w:rPr>
+          <w:color w:val="000000"/>
+        </w:rPr>
+        <w:t>,</w:t>
+      </w:r>
+      <w:r>
+        <w:rPr>
+          <w:color w:val="000000"/>
+        </w:rPr>
+        <w:t xml:space="preserve"> </w:t>
+      </w:r>
+      <w:r>
+        <w:rPr>
+          <w:color w:val="000000"/>
+        </w:rPr>
+        <w:t>în care v</w:t>
       </w:r>
       <w:r>
         <w:rPr>
@@ -8867,7 +8975,19 @@
         <w:rPr>
           <w:color w:val="000000"/>
         </w:rPr>
-        <w:t xml:space="preserve">Pentru a asigura o validare criptografică și o integrare cu mecanismele de autorizare delegată, sistemul trebuie să respecte un flux operațional pe mai multe etape. În prima etapă, se execută un pre-schimb al parametrilor publici ("Handshake" - engl.), clientul obține parametrii criptografici globali ai grupului (P, G) printr-un punct terminal dedicat. Această abordare previne atacurile de tip Logjam, astfel, prin utilizarea unor parametri specifici fiecărui server, se evită vulnerabilitatea în fața unui pre-calcul comun (utilizând algoritmi precum Number Field Sieve) realizat de un adversar asupra unui grup standardizat comun. În etapa de înregistrare, clientul generează local perechea de chei și transmite valoarea publică </w:t>
+        <w:t>Pentru a asigura o validare criptografică și o integrare cu mecanismele de autorizare delegată, sistemul trebuie să respecte un flux operațional pe mai multe etape. În prima etapă, se execută un pre-schimb al parametrilor publici ("Handshake" - engl.), clientul obține parametrii criptografici globali ai grupului (P, G) printr-un punct terminal dedicat. Această abordare previne atacurile de tip Logjam</w:t>
+      </w:r>
+      <w:r>
+        <w:rPr>
+          <w:color w:val="000000"/>
+        </w:rPr>
+        <w:t xml:space="preserve"> [54]</w:t>
+      </w:r>
+      <w:r>
+        <w:rPr>
+          <w:color w:val="000000"/>
+        </w:rPr>
+        <w:t xml:space="preserve">, astfel, prin utilizarea unor parametri specifici fiecărui server, se evită vulnerabilitatea în fața unui pre-calcul comun (utilizând algoritmi precum Number Field Sieve) realizat de un adversar asupra unui grup standardizat comun. În etapa de înregistrare, clientul generează local perechea de chei și transmite valoarea publică </w:t>
       </w:r>
       <w:r>
         <w:rPr>
@@ -10201,7 +10321,7 @@
           <w:noProof/>
         </w:rPr>
         <w:drawing>
-          <wp:anchor distT="0" distB="0" distL="114300" distR="114300" simplePos="0" relativeHeight="251673600" behindDoc="0" locked="0" layoutInCell="1" allowOverlap="1" wp14:anchorId="5BBC0931" wp14:editId="0C1297E8">
+          <wp:anchor distT="0" distB="0" distL="114300" distR="114300" simplePos="0" relativeHeight="251673600" behindDoc="0" locked="0" layoutInCell="1" allowOverlap="1" wp14:anchorId="5BBC0931" wp14:editId="3B3A2A03">
             <wp:simplePos x="0" y="0"/>
             <wp:positionH relativeFrom="page">
               <wp:posOffset>1304290</wp:posOffset>
@@ -10775,7 +10895,7 @@
         </w:rPr>
         <w:lastRenderedPageBreak/>
         <w:drawing>
-          <wp:anchor distT="0" distB="0" distL="114300" distR="114300" simplePos="0" relativeHeight="251674624" behindDoc="0" locked="0" layoutInCell="1" allowOverlap="1" wp14:anchorId="265ECEC0" wp14:editId="4A5DD073">
+          <wp:anchor distT="0" distB="0" distL="114300" distR="114300" simplePos="0" relativeHeight="251674624" behindDoc="0" locked="0" layoutInCell="1" allowOverlap="1" wp14:anchorId="265ECEC0" wp14:editId="1BA8F134">
             <wp:simplePos x="0" y="0"/>
             <wp:positionH relativeFrom="margin">
               <wp:align>center</wp:align>
@@ -11620,7 +11740,7 @@
           <w:color w:val="000000"/>
           <w:lang w:val="ro-RO"/>
         </w:rPr>
-        <w:t>/oauth/pkce/ și /oauth/simple/ (POST): Fluxuri de autorizare comparativă (Authorization Code – engl.) [8].</w:t>
+        <w:t>/oauth/pkce/ și /oauth/simple/ (POST): Fluxuri de autorizare comparativă (Authorization Code – engl.).</w:t>
       </w:r>
     </w:p>
     <w:p>
@@ -12043,7 +12163,7 @@
         <w:rPr>
           <w:color w:val="000000"/>
         </w:rPr>
-        <w:t>Fiecare variabilă implicată îndeplinește un rol fundamental în mitigarea vulnerabilităților de rețea. Provocarea generată de server invalidează atacurile de reluare (replay attacks – engl.) impunând o demonstrație temporală unică, în timp ce angajamentul asociază criptografic sesiunea de un element aleatoriu nedezvăluit. Pentru asigurarea standardizării formale, sintaxa se definește prin notația ABNF (Augmented Backus-Naur Form – engl.) [43]:</w:t>
+        <w:t>Fiecare variabilă implicată îndeplinește un rol fundamental în mitigarea vulnerabilităților de rețea. Provocarea generată de server invalidează atacurile de reluare (replay attacks – engl.) impunând o demonstrație temporală unică, în timp ce angajamentul asociază criptografic sesiunea de un element aleatoriu nedezvăluit. Pentru asigurarea standardizării formale, sintaxa se definește prin notația ABNF (Augmented Backus-Naur Form) [43]:</w:t>
       </w:r>
     </w:p>
     <w:p>
@@ -12582,20 +12702,68 @@
         <w:jc w:val="both"/>
         <w:rPr>
           <w:color w:val="000000"/>
-        </w:rPr>
-      </w:pPr>
-      <w:r>
-        <w:rPr>
-          <w:color w:val="000000"/>
-        </w:rPr>
-        <w:t xml:space="preserve">Gestionarea concurenței sesiunilor este delegată structurii _SessionStore, care menține un index invers de la identificatorul de utilizator la identificatorul de sesiune activă. Prin această asociere bidirecțională, serverul detectează situațiile în care un al doilea angajament este inițiat </w:t>
+          <w:sz w:val="22"/>
+          <w:szCs w:val="22"/>
+        </w:rPr>
+      </w:pPr>
+      <w:r>
+        <w:rPr>
+          <w:color w:val="000000"/>
+        </w:rPr>
+        <w:t xml:space="preserve">Dimensiunea grupului criptografic reflectă compromisul dintre securitate și costul computațional al exponențierii modulare. Cel mai recent atac de tip Logjam demonstrat public a vizat un grup de 795 de biți [53], iar recomandările NIST impun minimum 2048 de biți pentru un </w:t>
       </w:r>
       <w:r>
         <w:rPr>
           <w:color w:val="000000"/>
         </w:rPr>
         <w:lastRenderedPageBreak/>
-        <w:t>pentru un utilizator care dispune deja de o sesiune în curs, invalidând-o automat conform politicii de protecție descrise în secțiunea II.1.2.</w:t>
+        <w:t>nivel de securitate adecvat pe termen mediu [54]. În consecință, parametrul P utilizat este numărul prim sigur de 2048 de biți din grupul MODP standardizat prin RFC 3526</w:t>
+      </w:r>
+      <w:r>
+        <w:rPr>
+          <w:color w:val="000000"/>
+        </w:rPr>
+        <w:t xml:space="preserve"> [56]</w:t>
+      </w:r>
+      <w:r>
+        <w:rPr>
+          <w:color w:val="000000"/>
+        </w:rPr>
+        <w:t xml:space="preserve"> și RFC 5054</w:t>
+      </w:r>
+      <w:r>
+        <w:rPr>
+          <w:color w:val="000000"/>
+        </w:rPr>
+        <w:t xml:space="preserve"> [50]</w:t>
+      </w:r>
+      <w:r>
+        <w:rPr>
+          <w:color w:val="000000"/>
+        </w:rPr>
+        <w:t>, cu generatorul G = 4, oferind un nivel de securitate de aproximativ 112 biți. O evoluție naturală ar consta în migrarea către criptografia pe curbe eliptice (Elliptic Curve Cryptography, ECC), care oferă securitate echivalentă cu scalari semnificativ inferiori, reducând latența și volumul datelor transmise; această direcție este consemnată ca obiectiv viitor de dezvoltare.</w:t>
+      </w:r>
+    </w:p>
+    <w:p>
+      <w:pPr>
+        <w:pBdr>
+          <w:top w:val="nil"/>
+          <w:left w:val="nil"/>
+          <w:bottom w:val="nil"/>
+          <w:right w:val="nil"/>
+          <w:between w:val="nil"/>
+        </w:pBdr>
+        <w:ind w:firstLine="720"/>
+        <w:jc w:val="both"/>
+        <w:rPr>
+          <w:color w:val="000000"/>
+        </w:rPr>
+      </w:pPr>
+      <w:r>
+        <w:rPr>
+          <w:color w:val="000000"/>
+        </w:rPr>
+        <w:t>Gestionarea concurenței sesiunilor este delegată structurii _SessionStore, care menține un index invers de la identificatorul de utilizator la identificatorul de sesiune activă. Prin această asociere bidirecțională, serverul detectează situațiile în care un al doilea angajament este inițiat pentru un utilizator care dispune deja de o sesiune în curs, invalidând-o automat conform politicii de protecție descrise în secțiunea II.1.2.</w:t>
       </w:r>
     </w:p>
     <w:p>
@@ -12995,7 +13163,21 @@
           <w:color w:val="000000"/>
           <w:lang w:val="ro-RO"/>
         </w:rPr>
-        <w:t>cadrul procesului de evaluare empirică a sistemului propus, s-a procedat la analiza sistematică a cazurilor pozitive care validează comportamentul corect al platformei pe traseul nominal (happy path). Se observă că înregistrarea unui utilizator nou implică stocarea exclusivă la nivelul serverului a cheii publice definite prin (1), fără a se reține parola în formă brută sau sub aspectul unui rezumat criptografic calculabil, aspect confirmat prin verificarea explicită a faptului că înregistrarea serializată nu conține date în clar sau amprente de tip SHA-256, SHA-512 ori MD5. Fluxul complet de autentificare, structurat pe etapele de angajament și verificare, a fost validat prin generarea de către client a unui element aleatoriu (nonce) notat cu r, determinarea angajamentului (2), recepționarea provocării c și transmiterea dovezii (3) către server. Serverul evaluează ulterior consistența ecuației de verificare ( (4) și (5)), emite un jeton de acces în format JWT și elimină instanța de sesiune pentru a împiedica reutilizarea acesteia, asigurând totodată că accesul la resursele protejate returnează un cod de stare HTTP 200 în prezența unui jeton valid, respectiv un cod HTTP 401 în cazul absenței, expirării sau invalidității acestuia, fapt ce permite funcționarea paralelă și independentă a utilizatorilor multipli fără interferențe la nivelul stării.</w:t>
+        <w:t xml:space="preserve">cadrul procesului de evaluare empirică a sistemului propus, s-a procedat la analiza sistematică a cazurilor pozitive care validează comportamentul corect al platformei pe traseul nominal (happy path). Se observă că înregistrarea unui utilizator nou implică stocarea exclusivă la nivelul serverului a cheii publice definite prin (1), fără a se reține parola în formă brută sau sub aspectul unui rezumat criptografic calculabil, aspect confirmat prin verificarea explicită a faptului că înregistrarea serializată nu conține date în clar sau de </w:t>
+      </w:r>
+      <w:r>
+        <w:rPr>
+          <w:color w:val="000000"/>
+          <w:lang w:val="ro-RO"/>
+        </w:rPr>
+        <w:t>hash</w:t>
+      </w:r>
+      <w:r>
+        <w:rPr>
+          <w:color w:val="000000"/>
+          <w:lang w:val="ro-RO"/>
+        </w:rPr>
+        <w:t>. Fluxul complet de autentificare, structurat pe etapele de angajament și verificare, a fost validat prin generarea de către client a unui element aleatoriu (nonce) notat cu r, determinarea angajamentului (2), recepționarea provocării c și transmiterea dovezii (3) către server. Serverul evaluează ulterior consistența ecuației de verificare ( (4) și (5)), emite un jeton de acces în format JWT și elimină instanța de sesiune pentru a împiedica reutilizarea acesteia, asigurând totodată că accesul la resursele protejate returnează un cod de stare HTTP 200 în prezența unui jeton valid, respectiv un cod HTTP 401 în cazul absenței, expirării sau invalidității acestuia, fapt ce permite funcționarea paralelă și independentă a utilizatorilor multipli fără interferențe la nivelul stării.</w:t>
       </w:r>
     </w:p>
     <w:p>
@@ -13348,12 +13530,12 @@
         <w:tblLook w:val="04A0" w:firstRow="1" w:lastRow="0" w:firstColumn="1" w:lastColumn="0" w:noHBand="0" w:noVBand="1"/>
       </w:tblPr>
       <w:tblGrid>
-        <w:gridCol w:w="3824"/>
-        <w:gridCol w:w="1209"/>
-        <w:gridCol w:w="1001"/>
-        <w:gridCol w:w="1039"/>
-        <w:gridCol w:w="963"/>
-        <w:gridCol w:w="1321"/>
+        <w:gridCol w:w="3813"/>
+        <w:gridCol w:w="1208"/>
+        <w:gridCol w:w="1006"/>
+        <w:gridCol w:w="1043"/>
+        <w:gridCol w:w="968"/>
+        <w:gridCol w:w="1319"/>
       </w:tblGrid>
       <w:tr>
         <w:trPr>
@@ -13602,7 +13784,6 @@
         <w:tc>
           <w:tcPr>
             <w:tcW w:w="0" w:type="auto"/>
-            <w:vAlign w:val="center"/>
             <w:hideMark/>
           </w:tcPr>
           <w:p>
@@ -13621,18 +13802,13 @@
               </w:rPr>
             </w:pPr>
             <w:r>
-              <w:rPr>
-                <w:color w:val="000000"/>
-                <w:lang w:val="ro-RO"/>
-              </w:rPr>
-              <w:t>0,432</w:t>
+              <w:t>15,632</w:t>
             </w:r>
           </w:p>
         </w:tc>
         <w:tc>
           <w:tcPr>
             <w:tcW w:w="0" w:type="auto"/>
-            <w:vAlign w:val="center"/>
             <w:hideMark/>
           </w:tcPr>
           <w:p>
@@ -13651,18 +13827,13 @@
               </w:rPr>
             </w:pPr>
             <w:r>
-              <w:rPr>
-                <w:color w:val="000000"/>
-                <w:lang w:val="ro-RO"/>
-              </w:rPr>
-              <w:t>0,386</w:t>
+              <w:t>14,585</w:t>
             </w:r>
           </w:p>
         </w:tc>
         <w:tc>
           <w:tcPr>
             <w:tcW w:w="0" w:type="auto"/>
-            <w:vAlign w:val="center"/>
             <w:hideMark/>
           </w:tcPr>
           <w:p>
@@ -13681,18 +13852,13 @@
               </w:rPr>
             </w:pPr>
             <w:r>
-              <w:rPr>
-                <w:color w:val="000000"/>
-                <w:lang w:val="ro-RO"/>
-              </w:rPr>
-              <w:t>1,032</w:t>
+              <w:t>18,416</w:t>
             </w:r>
           </w:p>
         </w:tc>
         <w:tc>
           <w:tcPr>
             <w:tcW w:w="0" w:type="auto"/>
-            <w:vAlign w:val="center"/>
             <w:hideMark/>
           </w:tcPr>
           <w:p>
@@ -13711,18 +13877,13 @@
               </w:rPr>
             </w:pPr>
             <w:r>
-              <w:rPr>
-                <w:color w:val="000000"/>
-                <w:lang w:val="ro-RO"/>
-              </w:rPr>
-              <w:t>0,503</w:t>
+              <w:t>16,867</w:t>
             </w:r>
           </w:p>
         </w:tc>
         <w:tc>
           <w:tcPr>
             <w:tcW w:w="0" w:type="auto"/>
-            <w:vAlign w:val="center"/>
             <w:hideMark/>
           </w:tcPr>
           <w:p>
@@ -13741,11 +13902,7 @@
               </w:rPr>
             </w:pPr>
             <w:r>
-              <w:rPr>
-                <w:color w:val="000000"/>
-                <w:lang w:val="ro-RO"/>
-              </w:rPr>
-              <w:t>0,080</w:t>
+              <w:t>0,659</w:t>
             </w:r>
           </w:p>
         </w:tc>
@@ -13787,7 +13944,6 @@
         <w:tc>
           <w:tcPr>
             <w:tcW w:w="0" w:type="auto"/>
-            <w:vAlign w:val="center"/>
             <w:hideMark/>
           </w:tcPr>
           <w:p>
@@ -13806,18 +13962,13 @@
               </w:rPr>
             </w:pPr>
             <w:r>
-              <w:rPr>
-                <w:color w:val="000000"/>
-                <w:lang w:val="ro-RO"/>
-              </w:rPr>
-              <w:t>0,938</w:t>
+              <w:t>34,603</w:t>
             </w:r>
           </w:p>
         </w:tc>
         <w:tc>
           <w:tcPr>
             <w:tcW w:w="0" w:type="auto"/>
-            <w:vAlign w:val="center"/>
             <w:hideMark/>
           </w:tcPr>
           <w:p>
@@ -13836,18 +13987,13 @@
               </w:rPr>
             </w:pPr>
             <w:r>
-              <w:rPr>
-                <w:color w:val="000000"/>
-                <w:lang w:val="ro-RO"/>
-              </w:rPr>
-              <w:t>0,845</w:t>
+              <w:t>32,799</w:t>
             </w:r>
           </w:p>
         </w:tc>
         <w:tc>
           <w:tcPr>
             <w:tcW w:w="0" w:type="auto"/>
-            <w:vAlign w:val="center"/>
             <w:hideMark/>
           </w:tcPr>
           <w:p>
@@ -13866,18 +14012,13 @@
               </w:rPr>
             </w:pPr>
             <w:r>
-              <w:rPr>
-                <w:color w:val="000000"/>
-                <w:lang w:val="ro-RO"/>
-              </w:rPr>
-              <w:t>1,472</w:t>
+              <w:t>41,039</w:t>
             </w:r>
           </w:p>
         </w:tc>
         <w:tc>
           <w:tcPr>
             <w:tcW w:w="0" w:type="auto"/>
-            <w:vAlign w:val="center"/>
             <w:hideMark/>
           </w:tcPr>
           <w:p>
@@ -13896,18 +14037,13 @@
               </w:rPr>
             </w:pPr>
             <w:r>
-              <w:rPr>
-                <w:color w:val="000000"/>
-                <w:lang w:val="ro-RO"/>
-              </w:rPr>
-              <w:t>1,058</w:t>
+              <w:t>38,180</w:t>
             </w:r>
           </w:p>
         </w:tc>
         <w:tc>
           <w:tcPr>
             <w:tcW w:w="0" w:type="auto"/>
-            <w:vAlign w:val="center"/>
             <w:hideMark/>
           </w:tcPr>
           <w:p>
@@ -13926,11 +14062,7 @@
               </w:rPr>
             </w:pPr>
             <w:r>
-              <w:rPr>
-                <w:color w:val="000000"/>
-                <w:lang w:val="ro-RO"/>
-              </w:rPr>
-              <w:t>0,074</w:t>
+              <w:t>1,520</w:t>
             </w:r>
           </w:p>
         </w:tc>
@@ -13972,7 +14104,6 @@
         <w:tc>
           <w:tcPr>
             <w:tcW w:w="0" w:type="auto"/>
-            <w:vAlign w:val="center"/>
             <w:hideMark/>
           </w:tcPr>
           <w:p>
@@ -13991,10 +14122,6 @@
               </w:rPr>
             </w:pPr>
             <w:r>
-              <w:rPr>
-                <w:color w:val="000000"/>
-                <w:lang w:val="ro-RO"/>
-              </w:rPr>
               <w:t>0,004</w:t>
             </w:r>
           </w:p>
@@ -14002,7 +14129,6 @@
         <w:tc>
           <w:tcPr>
             <w:tcW w:w="0" w:type="auto"/>
-            <w:vAlign w:val="center"/>
             <w:hideMark/>
           </w:tcPr>
           <w:p>
@@ -14021,18 +14147,13 @@
               </w:rPr>
             </w:pPr>
             <w:r>
-              <w:rPr>
-                <w:color w:val="000000"/>
-                <w:lang w:val="ro-RO"/>
-              </w:rPr>
-              <w:t>0,003</w:t>
+              <w:t>0,002</w:t>
             </w:r>
           </w:p>
         </w:tc>
         <w:tc>
           <w:tcPr>
             <w:tcW w:w="0" w:type="auto"/>
-            <w:vAlign w:val="center"/>
             <w:hideMark/>
           </w:tcPr>
           <w:p>
@@ -14051,18 +14172,13 @@
               </w:rPr>
             </w:pPr>
             <w:r>
-              <w:rPr>
-                <w:color w:val="000000"/>
-                <w:lang w:val="ro-RO"/>
-              </w:rPr>
-              <w:t>0,029</w:t>
+              <w:t>0,031</w:t>
             </w:r>
           </w:p>
         </w:tc>
         <w:tc>
           <w:tcPr>
             <w:tcW w:w="0" w:type="auto"/>
-            <w:vAlign w:val="center"/>
             <w:hideMark/>
           </w:tcPr>
           <w:p>
@@ -14081,18 +14197,13 @@
               </w:rPr>
             </w:pPr>
             <w:r>
-              <w:rPr>
-                <w:color w:val="000000"/>
-                <w:lang w:val="ro-RO"/>
-              </w:rPr>
-              <w:t>0,004</w:t>
+              <w:t>0,010</w:t>
             </w:r>
           </w:p>
         </w:tc>
         <w:tc>
           <w:tcPr>
             <w:tcW w:w="0" w:type="auto"/>
-            <w:vAlign w:val="center"/>
             <w:hideMark/>
           </w:tcPr>
           <w:p>
@@ -14111,10 +14222,6 @@
               </w:rPr>
             </w:pPr>
             <w:r>
-              <w:rPr>
-                <w:color w:val="000000"/>
-                <w:lang w:val="ro-RO"/>
-              </w:rPr>
               <w:t>0,004</w:t>
             </w:r>
           </w:p>
@@ -14157,7 +14264,6 @@
         <w:tc>
           <w:tcPr>
             <w:tcW w:w="0" w:type="auto"/>
-            <w:vAlign w:val="center"/>
             <w:hideMark/>
           </w:tcPr>
           <w:p>
@@ -14176,10 +14282,6 @@
               </w:rPr>
             </w:pPr>
             <w:r>
-              <w:rPr>
-                <w:color w:val="000000"/>
-                <w:lang w:val="ro-RO"/>
-              </w:rPr>
               <w:t>0,002</w:t>
             </w:r>
           </w:p>
@@ -14187,7 +14289,6 @@
         <w:tc>
           <w:tcPr>
             <w:tcW w:w="0" w:type="auto"/>
-            <w:vAlign w:val="center"/>
             <w:hideMark/>
           </w:tcPr>
           <w:p>
@@ -14206,10 +14307,6 @@
               </w:rPr>
             </w:pPr>
             <w:r>
-              <w:rPr>
-                <w:color w:val="000000"/>
-                <w:lang w:val="ro-RO"/>
-              </w:rPr>
               <w:t>0,002</w:t>
             </w:r>
           </w:p>
@@ -14217,7 +14314,6 @@
         <w:tc>
           <w:tcPr>
             <w:tcW w:w="0" w:type="auto"/>
-            <w:vAlign w:val="center"/>
             <w:hideMark/>
           </w:tcPr>
           <w:p>
@@ -14236,18 +14332,13 @@
               </w:rPr>
             </w:pPr>
             <w:r>
-              <w:rPr>
-                <w:color w:val="000000"/>
-                <w:lang w:val="ro-RO"/>
-              </w:rPr>
-              <w:t>0,017</w:t>
+              <w:t>0,010</w:t>
             </w:r>
           </w:p>
         </w:tc>
         <w:tc>
           <w:tcPr>
             <w:tcW w:w="0" w:type="auto"/>
-            <w:vAlign w:val="center"/>
             <w:hideMark/>
           </w:tcPr>
           <w:p>
@@ -14266,10 +14357,6 @@
               </w:rPr>
             </w:pPr>
             <w:r>
-              <w:rPr>
-                <w:color w:val="000000"/>
-                <w:lang w:val="ro-RO"/>
-              </w:rPr>
               <w:t>0,002</w:t>
             </w:r>
           </w:p>
@@ -14277,7 +14364,6 @@
         <w:tc>
           <w:tcPr>
             <w:tcW w:w="0" w:type="auto"/>
-            <w:vAlign w:val="center"/>
             <w:hideMark/>
           </w:tcPr>
           <w:p>
@@ -14296,10 +14382,6 @@
               </w:rPr>
             </w:pPr>
             <w:r>
-              <w:rPr>
-                <w:color w:val="000000"/>
-                <w:lang w:val="ro-RO"/>
-              </w:rPr>
               <w:t>0,001</w:t>
             </w:r>
           </w:p>
@@ -14588,12 +14670,12 @@
         <w:tblLook w:val="04A0" w:firstRow="1" w:lastRow="0" w:firstColumn="1" w:lastColumn="0" w:noHBand="0" w:noVBand="1"/>
       </w:tblPr>
       <w:tblGrid>
-        <w:gridCol w:w="3881"/>
-        <w:gridCol w:w="1189"/>
-        <w:gridCol w:w="985"/>
-        <w:gridCol w:w="1032"/>
-        <w:gridCol w:w="949"/>
-        <w:gridCol w:w="1311"/>
+        <w:gridCol w:w="3868"/>
+        <w:gridCol w:w="1188"/>
+        <w:gridCol w:w="994"/>
+        <w:gridCol w:w="1031"/>
+        <w:gridCol w:w="958"/>
+        <w:gridCol w:w="1308"/>
       </w:tblGrid>
       <w:tr>
         <w:trPr>
@@ -14842,7 +14924,6 @@
         <w:tc>
           <w:tcPr>
             <w:tcW w:w="0" w:type="auto"/>
-            <w:vAlign w:val="center"/>
             <w:hideMark/>
           </w:tcPr>
           <w:p>
@@ -14861,18 +14942,13 @@
               </w:rPr>
             </w:pPr>
             <w:r>
-              <w:rPr>
-                <w:color w:val="000000"/>
-                <w:lang w:val="ro-RO"/>
-              </w:rPr>
-              <w:t>0,499</w:t>
+              <w:t>17,913</w:t>
             </w:r>
           </w:p>
         </w:tc>
         <w:tc>
           <w:tcPr>
             <w:tcW w:w="0" w:type="auto"/>
-            <w:vAlign w:val="center"/>
             <w:hideMark/>
           </w:tcPr>
           <w:p>
@@ -14891,18 +14967,13 @@
               </w:rPr>
             </w:pPr>
             <w:r>
-              <w:rPr>
-                <w:color w:val="000000"/>
-                <w:lang w:val="ro-RO"/>
-              </w:rPr>
-              <w:t>0,438</w:t>
+              <w:t>16,409</w:t>
             </w:r>
           </w:p>
         </w:tc>
         <w:tc>
           <w:tcPr>
             <w:tcW w:w="0" w:type="auto"/>
-            <w:vAlign w:val="center"/>
             <w:hideMark/>
           </w:tcPr>
           <w:p>
@@ -14921,18 +14992,13 @@
               </w:rPr>
             </w:pPr>
             <w:r>
-              <w:rPr>
-                <w:color w:val="000000"/>
-                <w:lang w:val="ro-RO"/>
-              </w:rPr>
-              <w:t>0,868</w:t>
+              <w:t>21,356</w:t>
             </w:r>
           </w:p>
         </w:tc>
         <w:tc>
           <w:tcPr>
             <w:tcW w:w="0" w:type="auto"/>
-            <w:vAlign w:val="center"/>
             <w:hideMark/>
           </w:tcPr>
           <w:p>
@@ -14951,18 +15017,13 @@
               </w:rPr>
             </w:pPr>
             <w:r>
-              <w:rPr>
-                <w:color w:val="000000"/>
-                <w:lang w:val="ro-RO"/>
-              </w:rPr>
-              <w:t>0,625</w:t>
+              <w:t>20,165</w:t>
             </w:r>
           </w:p>
         </w:tc>
         <w:tc>
           <w:tcPr>
             <w:tcW w:w="0" w:type="auto"/>
-            <w:vAlign w:val="center"/>
             <w:hideMark/>
           </w:tcPr>
           <w:p>
@@ -14981,11 +15042,7 @@
               </w:rPr>
             </w:pPr>
             <w:r>
-              <w:rPr>
-                <w:color w:val="000000"/>
-                <w:lang w:val="ro-RO"/>
-              </w:rPr>
-              <w:t>0,063</w:t>
+              <w:t>1,013</w:t>
             </w:r>
           </w:p>
         </w:tc>
@@ -15583,7 +15640,6 @@
         <w:tc>
           <w:tcPr>
             <w:tcW w:w="0" w:type="auto"/>
-            <w:vAlign w:val="center"/>
             <w:hideMark/>
           </w:tcPr>
           <w:p>
@@ -15602,18 +15658,13 @@
               </w:rPr>
             </w:pPr>
             <w:r>
-              <w:rPr>
-                <w:color w:val="000000"/>
-                <w:lang w:val="ro-RO"/>
-              </w:rPr>
-              <w:t>0,247</w:t>
+              <w:t>0,232</w:t>
             </w:r>
           </w:p>
         </w:tc>
         <w:tc>
           <w:tcPr>
             <w:tcW w:w="0" w:type="auto"/>
-            <w:vAlign w:val="center"/>
             <w:hideMark/>
           </w:tcPr>
           <w:p>
@@ -15632,18 +15683,13 @@
               </w:rPr>
             </w:pPr>
             <w:r>
-              <w:rPr>
-                <w:color w:val="000000"/>
-                <w:lang w:val="ro-RO"/>
-              </w:rPr>
-              <w:t>0,195</w:t>
+              <w:t>0,188</w:t>
             </w:r>
           </w:p>
         </w:tc>
         <w:tc>
           <w:tcPr>
             <w:tcW w:w="0" w:type="auto"/>
-            <w:vAlign w:val="center"/>
             <w:hideMark/>
           </w:tcPr>
           <w:p>
@@ -15662,18 +15708,13 @@
               </w:rPr>
             </w:pPr>
             <w:r>
-              <w:rPr>
-                <w:color w:val="000000"/>
-                <w:lang w:val="ro-RO"/>
-              </w:rPr>
-              <w:t>0,856</w:t>
+              <w:t>0,859</w:t>
             </w:r>
           </w:p>
         </w:tc>
         <w:tc>
           <w:tcPr>
             <w:tcW w:w="0" w:type="auto"/>
-            <w:vAlign w:val="center"/>
             <w:hideMark/>
           </w:tcPr>
           <w:p>
@@ -15692,18 +15733,13 @@
               </w:rPr>
             </w:pPr>
             <w:r>
-              <w:rPr>
-                <w:color w:val="000000"/>
-                <w:lang w:val="ro-RO"/>
-              </w:rPr>
-              <w:t>0,497</w:t>
+              <w:t>0,441</w:t>
             </w:r>
           </w:p>
         </w:tc>
         <w:tc>
           <w:tcPr>
             <w:tcW w:w="0" w:type="auto"/>
-            <w:vAlign w:val="center"/>
             <w:hideMark/>
           </w:tcPr>
           <w:p>
@@ -15722,11 +15758,7 @@
               </w:rPr>
             </w:pPr>
             <w:r>
-              <w:rPr>
-                <w:color w:val="000000"/>
-                <w:lang w:val="ro-RO"/>
-              </w:rPr>
-              <w:t>0,100</w:t>
+              <w:t>0,098</w:t>
             </w:r>
           </w:p>
         </w:tc>
@@ -15768,7 +15800,6 @@
         <w:tc>
           <w:tcPr>
             <w:tcW w:w="0" w:type="auto"/>
-            <w:vAlign w:val="center"/>
             <w:hideMark/>
           </w:tcPr>
           <w:p>
@@ -15787,18 +15818,13 @@
               </w:rPr>
             </w:pPr>
             <w:r>
-              <w:rPr>
-                <w:color w:val="000000"/>
-                <w:lang w:val="ro-RO"/>
-              </w:rPr>
-              <w:t>1,458</w:t>
+              <w:t>20,313</w:t>
             </w:r>
           </w:p>
         </w:tc>
         <w:tc>
           <w:tcPr>
             <w:tcW w:w="0" w:type="auto"/>
-            <w:vAlign w:val="center"/>
             <w:hideMark/>
           </w:tcPr>
           <w:p>
@@ -15817,18 +15843,13 @@
               </w:rPr>
             </w:pPr>
             <w:r>
-              <w:rPr>
-                <w:color w:val="000000"/>
-                <w:lang w:val="ro-RO"/>
-              </w:rPr>
-              <w:t>1,126</w:t>
+              <w:t>18,710</w:t>
             </w:r>
           </w:p>
         </w:tc>
         <w:tc>
           <w:tcPr>
             <w:tcW w:w="0" w:type="auto"/>
-            <w:vAlign w:val="center"/>
             <w:hideMark/>
           </w:tcPr>
           <w:p>
@@ -15847,18 +15868,13 @@
               </w:rPr>
             </w:pPr>
             <w:r>
-              <w:rPr>
-                <w:color w:val="000000"/>
-                <w:lang w:val="ro-RO"/>
-              </w:rPr>
-              <w:t>11,175</w:t>
+              <w:t>31,394</w:t>
             </w:r>
           </w:p>
         </w:tc>
         <w:tc>
           <w:tcPr>
             <w:tcW w:w="0" w:type="auto"/>
-            <w:vAlign w:val="center"/>
             <w:hideMark/>
           </w:tcPr>
           <w:p>
@@ -15877,18 +15893,13 @@
               </w:rPr>
             </w:pPr>
             <w:r>
-              <w:rPr>
-                <w:color w:val="000000"/>
-                <w:lang w:val="ro-RO"/>
-              </w:rPr>
-              <w:t>1,786</w:t>
+              <w:t>22,399</w:t>
             </w:r>
           </w:p>
         </w:tc>
         <w:tc>
           <w:tcPr>
             <w:tcW w:w="0" w:type="auto"/>
-            <w:vAlign w:val="center"/>
             <w:hideMark/>
           </w:tcPr>
           <w:p>
@@ -15907,11 +15918,7 @@
               </w:rPr>
             </w:pPr>
             <w:r>
-              <w:rPr>
-                <w:color w:val="000000"/>
-                <w:lang w:val="ro-RO"/>
-              </w:rPr>
-              <w:t>1,001</w:t>
+              <w:t>1,461</w:t>
             </w:r>
           </w:p>
         </w:tc>
@@ -16321,7 +16328,13 @@
         <w:rPr>
           <w:color w:val="000000"/>
         </w:rPr>
-        <w:t>Se constată că operația criptografică secundară dominantă este validarea apartenenței la subgrup (0,499 ms), care asigură protecția împotriva atacurilor bazate pe subgrupuri mici. Funcțiile auxiliare, precum derivarea parametrului de legare a sesiunii (0,002 ms) sau generarea provocării matematice (0,001 ms), presupun eforturi computaționale neglijabile, în timp ce procesul final de emitere a jetonului JWT (0,020 ms) reprezintă o fracțiune minimală din costul total de procesare. Punctele terminale convenționale ale aplicației (GET /parameters, POST /register, GET /data, POST /data) prezintă latențe cuprinse între 0,25 ms și 1,46 ms, cu valori maximale ocazionale atribuibile presiunii garbage collector-ului sau accesului la baza de date SQLite.</w:t>
+        <w:t>Se constată că operația criptografică secundară dominantă este validarea apartenenței la subgrup (17,913 ms), care asigură protecția împotriva atacurilor bazate pe subgrupuri mici. Funcțiile auxiliare, precum derivarea parametrului de legare a sesiunii (0,002 ms) sau generarea provocării matematice (0,001 ms), presupun eforturi computaționale neglijabile, în timp ce procesul final de emitere a jetonului JWT (0,017 ms) reprezintă o fracțiune minimală din costul total de procesare. Punctele terminale convenționale ale aplicației (GET /parameters, POST /register, GET /data, POST /data) prezintă latențe cuprinse între 0,23 ms și 20,31 ms, cu valori maximale ocazionale atribuibile presiunii garbage collector-ului sau accesului la baza de date SQLite, costul dominant al punctului terminal POST /register fiind determinat de invocarea funcției is_subgroup_member asupra cheii publice recepționate</w:t>
+      </w:r>
+      <w:r>
+        <w:rPr>
+          <w:color w:val="000000"/>
+        </w:rPr>
+        <w:t>.</w:t>
       </w:r>
     </w:p>
     <w:p>
@@ -16343,14 +16356,14 @@
         <w:rPr>
           <w:color w:val="000000"/>
         </w:rPr>
-        <w:t xml:space="preserve">Complementar evaluării operațiilor izolate, s-a procedat la măsurarea latenței complete a fluxurilor de autentificare de la un capăt la altul (end-to-end), înglobând toate etapele protocolare necesare unei autentificări reușite. Rezultatele, sintetizate în Tabelul 3, reflectă costul integral </w:t>
+        <w:t xml:space="preserve">Complementar evaluării operațiilor izolate, s-a procedat la măsurarea latenței complete a </w:t>
       </w:r>
       <w:r>
         <w:rPr>
           <w:color w:val="000000"/>
         </w:rPr>
         <w:lastRenderedPageBreak/>
-        <w:t>perceput de un client care parcurge întreg ciclul de autentificare:</w:t>
+        <w:t>fluxurilor de autentificare de la un capăt la altul (end-to-end), înglobând toate etapele protocolare necesare unei autentificări reușite. Rezultatele, sintetizate în Tabelul 3, reflectă costul integral perceput de un client care parcurge întreg ciclul de autentificare:</w:t>
       </w:r>
     </w:p>
     <w:p>
@@ -16658,7 +16671,6 @@
         <w:tc>
           <w:tcPr>
             <w:tcW w:w="0" w:type="auto"/>
-            <w:vAlign w:val="center"/>
             <w:hideMark/>
           </w:tcPr>
           <w:p>
@@ -16677,18 +16689,13 @@
               </w:rPr>
             </w:pPr>
             <w:r>
-              <w:rPr>
-                <w:color w:val="000000"/>
-                <w:lang w:val="ro-RO"/>
-              </w:rPr>
-              <w:t>3,966</w:t>
+              <w:t>57,578</w:t>
             </w:r>
           </w:p>
         </w:tc>
         <w:tc>
           <w:tcPr>
             <w:tcW w:w="0" w:type="auto"/>
-            <w:vAlign w:val="center"/>
             <w:hideMark/>
           </w:tcPr>
           <w:p>
@@ -16707,18 +16714,13 @@
               </w:rPr>
             </w:pPr>
             <w:r>
-              <w:rPr>
-                <w:color w:val="000000"/>
-                <w:lang w:val="ro-RO"/>
-              </w:rPr>
-              <w:t>3,264</w:t>
+              <w:t>52,966</w:t>
             </w:r>
           </w:p>
         </w:tc>
         <w:tc>
           <w:tcPr>
             <w:tcW w:w="0" w:type="auto"/>
-            <w:vAlign w:val="center"/>
             <w:hideMark/>
           </w:tcPr>
           <w:p>
@@ -16737,18 +16739,13 @@
               </w:rPr>
             </w:pPr>
             <w:r>
-              <w:rPr>
-                <w:color w:val="000000"/>
-                <w:lang w:val="ro-RO"/>
-              </w:rPr>
-              <w:t>14,086</w:t>
+              <w:t>75,769</w:t>
             </w:r>
           </w:p>
         </w:tc>
         <w:tc>
           <w:tcPr>
             <w:tcW w:w="0" w:type="auto"/>
-            <w:vAlign w:val="center"/>
             <w:hideMark/>
           </w:tcPr>
           <w:p>
@@ -16767,11 +16764,7 @@
               </w:rPr>
             </w:pPr>
             <w:r>
-              <w:rPr>
-                <w:color w:val="000000"/>
-                <w:lang w:val="ro-RO"/>
-              </w:rPr>
-              <w:t>4,605</w:t>
+              <w:t>74,073</w:t>
             </w:r>
           </w:p>
         </w:tc>
@@ -16828,7 +16821,6 @@
         <w:tc>
           <w:tcPr>
             <w:tcW w:w="0" w:type="auto"/>
-            <w:vAlign w:val="center"/>
             <w:hideMark/>
           </w:tcPr>
           <w:p>
@@ -16847,18 +16839,13 @@
               </w:rPr>
             </w:pPr>
             <w:r>
-              <w:rPr>
-                <w:color w:val="000000"/>
-                <w:lang w:val="ro-RO"/>
-              </w:rPr>
-              <w:t>0,558</w:t>
+              <w:t>1,046</w:t>
             </w:r>
           </w:p>
         </w:tc>
         <w:tc>
           <w:tcPr>
             <w:tcW w:w="0" w:type="auto"/>
-            <w:vAlign w:val="center"/>
             <w:hideMark/>
           </w:tcPr>
           <w:p>
@@ -16877,18 +16864,13 @@
               </w:rPr>
             </w:pPr>
             <w:r>
-              <w:rPr>
-                <w:color w:val="000000"/>
-                <w:lang w:val="ro-RO"/>
-              </w:rPr>
-              <w:t>0,471</w:t>
+              <w:t>0,852</w:t>
             </w:r>
           </w:p>
         </w:tc>
         <w:tc>
           <w:tcPr>
             <w:tcW w:w="0" w:type="auto"/>
-            <w:vAlign w:val="center"/>
             <w:hideMark/>
           </w:tcPr>
           <w:p>
@@ -16907,18 +16889,13 @@
               </w:rPr>
             </w:pPr>
             <w:r>
-              <w:rPr>
-                <w:color w:val="000000"/>
-                <w:lang w:val="ro-RO"/>
-              </w:rPr>
-              <w:t>1,509</w:t>
+              <w:t>2,168</w:t>
             </w:r>
           </w:p>
         </w:tc>
         <w:tc>
           <w:tcPr>
             <w:tcW w:w="0" w:type="auto"/>
-            <w:vAlign w:val="center"/>
             <w:hideMark/>
           </w:tcPr>
           <w:p>
@@ -16937,11 +16914,7 @@
               </w:rPr>
             </w:pPr>
             <w:r>
-              <w:rPr>
-                <w:color w:val="000000"/>
-                <w:lang w:val="ro-RO"/>
-              </w:rPr>
-              <w:t>0,799</w:t>
+              <w:t>1,576</w:t>
             </w:r>
           </w:p>
         </w:tc>
@@ -16998,7 +16971,6 @@
         <w:tc>
           <w:tcPr>
             <w:tcW w:w="0" w:type="auto"/>
-            <w:vAlign w:val="center"/>
             <w:hideMark/>
           </w:tcPr>
           <w:p>
@@ -17017,18 +16989,13 @@
               </w:rPr>
             </w:pPr>
             <w:r>
-              <w:rPr>
-                <w:color w:val="000000"/>
-                <w:lang w:val="ro-RO"/>
-              </w:rPr>
-              <w:t>0,599</w:t>
+              <w:t>1,011</w:t>
             </w:r>
           </w:p>
         </w:tc>
         <w:tc>
           <w:tcPr>
             <w:tcW w:w="0" w:type="auto"/>
-            <w:vAlign w:val="center"/>
             <w:hideMark/>
           </w:tcPr>
           <w:p>
@@ -17047,18 +17014,13 @@
               </w:rPr>
             </w:pPr>
             <w:r>
-              <w:rPr>
-                <w:color w:val="000000"/>
-                <w:lang w:val="ro-RO"/>
-              </w:rPr>
-              <w:t>0,476</w:t>
+              <w:t>0,850</w:t>
             </w:r>
           </w:p>
         </w:tc>
         <w:tc>
           <w:tcPr>
             <w:tcW w:w="0" w:type="auto"/>
-            <w:vAlign w:val="center"/>
             <w:hideMark/>
           </w:tcPr>
           <w:p>
@@ -17077,18 +17039,13 @@
               </w:rPr>
             </w:pPr>
             <w:r>
-              <w:rPr>
-                <w:color w:val="000000"/>
-                <w:lang w:val="ro-RO"/>
-              </w:rPr>
-              <w:t>1,885</w:t>
+              <w:t>2,714</w:t>
             </w:r>
           </w:p>
         </w:tc>
         <w:tc>
           <w:tcPr>
             <w:tcW w:w="0" w:type="auto"/>
-            <w:vAlign w:val="center"/>
             <w:hideMark/>
           </w:tcPr>
           <w:p>
@@ -17107,11 +17064,7 @@
               </w:rPr>
             </w:pPr>
             <w:r>
-              <w:rPr>
-                <w:color w:val="000000"/>
-                <w:lang w:val="ro-RO"/>
-              </w:rPr>
-              <w:t>0,944</w:t>
+              <w:t>1,591</w:t>
             </w:r>
           </w:p>
         </w:tc>
@@ -17154,7 +17107,6 @@
         <w:tc>
           <w:tcPr>
             <w:tcW w:w="0" w:type="auto"/>
-            <w:vAlign w:val="center"/>
             <w:hideMark/>
           </w:tcPr>
           <w:p>
@@ -17173,18 +17125,13 @@
               </w:rPr>
             </w:pPr>
             <w:r>
-              <w:rPr>
-                <w:color w:val="000000"/>
-                <w:lang w:val="ro-RO"/>
-              </w:rPr>
-              <w:t>0,889</w:t>
+              <w:t>0,869</w:t>
             </w:r>
           </w:p>
         </w:tc>
         <w:tc>
           <w:tcPr>
             <w:tcW w:w="0" w:type="auto"/>
-            <w:vAlign w:val="center"/>
             <w:hideMark/>
           </w:tcPr>
           <w:p>
@@ -17203,18 +17150,13 @@
               </w:rPr>
             </w:pPr>
             <w:r>
-              <w:rPr>
-                <w:color w:val="000000"/>
-                <w:lang w:val="ro-RO"/>
-              </w:rPr>
-              <w:t>0,771</w:t>
+              <w:t>0,752</w:t>
             </w:r>
           </w:p>
         </w:tc>
         <w:tc>
           <w:tcPr>
             <w:tcW w:w="0" w:type="auto"/>
-            <w:vAlign w:val="center"/>
             <w:hideMark/>
           </w:tcPr>
           <w:p>
@@ -17233,18 +17175,13 @@
               </w:rPr>
             </w:pPr>
             <w:r>
-              <w:rPr>
-                <w:color w:val="000000"/>
-                <w:lang w:val="ro-RO"/>
-              </w:rPr>
-              <w:t>1,448</w:t>
+              <w:t>1,838</w:t>
             </w:r>
           </w:p>
         </w:tc>
         <w:tc>
           <w:tcPr>
             <w:tcW w:w="0" w:type="auto"/>
-            <w:vAlign w:val="center"/>
             <w:hideMark/>
           </w:tcPr>
           <w:p>
@@ -17263,11 +17200,7 @@
               </w:rPr>
             </w:pPr>
             <w:r>
-              <w:rPr>
-                <w:color w:val="000000"/>
-                <w:lang w:val="ro-RO"/>
-              </w:rPr>
-              <w:t>1,231</w:t>
+              <w:t>1,404</w:t>
             </w:r>
           </w:p>
         </w:tc>
@@ -17308,7 +17241,7 @@
         <w:rPr>
           <w:color w:val="000000"/>
         </w:rPr>
-        <w:t>Fluxul ZKP complet, cuprinzând cele două runde protocolare (commit și verify), înregistrează o latență medie de 3,97 ms, valoare de aproximativ 5 până la 7 ori superioară celei aferente fluxurilor OAuth 2.0. Descompunerea pe etape a ciclului ZKP la nivelul serverului relevă o contribuție de 1,38 ms pentru faza de angajament (commit) și de 2,16 ms pentru faza de verificare (verify), cu un timp total de parcurgere dus-întors (round-trip) de 3,56 ms. Diferența față de media end-to-end de 3,97 ms este atribuibilă overhead-ului de serializare și deserializare a corpurilor JSON la nivelul clientului de testare.</w:t>
+        <w:t>Fluxul ZKP complet, cuprinzând cele două runde protocolare (commit și verify), înregistrează o latență medie de 57,58 ms, valoare de aproximativ 55 până la 66 de ori superioară celei aferente fluxurilor OAuth 2.0. Descompunerea pe etape a ciclului ZKP la nivelul serverului relevă o contribuție de 21,97 ms pentru faza de angajament (commit) și de 23,26 ms pentru faza de verificare (verify), cu un timp total de parcurgere dus-întors (round-trip) de 45,26 ms. Diferența față de media end-to-end de 57,58 ms este atribuibilă overhead-ului de serializare și deserializare a corpurilor JSON la nivelul clientului de testare.</w:t>
       </w:r>
     </w:p>
     <w:p>
@@ -17618,6 +17551,689 @@
         <w:tc>
           <w:tcPr>
             <w:tcW w:w="0" w:type="auto"/>
+            <w:hideMark/>
+          </w:tcPr>
+          <w:p>
+            <w:pPr>
+              <w:pBdr>
+                <w:top w:val="nil"/>
+                <w:left w:val="nil"/>
+                <w:bottom w:val="nil"/>
+                <w:right w:val="nil"/>
+                <w:between w:val="nil"/>
+              </w:pBdr>
+              <w:jc w:val="both"/>
+              <w:rPr>
+                <w:color w:val="000000"/>
+                <w:lang w:val="ro-RO"/>
+              </w:rPr>
+            </w:pPr>
+            <w:r>
+              <w:t>10</w:t>
+            </w:r>
+          </w:p>
+        </w:tc>
+        <w:tc>
+          <w:tcPr>
+            <w:tcW w:w="0" w:type="auto"/>
+            <w:hideMark/>
+          </w:tcPr>
+          <w:p>
+            <w:pPr>
+              <w:pBdr>
+                <w:top w:val="nil"/>
+                <w:left w:val="nil"/>
+                <w:bottom w:val="nil"/>
+                <w:right w:val="nil"/>
+                <w:between w:val="nil"/>
+              </w:pBdr>
+              <w:jc w:val="both"/>
+              <w:rPr>
+                <w:color w:val="000000"/>
+                <w:lang w:val="ro-RO"/>
+              </w:rPr>
+            </w:pPr>
+            <w:r>
+              <w:t>17,46</w:t>
+            </w:r>
+          </w:p>
+        </w:tc>
+        <w:tc>
+          <w:tcPr>
+            <w:tcW w:w="0" w:type="auto"/>
+            <w:hideMark/>
+          </w:tcPr>
+          <w:p>
+            <w:pPr>
+              <w:pBdr>
+                <w:top w:val="nil"/>
+                <w:left w:val="nil"/>
+                <w:bottom w:val="nil"/>
+                <w:right w:val="nil"/>
+                <w:between w:val="nil"/>
+              </w:pBdr>
+              <w:jc w:val="both"/>
+              <w:rPr>
+                <w:color w:val="000000"/>
+                <w:lang w:val="ro-RO"/>
+              </w:rPr>
+            </w:pPr>
+            <w:r>
+              <w:t>877,54</w:t>
+            </w:r>
+          </w:p>
+        </w:tc>
+        <w:tc>
+          <w:tcPr>
+            <w:tcW w:w="0" w:type="auto"/>
+            <w:hideMark/>
+          </w:tcPr>
+          <w:p>
+            <w:pPr>
+              <w:pBdr>
+                <w:top w:val="nil"/>
+                <w:left w:val="nil"/>
+                <w:bottom w:val="nil"/>
+                <w:right w:val="nil"/>
+                <w:between w:val="nil"/>
+              </w:pBdr>
+              <w:jc w:val="both"/>
+              <w:rPr>
+                <w:color w:val="000000"/>
+                <w:lang w:val="ro-RO"/>
+              </w:rPr>
+            </w:pPr>
+            <w:r>
+              <w:t>984,24</w:t>
+            </w:r>
+          </w:p>
+        </w:tc>
+        <w:tc>
+          <w:tcPr>
+            <w:tcW w:w="0" w:type="auto"/>
+            <w:hideMark/>
+          </w:tcPr>
+          <w:p>
+            <w:pPr>
+              <w:pBdr>
+                <w:top w:val="nil"/>
+                <w:left w:val="nil"/>
+                <w:bottom w:val="nil"/>
+                <w:right w:val="nil"/>
+                <w:between w:val="nil"/>
+              </w:pBdr>
+              <w:jc w:val="both"/>
+              <w:rPr>
+                <w:color w:val="000000"/>
+                <w:lang w:val="ro-RO"/>
+              </w:rPr>
+            </w:pPr>
+            <w:r>
+              <w:t>1081,14</w:t>
+            </w:r>
+          </w:p>
+        </w:tc>
+      </w:tr>
+      <w:tr>
+        <w:trPr>
+          <w:tblCellSpacing w:w="15" w:type="dxa"/>
+        </w:trPr>
+        <w:tc>
+          <w:tcPr>
+            <w:tcW w:w="0" w:type="auto"/>
+            <w:hideMark/>
+          </w:tcPr>
+          <w:p>
+            <w:pPr>
+              <w:pBdr>
+                <w:top w:val="nil"/>
+                <w:left w:val="nil"/>
+                <w:bottom w:val="nil"/>
+                <w:right w:val="nil"/>
+                <w:between w:val="nil"/>
+              </w:pBdr>
+              <w:jc w:val="both"/>
+              <w:rPr>
+                <w:color w:val="000000"/>
+                <w:lang w:val="ro-RO"/>
+              </w:rPr>
+            </w:pPr>
+            <w:r>
+              <w:t>25</w:t>
+            </w:r>
+          </w:p>
+        </w:tc>
+        <w:tc>
+          <w:tcPr>
+            <w:tcW w:w="0" w:type="auto"/>
+            <w:hideMark/>
+          </w:tcPr>
+          <w:p>
+            <w:pPr>
+              <w:pBdr>
+                <w:top w:val="nil"/>
+                <w:left w:val="nil"/>
+                <w:bottom w:val="nil"/>
+                <w:right w:val="nil"/>
+                <w:between w:val="nil"/>
+              </w:pBdr>
+              <w:jc w:val="both"/>
+              <w:rPr>
+                <w:color w:val="000000"/>
+                <w:lang w:val="ro-RO"/>
+              </w:rPr>
+            </w:pPr>
+            <w:r>
+              <w:t>17,31</w:t>
+            </w:r>
+          </w:p>
+        </w:tc>
+        <w:tc>
+          <w:tcPr>
+            <w:tcW w:w="0" w:type="auto"/>
+            <w:hideMark/>
+          </w:tcPr>
+          <w:p>
+            <w:pPr>
+              <w:pBdr>
+                <w:top w:val="nil"/>
+                <w:left w:val="nil"/>
+                <w:bottom w:val="nil"/>
+                <w:right w:val="nil"/>
+                <w:between w:val="nil"/>
+              </w:pBdr>
+              <w:jc w:val="both"/>
+              <w:rPr>
+                <w:color w:val="000000"/>
+                <w:lang w:val="ro-RO"/>
+              </w:rPr>
+            </w:pPr>
+            <w:r>
+              <w:t>900,69</w:t>
+            </w:r>
+          </w:p>
+        </w:tc>
+        <w:tc>
+          <w:tcPr>
+            <w:tcW w:w="0" w:type="auto"/>
+            <w:hideMark/>
+          </w:tcPr>
+          <w:p>
+            <w:pPr>
+              <w:pBdr>
+                <w:top w:val="nil"/>
+                <w:left w:val="nil"/>
+                <w:bottom w:val="nil"/>
+                <w:right w:val="nil"/>
+                <w:between w:val="nil"/>
+              </w:pBdr>
+              <w:jc w:val="both"/>
+              <w:rPr>
+                <w:color w:val="000000"/>
+                <w:lang w:val="ro-RO"/>
+              </w:rPr>
+            </w:pPr>
+            <w:r>
+              <w:t>987,40</w:t>
+            </w:r>
+          </w:p>
+        </w:tc>
+        <w:tc>
+          <w:tcPr>
+            <w:tcW w:w="0" w:type="auto"/>
+            <w:hideMark/>
+          </w:tcPr>
+          <w:p>
+            <w:pPr>
+              <w:pBdr>
+                <w:top w:val="nil"/>
+                <w:left w:val="nil"/>
+                <w:bottom w:val="nil"/>
+                <w:right w:val="nil"/>
+                <w:between w:val="nil"/>
+              </w:pBdr>
+              <w:jc w:val="both"/>
+              <w:rPr>
+                <w:color w:val="000000"/>
+                <w:lang w:val="ro-RO"/>
+              </w:rPr>
+            </w:pPr>
+            <w:r>
+              <w:t>1114,67</w:t>
+            </w:r>
+          </w:p>
+        </w:tc>
+      </w:tr>
+      <w:tr>
+        <w:trPr>
+          <w:tblCellSpacing w:w="15" w:type="dxa"/>
+        </w:trPr>
+        <w:tc>
+          <w:tcPr>
+            <w:tcW w:w="0" w:type="auto"/>
+            <w:hideMark/>
+          </w:tcPr>
+          <w:p>
+            <w:pPr>
+              <w:pBdr>
+                <w:top w:val="nil"/>
+                <w:left w:val="nil"/>
+                <w:bottom w:val="nil"/>
+                <w:right w:val="nil"/>
+                <w:between w:val="nil"/>
+              </w:pBdr>
+              <w:jc w:val="both"/>
+              <w:rPr>
+                <w:color w:val="000000"/>
+                <w:lang w:val="ro-RO"/>
+              </w:rPr>
+            </w:pPr>
+            <w:r>
+              <w:t>50</w:t>
+            </w:r>
+          </w:p>
+        </w:tc>
+        <w:tc>
+          <w:tcPr>
+            <w:tcW w:w="0" w:type="auto"/>
+            <w:hideMark/>
+          </w:tcPr>
+          <w:p>
+            <w:pPr>
+              <w:pBdr>
+                <w:top w:val="nil"/>
+                <w:left w:val="nil"/>
+                <w:bottom w:val="nil"/>
+                <w:right w:val="nil"/>
+                <w:between w:val="nil"/>
+              </w:pBdr>
+              <w:jc w:val="both"/>
+              <w:rPr>
+                <w:color w:val="000000"/>
+                <w:lang w:val="ro-RO"/>
+              </w:rPr>
+            </w:pPr>
+            <w:r>
+              <w:t>17,26</w:t>
+            </w:r>
+          </w:p>
+        </w:tc>
+        <w:tc>
+          <w:tcPr>
+            <w:tcW w:w="0" w:type="auto"/>
+            <w:hideMark/>
+          </w:tcPr>
+          <w:p>
+            <w:pPr>
+              <w:pBdr>
+                <w:top w:val="nil"/>
+                <w:left w:val="nil"/>
+                <w:bottom w:val="nil"/>
+                <w:right w:val="nil"/>
+                <w:between w:val="nil"/>
+              </w:pBdr>
+              <w:jc w:val="both"/>
+              <w:rPr>
+                <w:color w:val="000000"/>
+                <w:lang w:val="ro-RO"/>
+              </w:rPr>
+            </w:pPr>
+            <w:r>
+              <w:t>933,85</w:t>
+            </w:r>
+          </w:p>
+        </w:tc>
+        <w:tc>
+          <w:tcPr>
+            <w:tcW w:w="0" w:type="auto"/>
+            <w:hideMark/>
+          </w:tcPr>
+          <w:p>
+            <w:pPr>
+              <w:pBdr>
+                <w:top w:val="nil"/>
+                <w:left w:val="nil"/>
+                <w:bottom w:val="nil"/>
+                <w:right w:val="nil"/>
+                <w:between w:val="nil"/>
+              </w:pBdr>
+              <w:jc w:val="both"/>
+              <w:rPr>
+                <w:color w:val="000000"/>
+                <w:lang w:val="ro-RO"/>
+              </w:rPr>
+            </w:pPr>
+            <w:r>
+              <w:t>1035,95</w:t>
+            </w:r>
+          </w:p>
+        </w:tc>
+        <w:tc>
+          <w:tcPr>
+            <w:tcW w:w="0" w:type="auto"/>
+            <w:hideMark/>
+          </w:tcPr>
+          <w:p>
+            <w:pPr>
+              <w:pBdr>
+                <w:top w:val="nil"/>
+                <w:left w:val="nil"/>
+                <w:bottom w:val="nil"/>
+                <w:right w:val="nil"/>
+                <w:between w:val="nil"/>
+              </w:pBdr>
+              <w:jc w:val="both"/>
+              <w:rPr>
+                <w:color w:val="000000"/>
+                <w:lang w:val="ro-RO"/>
+              </w:rPr>
+            </w:pPr>
+            <w:r>
+              <w:t>1104,97</w:t>
+            </w:r>
+          </w:p>
+        </w:tc>
+      </w:tr>
+      <w:tr>
+        <w:trPr>
+          <w:tblCellSpacing w:w="15" w:type="dxa"/>
+        </w:trPr>
+        <w:tc>
+          <w:tcPr>
+            <w:tcW w:w="0" w:type="auto"/>
+            <w:hideMark/>
+          </w:tcPr>
+          <w:p>
+            <w:pPr>
+              <w:pBdr>
+                <w:top w:val="nil"/>
+                <w:left w:val="nil"/>
+                <w:bottom w:val="nil"/>
+                <w:right w:val="nil"/>
+                <w:between w:val="nil"/>
+              </w:pBdr>
+              <w:jc w:val="both"/>
+              <w:rPr>
+                <w:color w:val="000000"/>
+                <w:lang w:val="ro-RO"/>
+              </w:rPr>
+            </w:pPr>
+            <w:r>
+              <w:t>100</w:t>
+            </w:r>
+          </w:p>
+        </w:tc>
+        <w:tc>
+          <w:tcPr>
+            <w:tcW w:w="0" w:type="auto"/>
+            <w:hideMark/>
+          </w:tcPr>
+          <w:p>
+            <w:pPr>
+              <w:pBdr>
+                <w:top w:val="nil"/>
+                <w:left w:val="nil"/>
+                <w:bottom w:val="nil"/>
+                <w:right w:val="nil"/>
+                <w:between w:val="nil"/>
+              </w:pBdr>
+              <w:jc w:val="both"/>
+              <w:rPr>
+                <w:color w:val="000000"/>
+                <w:lang w:val="ro-RO"/>
+              </w:rPr>
+            </w:pPr>
+            <w:r>
+              <w:t>17,49</w:t>
+            </w:r>
+          </w:p>
+        </w:tc>
+        <w:tc>
+          <w:tcPr>
+            <w:tcW w:w="0" w:type="auto"/>
+            <w:hideMark/>
+          </w:tcPr>
+          <w:p>
+            <w:pPr>
+              <w:pBdr>
+                <w:top w:val="nil"/>
+                <w:left w:val="nil"/>
+                <w:bottom w:val="nil"/>
+                <w:right w:val="nil"/>
+                <w:between w:val="nil"/>
+              </w:pBdr>
+              <w:jc w:val="both"/>
+              <w:rPr>
+                <w:color w:val="000000"/>
+                <w:lang w:val="ro-RO"/>
+              </w:rPr>
+            </w:pPr>
+            <w:r>
+              <w:t>968,14</w:t>
+            </w:r>
+          </w:p>
+        </w:tc>
+        <w:tc>
+          <w:tcPr>
+            <w:tcW w:w="0" w:type="auto"/>
+            <w:hideMark/>
+          </w:tcPr>
+          <w:p>
+            <w:pPr>
+              <w:pBdr>
+                <w:top w:val="nil"/>
+                <w:left w:val="nil"/>
+                <w:bottom w:val="nil"/>
+                <w:right w:val="nil"/>
+                <w:between w:val="nil"/>
+              </w:pBdr>
+              <w:jc w:val="both"/>
+              <w:rPr>
+                <w:color w:val="000000"/>
+                <w:lang w:val="ro-RO"/>
+              </w:rPr>
+            </w:pPr>
+            <w:r>
+              <w:t>966,80</w:t>
+            </w:r>
+          </w:p>
+        </w:tc>
+        <w:tc>
+          <w:tcPr>
+            <w:tcW w:w="0" w:type="auto"/>
+            <w:hideMark/>
+          </w:tcPr>
+          <w:p>
+            <w:pPr>
+              <w:pBdr>
+                <w:top w:val="nil"/>
+                <w:left w:val="nil"/>
+                <w:bottom w:val="nil"/>
+                <w:right w:val="nil"/>
+                <w:between w:val="nil"/>
+              </w:pBdr>
+              <w:jc w:val="both"/>
+              <w:rPr>
+                <w:color w:val="000000"/>
+                <w:lang w:val="ro-RO"/>
+              </w:rPr>
+            </w:pPr>
+            <w:r>
+              <w:t>1086,96</w:t>
+            </w:r>
+          </w:p>
+        </w:tc>
+      </w:tr>
+    </w:tbl>
+    <w:p>
+      <w:pPr>
+        <w:pBdr>
+          <w:top w:val="nil"/>
+          <w:left w:val="nil"/>
+          <w:bottom w:val="nil"/>
+          <w:right w:val="nil"/>
+          <w:between w:val="nil"/>
+        </w:pBdr>
+        <w:ind w:firstLine="720"/>
+        <w:jc w:val="both"/>
+        <w:rPr>
+          <w:color w:val="000000"/>
+        </w:rPr>
+      </w:pPr>
+    </w:p>
+    <w:p>
+      <w:pPr>
+        <w:pBdr>
+          <w:top w:val="nil"/>
+          <w:left w:val="nil"/>
+          <w:bottom w:val="nil"/>
+          <w:right w:val="nil"/>
+          <w:between w:val="nil"/>
+        </w:pBdr>
+        <w:ind w:firstLine="720"/>
+        <w:jc w:val="both"/>
+        <w:rPr>
+          <w:color w:val="000000"/>
+        </w:rPr>
+      </w:pPr>
+      <w:r>
+        <w:rPr>
+          <w:color w:val="000000"/>
+        </w:rPr>
+        <w:t>Protocolul ZKP manifestă un debit stabil cuprins între 17,26 și 17,49 RPS, valoare care prezintă reziliență la creșterea gradului de concurență, fapt justificat de natura fixă a costului exponențierilor modulare executate pe grupul criptografic de 2048 de biți. În contrast, metodele OAuth 2.0, fundamentate exclusiv pe derivări hash, înregistrează performanțe cantitative superioare, cuprinse între 877 și 1114 RPS. Raportul de performanță stabilit, de aproximativ 1:57 în favoarea metodelor clasice, constituie compromisul computațional necesar pentru asigurarea proprietăților de securitate zero-knowledge și eliminarea vulnerabilităților de transport ale credențialelor.</w:t>
+      </w:r>
+    </w:p>
+    <w:p>
+      <w:pPr>
+        <w:pBdr>
+          <w:top w:val="nil"/>
+          <w:left w:val="nil"/>
+          <w:bottom w:val="nil"/>
+          <w:right w:val="nil"/>
+          <w:between w:val="nil"/>
+        </w:pBdr>
+        <w:ind w:firstLine="720"/>
+        <w:jc w:val="both"/>
+        <w:rPr>
+          <w:color w:val="000000"/>
+        </w:rPr>
+      </w:pPr>
+      <w:r>
+        <w:rPr>
+          <w:color w:val="000000"/>
+        </w:rPr>
+        <w:t xml:space="preserve">Având în vedere diferența substanțială de paradigmă computațională evidențiată de Tabelul 4, o comparație directă între protocolul ZKP și fluxurile OAuth 2.0 nu reflectă cu fidelitate poziționarea soluției propuse în peisajul protocoalelor de autentificare fără divulgarea secretului. Din acest motiv, s-a realizat o evaluare complementară față de două protocoale PAKE (Password-Authenticated Key Exchange) consacrate: SRP-6a (Secure Remote Password, RFC 5054) [ref] și </w:t>
+      </w:r>
+      <w:r>
+        <w:rPr>
+          <w:color w:val="000000"/>
+        </w:rPr>
+        <w:lastRenderedPageBreak/>
+        <w:t>SPAKE2 [ref], ambele fundamentate pe principii de tip zero-knowledge. Pentru a asigura echitatea comparației, implementarea Schnorr a fost adaptată într-un mediu izolat: operațiile de exponențiere au fost migrate de la grupul MODP de 2048 de biți către curba eliptică secp256r1 (NIST P-256), iar protocolul a fost extins cu verificare mutuală (autentificarea bidirecțională a serverului față de client) și derivarea unei chei de sesiune prin ECDH, deoarece atât SRP-6a, cât și SPAKE2 integrează nativ aceste funcționalități. Rezultatele sintetice, obținute pe 100 de iterații, sunt prezentate în Tabelul 5.</w:t>
+      </w:r>
+    </w:p>
+    <w:p>
+      <w:pPr>
+        <w:keepNext/>
+        <w:pBdr>
+          <w:top w:val="nil"/>
+          <w:left w:val="nil"/>
+          <w:bottom w:val="nil"/>
+          <w:right w:val="nil"/>
+          <w:between w:val="nil"/>
+        </w:pBdr>
+        <w:spacing w:before="119"/>
+        <w:jc w:val="center"/>
+        <w:rPr>
+          <w:i/>
+          <w:iCs/>
+          <w:color w:val="004586"/>
+          <w:sz w:val="22"/>
+          <w:szCs w:val="22"/>
+        </w:rPr>
+      </w:pPr>
+      <w:r>
+        <w:rPr>
+          <w:i/>
+          <w:iCs/>
+          <w:color w:val="004586"/>
+          <w:sz w:val="22"/>
+          <w:szCs w:val="22"/>
+        </w:rPr>
+        <w:t xml:space="preserve">Tabelul </w:t>
+      </w:r>
+      <w:r>
+        <w:rPr>
+          <w:i/>
+          <w:iCs/>
+          <w:color w:val="004586"/>
+          <w:sz w:val="22"/>
+          <w:szCs w:val="22"/>
+        </w:rPr>
+        <w:t>5</w:t>
+      </w:r>
+      <w:r>
+        <w:rPr>
+          <w:i/>
+          <w:iCs/>
+          <w:color w:val="004586"/>
+          <w:sz w:val="22"/>
+          <w:szCs w:val="22"/>
+        </w:rPr>
+        <w:t xml:space="preserve">. </w:t>
+      </w:r>
+      <w:r>
+        <w:rPr>
+          <w:i/>
+          <w:iCs/>
+          <w:color w:val="004586"/>
+          <w:sz w:val="22"/>
+          <w:szCs w:val="22"/>
+        </w:rPr>
+        <w:t>Comparația latențelor protocoalelor PAKE (100 iterații)</w:t>
+      </w:r>
+      <w:r>
+        <w:rPr>
+          <w:i/>
+          <w:iCs/>
+          <w:color w:val="004586"/>
+          <w:sz w:val="22"/>
+          <w:szCs w:val="22"/>
+        </w:rPr>
+        <w:t>.</w:t>
+      </w:r>
+    </w:p>
+    <w:tbl>
+      <w:tblPr>
+        <w:tblW w:w="9372" w:type="dxa"/>
+        <w:tblCellSpacing w:w="15" w:type="dxa"/>
+        <w:tblBorders>
+          <w:insideH w:val="single" w:sz="4" w:space="0" w:color="auto"/>
+          <w:insideV w:val="single" w:sz="4" w:space="0" w:color="auto"/>
+        </w:tblBorders>
+        <w:tblCellMar>
+          <w:top w:w="15" w:type="dxa"/>
+          <w:left w:w="15" w:type="dxa"/>
+          <w:bottom w:w="15" w:type="dxa"/>
+          <w:right w:w="15" w:type="dxa"/>
+        </w:tblCellMar>
+        <w:tblLook w:val="04A0" w:firstRow="1" w:lastRow="0" w:firstColumn="1" w:lastColumn="0" w:noHBand="0" w:noVBand="1"/>
+      </w:tblPr>
+      <w:tblGrid>
+        <w:gridCol w:w="2709"/>
+        <w:gridCol w:w="2480"/>
+        <w:gridCol w:w="2643"/>
+        <w:gridCol w:w="1540"/>
+      </w:tblGrid>
+      <w:tr>
+        <w:trPr>
+          <w:trHeight w:val="278"/>
+          <w:tblHeader/>
+          <w:tblCellSpacing w:w="15" w:type="dxa"/>
+        </w:trPr>
+        <w:tc>
+          <w:tcPr>
+            <w:tcW w:w="0" w:type="auto"/>
             <w:vAlign w:val="center"/>
             <w:hideMark/>
           </w:tcPr>
@@ -17632,16 +18248,19 @@
               </w:pBdr>
               <w:jc w:val="both"/>
               <w:rPr>
+                <w:b/>
+                <w:bCs/>
                 <w:color w:val="000000"/>
                 <w:lang w:val="ro-RO"/>
               </w:rPr>
             </w:pPr>
             <w:r>
               <w:rPr>
-                <w:color w:val="000000"/>
-                <w:lang w:val="ro-RO"/>
-              </w:rPr>
-              <w:t>10</w:t>
+                <w:b/>
+                <w:bCs/>
+                <w:color w:val="000000"/>
+              </w:rPr>
+              <w:t>Protocol</w:t>
             </w:r>
           </w:p>
         </w:tc>
@@ -17662,16 +18281,20 @@
               </w:pBdr>
               <w:jc w:val="both"/>
               <w:rPr>
+                <w:b/>
+                <w:bCs/>
                 <w:color w:val="000000"/>
                 <w:lang w:val="ro-RO"/>
               </w:rPr>
             </w:pPr>
             <w:r>
               <w:rPr>
-                <w:color w:val="000000"/>
-                <w:lang w:val="ro-RO"/>
-              </w:rPr>
-              <w:t>178,5</w:t>
+                <w:b/>
+                <w:bCs/>
+                <w:color w:val="000000"/>
+                <w:lang w:val="ro-RO"/>
+              </w:rPr>
+              <w:t>Înregistrare (ms)</w:t>
             </w:r>
           </w:p>
         </w:tc>
@@ -17692,16 +18315,20 @@
               </w:pBdr>
               <w:jc w:val="both"/>
               <w:rPr>
+                <w:b/>
+                <w:bCs/>
                 <w:color w:val="000000"/>
                 <w:lang w:val="ro-RO"/>
               </w:rPr>
             </w:pPr>
             <w:r>
               <w:rPr>
-                <w:color w:val="000000"/>
-                <w:lang w:val="ro-RO"/>
-              </w:rPr>
-              <w:t>1488,6</w:t>
+                <w:b/>
+                <w:bCs/>
+                <w:color w:val="000000"/>
+                <w:lang w:val="ro-RO"/>
+              </w:rPr>
+              <w:t>Autentificare (ms)</w:t>
             </w:r>
           </w:p>
         </w:tc>
@@ -17722,23 +18349,32 @@
               </w:pBdr>
               <w:jc w:val="both"/>
               <w:rPr>
+                <w:b/>
+                <w:bCs/>
                 <w:color w:val="000000"/>
                 <w:lang w:val="ro-RO"/>
               </w:rPr>
             </w:pPr>
             <w:r>
               <w:rPr>
-                <w:color w:val="000000"/>
-                <w:lang w:val="ro-RO"/>
-              </w:rPr>
-              <w:t>1628,0</w:t>
+                <w:b/>
+                <w:bCs/>
+                <w:color w:val="000000"/>
+                <w:lang w:val="ro-RO"/>
+              </w:rPr>
+              <w:t>Total (ms)</w:t>
             </w:r>
           </w:p>
         </w:tc>
+      </w:tr>
+      <w:tr>
+        <w:trPr>
+          <w:trHeight w:val="278"/>
+          <w:tblCellSpacing w:w="15" w:type="dxa"/>
+        </w:trPr>
         <w:tc>
           <w:tcPr>
             <w:tcW w:w="0" w:type="auto"/>
-            <w:vAlign w:val="center"/>
             <w:hideMark/>
           </w:tcPr>
           <w:p>
@@ -17757,23 +18393,13 @@
               </w:rPr>
             </w:pPr>
             <w:r>
-              <w:rPr>
-                <w:color w:val="000000"/>
-                <w:lang w:val="ro-RO"/>
-              </w:rPr>
-              <w:t>815,4</w:t>
+              <w:t>SRP-6a</w:t>
             </w:r>
           </w:p>
         </w:tc>
-      </w:tr>
-      <w:tr>
-        <w:trPr>
-          <w:tblCellSpacing w:w="15" w:type="dxa"/>
-        </w:trPr>
         <w:tc>
           <w:tcPr>
             <w:tcW w:w="0" w:type="auto"/>
-            <w:vAlign w:val="center"/>
             <w:hideMark/>
           </w:tcPr>
           <w:p>
@@ -17792,18 +18418,13 @@
               </w:rPr>
             </w:pPr>
             <w:r>
-              <w:rPr>
-                <w:color w:val="000000"/>
-                <w:lang w:val="ro-RO"/>
-              </w:rPr>
-              <w:t>25</w:t>
+              <w:t>1,204</w:t>
             </w:r>
           </w:p>
         </w:tc>
         <w:tc>
           <w:tcPr>
             <w:tcW w:w="0" w:type="auto"/>
-            <w:vAlign w:val="center"/>
             <w:hideMark/>
           </w:tcPr>
           <w:p>
@@ -17822,18 +18443,13 @@
               </w:rPr>
             </w:pPr>
             <w:r>
-              <w:rPr>
-                <w:color w:val="000000"/>
-                <w:lang w:val="ro-RO"/>
-              </w:rPr>
-              <w:t>230,1</w:t>
+              <w:t>41,061</w:t>
             </w:r>
           </w:p>
         </w:tc>
         <w:tc>
           <w:tcPr>
             <w:tcW w:w="0" w:type="auto"/>
-            <w:vAlign w:val="center"/>
             <w:hideMark/>
           </w:tcPr>
           <w:p>
@@ -17852,18 +18468,19 @@
               </w:rPr>
             </w:pPr>
             <w:r>
-              <w:rPr>
-                <w:color w:val="000000"/>
-                <w:lang w:val="ro-RO"/>
-              </w:rPr>
-              <w:t>1666,4</w:t>
+              <w:t>42,265</w:t>
             </w:r>
           </w:p>
         </w:tc>
+      </w:tr>
+      <w:tr>
+        <w:trPr>
+          <w:trHeight w:val="278"/>
+          <w:tblCellSpacing w:w="15" w:type="dxa"/>
+        </w:trPr>
         <w:tc>
           <w:tcPr>
             <w:tcW w:w="0" w:type="auto"/>
-            <w:vAlign w:val="center"/>
             <w:hideMark/>
           </w:tcPr>
           <w:p>
@@ -17882,18 +18499,13 @@
               </w:rPr>
             </w:pPr>
             <w:r>
-              <w:rPr>
-                <w:color w:val="000000"/>
-                <w:lang w:val="ro-RO"/>
-              </w:rPr>
-              <w:t>1577,3</w:t>
+              <w:t>SPAKE2</w:t>
             </w:r>
           </w:p>
         </w:tc>
         <w:tc>
           <w:tcPr>
             <w:tcW w:w="0" w:type="auto"/>
-            <w:vAlign w:val="center"/>
             <w:hideMark/>
           </w:tcPr>
           <w:p>
@@ -17912,23 +18524,13 @@
               </w:rPr>
             </w:pPr>
             <w:r>
-              <w:rPr>
-                <w:color w:val="000000"/>
-                <w:lang w:val="ro-RO"/>
-              </w:rPr>
-              <w:t>1052,0</w:t>
+              <w:t>N/A</w:t>
             </w:r>
           </w:p>
         </w:tc>
-      </w:tr>
-      <w:tr>
-        <w:trPr>
-          <w:tblCellSpacing w:w="15" w:type="dxa"/>
-        </w:trPr>
         <w:tc>
           <w:tcPr>
             <w:tcW w:w="0" w:type="auto"/>
-            <w:vAlign w:val="center"/>
             <w:hideMark/>
           </w:tcPr>
           <w:p>
@@ -17947,18 +18549,13 @@
               </w:rPr>
             </w:pPr>
             <w:r>
-              <w:rPr>
-                <w:color w:val="000000"/>
-                <w:lang w:val="ro-RO"/>
-              </w:rPr>
-              <w:t>50</w:t>
+              <w:t>13,550</w:t>
             </w:r>
           </w:p>
         </w:tc>
         <w:tc>
           <w:tcPr>
             <w:tcW w:w="0" w:type="auto"/>
-            <w:vAlign w:val="center"/>
             <w:hideMark/>
           </w:tcPr>
           <w:p>
@@ -17977,18 +18574,19 @@
               </w:rPr>
             </w:pPr>
             <w:r>
-              <w:rPr>
-                <w:color w:val="000000"/>
-                <w:lang w:val="ro-RO"/>
-              </w:rPr>
-              <w:t>227,3</w:t>
+              <w:t>13,550</w:t>
             </w:r>
           </w:p>
         </w:tc>
+      </w:tr>
+      <w:tr>
+        <w:trPr>
+          <w:trHeight w:val="278"/>
+          <w:tblCellSpacing w:w="15" w:type="dxa"/>
+        </w:trPr>
         <w:tc>
           <w:tcPr>
             <w:tcW w:w="0" w:type="auto"/>
-            <w:vAlign w:val="center"/>
             <w:hideMark/>
           </w:tcPr>
           <w:p>
@@ -18007,18 +18605,13 @@
               </w:rPr>
             </w:pPr>
             <w:r>
-              <w:rPr>
-                <w:color w:val="000000"/>
-                <w:lang w:val="ro-RO"/>
-              </w:rPr>
-              <w:t>1526,0</w:t>
+              <w:t>Schnorr-EC-Mutual</w:t>
             </w:r>
           </w:p>
         </w:tc>
         <w:tc>
           <w:tcPr>
             <w:tcW w:w="0" w:type="auto"/>
-            <w:vAlign w:val="center"/>
             <w:hideMark/>
           </w:tcPr>
           <w:p>
@@ -18037,18 +18630,13 @@
               </w:rPr>
             </w:pPr>
             <w:r>
-              <w:rPr>
-                <w:color w:val="000000"/>
-                <w:lang w:val="ro-RO"/>
-              </w:rPr>
-              <w:t>1812,3</w:t>
+              <w:t>4,005</w:t>
             </w:r>
           </w:p>
         </w:tc>
         <w:tc>
           <w:tcPr>
             <w:tcW w:w="0" w:type="auto"/>
-            <w:vAlign w:val="center"/>
             <w:hideMark/>
           </w:tcPr>
           <w:p>
@@ -18067,23 +18655,13 @@
               </w:rPr>
             </w:pPr>
             <w:r>
-              <w:rPr>
-                <w:color w:val="000000"/>
-                <w:lang w:val="ro-RO"/>
-              </w:rPr>
-              <w:t>774,5</w:t>
+              <w:t>34,093</w:t>
             </w:r>
           </w:p>
         </w:tc>
-      </w:tr>
-      <w:tr>
-        <w:trPr>
-          <w:tblCellSpacing w:w="15" w:type="dxa"/>
-        </w:trPr>
         <w:tc>
           <w:tcPr>
             <w:tcW w:w="0" w:type="auto"/>
-            <w:vAlign w:val="center"/>
             <w:hideMark/>
           </w:tcPr>
           <w:p>
@@ -18102,131 +18680,7 @@
               </w:rPr>
             </w:pPr>
             <w:r>
-              <w:rPr>
-                <w:color w:val="000000"/>
-                <w:lang w:val="ro-RO"/>
-              </w:rPr>
-              <w:t>100</w:t>
-            </w:r>
-          </w:p>
-        </w:tc>
-        <w:tc>
-          <w:tcPr>
-            <w:tcW w:w="0" w:type="auto"/>
-            <w:vAlign w:val="center"/>
-            <w:hideMark/>
-          </w:tcPr>
-          <w:p>
-            <w:pPr>
-              <w:pBdr>
-                <w:top w:val="nil"/>
-                <w:left w:val="nil"/>
-                <w:bottom w:val="nil"/>
-                <w:right w:val="nil"/>
-                <w:between w:val="nil"/>
-              </w:pBdr>
-              <w:jc w:val="both"/>
-              <w:rPr>
-                <w:color w:val="000000"/>
-                <w:lang w:val="ro-RO"/>
-              </w:rPr>
-            </w:pPr>
-            <w:r>
-              <w:rPr>
-                <w:color w:val="000000"/>
-                <w:lang w:val="ro-RO"/>
-              </w:rPr>
-              <w:t>264,0</w:t>
-            </w:r>
-          </w:p>
-        </w:tc>
-        <w:tc>
-          <w:tcPr>
-            <w:tcW w:w="0" w:type="auto"/>
-            <w:vAlign w:val="center"/>
-            <w:hideMark/>
-          </w:tcPr>
-          <w:p>
-            <w:pPr>
-              <w:pBdr>
-                <w:top w:val="nil"/>
-                <w:left w:val="nil"/>
-                <w:bottom w:val="nil"/>
-                <w:right w:val="nil"/>
-                <w:between w:val="nil"/>
-              </w:pBdr>
-              <w:jc w:val="both"/>
-              <w:rPr>
-                <w:color w:val="000000"/>
-                <w:lang w:val="ro-RO"/>
-              </w:rPr>
-            </w:pPr>
-            <w:r>
-              <w:rPr>
-                <w:color w:val="000000"/>
-                <w:lang w:val="ro-RO"/>
-              </w:rPr>
-              <w:t>1488,9</w:t>
-            </w:r>
-          </w:p>
-        </w:tc>
-        <w:tc>
-          <w:tcPr>
-            <w:tcW w:w="0" w:type="auto"/>
-            <w:vAlign w:val="center"/>
-            <w:hideMark/>
-          </w:tcPr>
-          <w:p>
-            <w:pPr>
-              <w:pBdr>
-                <w:top w:val="nil"/>
-                <w:left w:val="nil"/>
-                <w:bottom w:val="nil"/>
-                <w:right w:val="nil"/>
-                <w:between w:val="nil"/>
-              </w:pBdr>
-              <w:jc w:val="both"/>
-              <w:rPr>
-                <w:color w:val="000000"/>
-                <w:lang w:val="ro-RO"/>
-              </w:rPr>
-            </w:pPr>
-            <w:r>
-              <w:rPr>
-                <w:color w:val="000000"/>
-                <w:lang w:val="ro-RO"/>
-              </w:rPr>
-              <w:t>1641,1</w:t>
-            </w:r>
-          </w:p>
-        </w:tc>
-        <w:tc>
-          <w:tcPr>
-            <w:tcW w:w="0" w:type="auto"/>
-            <w:vAlign w:val="center"/>
-            <w:hideMark/>
-          </w:tcPr>
-          <w:p>
-            <w:pPr>
-              <w:pBdr>
-                <w:top w:val="nil"/>
-                <w:left w:val="nil"/>
-                <w:bottom w:val="nil"/>
-                <w:right w:val="nil"/>
-                <w:between w:val="nil"/>
-              </w:pBdr>
-              <w:jc w:val="both"/>
-              <w:rPr>
-                <w:color w:val="000000"/>
-                <w:lang w:val="ro-RO"/>
-              </w:rPr>
-            </w:pPr>
-            <w:r>
-              <w:rPr>
-                <w:color w:val="000000"/>
-                <w:lang w:val="ro-RO"/>
-              </w:rPr>
-              <w:t>1116,7</w:t>
+              <w:t>38,090</w:t>
             </w:r>
           </w:p>
         </w:tc>
@@ -18247,6 +18701,12 @@
           <w:color w:val="000000"/>
         </w:rPr>
       </w:pPr>
+      <w:r>
+        <w:rPr>
+          <w:color w:val="000000"/>
+        </w:rPr>
+        <w:t>Protocolul SPAKE2, operat pe curba Ed25519, înregistrează cea mai redusă latență totală (13,55 ms), beneficiind de absența unei etape distincte de înregistrare. SRP-6a prezintă cel mai ridicat cost total (42,27 ms), dominat de exponențierile modulare pe grupul MODP de 2048 de biți, în timp ce varianta Schnorr-EC-Mutual, migrată pe secp256r1, se poziționează intermediar (38,09 ms), costul fiind distribuit între demonstrațiile bidirecționale (24,99 ms) și derivarea cheii de sesiune prin ECDH (9,09 ms). Toate cele trei protocoale asigură autentificare mutuală, derivarea unei chei de sesiune și netransmiterea parolei prin rețea. SRP-6a și SPAKE2 oferă suplimentar rezistență la compromiterea bazei de date, proprietate pe care varianta Schnorr curentă nu o implementează nativ, aceasta constituind o direcție prioritară de dezvoltare. Din punct de vedere al nivelului de securitate, SRP-6a operează la aproximativ 112 biți, în timp ce SPAKE2 și Schnorr-EC-Mutual ating 128 de biți, iar în ceea ce privește standardizarea, doar SRP-6a beneficiază de o specificație formalizată (RFC 5054).</w:t>
+      </w:r>
     </w:p>
     <w:p>
       <w:pPr>
@@ -18263,12 +18723,6 @@
           <w:color w:val="000000"/>
         </w:rPr>
       </w:pPr>
-      <w:r>
-        <w:rPr>
-          <w:color w:val="000000"/>
-        </w:rPr>
-        <w:t>Protocolul ZKP manifestă un debit stabil cuprins între 178 și 264 RPS, valoare care prezintă reziliență la creșterea gradului de concurență, fapt justificat de natura fixă a costului exponențierilor modulare executate pe grupul criptografic de 2048 biți. În contrast, metodele OAuth 2.0, fundamentate exclusiv pe derivări hash, înregistrează performanțe cantitative superioare, cuprinse între 774 și 1812 RPS. Raportul de performanță stabilit, de aproximativ 1:7 în favoarea metodelor clasice, constituie compromisul computațional necesar pentru asigurarea proprietăților de securitate zero-knowledge și eliminarea vulnerabilităților de transport ale credențialelor.</w:t>
-      </w:r>
     </w:p>
     <w:p>
       <w:pPr>
@@ -18285,41 +18739,6 @@
           <w:color w:val="000000"/>
         </w:rPr>
       </w:pPr>
-      <w:r>
-        <w:rPr>
-          <w:color w:val="000000"/>
-        </w:rPr>
-        <w:t xml:space="preserve">În vederea confirmării proprietății zero-knowledge la nivelul traficului de rețea, s-a efectuat un audit al conținutului pachetelor HTTP transmise în fiecare paradigmă de autentificare. Această procedură de testare deține o valoare probatorie fundamentală pentru prezenta cercetare, întrucât demonstrează în mod direct ce informații sunt expuse unui potențial adversar capabil să intercepteze canalul de comunicație. Analiza punctelor terminale ale protocolului ZKP (POST /login/commit și POST /login/verify) a relevat că acestea vehiculează exclusiv valori numerice efemere, respectiv angajamentul t și dovada matematică s, ambele reprezentate ca numere întregi </w:t>
-      </w:r>
-      <w:r>
-        <w:rPr>
-          <w:color w:val="000000"/>
-        </w:rPr>
-        <w:lastRenderedPageBreak/>
-        <w:t>de mari dimensiuni, lipsite de orice corelație directă cu secretul utilizatorului. În contrast, fluxul de autentificare clasic (POST /classic/login) expune parola în format brut (plaintext) în corpul cererii, aceasta fiind complet vizibilă oricărui adversar capabil să intercepteze canalul de transport. În schemele OAuth 2.0 PKCE și Simple, deși credențialele nu sunt propagate către serverul de resurse, ele sunt transmise obligatoriu către serverul de autorizare în etapa de aprobare (POST /oauth/pkce/authorize, respectiv POST /oauth/simple/authorize), vulnerabilitatea la nivelul acestui segment al rețelei menținându-se nealterată. Implementarea bazată pe Authlib prezintă un comportament similar, parola fiind inclusă alături de parametrii PKCE în corpul cererii de autorizare (POST /authlib/oauth/authorize). Astfel, schema criptografică Schnorr integrată reprezintă singura variantă operațională în care materialul secret nu traversează rețeaua, capturarea integrală a unui schimb de mesaje ZKP neoferind unui atacator nicio informație exploatabilă pentru o autentificare frauduloasă ulterioară sau pentru extragerea credențialelor.</w:t>
-      </w:r>
-    </w:p>
-    <w:p>
-      <w:pPr>
-        <w:pBdr>
-          <w:top w:val="nil"/>
-          <w:left w:val="nil"/>
-          <w:bottom w:val="nil"/>
-          <w:right w:val="nil"/>
-          <w:between w:val="nil"/>
-        </w:pBdr>
-        <w:ind w:firstLine="720"/>
-        <w:jc w:val="both"/>
-        <w:rPr>
-          <w:color w:val="000000"/>
-        </w:rPr>
-      </w:pPr>
-      <w:r>
-        <w:rPr>
-          <w:color w:val="000000"/>
-        </w:rPr>
-        <w:t>Validarea finală a stabilității arhitecturale a constat într-un test dinamic de sarcină, orchestrat cu ajutorul utilitarului Locust. S-a simulat un trafic concurent generat de 50 de utilizatori simultani, desfășurat pe un interval de 30 de secunde. Analiza rezultatelor agregate a confirmat execuția cu succes a 23 137 de cereri, fără înregistrarea niciunei erori de procesare, cu o rată medie agregată de aproximativ 390 de cereri pe secundă. Latența mediană per cerere s-a situat la 120 ms, cu o percentilă P95 de 3000 ms și un timp maxim de 6830 ms, variații explicabile prin concurența ridicată și mecanismele de planificare ale utilitarului. Privind fluxurile complete de autentificare reconstituite de Locust, protocolul ZKP a înregistrat o latență mediană de 340 ms (P95: 3600 ms), fluxurile OAuth2 PKCE și Simple s-au poziționat la o latență mediană de 210, respectiv 220 ms (P95: 3400 ms), iar varianta Authlib PKCE a prezentat o latență mediană de 97 ms (P95: 2600 ms). Convergența relativă a timpilor de răspuns în raport cu diferențele marcante observate în regim izolat (benchmark offline) demonstrează că, într-un mediu cu încărcare realistă, diferențele strict criptografice sunt atenuate de costurile asociate infrastructurii, de alocarea resurselor de rețea și de suprasarcina utilitarului de testare, confirmând viabilitatea operațională a protocolului ZKP în condiții de producție.</w:t>
-      </w:r>
     </w:p>
     <w:p>
       <w:pPr>
@@ -18534,6 +18953,22 @@
         </w:rPr>
         <w:t xml:space="preserve"> (mod P), serverul returnând codul de eroare HTTP 401. Această respingere este fundamentată pe inegalitatea y ≠ x în spațiul exponenților: cheia publică y reprezintă rezultatul exponențierii modulare, nu exponentul în sine, iar substituirea acesteia în formula dovezii produce un dezechilibru matematic imposibil de compensat fără cunoașterea valorii private x. Se confirmă astfel că sustragerea materialului criptografic stocat pe server nu furnizează unui atacator capacitatea de generare a unor dovezi valide cu cunoștințe zero, proprietate care diferențiază fundamental schema Schnorr de paradigmele bazate pe stocarea rezumatelor criptografice ale parolelor.</w:t>
       </w:r>
+      <w:r>
+        <w:t xml:space="preserve"> </w:t>
+      </w:r>
+      <w:r>
+        <w:rPr>
+          <w:color w:val="000000"/>
+        </w:rPr>
+        <w:t xml:space="preserve">Cu toate acestea, analiza comparativă prezentată în secțiunea III.3 (Tabelul 5) a evidențiat faptul că protocoalele SRP-6a și </w:t>
+      </w:r>
+      <w:r>
+        <w:rPr>
+          <w:color w:val="000000"/>
+        </w:rPr>
+        <w:lastRenderedPageBreak/>
+        <w:t>SPAKE2 oferă suplimentar rezistență la compromiterea bazei de date (server-breach resistance), proprietate pe care implementarea curentă a schemei Schnorr nu o integrează nativ, reprezentând o direcție prioritară de dezvoltare.</w:t>
+      </w:r>
     </w:p>
     <w:p>
       <w:pPr>
@@ -18554,51 +18989,7 @@
         <w:rPr>
           <w:color w:val="000000"/>
         </w:rPr>
-        <w:t xml:space="preserve">În completarea analizei de reziliență, s-a evaluat calitatea sursei de entropie criptografică utilizată pentru generarea provocărilor și a identificatorilor de sesiune. Printr-o secvență de 10 000 </w:t>
-      </w:r>
-      <w:r>
-        <w:rPr>
-          <w:color w:val="000000"/>
-        </w:rPr>
-        <w:lastRenderedPageBreak/>
-        <w:t>de cereri de angajament consecutive, s-a verificat distribuția statistică și absența coliziunilor atât pentru valorile provocărilor (challenge_c), cât și pentru identificatorii de sesiune (session_id). Toate cele 10 000 de valori au fost confirmate ca fiind strict unice, fără nicio coliziune detectată, iar provocările au fost corect încadrate în intervalul matematic specificat [1, P-2], validându-se astfel eficacitatea generatorului de numere pseudo-aleatoare securizat criptografic (CSPRNG) implementat în arhitectură. Unicitatea provocărilor este esențială pentru prevenirea atacurilor de tip replay, întrucât reutilizarea unei valori c ar permite unui adversar care a interceptat un schimb anterior (t, c, s) să reproducă autentificarea fără a deține secretul, în timp ce unicitatea identificatorilor de sesiune, generați pe 256 de biți de entropie, face ca probabilitatea de ghicire prin forță brută să fie de ordinul 1/</w:t>
-      </w:r>
-      <m:oMath>
-        <m:sSup>
-          <m:sSupPr>
-            <m:ctrlPr>
-              <w:rPr>
-                <w:rFonts w:ascii="Cambria Math" w:eastAsia="Cambria Math" w:hAnsi="Cambria Math" w:cs="Cambria Math"/>
-                <w:i/>
-                <w:color w:val="000000"/>
-              </w:rPr>
-            </m:ctrlPr>
-          </m:sSupPr>
-          <m:e>
-            <m:r>
-              <w:rPr>
-                <w:rFonts w:ascii="Cambria Math" w:eastAsia="Cambria Math" w:hAnsi="Cambria Math" w:cs="Cambria Math"/>
-                <w:color w:val="000000"/>
-              </w:rPr>
-              <m:t>2</m:t>
-            </m:r>
-          </m:e>
-          <m:sup>
-            <m:r>
-              <w:rPr>
-                <w:rFonts w:ascii="Cambria Math" w:eastAsia="Cambria Math" w:hAnsi="Cambria Math" w:cs="Cambria Math"/>
-                <w:color w:val="000000"/>
-              </w:rPr>
-              <m:t>256</m:t>
-            </m:r>
-          </m:sup>
-        </m:sSup>
-      </m:oMath>
-      <w:r>
-        <w:rPr>
-          <w:color w:val="000000"/>
-        </w:rPr>
-        <w:t xml:space="preserve"> per tentativă, fapt confirmat experimental prin 500 de încercări succesive de acces cu identificatori aleatorii, toate respinse cu codul HTTP 404.</w:t>
+        <w:t>În completarea analizei de reziliență, s-a evaluat calitatea sursei de entropie criptografică utilizată pentru generarea provocărilor și a identificatorilor de sesiune. Printr-o secvență de 10 000 de cereri de angajament consecutive, s-a verificat distribuția statistică și absența coliziunilor atât pentru valorile provocărilor (challenge_c), cât și pentru identificatorii de sesiune (session_id). Toate cele 10 000 de valori au fost confirmate ca fiind strict unice, fără nicio coliziune detectată, iar provocările au fost corect încadrate în intervalul matematic specificat [1, P-2], validându-se astfel eficacitatea generatorului de numere pseudo-aleatoare securizat criptografic (CSPRNG) implementat în arhitectură. Unicitatea provocărilor este esențială pentru prevenirea atacurilor de tip replay, întrucât reutilizarea unei valori c ar permite unui adversar care a interceptat un schimb anterior (t, c, s) să reproducă autentificarea fără a deține secretul, în timp ce unicitatea identificatorilor de sesiune, generați pe 256 de biți de entropie, face ca probabilitatea de ghicire prin forță brută să fie de ordinul 1/2^256 per tentativă, fapt confirmat experimental prin 500 de încercări succesive de acces cu identificatori aleatorii, toate respinse cu codul HTTP 404.</w:t>
       </w:r>
     </w:p>
     <w:p>
@@ -18620,93 +19011,7 @@
         <w:rPr>
           <w:color w:val="000000"/>
         </w:rPr>
-        <w:t>Pe de altă parte, o suprafață de atac vulnerabilă în cadrul protocoalelor bazate pe problema logaritmului discret este reprezentată de faza de distribuție a parametrilor publici. În acest sens, s-a simulat un atac de tip Man-in-the-Middle (MitM) bazat pe injectarea unor parametri slabi (P = 23, Q = 11, G = 4), prin interceptarea și substituirea răspunsului punctului terminal GET /parameters. S-a demonstrat că, prin acceptarea acestor parametri minimali de către un client neprotejat, complexitatea problemei logaritmului discret colapsează, grupul criptografic având doar 11 elemente în loc de aproximativ</w:t>
-      </w:r>
-      <w:r>
-        <w:rPr>
-          <w:color w:val="000000"/>
-        </w:rPr>
-        <w:t xml:space="preserve"> </w:t>
-      </w:r>
-      <m:oMath>
-        <m:sSup>
-          <m:sSupPr>
-            <m:ctrlPr>
-              <w:rPr>
-                <w:rFonts w:ascii="Cambria Math" w:eastAsia="Cambria Math" w:hAnsi="Cambria Math" w:cs="Cambria Math"/>
-                <w:i/>
-                <w:color w:val="000000"/>
-              </w:rPr>
-            </m:ctrlPr>
-          </m:sSupPr>
-          <m:e>
-            <m:r>
-              <w:rPr>
-                <w:rFonts w:ascii="Cambria Math" w:eastAsia="Cambria Math" w:hAnsi="Cambria Math" w:cs="Cambria Math"/>
-                <w:color w:val="000000"/>
-              </w:rPr>
-              <m:t>2</m:t>
-            </m:r>
-          </m:e>
-          <m:sup>
-            <m:r>
-              <w:rPr>
-                <w:rFonts w:ascii="Cambria Math" w:eastAsia="Cambria Math" w:hAnsi="Cambria Math" w:cs="Cambria Math"/>
-                <w:color w:val="000000"/>
-              </w:rPr>
-              <m:t>1023</m:t>
-            </m:r>
-          </m:sup>
-        </m:sSup>
-      </m:oMath>
-      <w:r>
-        <w:rPr>
-          <w:color w:val="000000"/>
-        </w:rPr>
-        <w:t>, ceea ce permite rezolvarea prin forță brută în cel mult P - 2 pași. În consecință, un adversar poate recupera cheia privată a victimei și poate finaliza cu succes fluxul protocolului în calitate de impostor. Cu toate acestea, testul complementar a demonstrat că serverul, atunci când operează cu parametrii originari de înaltă securitate, respinge în mod proactiv la faza de înregistrare orice cheie publică y care nu satisface condiția de apartenență la subgrupul legitim (</w:t>
-      </w:r>
-      <w:r>
-        <w:rPr>
-          <w:color w:val="000000"/>
-        </w:rPr>
-        <w:t xml:space="preserve"> </w:t>
-      </w:r>
-      <m:oMath>
-        <m:sSup>
-          <m:sSupPr>
-            <m:ctrlPr>
-              <w:rPr>
-                <w:rFonts w:ascii="Cambria Math" w:eastAsia="Cambria Math" w:hAnsi="Cambria Math" w:cs="Cambria Math"/>
-                <w:i/>
-                <w:color w:val="000000"/>
-              </w:rPr>
-            </m:ctrlPr>
-          </m:sSupPr>
-          <m:e>
-            <m:r>
-              <w:rPr>
-                <w:rFonts w:ascii="Cambria Math" w:eastAsia="Cambria Math" w:hAnsi="Cambria Math" w:cs="Cambria Math"/>
-                <w:color w:val="000000"/>
-              </w:rPr>
-              <m:t>y</m:t>
-            </m:r>
-          </m:e>
-          <m:sup>
-            <m:r>
-              <w:rPr>
-                <w:rFonts w:ascii="Cambria Math" w:eastAsia="Cambria Math" w:hAnsi="Cambria Math" w:cs="Cambria Math"/>
-                <w:color w:val="000000"/>
-              </w:rPr>
-              <m:t>Q</m:t>
-            </m:r>
-          </m:sup>
-        </m:sSup>
-      </m:oMath>
-      <w:r>
-        <w:rPr>
-          <w:color w:val="000000"/>
-        </w:rPr>
-        <w:t xml:space="preserve"> mod P = 1), returnând codul HTTP 422 și blocând atacul înainte de a permite crearea unui cont exploatabil. Această vulnerabilitate impune constrângerea arhitecturală ca aplicația client să ancoreze (pinning) valorile parametrilor de referință și să respingă orice deviație detectată în rețea, iar pe partea de server, validarea strictă a apartenenței la subgrup constituie o barieră eficientă împotriva injectării de parametri frauduloși.</w:t>
+        <w:t>Pe de altă parte, o suprafață de atac vulnerabilă în cadrul protocoalelor bazate pe problema logaritmului discret este reprezentată de faza de distribuție a parametrilor publici. În acest sens, s-a simulat un atac de tip Man-in-the-Middle (MitM) bazat pe injectarea unor parametri slabi (P = 23, Q = 11, G = 4), prin interceptarea și substituirea răspunsului punctului terminal GET /parameters. S-a demonstrat că, prin acceptarea acestor parametri minimali de către un client neprotejat, complexitatea problemei logaritmului discret colapsează, grupul criptografic având doar 11 elemente în loc de aproximativ 2^1023, ceea ce permite rezolvarea prin forță brută în cel mult P - 2 pași. În consecință, un adversar poate recupera cheia privată a victimei și poate finaliza cu succes fluxul protocolului în calitate de impostor. Cu toate acestea, testul complementar a demonstrat că serverul, atunci când operează cu parametrii originari de înaltă securitate, respinge în mod proactiv la faza de înregistrare orice cheie publică y care nu satisface condiția de apartenență la subgrupul legitim (y^Q mod P = 1), returnând codul HTTP 422 și blocând atacul înainte de a permite crearea unui cont exploatabil. Această vulnerabilitate impune constrângerea arhitecturală ca aplicația client să ancoreze (pinning) valorile parametrilor de referință și să respingă orice deviație detectată în rețea, iar pe partea de server, validarea strictă a apartenenței la subgrup constituie o barieră eficientă împotriva injectării de parametri frauduloși.</w:t>
       </w:r>
     </w:p>
     <w:p>
@@ -18728,110 +19033,8 @@
         <w:rPr>
           <w:color w:val="000000"/>
         </w:rPr>
-        <w:t xml:space="preserve">Pentru a demonstra fezabilitatea securității arhitecturii pe termen lung, a fost realizat un experiment de escaladare progresivă a atacului prin forță brută asupra problemei logaritmului discret. Pornind de la instanțe triviale de 8 biți (P = 167, spațiu de căutare de 83 de candidați) și urcând treptat prin pragurile de 12, 16, 20, 24, 28 și 32 de biți, toate firele de execuție au fost lansate în paralel cu un termen limită de 600 de secunde. Rezultatele au confirmat o creștere exponențială a efortului de calcul: instanțele de 8 biți au fost rezolvate în 26 de iterații (1,8 secunde), cele de 24 de biți în 2 891 456 de iterații (3,2 secunde), iar cele de 32 de biți în 744 702 253 de iterații (282,7 secunde). La pragul de 64 de biți, atacul a fost întrerupt după epuizarea termenului de 600 de secunde, parcurgând doar 1 444 529 212 de iterații din cele aproximativ 4,6 · </w:t>
-      </w:r>
-      <m:oMath>
-        <m:sSup>
-          <m:sSupPr>
-            <m:ctrlPr>
-              <w:rPr>
-                <w:rFonts w:ascii="Cambria Math" w:eastAsia="Cambria Math" w:hAnsi="Cambria Math" w:cs="Cambria Math"/>
-                <w:i/>
-                <w:color w:val="000000"/>
-              </w:rPr>
-            </m:ctrlPr>
-          </m:sSupPr>
-          <m:e>
-            <m:r>
-              <w:rPr>
-                <w:rFonts w:ascii="Cambria Math" w:eastAsia="Cambria Math" w:hAnsi="Cambria Math" w:cs="Cambria Math"/>
-                <w:color w:val="000000"/>
-              </w:rPr>
-              <m:t>10</m:t>
-            </m:r>
-          </m:e>
-          <m:sup>
-            <m:r>
-              <w:rPr>
-                <w:rFonts w:ascii="Cambria Math" w:eastAsia="Cambria Math" w:hAnsi="Cambria Math" w:cs="Cambria Math"/>
-                <w:color w:val="000000"/>
-              </w:rPr>
-              <m:t>18</m:t>
-            </m:r>
-          </m:sup>
-        </m:sSup>
-      </m:oMath>
-      <w:r>
-        <w:rPr>
-          <w:color w:val="000000"/>
-        </w:rPr>
-        <w:t xml:space="preserve"> </w:t>
-      </w:r>
-      <w:r>
-        <w:rPr>
-          <w:color w:val="000000"/>
-        </w:rPr>
-        <w:t>necesare. Instanțele de 128 de biți și, respectiv, de 1024 de biți, corespunzătoare parametrilor efectivi ai protocolului, au înregistrat un comportament similar, demonstrând că spațiul de căutare de ordinul</w:t>
-      </w:r>
-      <w:r>
-        <w:rPr>
-          <w:color w:val="000000"/>
-        </w:rPr>
-        <w:t xml:space="preserve"> </w:t>
-      </w:r>
-      <m:oMath>
-        <m:sSup>
-          <m:sSupPr>
-            <m:ctrlPr>
-              <w:rPr>
-                <w:rFonts w:ascii="Cambria Math" w:eastAsia="Cambria Math" w:hAnsi="Cambria Math" w:cs="Cambria Math"/>
-                <w:i/>
-                <w:color w:val="000000"/>
-              </w:rPr>
-            </m:ctrlPr>
-          </m:sSupPr>
-          <m:e>
-            <m:r>
-              <w:rPr>
-                <w:rFonts w:ascii="Cambria Math" w:eastAsia="Cambria Math" w:hAnsi="Cambria Math" w:cs="Cambria Math"/>
-                <w:color w:val="000000"/>
-              </w:rPr>
-              <m:t>2</m:t>
-            </m:r>
-          </m:e>
-          <m:sup>
-            <m:r>
-              <w:rPr>
-                <w:rFonts w:ascii="Cambria Math" w:eastAsia="Cambria Math" w:hAnsi="Cambria Math" w:cs="Cambria Math"/>
-                <w:color w:val="000000"/>
-              </w:rPr>
-              <m:t>512</m:t>
-            </m:r>
-          </m:sup>
-        </m:sSup>
-      </m:oMath>
-      <w:r>
-        <w:rPr>
-          <w:color w:val="000000"/>
-        </w:rPr>
-        <w:t xml:space="preserve"> candidați depășește cu mult capacitatea computațională a oricărei arhitecturi clasice existente sau previzibile. Prin fundamentarea sistemului pe un număr prim sigur (safe prime) de 2048 de biți și un subgrup operațional de aproximativ 1023 de biți, obținerea cheii private prin metode exhaustive devine computațional nefezabilă în ipotezele standard de complexitate algoritmică actuale.</w:t>
-      </w:r>
-    </w:p>
-    <w:p>
-      <w:pPr>
-        <w:pBdr>
-          <w:top w:val="nil"/>
-          <w:left w:val="nil"/>
-          <w:bottom w:val="nil"/>
-          <w:right w:val="nil"/>
-          <w:between w:val="nil"/>
-        </w:pBdr>
-        <w:ind w:firstLine="720"/>
-        <w:jc w:val="both"/>
-        <w:rPr>
-          <w:color w:val="000000"/>
-        </w:rPr>
-      </w:pPr>
+        <w:t>Pentru a demonstra fezabilitatea securității arhitecturii pe termen lung, a fost realizat un experiment de escaladare progresivă a atacului prin forță brută asupra problemei logaritmului discret. Pornind de la instanțe triviale de 8 biți (P = 167, spațiu de căutare de 83 de candidați) și urcând treptat prin pragurile de 12, 16, 20, 24, 28 și 32 de biți, toate firele de execuție au fost lansate în paralel cu un termen limită de 600 de secunde. Rezultatele au confirmat o creștere exponențială a efortului de calcul: instanțele de 8 biți au fost rezolvate în 26 de iterații (1,8 secunde), cele de 24 de biți în 2 891 456 de iterații (3,2 secunde), iar cele de 32 de biți în 744 702 253 de iterații (282,7 secunde). La pragul de 64 de biți, atacul a fost întrerupt după epuizarea termenului de 600 de secunde, parcurgând doar 1 444 529 212 de iterații din cele aproximativ 4,6 · 10^18 necesare. Instanțele de 128 și 1024 de biți au înregistrat un comportament similar, fără progres semnificativ în intervalul alocat, demonstrând că spațiul de căutare de ordinul 2^2048 candidați, corespunzător parametrilor efectivi ai protocolului, depășește cu mult capacitatea computațională a oricărei arhitecturi clasice existente sau previzibile. Prin fundamentarea sistemului pe un număr prim sigur (safe prime) de 2048 de biți și un subgrup operațional de aproximativ 1023 de biți, obținerea cheii private prin metode exhaustive devine computațional nefezabilă în ipotezele standard de complexitate algoritmică actuale.</w:t>
+      </w:r>
     </w:p>
     <w:p>
       <w:pPr>
@@ -19033,15 +19236,22 @@
           <w:color w:val="000000"/>
           <w:lang w:val="ro-RO"/>
         </w:rPr>
-        <w:t xml:space="preserve">. Infrastructura necesită externalizarea stocării sesiunilor către soluții de tip in-memory data store și migrarea stratului de date relațional către platforme robuste. Din perspectiva gestionării jetoanelor, se preconizează trecerea de la semnături simetrice (HS256) către algoritmi asimetrici (RS256 sau ES256), decuplând procesele de emitere de cele de verificare. Consolidarea perimetrului de securitate presupune integrarea mecanismelor de limitare a ratei de </w:t>
+        <w:t>, avand in vedere avansul tehnologic si posibilitatea ca o cheie de 2048 de biti sa nu mai ofere securitate</w:t>
       </w:r>
       <w:r>
         <w:rPr>
           <w:color w:val="000000"/>
           <w:lang w:val="ro-RO"/>
         </w:rPr>
+        <w:t xml:space="preserve">. Infrastructura necesită externalizarea stocării sesiunilor către soluții de tip in-memory data store și migrarea stratului de date relațional către platforme robuste. Din perspectiva gestionării jetoanelor, se preconizează trecerea de la semnături simetrice (HS256) către algoritmi asimetrici (RS256 sau ES256), decuplând procesele de emitere de cele de verificare. </w:t>
+      </w:r>
+      <w:r>
+        <w:rPr>
+          <w:color w:val="000000"/>
+          <w:lang w:val="ro-RO"/>
+        </w:rPr>
         <w:lastRenderedPageBreak/>
-        <w:t>acces, jurnalizarea structurată a evenimentelor de securitate, liste de revocare a jetoanelor și restricționarea comunicării exclusiv prin protocolul HTTPS. Pe termen lung, încorporarea jetoanelor de tip proof-of-possession va elimina riscurile modelului bazat pe bearer token.</w:t>
+        <w:t>Consolidarea perimetrului de securitate presupune integrarea mecanismelor de limitare a ratei de acces, jurnalizarea structurată a evenimentelor de securitate, liste de revocare a jetoanelor și restricționarea comunicării exclusiv prin protocolul HTTPS. Pe termen lung, încorporarea jetoanelor de tip proof-of-possession va elimina riscurile modelului bazat pe bearer token.</w:t>
       </w:r>
     </w:p>
     <w:p>
@@ -20907,12 +21117,26 @@
           <w:sz w:val="22"/>
           <w:szCs w:val="22"/>
         </w:rPr>
-        <w:t>Konstantina Souvatzidaki, K.; Limniotis, K. Post-Quantum Key Exchange in TLS 1.3: Further Analysis on Performance of New Cryptographic Standards. Cryptography 2025, 9, 73. https://doi.org/10.3390/cryptography9040073</w:t>
-      </w:r>
+        <w:t xml:space="preserve">Konstantina Souvatzidaki, K.; Limniotis, K. Post-Quantum Key Exchange in TLS 1.3: Further Analysis on Performance of New Cryptographic Standards. Cryptography 2025, 9, 73. </w:t>
+      </w:r>
+      <w:hyperlink r:id="rId19" w:history="1">
+        <w:r>
+          <w:rPr>
+            <w:rStyle w:val="Hyperlink"/>
+            <w:sz w:val="22"/>
+            <w:szCs w:val="22"/>
+          </w:rPr>
+          <w:t>https://doi.org/10.3390/cryptography9040073</w:t>
+        </w:r>
+      </w:hyperlink>
     </w:p>
     <w:p>
       <w:pPr>
         <w:widowControl/>
+        <w:numPr>
+          <w:ilvl w:val="0"/>
+          <w:numId w:val="1"/>
+        </w:numPr>
         <w:pBdr>
           <w:top w:val="nil"/>
           <w:left w:val="nil"/>
@@ -20931,37 +21155,7 @@
           <w:szCs w:val="22"/>
         </w:rPr>
       </w:pPr>
-    </w:p>
-    <w:p>
-      <w:pPr>
-        <w:widowControl/>
-        <w:pBdr>
-          <w:top w:val="nil"/>
-          <w:left w:val="nil"/>
-          <w:bottom w:val="nil"/>
-          <w:right w:val="nil"/>
-          <w:between w:val="nil"/>
-        </w:pBdr>
-        <w:tabs>
-          <w:tab w:val="left" w:pos="450"/>
-        </w:tabs>
-        <w:spacing w:after="50"/>
-        <w:jc w:val="both"/>
-        <w:rPr>
-          <w:color w:val="000000"/>
-          <w:sz w:val="22"/>
-          <w:szCs w:val="22"/>
-        </w:rPr>
-      </w:pPr>
-      <w:r>
-        <w:rPr>
-          <w:color w:val="000000"/>
-          <w:sz w:val="22"/>
-          <w:szCs w:val="22"/>
-        </w:rPr>
-        <w:t xml:space="preserve">Ultimul logjam a fost in 2019 pentru 795 bit </w:t>
-      </w:r>
-      <w:hyperlink r:id="rId19" w:anchor=":~:text=On%202%20Dec%202019%2C%20Fabrice,prime%20above%20RSA%2D240)." w:history="1">
+      <w:hyperlink r:id="rId20" w:anchor=":~:text=On%202%20Dec%202019%2C%20Fabrice,prime%20above%20RSA%2D240)." w:history="1">
         <w:r>
           <w:rPr>
             <w:rStyle w:val="Hyperlink"/>
@@ -20971,18 +21165,14 @@
           <w:t>Discrete logarithm records - Wikipedia</w:t>
         </w:r>
       </w:hyperlink>
-      <w:r>
-        <w:rPr>
-          <w:color w:val="000000"/>
-          <w:sz w:val="22"/>
-          <w:szCs w:val="22"/>
-        </w:rPr>
-        <w:t xml:space="preserve"> se poate trece pe 2048 dar curbe eliptice ar fi mai rapid</w:t>
-      </w:r>
     </w:p>
     <w:p>
       <w:pPr>
         <w:widowControl/>
+        <w:numPr>
+          <w:ilvl w:val="0"/>
+          <w:numId w:val="1"/>
+        </w:numPr>
         <w:pBdr>
           <w:top w:val="nil"/>
           <w:left w:val="nil"/>
@@ -21002,13 +21192,205 @@
         </w:rPr>
       </w:pPr>
       <w:r>
+        <w:t xml:space="preserve">Logjam </w:t>
+      </w:r>
+      <w:hyperlink r:id="rId21" w:history="1">
+        <w:r>
+          <w:rPr>
+            <w:rStyle w:val="Hyperlink"/>
+          </w:rPr>
+          <w:t>Weak Diffie-Hellman and the Logjam Attack</w:t>
+        </w:r>
+      </w:hyperlink>
+    </w:p>
+    <w:p>
+      <w:pPr>
+        <w:widowControl/>
+        <w:numPr>
+          <w:ilvl w:val="0"/>
+          <w:numId w:val="1"/>
+        </w:numPr>
+        <w:pBdr>
+          <w:top w:val="nil"/>
+          <w:left w:val="nil"/>
+          <w:bottom w:val="nil"/>
+          <w:right w:val="nil"/>
+          <w:between w:val="nil"/>
+        </w:pBdr>
+        <w:tabs>
+          <w:tab w:val="left" w:pos="450"/>
+        </w:tabs>
+        <w:spacing w:after="50"/>
+        <w:jc w:val="both"/>
         <w:rPr>
           <w:color w:val="000000"/>
           <w:sz w:val="22"/>
           <w:szCs w:val="22"/>
         </w:rPr>
-        <w:t>Dar avand in vedere cat de repede avanseaza tehnologia un CRQC ar putea sparge 2048 si ar fi nevoie de o trecere la PQC</w:t>
-      </w:r>
+      </w:pPr>
+      <w:r>
+        <w:t xml:space="preserve">Nist recomandation </w:t>
+      </w:r>
+      <w:hyperlink r:id="rId22" w:history="1">
+        <w:r>
+          <w:rPr>
+            <w:rStyle w:val="Hyperlink"/>
+          </w:rPr>
+          <w:t>SP 800-78-5, Cryptographic Algorithms and Key Sizes for Personal Identity Verification | CSRC</w:t>
+        </w:r>
+      </w:hyperlink>
+    </w:p>
+    <w:p>
+      <w:pPr>
+        <w:widowControl/>
+        <w:numPr>
+          <w:ilvl w:val="0"/>
+          <w:numId w:val="1"/>
+        </w:numPr>
+        <w:pBdr>
+          <w:top w:val="nil"/>
+          <w:left w:val="nil"/>
+          <w:bottom w:val="nil"/>
+          <w:right w:val="nil"/>
+          <w:between w:val="nil"/>
+        </w:pBdr>
+        <w:tabs>
+          <w:tab w:val="left" w:pos="450"/>
+        </w:tabs>
+        <w:spacing w:after="50"/>
+        <w:jc w:val="both"/>
+        <w:rPr>
+          <w:color w:val="000000"/>
+          <w:sz w:val="22"/>
+          <w:szCs w:val="22"/>
+        </w:rPr>
+      </w:pPr>
+      <w:hyperlink r:id="rId23" w:history="1">
+        <w:r>
+          <w:rPr>
+            <w:rStyle w:val="Hyperlink"/>
+            <w:sz w:val="22"/>
+            <w:szCs w:val="22"/>
+          </w:rPr>
+          <w:t>RFC 3526 - More Modular Exponential (MODP) Diffie-Hellman groups for Internet Key Exchange (IKE)</w:t>
+        </w:r>
+      </w:hyperlink>
+    </w:p>
+    <w:p>
+      <w:pPr>
+        <w:widowControl/>
+        <w:numPr>
+          <w:ilvl w:val="0"/>
+          <w:numId w:val="1"/>
+        </w:numPr>
+        <w:pBdr>
+          <w:top w:val="nil"/>
+          <w:left w:val="nil"/>
+          <w:bottom w:val="nil"/>
+          <w:right w:val="nil"/>
+          <w:between w:val="nil"/>
+        </w:pBdr>
+        <w:tabs>
+          <w:tab w:val="left" w:pos="450"/>
+        </w:tabs>
+        <w:spacing w:after="50"/>
+        <w:jc w:val="both"/>
+        <w:rPr>
+          <w:color w:val="000000"/>
+          <w:sz w:val="22"/>
+          <w:szCs w:val="22"/>
+        </w:rPr>
+      </w:pPr>
+      <w:hyperlink r:id="rId24" w:history="1">
+        <w:r>
+          <w:rPr>
+            <w:rStyle w:val="Hyperlink"/>
+            <w:sz w:val="22"/>
+            <w:szCs w:val="22"/>
+          </w:rPr>
+          <w:t>spake2 · PyPI</w:t>
+        </w:r>
+      </w:hyperlink>
+    </w:p>
+    <w:p>
+      <w:pPr>
+        <w:widowControl/>
+        <w:numPr>
+          <w:ilvl w:val="0"/>
+          <w:numId w:val="1"/>
+        </w:numPr>
+        <w:pBdr>
+          <w:top w:val="nil"/>
+          <w:left w:val="nil"/>
+          <w:bottom w:val="nil"/>
+          <w:right w:val="nil"/>
+          <w:between w:val="nil"/>
+        </w:pBdr>
+        <w:tabs>
+          <w:tab w:val="left" w:pos="450"/>
+        </w:tabs>
+        <w:spacing w:after="50"/>
+        <w:jc w:val="both"/>
+        <w:rPr>
+          <w:color w:val="000000"/>
+          <w:sz w:val="22"/>
+          <w:szCs w:val="22"/>
+        </w:rPr>
+      </w:pPr>
+      <w:hyperlink r:id="rId25" w:history="1">
+        <w:r>
+          <w:rPr>
+            <w:rStyle w:val="Hyperlink"/>
+            <w:sz w:val="22"/>
+            <w:szCs w:val="22"/>
+          </w:rPr>
+          <w:t>srp · PyPI</w:t>
+        </w:r>
+      </w:hyperlink>
+    </w:p>
+    <w:p>
+      <w:pPr>
+        <w:widowControl/>
+        <w:pBdr>
+          <w:top w:val="nil"/>
+          <w:left w:val="nil"/>
+          <w:bottom w:val="nil"/>
+          <w:right w:val="nil"/>
+          <w:between w:val="nil"/>
+        </w:pBdr>
+        <w:tabs>
+          <w:tab w:val="left" w:pos="450"/>
+        </w:tabs>
+        <w:spacing w:after="50"/>
+        <w:jc w:val="both"/>
+        <w:rPr>
+          <w:color w:val="000000"/>
+          <w:sz w:val="22"/>
+          <w:szCs w:val="22"/>
+        </w:rPr>
+      </w:pPr>
+    </w:p>
+    <w:p>
+      <w:pPr>
+        <w:widowControl/>
+        <w:pBdr>
+          <w:top w:val="nil"/>
+          <w:left w:val="nil"/>
+          <w:bottom w:val="nil"/>
+          <w:right w:val="nil"/>
+          <w:between w:val="nil"/>
+        </w:pBdr>
+        <w:tabs>
+          <w:tab w:val="left" w:pos="450"/>
+        </w:tabs>
+        <w:spacing w:after="50"/>
+        <w:jc w:val="both"/>
+        <w:rPr>
+          <w:color w:val="000000"/>
+          <w:sz w:val="22"/>
+          <w:szCs w:val="22"/>
+        </w:rPr>
+      </w:pPr>
     </w:p>
     <w:p>
       <w:pPr>
@@ -21591,7 +21973,7 @@
           <w:color w:val="000000"/>
         </w:rPr>
         <w:sectPr>
-          <w:footerReference w:type="default" r:id="rId20"/>
+          <w:footerReference w:type="default" r:id="rId26"/>
           <w:type w:val="continuous"/>
           <w:pgSz w:w="11906" w:h="16838" w:code="9"/>
           <w:pgMar w:top="1699" w:right="1138" w:bottom="1699" w:left="1411" w:header="1138" w:footer="1138" w:gutter="0"/>
@@ -21633,7 +22015,7 @@
       </w:pPr>
     </w:p>
     <w:sectPr>
-      <w:footerReference w:type="even" r:id="rId21"/>
+      <w:footerReference w:type="even" r:id="rId27"/>
       <w:type w:val="continuous"/>
       <w:pgSz w:w="11906" w:h="16838" w:code="9"/>
       <w:pgMar w:top="1699" w:right="1138" w:bottom="1699" w:left="1411" w:header="1138" w:footer="1138" w:gutter="0"/>
@@ -23862,7 +24244,7 @@
   <w:style w:type="paragraph" w:default="1" w:styleId="Normal">
     <w:name w:val="Normal"/>
     <w:qFormat/>
-    <w:rsid w:val="005F1D52"/>
+    <w:rsid w:val="008F1318"/>
   </w:style>
   <w:style w:type="paragraph" w:styleId="Heading1">
     <w:name w:val="heading 1"/>

--- a/docs/Disertatie_Matei_Rares_5.docx
+++ b/docs/Disertatie_Matei_Rares_5.docx
@@ -4296,25 +4296,7 @@
                 <w:iCs/>
                 <w:noProof/>
               </w:rPr>
-              <w:t>Serveru</w:t>
-            </w:r>
-            <w:r>
-              <w:rPr>
-                <w:rStyle w:val="Hyperlink"/>
-                <w:i/>
-                <w:iCs/>
-                <w:noProof/>
-              </w:rPr>
-              <w:t>l</w:t>
-            </w:r>
-            <w:r>
-              <w:rPr>
-                <w:rStyle w:val="Hyperlink"/>
-                <w:i/>
-                <w:iCs/>
-                <w:noProof/>
-              </w:rPr>
-              <w:t xml:space="preserve"> de autentificare</w:t>
+              <w:t>Serverul de autentificare</w:t>
             </w:r>
             <w:r>
               <w:rPr>
@@ -5077,7 +5059,7 @@
                 <w:noProof/>
                 <w:webHidden/>
               </w:rPr>
-              <w:t>24</w:t>
+              <w:t>25</w:t>
             </w:r>
             <w:r>
               <w:rPr>
@@ -5149,7 +5131,7 @@
                 <w:noProof/>
                 <w:webHidden/>
               </w:rPr>
-              <w:t>26</w:t>
+              <w:t>27</w:t>
             </w:r>
             <w:r>
               <w:rPr>
@@ -5221,7 +5203,7 @@
                 <w:noProof/>
                 <w:webHidden/>
               </w:rPr>
-              <w:t>29</w:t>
+              <w:t>30</w:t>
             </w:r>
             <w:r>
               <w:rPr>
@@ -5499,7 +5481,31 @@
         <w:rPr>
           <w:color w:val="000000"/>
         </w:rPr>
-        <w:t>. Accentul lucrării este plasat exclusiv pe etapa de autentificare, respectiv pe demonstrarea criptografică a identității prin această schemă, în timp ce componenta de autorizare, reprezentată de emiterea și consumarea unui jeton de acces ("Access Token" - engl.) în format JWT ("JSON Web Token" - engl., JWT), este integrată strict în scop demonstrativ, pentru a ilustra viabilitatea protocolului într-un flux web complet. În aceeași logică, evaluarea comparativă cu implementările OAuth 2.0 clasice vizează diferențele de expunere a credențialelor în faza de autentificare, nu mecanismele de delegare a accesului.</w:t>
+        <w:t xml:space="preserve">. Accentul lucrării este plasat exclusiv pe etapa de autentificare, respectiv pe demonstrarea criptografică a identității prin această schemă, în timp ce componenta de autorizare, reprezentată de emiterea și consumarea unui jeton de acces ("Access Token" - engl.) în format JWT ("JSON Web Token" - engl., JWT), este integrată strict în scop demonstrativ, pentru a ilustra viabilitatea protocolului într-un flux web complet. În aceeași logică, evaluarea comparativă cu implementările OAuth 2.0 clasice </w:t>
+      </w:r>
+      <w:r>
+        <w:rPr>
+          <w:color w:val="000000"/>
+        </w:rPr>
+        <w:t>cu protocoalele PAKE consacrate</w:t>
+      </w:r>
+      <w:r>
+        <w:rPr>
+          <w:color w:val="000000"/>
+        </w:rPr>
+        <w:t xml:space="preserve"> </w:t>
+      </w:r>
+      <w:r>
+        <w:rPr>
+          <w:color w:val="000000"/>
+        </w:rPr>
+        <w:t>vizează diferențele de expunere a credențialelor și de cost computațional în faza de autentificare</w:t>
+      </w:r>
+      <w:r>
+        <w:rPr>
+          <w:color w:val="000000"/>
+        </w:rPr>
+        <w:t>.</w:t>
       </w:r>
     </w:p>
     <w:p>
@@ -5575,7 +5581,25 @@
         <w:rPr>
           <w:color w:val="000000"/>
         </w:rPr>
-        <w:t>Capitolul II se concentrează pe implementarea protocolului, oferind o descriere amănunțită a fiecărui pas din procesul de dezvoltare, a modelului matematic subiacent și a interfeței de programare a aplicațiilor (API), incluzând și componenta experimentală de evaluare comparativă cu fluxurile OAuth clasice.</w:t>
+        <w:t>Capitolul II se concentrează pe implementarea protocolului, oferind o descriere amănunțită a fiecărui pas din procesul de dezvoltare, a modelului matematic subiacent și a interfeței de programare a aplicațiilor (API), incluzând și componenta experimentală de evaluare comparativă cu fluxurile OAuth clasice</w:t>
+      </w:r>
+      <w:r>
+        <w:rPr>
+          <w:color w:val="000000"/>
+        </w:rPr>
+        <w:t xml:space="preserve"> </w:t>
+      </w:r>
+      <w:r>
+        <w:rPr>
+          <w:color w:val="000000"/>
+        </w:rPr>
+        <w:t>și cu protocoalele PAKE alternative</w:t>
+      </w:r>
+      <w:r>
+        <w:rPr>
+          <w:color w:val="000000"/>
+        </w:rPr>
+        <w:t>.</w:t>
       </w:r>
     </w:p>
     <w:p>
@@ -5709,7 +5733,19 @@
         <w:rPr>
           <w:color w:val="000000"/>
         </w:rPr>
-        <w:t xml:space="preserve"> GB RAM și un procesor Intel Core Ultra 7 165H  1.40 GHz</w:t>
+        <w:t xml:space="preserve"> GB RAM și un procesor Intel Core Ultra 7 165H</w:t>
+      </w:r>
+      <w:r>
+        <w:rPr>
+          <w:color w:val="000000"/>
+        </w:rPr>
+        <w:t xml:space="preserve"> </w:t>
+      </w:r>
+      <w:r>
+        <w:rPr>
+          <w:color w:val="000000"/>
+        </w:rPr>
+        <w:t>1.40 GHz</w:t>
       </w:r>
     </w:p>
     <w:p>
@@ -5833,7 +5869,21 @@
           <w:color w:val="000000"/>
           <w:lang w:val="ro-RO"/>
         </w:rPr>
-        <w:t>Obiectivele lucrării sunt reprezentate de proiectarea și fundamentarea teoretică a unui sistem de securitate în care demonstrarea identității se realizează printr-o schemă criptografică Schnorr, fundamentată pe ZKP. Principiul arhitectural de bază impune ca parola, sau cheia privată derivată din aceasta, să nu părăsească în niciun moment perimetrul securizat al dispozitivului clientului. În această paradigmă, serverul stochează exclusiv valoarea publică asociată identității și validează dovada matematică, fără a dispune de informații referitoare la secretul originar. Emiterea unui jeton de acces în format JWT în urma validării criptografice este integrată strict în scop demonstrativ, pentru a ilustra viabilitatea inserției sale într-un flux web complet, și nu constituie un obiectiv de cercetare în sine.</w:t>
+        <w:t>Obiectivele lucrării sunt reprezentate de proiectarea și fundamentarea teoretică a unui sistem de securitate în care demonstrarea identității se realizează printr-o schemă criptografică Schnorr, fundamentată pe ZKP. Principiul arhitectural de bază impune ca parola, sau cheia privată derivată din aceasta, să nu părăsească în niciun moment perimetrul securizat al dispozitivului clientului. În această paradigmă, serverul stochează exclusiv valoarea publică asociată identității și validează dovada matematică, fără a dispune de informații referitoare la secretul originar. Emiterea unui jeton de acces în format JWT în urma validării criptografice este integrată strict în scop demonstrativ</w:t>
+      </w:r>
+      <w:r>
+        <w:rPr>
+          <w:color w:val="000000"/>
+          <w:lang w:val="ro-RO"/>
+        </w:rPr>
+        <w:t xml:space="preserve"> </w:t>
+      </w:r>
+      <w:r>
+        <w:rPr>
+          <w:color w:val="000000"/>
+          <w:lang w:val="ro-RO"/>
+        </w:rPr>
+        <w:t>și nu constituie un obiectiv de cercetare în sine.</w:t>
       </w:r>
     </w:p>
     <w:p>
@@ -5881,7 +5931,7 @@
           <w:color w:val="000000"/>
           <w:lang w:val="ro-RO"/>
         </w:rPr>
-        <w:t xml:space="preserve">Contribuțiile lucrării se extind dincolo de implementarea fluxului ZKP deoarece proiectul integrează o componentă experimentală, menită să faciliteze o evaluare comparativă. Astfel, au </w:t>
+        <w:t xml:space="preserve">Contribuțiile lucrării se extind dincolo de implementarea fluxului ZKP deoarece proiectul integrează o componentă experimentală, menită să faciliteze o evaluare comparativă. Astfel, au fost dezvoltate suplimentar două fluxuri OAuth 2.0 personalizate, incluzând o variantă bazată pe </w:t>
       </w:r>
       <w:r>
         <w:rPr>
@@ -5889,7 +5939,21 @@
           <w:lang w:val="ro-RO"/>
         </w:rPr>
         <w:lastRenderedPageBreak/>
-        <w:t>fost dezvoltate suplimentar două fluxuri OAuth 2.0 personalizate, incluzând o variantă bazată pe extensia PKCE și o versiune simplificată, precum și o a treia implementare generată prin intermediul bibliotecii Authlib. Aceste module secundare nu sunt destinate înlocuirii protocolului principal, ci au rolul de a oferi o bază de referință obiectivă pentru analizarea costurilor operaționale, a structurii mesajelor tranzacționate și a gradului de expunere a credențialelor la nivelul rețelei. În aceeași logică, evaluarea comparativă cu aceste implementări OAuth 2.0 este concentrată exclusiv pe faza de autentificare, vizând diferențele de expunere a materialului secret în tranzit, nu mecanismele de delegare a accesului ulterioare emiterii jetonului.</w:t>
+        <w:t>extensia PKCE și o versiune simplificată, precum și o a treia implementare generată prin intermediul bibliotecii Authlib. Aceste module secundare nu sunt destinate înlocuirii protocolului principal, ci au rolul de a oferi o bază de referință obiectivă pentru analizarea costurilor operaționale, a structurii mesajelor tranzacționate și a gradului de expunere a credențialelor la nivelul rețelei. În aceeași logică, evaluarea comparativă cu aceste implementări OAuth 2.0 este concentrată exclusiv pe faza de autentificare, vizând diferențele de expunere a materialului secret în tranzit, nu mecanismele de delegare a accesului ulterioare emiterii jetonului.</w:t>
+      </w:r>
+      <w:r>
+        <w:rPr>
+          <w:color w:val="000000"/>
+          <w:lang w:val="ro-RO"/>
+        </w:rPr>
+        <w:t xml:space="preserve"> </w:t>
+      </w:r>
+      <w:r>
+        <w:rPr>
+          <w:color w:val="000000"/>
+          <w:lang w:val="ro-RO"/>
+        </w:rPr>
+        <w:t>În completare, s-a realizat o evaluare comparativă cu protocoalele PAKE, pentru a poziționa soluția propusă în raport cu abordări concurente fundamentate pe aceleași principii de tip zero-knowledge.</w:t>
       </w:r>
     </w:p>
     <w:p>
@@ -8295,7 +8359,21 @@
           <w:color w:val="000000"/>
           <w:lang w:val="ro-RO"/>
         </w:rPr>
-        <w:t>Cadrul de autorizare delegată OAuth 2.0 reprezintă un standard industrial care permite aplicațiilor să obțină acces securizat la resurse protejate fără transmiterea credențialelor direct către aplicația consumatoare. Pentru clienții publici, extensia PKCE, definită prin specificația RFC 7636 [30], adaugă un strat suplimentar de protecție împotriva interceptării codului de autorizare. În arhitectura prezentului proiect, acest cadru furnizează modelul structural pe care se grefează prezentul protocol: un Server de Autentificare verifică identitatea clientului și emite jetoane de acces în urma unei validări reușite.</w:t>
+        <w:t>Cadrul de autorizare delegată OAuth 2.0 reprezintă un standard industrial care permite aplicațiilor să obțină acces securizat la resurse protejate fără transmiterea credențialelor direct către aplicația consumatoare. Pentru clienții publici, extensia PKCE, definită prin specificația RFC 7636 [30], adaugă un strat suplimentar de protecție împotriva interceptării codului de autorizare. În arhitectura prezentului proiect, acest cadru furnizează modelul structural pe care se grefează prezentul protocol</w:t>
+      </w:r>
+      <w:r>
+        <w:rPr>
+          <w:color w:val="000000"/>
+          <w:lang w:val="ro-RO"/>
+        </w:rPr>
+        <w:t xml:space="preserve">, unde, </w:t>
+      </w:r>
+      <w:r>
+        <w:rPr>
+          <w:color w:val="000000"/>
+          <w:lang w:val="ro-RO"/>
+        </w:rPr>
+        <w:t>un Server de Autentificare verifică identitatea clientului și emite jetoane de acces în urma unei validări reușite.</w:t>
       </w:r>
     </w:p>
     <w:p>
@@ -8381,7 +8459,35 @@
           <w:color w:val="000000"/>
           <w:lang w:val="ro-RO"/>
         </w:rPr>
-        <w:t xml:space="preserve"> validarea identității inițiale. Mecanismul convențional de autentificare a clientului (parametrul client_secret sau transmiterea parolei brute) este substituit cu o dovadă criptografică ZKP implementată prin schema descrisă anterior. Fazele protocolului se mapează direct peste fluxul OAuth: angajamentul servește drept inițiere a cererii de acces (Grant Initiation), provocarea funcționează ca nonce de sesiune, iar răspunsul matematic acționează ca etapă de Client Authentication, finalizându-se cu emiterea unui jeton de acces în format JWT. Securitatea este consolidată prin legarea de canal ("Session Binding" - engl.), care ancorează jetonul emis de contextul HTTP unic al sesiunii ZKP, împiedicând transferul malițios al jetonului între contexte de rețea diferite.</w:t>
+        <w:t xml:space="preserve"> validarea identității inițiale. Mecanismul convențional de autentificare a clientului (parametrul client_secret sau transmiterea parolei brute) este substituit cu o dovadă criptografică ZKP implementată prin schema descrisă anterior. Fazele protocolului se mapează direct peste fluxul O</w:t>
+      </w:r>
+      <w:r>
+        <w:rPr>
+          <w:color w:val="000000"/>
+          <w:lang w:val="ro-RO"/>
+        </w:rPr>
+        <w:t>a</w:t>
+      </w:r>
+      <w:r>
+        <w:rPr>
+          <w:color w:val="000000"/>
+          <w:lang w:val="ro-RO"/>
+        </w:rPr>
+        <w:t>uth</w:t>
+      </w:r>
+      <w:r>
+        <w:rPr>
+          <w:color w:val="000000"/>
+          <w:lang w:val="ro-RO"/>
+        </w:rPr>
+        <w:t>, astfel,</w:t>
+      </w:r>
+      <w:r>
+        <w:rPr>
+          <w:color w:val="000000"/>
+          <w:lang w:val="ro-RO"/>
+        </w:rPr>
+        <w:t xml:space="preserve"> angajamentul servește drept inițiere a cererii de acces (Grant Initiation), provocarea funcționează ca nonce de sesiune, iar răspunsul matematic acționează ca etapă de Client Authentication, finalizându-se cu emiterea unui jeton de acces în format JWT. Securitatea este consolidată prin legarea de canal ("Session Binding" - engl.), care ancorează jetonul emis de contextul HTTP unic al sesiunii ZKP, împiedicând transferul malițios al jetonului între contexte de rețea diferite.</w:t>
       </w:r>
     </w:p>
     <w:p>
@@ -10321,7 +10427,7 @@
           <w:noProof/>
         </w:rPr>
         <w:drawing>
-          <wp:anchor distT="0" distB="0" distL="114300" distR="114300" simplePos="0" relativeHeight="251673600" behindDoc="0" locked="0" layoutInCell="1" allowOverlap="1" wp14:anchorId="5BBC0931" wp14:editId="3B3A2A03">
+          <wp:anchor distT="0" distB="0" distL="114300" distR="114300" simplePos="0" relativeHeight="251673600" behindDoc="0" locked="0" layoutInCell="1" allowOverlap="1" wp14:anchorId="5BBC0931" wp14:editId="563AB89F">
             <wp:simplePos x="0" y="0"/>
             <wp:positionH relativeFrom="page">
               <wp:posOffset>1304290</wp:posOffset>
@@ -10895,7 +11001,7 @@
         </w:rPr>
         <w:lastRenderedPageBreak/>
         <w:drawing>
-          <wp:anchor distT="0" distB="0" distL="114300" distR="114300" simplePos="0" relativeHeight="251674624" behindDoc="0" locked="0" layoutInCell="1" allowOverlap="1" wp14:anchorId="265ECEC0" wp14:editId="1BA8F134">
+          <wp:anchor distT="0" distB="0" distL="114300" distR="114300" simplePos="0" relativeHeight="251674624" behindDoc="0" locked="0" layoutInCell="1" allowOverlap="1" wp14:anchorId="265ECEC0" wp14:editId="03726288">
             <wp:simplePos x="0" y="0"/>
             <wp:positionH relativeFrom="margin">
               <wp:align>center</wp:align>
@@ -13530,12 +13636,12 @@
         <w:tblLook w:val="04A0" w:firstRow="1" w:lastRow="0" w:firstColumn="1" w:lastColumn="0" w:noHBand="0" w:noVBand="1"/>
       </w:tblPr>
       <w:tblGrid>
-        <w:gridCol w:w="3813"/>
-        <w:gridCol w:w="1208"/>
-        <w:gridCol w:w="1006"/>
-        <w:gridCol w:w="1043"/>
-        <w:gridCol w:w="968"/>
-        <w:gridCol w:w="1319"/>
+        <w:gridCol w:w="3179"/>
+        <w:gridCol w:w="1233"/>
+        <w:gridCol w:w="1020"/>
+        <w:gridCol w:w="1060"/>
+        <w:gridCol w:w="980"/>
+        <w:gridCol w:w="1345"/>
       </w:tblGrid>
       <w:tr>
         <w:trPr>
@@ -13777,7 +13883,66 @@
                 <w:color w:val="000000"/>
                 <w:lang w:val="ro-RO"/>
               </w:rPr>
-              <w:t>Calculul angajamentului: t = G^r mod P</w:t>
+              <w:t>Calculul angajamentului:</w:t>
+            </w:r>
+            <w:r>
+              <w:rPr>
+                <w:color w:val="000000"/>
+                <w:lang w:val="ro-RO"/>
+              </w:rPr>
+              <w:br/>
+            </w:r>
+            <w:r>
+              <w:rPr>
+                <w:color w:val="000000"/>
+                <w:lang w:val="ro-RO"/>
+              </w:rPr>
+              <w:t xml:space="preserve"> t = </w:t>
+            </w:r>
+            <m:oMath>
+              <m:sSup>
+                <m:sSupPr>
+                  <m:ctrlPr>
+                    <w:rPr>
+                      <w:rFonts w:ascii="Cambria Math" w:eastAsia="Cambria Math" w:hAnsi="Cambria Math" w:cs="Cambria Math"/>
+                      <w:i/>
+                      <w:color w:val="000000"/>
+                    </w:rPr>
+                  </m:ctrlPr>
+                </m:sSupPr>
+                <m:e>
+                  <m:r>
+                    <w:rPr>
+                      <w:rFonts w:ascii="Cambria Math" w:eastAsia="Cambria Math" w:hAnsi="Cambria Math" w:cs="Cambria Math"/>
+                      <w:color w:val="000000"/>
+                    </w:rPr>
+                    <m:t>G</m:t>
+                  </m:r>
+                </m:e>
+                <m:sup>
+                  <m:r>
+                    <w:rPr>
+                      <w:rFonts w:ascii="Cambria Math" w:eastAsia="Cambria Math" w:hAnsi="Cambria Math" w:cs="Cambria Math"/>
+                      <w:color w:val="000000"/>
+                    </w:rPr>
+                    <m:t>r</m:t>
+                  </m:r>
+                </m:sup>
+              </m:sSup>
+              <m:r>
+                <w:rPr>
+                  <w:rFonts w:ascii="Cambria Math" w:eastAsia="Cambria Math" w:hAnsi="Cambria Math" w:cs="Cambria Math"/>
+                  <w:color w:val="000000"/>
+                </w:rPr>
+                <m:t xml:space="preserve"> </m:t>
+              </m:r>
+            </m:oMath>
+            <w:r>
+              <w:rPr>
+                <w:color w:val="000000"/>
+                <w:lang w:val="ro-RO"/>
+              </w:rPr>
+              <w:t>mod P</w:t>
             </w:r>
           </w:p>
         </w:tc>
@@ -13937,7 +14102,95 @@
                 <w:color w:val="000000"/>
                 <w:lang w:val="ro-RO"/>
               </w:rPr>
-              <w:t>Verificarea: G^s ≡ t · y^c (mod P)</w:t>
+              <w:t xml:space="preserve">Verificarea: </w:t>
+            </w:r>
+            <m:oMath>
+              <m:sSup>
+                <m:sSupPr>
+                  <m:ctrlPr>
+                    <w:rPr>
+                      <w:rFonts w:ascii="Cambria Math" w:eastAsia="Cambria Math" w:hAnsi="Cambria Math" w:cs="Cambria Math"/>
+                      <w:i/>
+                      <w:color w:val="000000"/>
+                    </w:rPr>
+                  </m:ctrlPr>
+                </m:sSupPr>
+                <m:e>
+                  <m:r>
+                    <w:rPr>
+                      <w:rFonts w:ascii="Cambria Math" w:eastAsia="Cambria Math" w:hAnsi="Cambria Math" w:cs="Cambria Math"/>
+                      <w:color w:val="000000"/>
+                    </w:rPr>
+                    <m:t>G</m:t>
+                  </m:r>
+                </m:e>
+                <m:sup>
+                  <m:r>
+                    <w:rPr>
+                      <w:rFonts w:ascii="Cambria Math" w:eastAsia="Cambria Math" w:hAnsi="Cambria Math" w:cs="Cambria Math"/>
+                      <w:color w:val="000000"/>
+                    </w:rPr>
+                    <m:t>S</m:t>
+                  </m:r>
+                </m:sup>
+              </m:sSup>
+            </m:oMath>
+            <w:r>
+              <w:rPr>
+                <w:color w:val="000000"/>
+              </w:rPr>
+              <w:t xml:space="preserve"> </w:t>
+            </w:r>
+            <w:r>
+              <w:rPr>
+                <w:color w:val="000000"/>
+                <w:lang w:val="ro-RO"/>
+              </w:rPr>
+              <w:t xml:space="preserve">≡ t · </w:t>
+            </w:r>
+            <m:oMath>
+              <m:sSup>
+                <m:sSupPr>
+                  <m:ctrlPr>
+                    <w:rPr>
+                      <w:rFonts w:ascii="Cambria Math" w:eastAsia="Cambria Math" w:hAnsi="Cambria Math" w:cs="Cambria Math"/>
+                      <w:i/>
+                      <w:color w:val="000000"/>
+                    </w:rPr>
+                  </m:ctrlPr>
+                </m:sSupPr>
+                <m:e>
+                  <m:r>
+                    <w:rPr>
+                      <w:rFonts w:ascii="Cambria Math" w:eastAsia="Cambria Math" w:hAnsi="Cambria Math" w:cs="Cambria Math"/>
+                      <w:color w:val="000000"/>
+                    </w:rPr>
+                    <m:t>y</m:t>
+                  </m:r>
+                </m:e>
+                <m:sup>
+                  <m:r>
+                    <w:rPr>
+                      <w:rFonts w:ascii="Cambria Math" w:eastAsia="Cambria Math" w:hAnsi="Cambria Math" w:cs="Cambria Math"/>
+                      <w:color w:val="000000"/>
+                    </w:rPr>
+                    <m:t>c</m:t>
+                  </m:r>
+                </m:sup>
+              </m:sSup>
+            </m:oMath>
+            <w:r>
+              <w:rPr>
+                <w:color w:val="000000"/>
+              </w:rPr>
+              <w:t xml:space="preserve"> </w:t>
+            </w:r>
+            <w:r>
+              <w:rPr>
+                <w:color w:val="000000"/>
+                <w:lang w:val="ro-RO"/>
+              </w:rPr>
+              <w:t>(mod P)</w:t>
             </w:r>
           </w:p>
         </w:tc>
@@ -16356,14 +16609,14 @@
         <w:rPr>
           <w:color w:val="000000"/>
         </w:rPr>
-        <w:t xml:space="preserve">Complementar evaluării operațiilor izolate, s-a procedat la măsurarea latenței complete a </w:t>
+        <w:t xml:space="preserve">Complementar evaluării operațiilor izolate, s-a procedat la măsurarea latenței complete a fluxurilor de autentificare de la un capăt la altul (end-to-end), înglobând toate etapele protocolare </w:t>
       </w:r>
       <w:r>
         <w:rPr>
           <w:color w:val="000000"/>
         </w:rPr>
         <w:lastRenderedPageBreak/>
-        <w:t>fluxurilor de autentificare de la un capăt la altul (end-to-end), înglobând toate etapele protocolare necesare unei autentificări reușite. Rezultatele, sintetizate în Tabelul 3, reflectă costul integral perceput de un client care parcurge întreg ciclul de autentificare:</w:t>
+        <w:t>necesare unei autentificări reușite. Rezultatele, sintetizate în Tabelul 3, reflectă costul integral perceput de un client care parcurge întreg ciclul de autentificare:</w:t>
       </w:r>
     </w:p>
     <w:p>
@@ -18122,14 +18375,14 @@
         <w:rPr>
           <w:color w:val="000000"/>
         </w:rPr>
-        <w:t xml:space="preserve">Având în vedere diferența substanțială de paradigmă computațională evidențiată de Tabelul 4, o comparație directă între protocolul ZKP și fluxurile OAuth 2.0 nu reflectă cu fidelitate poziționarea soluției propuse în peisajul protocoalelor de autentificare fără divulgarea secretului. Din acest motiv, s-a realizat o evaluare complementară față de două protocoale PAKE (Password-Authenticated Key Exchange) consacrate: SRP-6a (Secure Remote Password, RFC 5054) [ref] și </w:t>
+        <w:t xml:space="preserve">Având în vedere diferența substanțială de paradigmă computațională evidențiată de Tabelul 4, o comparație directă între protocolul ZKP și fluxurile OAuth 2.0 nu reflectă cu fidelitate poziționarea soluției propuse în peisajul protocoalelor de autentificare fără divulgarea secretului. Din acest motiv, s-a realizat o evaluare complementară față de două protocoale PAKE (Password-Authenticated Key Exchange) consacrate: SRP-6a (Secure Remote Password, RFC 5054) [ref] și SPAKE2 [ref], ambele fundamentate pe principii de tip zero-knowledge. Pentru a asigura echitatea </w:t>
       </w:r>
       <w:r>
         <w:rPr>
           <w:color w:val="000000"/>
         </w:rPr>
         <w:lastRenderedPageBreak/>
-        <w:t>SPAKE2 [ref], ambele fundamentate pe principii de tip zero-knowledge. Pentru a asigura echitatea comparației, implementarea Schnorr a fost adaptată într-un mediu izolat: operațiile de exponențiere au fost migrate de la grupul MODP de 2048 de biți către curba eliptică secp256r1 (NIST P-256), iar protocolul a fost extins cu verificare mutuală (autentificarea bidirecțională a serverului față de client) și derivarea unei chei de sesiune prin ECDH, deoarece atât SRP-6a, cât și SPAKE2 integrează nativ aceste funcționalități. Rezultatele sintetice, obținute pe 100 de iterații, sunt prezentate în Tabelul 5.</w:t>
+        <w:t>comparației, implementarea Schnorr a fost adaptată într-un mediu izolat: operațiile de exponențiere au fost migrate de la grupul MODP de 2048 de biți către curba eliptică secp256r1 (NIST P-256), iar protocolul a fost extins cu verificare mutuală (autentificarea bidirecțională a serverului față de client) și derivarea unei chei de sesiune prin ECDH, deoarece atât SRP-6a, cât și SPAKE2 integrează nativ aceste funcționalități. Rezultatele sintetice, obținute pe 100 de iterații, sunt prezentate în Tabelul 5.</w:t>
       </w:r>
     </w:p>
     <w:p>
@@ -18160,27 +18413,7 @@
           <w:sz w:val="22"/>
           <w:szCs w:val="22"/>
         </w:rPr>
-        <w:t xml:space="preserve">Tabelul </w:t>
-      </w:r>
-      <w:r>
-        <w:rPr>
-          <w:i/>
-          <w:iCs/>
-          <w:color w:val="004586"/>
-          <w:sz w:val="22"/>
-          <w:szCs w:val="22"/>
-        </w:rPr>
-        <w:t>5</w:t>
-      </w:r>
-      <w:r>
-        <w:rPr>
-          <w:i/>
-          <w:iCs/>
-          <w:color w:val="004586"/>
-          <w:sz w:val="22"/>
-          <w:szCs w:val="22"/>
-        </w:rPr>
-        <w:t xml:space="preserve">. </w:t>
+        <w:t xml:space="preserve">Tabelul 5. </w:t>
       </w:r>
       <w:r>
         <w:rPr>
@@ -18220,10 +18453,10 @@
         <w:tblLook w:val="04A0" w:firstRow="1" w:lastRow="0" w:firstColumn="1" w:lastColumn="0" w:noHBand="0" w:noVBand="1"/>
       </w:tblPr>
       <w:tblGrid>
-        <w:gridCol w:w="2709"/>
-        <w:gridCol w:w="2480"/>
-        <w:gridCol w:w="2643"/>
-        <w:gridCol w:w="1540"/>
+        <w:gridCol w:w="2591"/>
+        <w:gridCol w:w="2524"/>
+        <w:gridCol w:w="2690"/>
+        <w:gridCol w:w="1567"/>
       </w:tblGrid>
       <w:tr>
         <w:trPr>
@@ -18605,7 +18838,7 @@
               </w:rPr>
             </w:pPr>
             <w:r>
-              <w:t>Schnorr-EC-Mutual</w:t>
+              <w:t>Schnorr-EC</w:t>
             </w:r>
           </w:p>
         </w:tc>
@@ -18685,6 +18918,92 @@
           </w:p>
         </w:tc>
       </w:tr>
+      <w:tr>
+        <w:trPr>
+          <w:trHeight w:val="278"/>
+          <w:tblCellSpacing w:w="15" w:type="dxa"/>
+        </w:trPr>
+        <w:tc>
+          <w:tcPr>
+            <w:tcW w:w="0" w:type="auto"/>
+          </w:tcPr>
+          <w:p>
+            <w:pPr>
+              <w:pBdr>
+                <w:top w:val="nil"/>
+                <w:left w:val="nil"/>
+                <w:bottom w:val="nil"/>
+                <w:right w:val="nil"/>
+                <w:between w:val="nil"/>
+              </w:pBdr>
+              <w:jc w:val="both"/>
+            </w:pPr>
+            <w:r>
+              <w:t>Schnorr-EC-C-Lib</w:t>
+            </w:r>
+          </w:p>
+        </w:tc>
+        <w:tc>
+          <w:tcPr>
+            <w:tcW w:w="0" w:type="auto"/>
+          </w:tcPr>
+          <w:p>
+            <w:pPr>
+              <w:pBdr>
+                <w:top w:val="nil"/>
+                <w:left w:val="nil"/>
+                <w:bottom w:val="nil"/>
+                <w:right w:val="nil"/>
+                <w:between w:val="nil"/>
+              </w:pBdr>
+              <w:jc w:val="both"/>
+            </w:pPr>
+            <w:r>
+              <w:t xml:space="preserve">0.055 </w:t>
+            </w:r>
+          </w:p>
+        </w:tc>
+        <w:tc>
+          <w:tcPr>
+            <w:tcW w:w="0" w:type="auto"/>
+          </w:tcPr>
+          <w:p>
+            <w:pPr>
+              <w:pBdr>
+                <w:top w:val="nil"/>
+                <w:left w:val="nil"/>
+                <w:bottom w:val="nil"/>
+                <w:right w:val="nil"/>
+                <w:between w:val="nil"/>
+              </w:pBdr>
+              <w:jc w:val="both"/>
+            </w:pPr>
+            <w:r>
+              <w:t>10.6</w:t>
+            </w:r>
+          </w:p>
+        </w:tc>
+        <w:tc>
+          <w:tcPr>
+            <w:tcW w:w="0" w:type="auto"/>
+          </w:tcPr>
+          <w:p>
+            <w:pPr>
+              <w:pBdr>
+                <w:top w:val="nil"/>
+                <w:left w:val="nil"/>
+                <w:bottom w:val="nil"/>
+                <w:right w:val="nil"/>
+                <w:between w:val="nil"/>
+              </w:pBdr>
+              <w:jc w:val="both"/>
+            </w:pPr>
+            <w:r>
+              <w:t>10.655</w:t>
+            </w:r>
+          </w:p>
+        </w:tc>
+      </w:tr>
     </w:tbl>
     <w:p>
       <w:pPr>
@@ -18701,44 +19020,28 @@
           <w:color w:val="000000"/>
         </w:rPr>
       </w:pPr>
+    </w:p>
+    <w:p>
+      <w:pPr>
+        <w:pBdr>
+          <w:top w:val="nil"/>
+          <w:left w:val="nil"/>
+          <w:bottom w:val="nil"/>
+          <w:right w:val="nil"/>
+          <w:between w:val="nil"/>
+        </w:pBdr>
+        <w:ind w:firstLine="720"/>
+        <w:jc w:val="both"/>
+        <w:rPr>
+          <w:color w:val="000000"/>
+        </w:rPr>
+      </w:pPr>
       <w:r>
         <w:rPr>
           <w:color w:val="000000"/>
         </w:rPr>
         <w:t>Protocolul SPAKE2, operat pe curba Ed25519, înregistrează cea mai redusă latență totală (13,55 ms), beneficiind de absența unei etape distincte de înregistrare. SRP-6a prezintă cel mai ridicat cost total (42,27 ms), dominat de exponențierile modulare pe grupul MODP de 2048 de biți, în timp ce varianta Schnorr-EC-Mutual, migrată pe secp256r1, se poziționează intermediar (38,09 ms), costul fiind distribuit între demonstrațiile bidirecționale (24,99 ms) și derivarea cheii de sesiune prin ECDH (9,09 ms). Toate cele trei protocoale asigură autentificare mutuală, derivarea unei chei de sesiune și netransmiterea parolei prin rețea. SRP-6a și SPAKE2 oferă suplimentar rezistență la compromiterea bazei de date, proprietate pe care varianta Schnorr curentă nu o implementează nativ, aceasta constituind o direcție prioritară de dezvoltare. Din punct de vedere al nivelului de securitate, SRP-6a operează la aproximativ 112 biți, în timp ce SPAKE2 și Schnorr-EC-Mutual ating 128 de biți, iar în ceea ce privește standardizarea, doar SRP-6a beneficiază de o specificație formalizată (RFC 5054).</w:t>
       </w:r>
-    </w:p>
-    <w:p>
-      <w:pPr>
-        <w:pBdr>
-          <w:top w:val="nil"/>
-          <w:left w:val="nil"/>
-          <w:bottom w:val="nil"/>
-          <w:right w:val="nil"/>
-          <w:between w:val="nil"/>
-        </w:pBdr>
-        <w:ind w:firstLine="720"/>
-        <w:jc w:val="both"/>
-        <w:rPr>
-          <w:color w:val="000000"/>
-        </w:rPr>
-      </w:pPr>
-    </w:p>
-    <w:p>
-      <w:pPr>
-        <w:pBdr>
-          <w:top w:val="nil"/>
-          <w:left w:val="nil"/>
-          <w:bottom w:val="nil"/>
-          <w:right w:val="nil"/>
-          <w:between w:val="nil"/>
-        </w:pBdr>
-        <w:ind w:firstLine="720"/>
-        <w:jc w:val="both"/>
-        <w:rPr>
-          <w:color w:val="000000"/>
-        </w:rPr>
-      </w:pPr>
     </w:p>
     <w:p>
       <w:pPr>
@@ -18812,7 +19115,7 @@
         <w:rPr>
           <w:color w:val="000000"/>
         </w:rPr>
-        <w:t>Pentru evaluarea rezistenței arhitecturii propuse, a fost elaborată și executată o campanie experimentală axată pe simularea automată a principalilor vectori de atac cibernetic, structurată pe patru direcții: compromiterea bazei de date, evaluarea calității entropiei criptografice, injectarea de parametri slabi prin interceptarea canalului de comunicație și demonstrarea nefezabilității computaționale a problemei logaritmului discret.</w:t>
+        <w:t>Pentru evaluarea rezistenței arhitecturii propuse, a fost elaborată și executată o campanie experimentală axată pe simularea automată a principalilor vectori de atac cibernetic, structurată pe patru direcții: compromiterea legării angajamentului criptografic (commitment binding), falsificarea soluției fără cunoașterea cheii private (solution forgery), securitatea sesiunilor și proprietățile protocolului.</w:t>
       </w:r>
     </w:p>
     <w:p>
@@ -18916,6 +19219,7 @@
         </w:rPr>
         <w:t xml:space="preserve"> </w:t>
       </w:r>
+      <w:bookmarkStart w:id="45" w:name="_Hlk231981074"/>
       <m:oMath>
         <m:sSup>
           <m:sSupPr>
@@ -18947,6 +19251,7 @@
           </m:sup>
         </m:sSup>
       </m:oMath>
+      <w:bookmarkEnd w:id="45"/>
       <w:r>
         <w:rPr>
           <w:color w:val="000000"/>
@@ -18960,14 +19265,14 @@
         <w:rPr>
           <w:color w:val="000000"/>
         </w:rPr>
-        <w:t xml:space="preserve">Cu toate acestea, analiza comparativă prezentată în secțiunea III.3 (Tabelul 5) a evidențiat faptul că protocoalele SRP-6a și </w:t>
+        <w:t xml:space="preserve">Cu toate acestea, analiza comparativă prezentată în secțiunea III.3 (Tabelul 5) a evidențiat faptul că protocoalele SRP-6a și SPAKE2 oferă suplimentar rezistență la compromiterea bazei de date (server-breach resistance), </w:t>
       </w:r>
       <w:r>
         <w:rPr>
           <w:color w:val="000000"/>
         </w:rPr>
         <w:lastRenderedPageBreak/>
-        <w:t>SPAKE2 oferă suplimentar rezistență la compromiterea bazei de date (server-breach resistance), proprietate pe care implementarea curentă a schemei Schnorr nu o integrează nativ, reprezentând o direcție prioritară de dezvoltare.</w:t>
+        <w:t>proprietate pe care implementarea curentă a schemei Schnorr nu o integrează nativ, reprezentând o direcție prioritară de dezvoltare.</w:t>
       </w:r>
     </w:p>
     <w:p>
@@ -18989,7 +19294,56 @@
         <w:rPr>
           <w:color w:val="000000"/>
         </w:rPr>
-        <w:t>În completarea analizei de reziliență, s-a evaluat calitatea sursei de entropie criptografică utilizată pentru generarea provocărilor și a identificatorilor de sesiune. Printr-o secvență de 10 000 de cereri de angajament consecutive, s-a verificat distribuția statistică și absența coliziunilor atât pentru valorile provocărilor (challenge_c), cât și pentru identificatorii de sesiune (session_id). Toate cele 10 000 de valori au fost confirmate ca fiind strict unice, fără nicio coliziune detectată, iar provocările au fost corect încadrate în intervalul matematic specificat [1, P-2], validându-se astfel eficacitatea generatorului de numere pseudo-aleatoare securizat criptografic (CSPRNG) implementat în arhitectură. Unicitatea provocărilor este esențială pentru prevenirea atacurilor de tip replay, întrucât reutilizarea unei valori c ar permite unui adversar care a interceptat un schimb anterior (t, c, s) să reproducă autentificarea fără a deține secretul, în timp ce unicitatea identificatorilor de sesiune, generați pe 256 de biți de entropie, face ca probabilitatea de ghicire prin forță brută să fie de ordinul 1/2^256 per tentativă, fapt confirmat experimental prin 500 de încercări succesive de acces cu identificatori aleatorii, toate respinse cu codul HTTP 404.</w:t>
+        <w:t xml:space="preserve">În completarea analizei de reziliență, s-a evaluat calitatea sursei de entropie criptografică printr-o secvență de 10 000 de cereri de angajament consecutive. Toate valorile provocărilor și identificatorilor de sesiune au fost confirmate ca fiind strict unice, fără nicio coliziune detectată, iar provocările au fost corect încadrate în intervalul matematic specificat (0 &lt; c &lt; Q), validându-se astfel eficacitatea generatorului CSPRNG implementat în arhitectură. Unicitatea provocărilor este esențială pentru prevenirea atacurilor de tip replay, în timp ce unicitatea identificatorilor de sesiune, generați pe 256 de biți de entropie, </w:t>
+      </w:r>
+      <w:r>
+        <w:rPr>
+          <w:color w:val="000000"/>
+        </w:rPr>
+        <w:t>asigură o rezistență teoretică de ordinul 1/</w:t>
+      </w:r>
+      <m:oMath>
+        <m:sSup>
+          <m:sSupPr>
+            <m:ctrlPr>
+              <w:rPr>
+                <w:rFonts w:ascii="Cambria Math" w:eastAsia="Cambria Math" w:hAnsi="Cambria Math" w:cs="Cambria Math"/>
+                <w:i/>
+                <w:color w:val="000000"/>
+              </w:rPr>
+            </m:ctrlPr>
+          </m:sSupPr>
+          <m:e>
+            <m:r>
+              <w:rPr>
+                <w:rFonts w:ascii="Cambria Math" w:eastAsia="Cambria Math" w:hAnsi="Cambria Math" w:cs="Cambria Math"/>
+                <w:color w:val="000000"/>
+              </w:rPr>
+              <m:t>2</m:t>
+            </m:r>
+          </m:e>
+          <m:sup>
+            <m:r>
+              <w:rPr>
+                <w:rFonts w:ascii="Cambria Math" w:eastAsia="Cambria Math" w:hAnsi="Cambria Math" w:cs="Cambria Math"/>
+                <w:color w:val="000000"/>
+              </w:rPr>
+              <m:t>256</m:t>
+            </m:r>
+          </m:sup>
+        </m:sSup>
+      </m:oMath>
+      <w:r>
+        <w:rPr>
+          <w:color w:val="000000"/>
+        </w:rPr>
+        <w:t xml:space="preserve"> </w:t>
+      </w:r>
+      <w:r>
+        <w:rPr>
+          <w:color w:val="000000"/>
+        </w:rPr>
+        <w:t>per tentativă de ghicire, aspect verificat experimental în cadrul scenariului dedicat securității sesiunilor.</w:t>
       </w:r>
     </w:p>
     <w:p>
@@ -19011,7 +19365,87 @@
         <w:rPr>
           <w:color w:val="000000"/>
         </w:rPr>
-        <w:t>Pe de altă parte, o suprafață de atac vulnerabilă în cadrul protocoalelor bazate pe problema logaritmului discret este reprezentată de faza de distribuție a parametrilor publici. În acest sens, s-a simulat un atac de tip Man-in-the-Middle (MitM) bazat pe injectarea unor parametri slabi (P = 23, Q = 11, G = 4), prin interceptarea și substituirea răspunsului punctului terminal GET /parameters. S-a demonstrat că, prin acceptarea acestor parametri minimali de către un client neprotejat, complexitatea problemei logaritmului discret colapsează, grupul criptografic având doar 11 elemente în loc de aproximativ 2^1023, ceea ce permite rezolvarea prin forță brută în cel mult P - 2 pași. În consecință, un adversar poate recupera cheia privată a victimei și poate finaliza cu succes fluxul protocolului în calitate de impostor. Cu toate acestea, testul complementar a demonstrat că serverul, atunci când operează cu parametrii originari de înaltă securitate, respinge în mod proactiv la faza de înregistrare orice cheie publică y care nu satisface condiția de apartenență la subgrupul legitim (y^Q mod P = 1), returnând codul HTTP 422 și blocând atacul înainte de a permite crearea unui cont exploatabil. Această vulnerabilitate impune constrângerea arhitecturală ca aplicația client să ancoreze (pinning) valorile parametrilor de referință și să respingă orice deviație detectată în rețea, iar pe partea de server, validarea strictă a apartenenței la subgrup constituie o barieră eficientă împotriva injectării de parametri frauduloși.</w:t>
+        <w:t xml:space="preserve">Suita automatizată de testare a securității, gestionată prin intermediul cadrului pytest, a acoperit opt scenarii de atac distincte, structurate pe cele patru direcții ale taxonomiei de amenințări. Prima direcție, compromiterea angajamentului criptografic (commitment binding), a verificat că un adversar capabil să construiască un transcript valid de simulator Schnorr (alegând liber un s_forged și derivând t_sim = </w:t>
+      </w:r>
+      <m:oMath>
+        <m:sSup>
+          <m:sSupPr>
+            <m:ctrlPr>
+              <w:rPr>
+                <w:rFonts w:ascii="Cambria Math" w:eastAsia="Cambria Math" w:hAnsi="Cambria Math" w:cs="Cambria Math"/>
+                <w:i/>
+                <w:color w:val="000000"/>
+              </w:rPr>
+            </m:ctrlPr>
+          </m:sSupPr>
+          <m:e>
+            <m:r>
+              <w:rPr>
+                <w:rFonts w:ascii="Cambria Math" w:eastAsia="Cambria Math" w:hAnsi="Cambria Math" w:cs="Cambria Math"/>
+                <w:color w:val="000000"/>
+              </w:rPr>
+              <m:t>G</m:t>
+            </m:r>
+          </m:e>
+          <m:sup>
+            <m:r>
+              <w:rPr>
+                <w:rFonts w:ascii="Cambria Math" w:eastAsia="Cambria Math" w:hAnsi="Cambria Math" w:cs="Cambria Math"/>
+                <w:color w:val="000000"/>
+              </w:rPr>
+              <m:t>s_forged</m:t>
+            </m:r>
+          </m:sup>
+        </m:sSup>
+      </m:oMath>
+      <w:r>
+        <w:rPr>
+          <w:color w:val="000000"/>
+        </w:rPr>
+        <w:t xml:space="preserve">· </w:t>
+      </w:r>
+      <m:oMath>
+        <m:sSup>
+          <m:sSupPr>
+            <m:ctrlPr>
+              <w:rPr>
+                <w:rFonts w:ascii="Cambria Math" w:eastAsia="Cambria Math" w:hAnsi="Cambria Math" w:cs="Cambria Math"/>
+                <w:i/>
+                <w:color w:val="000000"/>
+              </w:rPr>
+            </m:ctrlPr>
+          </m:sSupPr>
+          <m:e>
+            <m:r>
+              <w:rPr>
+                <w:rFonts w:ascii="Cambria Math" w:eastAsia="Cambria Math" w:hAnsi="Cambria Math" w:cs="Cambria Math"/>
+                <w:color w:val="000000"/>
+              </w:rPr>
+              <m:t>y</m:t>
+            </m:r>
+          </m:e>
+          <m:sup>
+            <m:r>
+              <w:rPr>
+                <w:rFonts w:ascii="Cambria Math" w:eastAsia="Cambria Math" w:hAnsi="Cambria Math" w:cs="Cambria Math"/>
+                <w:color w:val="000000"/>
+              </w:rPr>
+              <m:t>-c</m:t>
+            </m:r>
+          </m:sup>
+        </m:sSup>
+      </m:oMath>
+      <w:r>
+        <w:rPr>
+          <w:color w:val="000000"/>
+        </w:rPr>
+        <w:t xml:space="preserve"> </w:t>
+      </w:r>
+      <w:r>
+        <w:rPr>
+          <w:color w:val="000000"/>
+        </w:rPr>
+        <w:t>mod P) nu poate reutiliza acea dovadă împotriva unei sesiuni ancorate într-un angajament real diferit (t_real ≠ t_sim). Testul a confirmat în prealabil că t_sim este un element valid al subgrupului criptografic (is_subgroup_member(t_sim) = True), demonstrând că eșecul nu provine din invalidarea formatului, ci exclusiv din ruperea legării, serverul respingând prin HTTP 401. Suplimentar, s-a demonstrat că un utilizator legitim care utilizează cheia publică y ca angajament (t = y) poate calcula soluția corectă s = x · (1 + c) mod Q și se autentifica cu succes (HTTP 200), confirmând corectitudinea matematică a verificării fără a compromite securitatea legării.</w:t>
       </w:r>
     </w:p>
     <w:p>
@@ -19033,7 +19467,841 @@
         <w:rPr>
           <w:color w:val="000000"/>
         </w:rPr>
-        <w:t>Pentru a demonstra fezabilitatea securității arhitecturii pe termen lung, a fost realizat un experiment de escaladare progresivă a atacului prin forță brută asupra problemei logaritmului discret. Pornind de la instanțe triviale de 8 biți (P = 167, spațiu de căutare de 83 de candidați) și urcând treptat prin pragurile de 12, 16, 20, 24, 28 și 32 de biți, toate firele de execuție au fost lansate în paralel cu un termen limită de 600 de secunde. Rezultatele au confirmat o creștere exponențială a efortului de calcul: instanțele de 8 biți au fost rezolvate în 26 de iterații (1,8 secunde), cele de 24 de biți în 2 891 456 de iterații (3,2 secunde), iar cele de 32 de biți în 744 702 253 de iterații (282,7 secunde). La pragul de 64 de biți, atacul a fost întrerupt după epuizarea termenului de 600 de secunde, parcurgând doar 1 444 529 212 de iterații din cele aproximativ 4,6 · 10^18 necesare. Instanțele de 128 și 1024 de biți au înregistrat un comportament similar, fără progres semnificativ în intervalul alocat, demonstrând că spațiul de căutare de ordinul 2^2048 candidați, corespunzător parametrilor efectivi ai protocolului, depășește cu mult capacitatea computațională a oricărei arhitecturi clasice existente sau previzibile. Prin fundamentarea sistemului pe un număr prim sigur (safe prime) de 2048 de biți și un subgrup operațional de aproximativ 1023 de biți, obținerea cheii private prin metode exhaustive devine computațional nefezabilă în ipotezele standard de complexitate algoritmică actuale.</w:t>
+        <w:t xml:space="preserve">A doua direcție, falsificarea soluției fără cunoașterea cheii private (solution forgery), a testat trei vectori de atac: transmiterea valorii aleatoare r ca soluție (fără contribuția termenului c · x), unde </w:t>
+      </w:r>
+      <m:oMath>
+        <m:sSup>
+          <m:sSupPr>
+            <m:ctrlPr>
+              <w:rPr>
+                <w:rFonts w:ascii="Cambria Math" w:eastAsia="Cambria Math" w:hAnsi="Cambria Math" w:cs="Cambria Math"/>
+                <w:i/>
+                <w:color w:val="000000"/>
+              </w:rPr>
+            </m:ctrlPr>
+          </m:sSupPr>
+          <m:e>
+            <m:r>
+              <w:rPr>
+                <w:rFonts w:ascii="Cambria Math" w:eastAsia="Cambria Math" w:hAnsi="Cambria Math" w:cs="Cambria Math"/>
+                <w:color w:val="000000"/>
+              </w:rPr>
+              <m:t>G</m:t>
+            </m:r>
+          </m:e>
+          <m:sup>
+            <m:r>
+              <w:rPr>
+                <w:rFonts w:ascii="Cambria Math" w:eastAsia="Cambria Math" w:hAnsi="Cambria Math" w:cs="Cambria Math"/>
+                <w:color w:val="000000"/>
+              </w:rPr>
+              <m:t>r</m:t>
+            </m:r>
+          </m:sup>
+        </m:sSup>
+      </m:oMath>
+      <w:r>
+        <w:rPr>
+          <w:color w:val="000000"/>
+        </w:rPr>
+        <w:t xml:space="preserve">= t ≠ t · </w:t>
+      </w:r>
+      <m:oMath>
+        <m:sSup>
+          <m:sSupPr>
+            <m:ctrlPr>
+              <w:rPr>
+                <w:rFonts w:ascii="Cambria Math" w:eastAsia="Cambria Math" w:hAnsi="Cambria Math" w:cs="Cambria Math"/>
+                <w:i/>
+                <w:color w:val="000000"/>
+              </w:rPr>
+            </m:ctrlPr>
+          </m:sSupPr>
+          <m:e>
+            <m:r>
+              <w:rPr>
+                <w:rFonts w:ascii="Cambria Math" w:eastAsia="Cambria Math" w:hAnsi="Cambria Math" w:cs="Cambria Math"/>
+                <w:color w:val="000000"/>
+              </w:rPr>
+              <m:t>y</m:t>
+            </m:r>
+          </m:e>
+          <m:sup>
+            <m:r>
+              <w:rPr>
+                <w:rFonts w:ascii="Cambria Math" w:eastAsia="Cambria Math" w:hAnsi="Cambria Math" w:cs="Cambria Math"/>
+                <w:color w:val="000000"/>
+              </w:rPr>
+              <m:t>c</m:t>
+            </m:r>
+          </m:sup>
+        </m:sSup>
+      </m:oMath>
+      <w:r>
+        <w:rPr>
+          <w:color w:val="000000"/>
+        </w:rPr>
+        <w:t xml:space="preserve"> deoarece </w:t>
+      </w:r>
+      <m:oMath>
+        <m:sSup>
+          <m:sSupPr>
+            <m:ctrlPr>
+              <w:rPr>
+                <w:rFonts w:ascii="Cambria Math" w:eastAsia="Cambria Math" w:hAnsi="Cambria Math" w:cs="Cambria Math"/>
+                <w:i/>
+                <w:color w:val="000000"/>
+              </w:rPr>
+            </m:ctrlPr>
+          </m:sSupPr>
+          <m:e>
+            <m:r>
+              <w:rPr>
+                <w:rFonts w:ascii="Cambria Math" w:eastAsia="Cambria Math" w:hAnsi="Cambria Math" w:cs="Cambria Math"/>
+                <w:color w:val="000000"/>
+              </w:rPr>
+              <m:t>y</m:t>
+            </m:r>
+          </m:e>
+          <m:sup>
+            <m:r>
+              <w:rPr>
+                <w:rFonts w:ascii="Cambria Math" w:eastAsia="Cambria Math" w:hAnsi="Cambria Math" w:cs="Cambria Math"/>
+                <w:color w:val="000000"/>
+              </w:rPr>
+              <m:t>c</m:t>
+            </m:r>
+          </m:sup>
+        </m:sSup>
+      </m:oMath>
+      <w:r>
+        <w:rPr>
+          <w:color w:val="000000"/>
+        </w:rPr>
+        <w:t xml:space="preserve"> </w:t>
+      </w:r>
+      <w:r>
+        <w:rPr>
+          <w:color w:val="000000"/>
+        </w:rPr>
+        <w:t xml:space="preserve"> ≠ 1 pentru orice provocare c nenulă; alterarea soluției corecte cu ±1 (bit-flip / integer forgery), unde </w:t>
+      </w:r>
+      <m:oMath>
+        <m:sSup>
+          <m:sSupPr>
+            <m:ctrlPr>
+              <w:rPr>
+                <w:rFonts w:ascii="Cambria Math" w:eastAsia="Cambria Math" w:hAnsi="Cambria Math" w:cs="Cambria Math"/>
+                <w:i/>
+                <w:color w:val="000000"/>
+              </w:rPr>
+            </m:ctrlPr>
+          </m:sSupPr>
+          <m:e>
+            <m:r>
+              <w:rPr>
+                <w:rFonts w:ascii="Cambria Math" w:eastAsia="Cambria Math" w:hAnsi="Cambria Math" w:cs="Cambria Math"/>
+                <w:color w:val="000000"/>
+              </w:rPr>
+              <m:t>G</m:t>
+            </m:r>
+          </m:e>
+          <m:sup>
+            <m:r>
+              <m:rPr>
+                <m:sty m:val="p"/>
+              </m:rPr>
+              <w:rPr>
+                <w:rFonts w:ascii="Cambria Math" w:hAnsi="Cambria Math"/>
+                <w:color w:val="000000"/>
+              </w:rPr>
+              <m:t>s±1</m:t>
+            </m:r>
+          </m:sup>
+        </m:sSup>
+      </m:oMath>
+      <w:r>
+        <w:rPr>
+          <w:color w:val="000000"/>
+        </w:rPr>
+        <w:t xml:space="preserve"> = </w:t>
+      </w:r>
+      <m:oMath>
+        <m:sSup>
+          <m:sSupPr>
+            <m:ctrlPr>
+              <w:rPr>
+                <w:rFonts w:ascii="Cambria Math" w:eastAsia="Cambria Math" w:hAnsi="Cambria Math" w:cs="Cambria Math"/>
+                <w:i/>
+                <w:color w:val="000000"/>
+              </w:rPr>
+            </m:ctrlPr>
+          </m:sSupPr>
+          <m:e>
+            <m:r>
+              <w:rPr>
+                <w:rFonts w:ascii="Cambria Math" w:eastAsia="Cambria Math" w:hAnsi="Cambria Math" w:cs="Cambria Math"/>
+                <w:color w:val="000000"/>
+              </w:rPr>
+              <m:t>G</m:t>
+            </m:r>
+          </m:e>
+          <m:sup>
+            <m:r>
+              <w:rPr>
+                <w:rFonts w:ascii="Cambria Math" w:eastAsia="Cambria Math" w:hAnsi="Cambria Math" w:cs="Cambria Math"/>
+                <w:color w:val="000000"/>
+              </w:rPr>
+              <m:t>s</m:t>
+            </m:r>
+          </m:sup>
+        </m:sSup>
+      </m:oMath>
+      <w:r>
+        <w:rPr>
+          <w:color w:val="000000"/>
+        </w:rPr>
+        <w:t xml:space="preserve">· </w:t>
+      </w:r>
+      <m:oMath>
+        <m:sSup>
+          <m:sSupPr>
+            <m:ctrlPr>
+              <w:rPr>
+                <w:rFonts w:ascii="Cambria Math" w:eastAsia="Cambria Math" w:hAnsi="Cambria Math" w:cs="Cambria Math"/>
+                <w:i/>
+                <w:color w:val="000000"/>
+              </w:rPr>
+            </m:ctrlPr>
+          </m:sSupPr>
+          <m:e>
+            <m:r>
+              <w:rPr>
+                <w:rFonts w:ascii="Cambria Math" w:eastAsia="Cambria Math" w:hAnsi="Cambria Math" w:cs="Cambria Math"/>
+                <w:color w:val="000000"/>
+              </w:rPr>
+              <m:t>G</m:t>
+            </m:r>
+          </m:e>
+          <m:sup>
+            <m:r>
+              <m:rPr>
+                <m:sty m:val="p"/>
+              </m:rPr>
+              <w:rPr>
+                <w:rFonts w:ascii="Cambria Math" w:hAnsi="Cambria Math"/>
+                <w:color w:val="000000"/>
+              </w:rPr>
+              <m:t>±1</m:t>
+            </m:r>
+          </m:sup>
+        </m:sSup>
+      </m:oMath>
+      <w:r>
+        <w:rPr>
+          <w:color w:val="000000"/>
+        </w:rPr>
+        <w:t xml:space="preserve">, iar factorul </w:t>
+      </w:r>
+      <m:oMath>
+        <m:sSup>
+          <m:sSupPr>
+            <m:ctrlPr>
+              <w:rPr>
+                <w:rFonts w:ascii="Cambria Math" w:eastAsia="Cambria Math" w:hAnsi="Cambria Math" w:cs="Cambria Math"/>
+                <w:i/>
+                <w:color w:val="000000"/>
+              </w:rPr>
+            </m:ctrlPr>
+          </m:sSupPr>
+          <m:e>
+            <m:r>
+              <w:rPr>
+                <w:rFonts w:ascii="Cambria Math" w:eastAsia="Cambria Math" w:hAnsi="Cambria Math" w:cs="Cambria Math"/>
+                <w:color w:val="000000"/>
+              </w:rPr>
+              <m:t>G</m:t>
+            </m:r>
+          </m:e>
+          <m:sup>
+            <m:r>
+              <m:rPr>
+                <m:sty m:val="p"/>
+              </m:rPr>
+              <w:rPr>
+                <w:rFonts w:ascii="Cambria Math" w:hAnsi="Cambria Math"/>
+                <w:color w:val="000000"/>
+              </w:rPr>
+              <m:t>±1</m:t>
+            </m:r>
+          </m:sup>
+        </m:sSup>
+      </m:oMath>
+      <w:r>
+        <w:rPr>
+          <w:color w:val="000000"/>
+        </w:rPr>
+        <w:t xml:space="preserve">) ≠ 1 în subgrupul de ordin Q invalidează egalitatea; și introducerea valorii s = 0, unde </w:t>
+      </w:r>
+      <m:oMath>
+        <m:sSup>
+          <m:sSupPr>
+            <m:ctrlPr>
+              <w:rPr>
+                <w:rFonts w:ascii="Cambria Math" w:eastAsia="Cambria Math" w:hAnsi="Cambria Math" w:cs="Cambria Math"/>
+                <w:i/>
+                <w:color w:val="000000"/>
+              </w:rPr>
+            </m:ctrlPr>
+          </m:sSupPr>
+          <m:e>
+            <m:r>
+              <w:rPr>
+                <w:rFonts w:ascii="Cambria Math" w:eastAsia="Cambria Math" w:hAnsi="Cambria Math" w:cs="Cambria Math"/>
+                <w:color w:val="000000"/>
+              </w:rPr>
+              <m:t>G</m:t>
+            </m:r>
+          </m:e>
+          <m:sup>
+            <m:r>
+              <m:rPr>
+                <m:sty m:val="p"/>
+              </m:rPr>
+              <w:rPr>
+                <w:rFonts w:ascii="Cambria Math" w:hAnsi="Cambria Math"/>
+                <w:color w:val="000000"/>
+              </w:rPr>
+              <m:t>0</m:t>
+            </m:r>
+          </m:sup>
+        </m:sSup>
+      </m:oMath>
+      <w:r>
+        <w:rPr>
+          <w:color w:val="000000"/>
+        </w:rPr>
+        <w:t xml:space="preserve">= 1 ≠ t · </w:t>
+      </w:r>
+      <m:oMath>
+        <m:sSup>
+          <m:sSupPr>
+            <m:ctrlPr>
+              <w:rPr>
+                <w:rFonts w:ascii="Cambria Math" w:eastAsia="Cambria Math" w:hAnsi="Cambria Math" w:cs="Cambria Math"/>
+                <w:i/>
+                <w:color w:val="000000"/>
+              </w:rPr>
+            </m:ctrlPr>
+          </m:sSupPr>
+          <m:e>
+            <m:r>
+              <w:rPr>
+                <w:rFonts w:ascii="Cambria Math" w:eastAsia="Cambria Math" w:hAnsi="Cambria Math" w:cs="Cambria Math"/>
+                <w:color w:val="000000"/>
+              </w:rPr>
+              <m:t>y</m:t>
+            </m:r>
+          </m:e>
+          <m:sup>
+            <m:r>
+              <w:rPr>
+                <w:rFonts w:ascii="Cambria Math" w:eastAsia="Cambria Math" w:hAnsi="Cambria Math" w:cs="Cambria Math"/>
+                <w:color w:val="000000"/>
+              </w:rPr>
+              <m:t>c</m:t>
+            </m:r>
+          </m:sup>
+        </m:sSup>
+      </m:oMath>
+      <w:r>
+        <w:rPr>
+          <w:color w:val="000000"/>
+        </w:rPr>
+        <w:t>. Primele două tentative au fost respinse prin cod HTTP 401, iar cea de-a treia prin cod HTTP 422 (validarea domeniului), cu absența codului HTTP 500 confirmând stabilitatea serverului.</w:t>
+      </w:r>
+    </w:p>
+    <w:p>
+      <w:pPr>
+        <w:pBdr>
+          <w:top w:val="nil"/>
+          <w:left w:val="nil"/>
+          <w:bottom w:val="nil"/>
+          <w:right w:val="nil"/>
+          <w:between w:val="nil"/>
+        </w:pBdr>
+        <w:ind w:firstLine="720"/>
+        <w:jc w:val="both"/>
+        <w:rPr>
+          <w:color w:val="000000"/>
+        </w:rPr>
+      </w:pPr>
+      <w:r>
+        <w:rPr>
+          <w:color w:val="000000"/>
+        </w:rPr>
+        <w:t>A treia direcție, securitatea sesiunilor, a acoperit atacul de tip replay cross-sesiune, în care o soluție validă din sesiunea anterioară (s1 = r1 + c1 · x mod Q), utilizată cu succes (HTTP 200), este retransmisă într-o sesiune nouă cu parametri diferiți (t2, c2). Deoarece</w:t>
+      </w:r>
+      <m:oMath>
+        <m:sSup>
+          <m:sSupPr>
+            <m:ctrlPr>
+              <w:rPr>
+                <w:rFonts w:ascii="Cambria Math" w:eastAsia="Cambria Math" w:hAnsi="Cambria Math" w:cs="Cambria Math"/>
+                <w:i/>
+                <w:color w:val="000000"/>
+              </w:rPr>
+            </m:ctrlPr>
+          </m:sSupPr>
+          <m:e>
+            <m:r>
+              <w:rPr>
+                <w:rFonts w:ascii="Cambria Math" w:eastAsia="Cambria Math" w:hAnsi="Cambria Math" w:cs="Cambria Math"/>
+                <w:color w:val="000000"/>
+              </w:rPr>
+              <m:t>G</m:t>
+            </m:r>
+          </m:e>
+          <m:sup>
+            <m:r>
+              <w:rPr>
+                <w:rFonts w:ascii="Cambria Math" w:eastAsia="Cambria Math" w:hAnsi="Cambria Math" w:cs="Cambria Math"/>
+                <w:color w:val="000000"/>
+              </w:rPr>
+              <m:t>s</m:t>
+            </m:r>
+            <m:r>
+              <w:rPr>
+                <w:rFonts w:ascii="Cambria Math" w:eastAsia="Cambria Math" w:hAnsi="Cambria Math" w:cs="Cambria Math"/>
+                <w:color w:val="000000"/>
+              </w:rPr>
+              <m:t>1</m:t>
+            </m:r>
+          </m:sup>
+        </m:sSup>
+      </m:oMath>
+      <w:r>
+        <w:rPr>
+          <w:color w:val="000000"/>
+        </w:rPr>
+        <w:t xml:space="preserve"> = t1 · </w:t>
+      </w:r>
+      <m:oMath>
+        <m:sSup>
+          <m:sSupPr>
+            <m:ctrlPr>
+              <w:rPr>
+                <w:rFonts w:ascii="Cambria Math" w:eastAsia="Cambria Math" w:hAnsi="Cambria Math" w:cs="Cambria Math"/>
+                <w:i/>
+                <w:color w:val="000000"/>
+              </w:rPr>
+            </m:ctrlPr>
+          </m:sSupPr>
+          <m:e>
+            <m:r>
+              <w:rPr>
+                <w:rFonts w:ascii="Cambria Math" w:eastAsia="Cambria Math" w:hAnsi="Cambria Math" w:cs="Cambria Math"/>
+                <w:color w:val="000000"/>
+              </w:rPr>
+              <m:t>y</m:t>
+            </m:r>
+          </m:e>
+          <m:sup>
+            <m:r>
+              <w:rPr>
+                <w:rFonts w:ascii="Cambria Math" w:eastAsia="Cambria Math" w:hAnsi="Cambria Math" w:cs="Cambria Math"/>
+                <w:color w:val="000000"/>
+              </w:rPr>
+              <m:t>c1</m:t>
+            </m:r>
+          </m:sup>
+        </m:sSup>
+      </m:oMath>
+      <w:r>
+        <w:rPr>
+          <w:color w:val="000000"/>
+        </w:rPr>
+        <w:t xml:space="preserve"> </w:t>
+      </w:r>
+      <w:r>
+        <w:rPr>
+          <w:color w:val="000000"/>
+        </w:rPr>
+        <w:t xml:space="preserve">≠ t2 · </w:t>
+      </w:r>
+      <m:oMath>
+        <m:sSup>
+          <m:sSupPr>
+            <m:ctrlPr>
+              <w:rPr>
+                <w:rFonts w:ascii="Cambria Math" w:eastAsia="Cambria Math" w:hAnsi="Cambria Math" w:cs="Cambria Math"/>
+                <w:i/>
+                <w:color w:val="000000"/>
+              </w:rPr>
+            </m:ctrlPr>
+          </m:sSupPr>
+          <m:e>
+            <m:r>
+              <w:rPr>
+                <w:rFonts w:ascii="Cambria Math" w:eastAsia="Cambria Math" w:hAnsi="Cambria Math" w:cs="Cambria Math"/>
+                <w:color w:val="000000"/>
+              </w:rPr>
+              <m:t>y</m:t>
+            </m:r>
+          </m:e>
+          <m:sup>
+            <m:r>
+              <w:rPr>
+                <w:rFonts w:ascii="Cambria Math" w:eastAsia="Cambria Math" w:hAnsi="Cambria Math" w:cs="Cambria Math"/>
+                <w:color w:val="000000"/>
+              </w:rPr>
+              <m:t>c2</m:t>
+            </m:r>
+          </m:sup>
+        </m:sSup>
+      </m:oMath>
+      <w:r>
+        <w:rPr>
+          <w:color w:val="000000"/>
+        </w:rPr>
+        <w:t xml:space="preserve">, soluția retransmisă a fost respinsă prin HTTP 401. </w:t>
+      </w:r>
+      <w:r>
+        <w:rPr>
+          <w:color w:val="000000"/>
+        </w:rPr>
+        <w:t>Complementar, testul de forță brută asupra identificatorilor de sesiune a lansat 500 de încercări cu identificatori generați aleatoriu (secrets.token_urlsafe(32)), toate respinse cu HTTP 404, confirmând nefezabilitatea practică a ghicirii unui identificator valid de 256 de biți</w:t>
+      </w:r>
+      <w:r>
+        <w:rPr>
+          <w:color w:val="000000"/>
+        </w:rPr>
+        <w:t>.</w:t>
+      </w:r>
+    </w:p>
+    <w:p>
+      <w:pPr>
+        <w:pBdr>
+          <w:top w:val="nil"/>
+          <w:left w:val="nil"/>
+          <w:bottom w:val="nil"/>
+          <w:right w:val="nil"/>
+          <w:between w:val="nil"/>
+        </w:pBdr>
+        <w:ind w:firstLine="720"/>
+        <w:jc w:val="both"/>
+        <w:rPr>
+          <w:color w:val="000000"/>
+        </w:rPr>
+      </w:pPr>
+      <w:r>
+        <w:rPr>
+          <w:color w:val="000000"/>
+        </w:rPr>
+        <w:t>A patra direcție, proprietățile protocolului, a verificat izolarea completă a sesiunilor între utilizatori concurenți: doi utilizatori, Alice și Bob, au inițiat simultan câte o sesiune de autentificare, coexistând în dicționarul de sesiuni al serverului. Soluția validă a utilizatorului Alice, aplicată sesiunii utilizatorului Bob, a fost respinsă prin HTTP 401, în timp ce aplicarea aceleiași soluții sesiunii proprii a fost acceptată cu succes (HTTP 200).</w:t>
+      </w:r>
+    </w:p>
+    <w:p>
+      <w:pPr>
+        <w:pBdr>
+          <w:top w:val="nil"/>
+          <w:left w:val="nil"/>
+          <w:bottom w:val="nil"/>
+          <w:right w:val="nil"/>
+          <w:between w:val="nil"/>
+        </w:pBdr>
+        <w:ind w:firstLine="720"/>
+        <w:jc w:val="both"/>
+        <w:rPr>
+          <w:color w:val="000000"/>
+        </w:rPr>
+      </w:pPr>
+      <w:r>
+        <w:rPr>
+          <w:color w:val="000000"/>
+        </w:rPr>
+        <w:t xml:space="preserve">Pe de altă parte, o suprafață de atac vulnerabilă în cadrul protocoalelor bazate pe problema logaritmului discret este reprezentată de faza de distribuție a parametrilor publici. În acest sens, s-a simulat un atac de tip Man-in-the-Middle (MitM) bazat pe injectarea unor parametri slabi (P = 23, Q = 11, G = 4), prin interceptarea și substituirea răspunsului punctului terminal GET /parameters. S-a demonstrat că, prin acceptarea acestor parametri minimali de către un client neprotejat, complexitatea problemei logaritmului discret colapsează, grupul criptografic având </w:t>
+      </w:r>
+      <w:r>
+        <w:rPr>
+          <w:color w:val="000000"/>
+        </w:rPr>
+        <w:lastRenderedPageBreak/>
+        <w:t>doar 11 elemente în loc de aproximativ</w:t>
+      </w:r>
+      <w:r>
+        <w:rPr>
+          <w:color w:val="000000"/>
+        </w:rPr>
+        <w:t xml:space="preserve"> </w:t>
+      </w:r>
+      <m:oMath>
+        <m:sSup>
+          <m:sSupPr>
+            <m:ctrlPr>
+              <w:rPr>
+                <w:rFonts w:ascii="Cambria Math" w:eastAsia="Cambria Math" w:hAnsi="Cambria Math" w:cs="Cambria Math"/>
+                <w:i/>
+                <w:color w:val="000000"/>
+              </w:rPr>
+            </m:ctrlPr>
+          </m:sSupPr>
+          <m:e>
+            <m:r>
+              <w:rPr>
+                <w:rFonts w:ascii="Cambria Math" w:eastAsia="Cambria Math" w:hAnsi="Cambria Math" w:cs="Cambria Math"/>
+                <w:color w:val="000000"/>
+              </w:rPr>
+              <m:t>2</m:t>
+            </m:r>
+          </m:e>
+          <m:sup>
+            <m:r>
+              <w:rPr>
+                <w:rFonts w:ascii="Cambria Math" w:eastAsia="Cambria Math" w:hAnsi="Cambria Math" w:cs="Cambria Math"/>
+                <w:color w:val="000000"/>
+              </w:rPr>
+              <m:t>2047</m:t>
+            </m:r>
+          </m:sup>
+        </m:sSup>
+      </m:oMath>
+      <w:r>
+        <w:rPr>
+          <w:color w:val="000000"/>
+        </w:rPr>
+        <w:t>,</w:t>
+      </w:r>
+      <w:r>
+        <w:rPr>
+          <w:color w:val="000000"/>
+        </w:rPr>
+        <w:t xml:space="preserve"> candidați corespunzători parametrilor reali ai protocolului (P de 2048 biți, RFC 3526 Group 14, G = 4), ceea ce permite rezolvarea prin forță brută în cel mult P-2 pași. Cu toate acestea, serverul, respinge în mod proactiv la faza de înregistrare orice cheie publică y care nu satisface condiția de apartenență la subgrupul legitim (</w:t>
+      </w:r>
+      <m:oMath>
+        <m:sSup>
+          <m:sSupPr>
+            <m:ctrlPr>
+              <w:rPr>
+                <w:rFonts w:ascii="Cambria Math" w:eastAsia="Cambria Math" w:hAnsi="Cambria Math" w:cs="Cambria Math"/>
+                <w:i/>
+                <w:color w:val="000000"/>
+              </w:rPr>
+            </m:ctrlPr>
+          </m:sSupPr>
+          <m:e>
+            <m:r>
+              <w:rPr>
+                <w:rFonts w:ascii="Cambria Math" w:eastAsia="Cambria Math" w:hAnsi="Cambria Math" w:cs="Cambria Math"/>
+                <w:color w:val="000000"/>
+              </w:rPr>
+              <m:t>y</m:t>
+            </m:r>
+          </m:e>
+          <m:sup>
+            <m:r>
+              <w:rPr>
+                <w:rFonts w:ascii="Cambria Math" w:eastAsia="Cambria Math" w:hAnsi="Cambria Math" w:cs="Cambria Math"/>
+                <w:color w:val="000000"/>
+              </w:rPr>
+              <m:t>Q</m:t>
+            </m:r>
+          </m:sup>
+        </m:sSup>
+      </m:oMath>
+      <w:r>
+        <w:rPr>
+          <w:color w:val="000000"/>
+        </w:rPr>
+        <w:t>mod P = 1), returnând codul HTTP 422 cu mesajul „invalid public value", iar la faza de commit, valorile triviale (0, 1, -1, P-1) sunt respinse cu HTTP 422 și mesajul „invalid commitment". Această vulnerabilitate impune constrângerea arhitecturală ca aplicația client să ancoreze (pinning) valorile parametrilor de referință și să respingă orice deviație detectată în rețea, iar pe partea de server, validarea strictă a apartenenței la subgrup constituie o barieră eficientă împotriva injectării de parametri frauduloși.</w:t>
+      </w:r>
+    </w:p>
+    <w:p>
+      <w:pPr>
+        <w:pBdr>
+          <w:top w:val="nil"/>
+          <w:left w:val="nil"/>
+          <w:bottom w:val="nil"/>
+          <w:right w:val="nil"/>
+          <w:between w:val="nil"/>
+        </w:pBdr>
+        <w:ind w:firstLine="720"/>
+        <w:jc w:val="both"/>
+        <w:rPr>
+          <w:color w:val="000000"/>
+        </w:rPr>
+      </w:pPr>
+      <w:r>
+        <w:rPr>
+          <w:color w:val="000000"/>
+        </w:rPr>
+        <w:t>Pentru a demonstra fezabilitatea securității arhitecturii pe termen lung, a fost realizat un experiment de escaladare progresivă a atacului prin forță brută asupra problemei logaritmului discret, formulat ca o iterație exhaustivă x_try = 1, 2, 3, ..., calculând incremental</w:t>
+      </w:r>
+      <w:r>
+        <w:rPr>
+          <w:color w:val="000000"/>
+        </w:rPr>
+        <w:t xml:space="preserve"> </w:t>
+      </w:r>
+      <m:oMath>
+        <m:sSup>
+          <m:sSupPr>
+            <m:ctrlPr>
+              <w:rPr>
+                <w:rFonts w:ascii="Cambria Math" w:eastAsia="Cambria Math" w:hAnsi="Cambria Math" w:cs="Cambria Math"/>
+                <w:i/>
+                <w:color w:val="000000"/>
+              </w:rPr>
+            </m:ctrlPr>
+          </m:sSupPr>
+          <m:e>
+            <m:r>
+              <w:rPr>
+                <w:rFonts w:ascii="Cambria Math" w:eastAsia="Cambria Math" w:hAnsi="Cambria Math" w:cs="Cambria Math"/>
+                <w:color w:val="000000"/>
+              </w:rPr>
+              <m:t>G</m:t>
+            </m:r>
+          </m:e>
+          <m:sup>
+            <m:r>
+              <w:rPr>
+                <w:rFonts w:ascii="Cambria Math" w:eastAsia="Cambria Math" w:hAnsi="Cambria Math" w:cs="Cambria Math"/>
+                <w:color w:val="000000"/>
+              </w:rPr>
+              <m:t>x_try</m:t>
+            </m:r>
+          </m:sup>
+        </m:sSup>
+      </m:oMath>
+      <w:r>
+        <w:rPr>
+          <w:color w:val="000000"/>
+        </w:rPr>
+        <w:t xml:space="preserve"> mod p și comparând rezultatul cu valoarea publică y cunoscută. Pornind de la instanțe triviale de 8 biți și urcând treptat prin pragurile de 12, 16, 20, 24, 28, 32, 64, 128 și 1024 de biți (acesta din urmă corespunzând primului P al protocolului), toate firele de execuție au fost lansate în paralel cu un termen limită de 1200 de secunde. Rezultatele au confirmat o creștere exponențială a efortului de calcul: instanțele de 8 biți (83 de candidați) au fost rezolvate în 26 de încercări, cele de 24 biți (4 194 581 de candidați) în 2 891 456 de încercări, iar cele de 32 biți (1 073 741 891 de candidați) în 744 702 253 de încercări (319 480 ms). La pragul de 64 de biți, cu un spațiu de căutare de aproximativ 4,6 ·</w:t>
+      </w:r>
+      <w:r>
+        <w:rPr>
+          <w:color w:val="000000"/>
+        </w:rPr>
+        <w:t xml:space="preserve"> </w:t>
+      </w:r>
+      <m:oMath>
+        <m:sSup>
+          <m:sSupPr>
+            <m:ctrlPr>
+              <w:rPr>
+                <w:rFonts w:ascii="Cambria Math" w:eastAsia="Cambria Math" w:hAnsi="Cambria Math" w:cs="Cambria Math"/>
+                <w:i/>
+                <w:color w:val="000000"/>
+              </w:rPr>
+            </m:ctrlPr>
+          </m:sSupPr>
+          <m:e>
+            <m:r>
+              <w:rPr>
+                <w:rFonts w:ascii="Cambria Math" w:eastAsia="Cambria Math" w:hAnsi="Cambria Math" w:cs="Cambria Math"/>
+                <w:color w:val="000000"/>
+              </w:rPr>
+              <m:t>10</m:t>
+            </m:r>
+          </m:e>
+          <m:sup>
+            <m:r>
+              <w:rPr>
+                <w:rFonts w:ascii="Cambria Math" w:eastAsia="Cambria Math" w:hAnsi="Cambria Math" w:cs="Cambria Math"/>
+                <w:color w:val="000000"/>
+              </w:rPr>
+              <m:t>18</m:t>
+            </m:r>
+          </m:sup>
+        </m:sSup>
+      </m:oMath>
+      <w:r>
+        <w:rPr>
+          <w:color w:val="000000"/>
+        </w:rPr>
+        <w:t xml:space="preserve">candidați, atacul a fost întrerupt după epuizarea termenului alocat, parcurgând doar 2 609 244 738 de încercări. Instanțele de 128 biți (8,5 · </w:t>
+      </w:r>
+      <m:oMath>
+        <m:sSup>
+          <m:sSupPr>
+            <m:ctrlPr>
+              <w:rPr>
+                <w:rFonts w:ascii="Cambria Math" w:eastAsia="Cambria Math" w:hAnsi="Cambria Math" w:cs="Cambria Math"/>
+                <w:i/>
+                <w:color w:val="000000"/>
+              </w:rPr>
+            </m:ctrlPr>
+          </m:sSupPr>
+          <m:e>
+            <m:r>
+              <w:rPr>
+                <w:rFonts w:ascii="Cambria Math" w:eastAsia="Cambria Math" w:hAnsi="Cambria Math" w:cs="Cambria Math"/>
+                <w:color w:val="000000"/>
+              </w:rPr>
+              <m:t>10</m:t>
+            </m:r>
+          </m:e>
+          <m:sup>
+            <m:r>
+              <w:rPr>
+                <w:rFonts w:ascii="Cambria Math" w:eastAsia="Cambria Math" w:hAnsi="Cambria Math" w:cs="Cambria Math"/>
+                <w:color w:val="000000"/>
+              </w:rPr>
+              <m:t>37</m:t>
+            </m:r>
+          </m:sup>
+        </m:sSup>
+      </m:oMath>
+      <w:r>
+        <w:rPr>
+          <w:color w:val="000000"/>
+        </w:rPr>
+        <w:t xml:space="preserve">candidați) și 1024 biți (5,87 · </w:t>
+      </w:r>
+      <m:oMath>
+        <m:sSup>
+          <m:sSupPr>
+            <m:ctrlPr>
+              <w:rPr>
+                <w:rFonts w:ascii="Cambria Math" w:eastAsia="Cambria Math" w:hAnsi="Cambria Math" w:cs="Cambria Math"/>
+                <w:i/>
+                <w:color w:val="000000"/>
+              </w:rPr>
+            </m:ctrlPr>
+          </m:sSupPr>
+          <m:e>
+            <m:r>
+              <w:rPr>
+                <w:rFonts w:ascii="Cambria Math" w:eastAsia="Cambria Math" w:hAnsi="Cambria Math" w:cs="Cambria Math"/>
+                <w:color w:val="000000"/>
+              </w:rPr>
+              <m:t>10</m:t>
+            </m:r>
+          </m:e>
+          <m:sup>
+            <m:r>
+              <w:rPr>
+                <w:rFonts w:ascii="Cambria Math" w:eastAsia="Cambria Math" w:hAnsi="Cambria Math" w:cs="Cambria Math"/>
+                <w:color w:val="000000"/>
+              </w:rPr>
+              <m:t>153</m:t>
+            </m:r>
+          </m:sup>
+        </m:sSup>
+      </m:oMath>
+      <w:r>
+        <w:rPr>
+          <w:color w:val="000000"/>
+        </w:rPr>
+        <w:t>candidați) au înregistrat un comportament similar, fără progres semnificativ. Aceste rezultate demonstrează că spațiul de căutare corespunzător subgrupului operațional Q al parametrilor efectivi ai protocolului (P de 2048 biți, RFC 3526 Group 14), depășește cu mult capacitatea computațională a oricărei arhitecturi clasice existente sau previzibile. Prin fundamentarea sistemului pe un număr prim sigur (safe prime) de 2048 de biți (P = 2Q + 1), obținerea cheii private prin metode exhaustive devine computațional nefezabilă în ipotezele standard de complexitate algoritmică actuale</w:t>
+      </w:r>
+      <w:r>
+        <w:rPr>
+          <w:color w:val="000000"/>
+        </w:rPr>
+        <w:t>.</w:t>
       </w:r>
     </w:p>
     <w:p>
@@ -19042,12 +20310,12 @@
         <w:ind w:firstLine="360"/>
         <w:jc w:val="left"/>
       </w:pPr>
-      <w:bookmarkStart w:id="45" w:name="_Toc231653076"/>
+      <w:bookmarkStart w:id="46" w:name="_Toc231653076"/>
       <w:r>
         <w:lastRenderedPageBreak/>
         <w:t>Concluzii</w:t>
       </w:r>
-      <w:bookmarkEnd w:id="45"/>
+      <w:bookmarkEnd w:id="46"/>
     </w:p>
     <w:p>
       <w:pPr>
@@ -19070,7 +20338,7 @@
           <w:color w:val="000000"/>
           <w:lang w:val="ro-RO"/>
         </w:rPr>
-        <w:t>Lucrarea a urmărit proiectarea, implementarea și evaluarea unui sistem de autentificare care combină schema de identificare Schnorr cu un model de autorizare bazat pe jetoane de acces în format JWT, inspirat conceptual din ecosistemul OAuth 2.0. Rezultatul este un prototip funcțional care demonstrează fezabilitatea autentificării web în absența transmiterii parolei către server, redefinind modelul de încredere: serverul nu mai deține și nu mai protejează un secret partajat, ci validează exclusiv relații matematice asimetrice pe baza cheii publice stocate.</w:t>
+        <w:t>Lucrarea a urmărit proiectarea, implementarea și evaluarea unui protocol de autentificare care combină schema de identificare Schnorr, fundamentată pe demonstrații cu cunoștințe zero, cu un model de autorizare bazat pe jetoane de acces în format JWT, inspirat conceptual din ecosistemul OAuth 2.0. Rezultatul este un prototip funcțional care demonstrează fezabilitatea autentificării web în absența transmiterii parolei către server, redefinind modelul de încredere: serverul nu mai deține și nu mai protejează un secret partajat, ci validează exclusiv relații matematice asimetrice pe baza cheii publice stocate.</w:t>
       </w:r>
     </w:p>
     <w:p>
@@ -19094,7 +20362,7 @@
           <w:color w:val="000000"/>
           <w:lang w:val="ro-RO"/>
         </w:rPr>
-        <w:t>Din punct de vedere funcțional, sistemul acoperă integral ciclul de înregistrare, autentificare, emitere a jetonului de acces și consum al resurselor protejate, completat de măsuri de întărire precum validarea apartenenței la subgrup, legarea sesiunii de contextul HTTP, invalidarea sesiunii după consum și validarea riguroasă a tuturor intrărilor. Suita de testare automatizată și simulările de atac au confirmat consistența funcțională și experimentală a implementării. Ancorarea transcrisului criptografic de contextul specific al rețelei neutralizează atacurile de tip replay și relay, iar integrarea jetoanelor de acces post-autentificare asigură compatibilitatea cu standardele arhitecturale ale interfețelor API moderne. Fluxurile comparative OAuth 2.0 dezvoltate suplimentar au oferit o bază de referință obiectivă pentru evaluarea compromisului dintre securitate și performanță.</w:t>
+        <w:t>Din punct de vedere funcțional, sistemul acoperă integral ciclul de înregistrare, autentificare, emitere a jetonului de acces și consum al resurselor protejate, completat de măsuri de întărire precum validarea apartenenței la subgrup, legarea sesiunii de contextul HTTP, invalidarea sesiunii după consum și validarea riguroasă a tuturor intrărilor. Auditul de trafic a confirmat că, în cadrul fluxului ZKP, rețeaua transportă exclusiv valori matematice efemere, fără ca parola sau derivatul acesteia să fie prezent în niciun mesaj, spre deosebire de fluxurile OAuth clasice în care credențialele traversează canalul de comunicație. Suita automatizată de testare a acoperit opt scenarii de atac distincte, structurate pe patru direcții: compromiterea angajamentului criptografic, falsificarea soluției fără cunoașterea cheii private, securitatea sesiunilor și proprietățile protocolului. Suplimentar, evaluarea entropiei criptografice pe 10 000 de cereri consecutive a confirmat unicitatea provocărilor și a identificatorilor de sesiune, iar 500 de tentative de ghicire prin forță brută au fost respinse integral.</w:t>
       </w:r>
     </w:p>
     <w:p>
@@ -19118,7 +20386,7 @@
           <w:color w:val="000000"/>
           <w:lang w:val="ro-RO"/>
         </w:rPr>
-        <w:t>Rezultatele experimentale evidențiază compromisul fundamental al soluției: costul computațional suplimentar, generat de exponențierile modulare pe un grup criptografic de dimensiuni mari, constituie contrapartea necesară pentru protejarea credențialelor în tranzit. Testele de sarcină au demonstrat că, într-un mediu cu încărcare realistă, diferențele strict criptografice sunt atenuate de costurile aferente infrastructurii, confirmând viabilitatea operațională a protocolului. Prin stocarea exclusivă a cheii publice la nivelul serverului, compromiterea stratului de persistență nu permite unui adversar generarea de dovezi valide în absența scalarului privat. Simulările de escaladare a forței brute au confirmat nefezabilitatea computațională a recuperării cheii private pentru dimensiunile parametrilor efectivi ai sistemului.</w:t>
+        <w:t>Rezultatele experimentale cuantifică compromisul fundamental al soluției. Fluxul de autentificare ZKP prezintă o latență cu aproximativ două ordine de mărime superioară față de fluxurile OAuth 2.0, diferență determinată predominant de exponențierile modulare și de validarea apartenenței la subgrup, care concentrează cea mai mare parte a costului computațional. Testele de sarcină au confirmat un debit stabil al fluxului ZKP, independent de numărul de utilizatori concurenți, indicând faptul că factorul limitativ este costul intrinsec al operațiilor criptografice, nu concurența la nivelul infrastructurii. Evaluarea comparativă cu protocoalele PAKE a poziționat soluția propusă într-o zonă intermediară de performanță, toate trei asigurând autentificare mutuală și netransmiterea parolei prin rețea. Din perspectiva rezilienței, compromiterea stratului de persistență nu permite generarea de dovezi valide în absența scalarului privat, iar testele de escaladare a forței brute au confirmat nefezabilitatea computațională a recuperării cheii private pentru dimensiunile parametrilor efectivi ai sistemului.</w:t>
       </w:r>
     </w:p>
     <w:p>
@@ -19142,7 +20410,7 @@
           <w:color w:val="000000"/>
           <w:lang w:val="ro-RO"/>
         </w:rPr>
-        <w:t>În ciuda acestor rezultate, sistemul prezintă limitări structurale care circumscriu domeniul său de aplicabilitate. Latența superioară a fluxului ZKP față de schemele clasice, cerința menținerii unei stări temporare între etapele protocolului, transmiterea identificatorului de client în clar, precum și dependența post-autentificare de un singur artefact de acces reprezintă constrângeri inerente ale prototipului. La nivelul implementării, derivarea simplificată a cheii private în mediul browser, mecanismul de rezervă către parametri de dimensiuni reduse și absența semnării digitale a parametrilor publici distribuiți subliniază caracterul experimental al aplicației. Parametrii utilizați în prezenta iterație, precum generatorul G = 4 și funcția de derivare a cheilor scrypt cu un factor de cost n = 2^11, sunt adecvați exclusiv unui prototip de cercetare, iar pentru o viitoare tranziție către un mediu de producție se impune adoptarea unui generator standardizat (conform specificației RFC 3526) și utilizarea unor parametri scrypt aliniați la recomandările curente de securitate OWASP (n ≥ 2^14).</w:t>
+        <w:t>În ciuda acestor rezultate, sistemul prezintă limitări structurale care circumscriu domeniul său de aplicabilitate. Latența superioară a fluxului ZKP față de schemele clasice, cerința menținerii unei stări temporare între etapele protocolului, transmiterea identificatorului de client în clar, precum și dependența post-autentificare de un singur artefact de acces reprezintă constrângeri inerente ale prototipului. La nivelul implementării, derivarea simplificată a cheii private în mediul browser, mecanismul de rezervă către parametri de dimensiuni reduse și absența semnării digitale a parametrilor publici distribuiți subliniază caracterul experimental al aplicației. Funcția de derivare a cheii private utilizată în prezenta iterație, SHAKE256, asigură extensibilitatea și rezistența la coliziuni necesare unui prototip de cercetare, însă nu introduce un cost computațional deliberat împotriva atacurilor prin forță brută asupra parolei, iar pentru o eventuală tranziție către un mediu de producție se impune adoptarea unui algoritm cu factor de cost ajustabil (scrypt cu parametri OWASP sau Argon2), alături de un generator standardizat conform specificației RFC 3526.</w:t>
       </w:r>
     </w:p>
     <w:p>
@@ -19166,123 +20434,39 @@
           <w:color w:val="000000"/>
           <w:lang w:val="ro-RO"/>
         </w:rPr>
-        <w:t>Pentru maturizarea sistemului se propun mai multe direcții strategice. Standardizarea derivării secretului prin algoritmi robuști (scrypt cu parametri OWASP sau Argon2), explorarea protocoalelor alternative de tip SRP [50]</w:t>
+        <w:t xml:space="preserve">Pentru maturizarea sistemului se propun mai multe direcții strategice. Adoptarea unor algoritmi robuști de derivare a secretului cu factor de cost ajustabil, precum și explorarea </w:t>
       </w:r>
       <w:r>
         <w:rPr>
           <w:color w:val="000000"/>
           <w:lang w:val="ro-RO"/>
         </w:rPr>
-        <w:t xml:space="preserve"> sau</w:t>
-      </w:r>
-      <w:r>
+        <w:lastRenderedPageBreak/>
+        <w:t>protocoalelor alternative de tip SRP [50] sau J-PAKE [51], ar putea reduce costurile computaționale menținând totodată proprietățile de securitate. Explorarea algoritmilor criptografici post-cuantici [52] ar consolida reziliența sistemului în fața atacurilor de tip SNDL, având în vedere evoluția capacităților computaționale și posibilitatea ca o cheie de 2048 de biți să nu mai ofere un nivel adecvat de securitate pe termen lung. Din perspectiva gestionării jetoanelor, se preconizează trecerea de la semnături simetrice (HS256) către algoritmi asimetrici (RS256 sau ES256), decuplând procesele de emitere de cele de verificare. Consolidarea perimetrului de securitate presupune integrarea mecanismelor de limitare a ratei de acces, jurnalizarea structurată a evenimentelor de securitate, liste de revocare a jetoanelor și restricționarea comunicării exclusiv prin protocolul HTTPS. Pe termen lung, încorporarea jetoanelor de tip proof-of-possession va elimina riscurile modelului bazat pe bearer token.</w:t>
+      </w:r>
+    </w:p>
+    <w:p>
+      <w:pPr>
+        <w:pBdr>
+          <w:top w:val="nil"/>
+          <w:left w:val="nil"/>
+          <w:bottom w:val="nil"/>
+          <w:right w:val="nil"/>
+          <w:between w:val="nil"/>
+        </w:pBdr>
+        <w:ind w:firstLine="720"/>
+        <w:jc w:val="both"/>
         <w:rPr>
           <w:color w:val="000000"/>
           <w:lang w:val="ro-RO"/>
         </w:rPr>
-        <w:t xml:space="preserve"> J-PAKE [5</w:t>
-      </w:r>
+      </w:pPr>
       <w:r>
         <w:rPr>
           <w:color w:val="000000"/>
           <w:lang w:val="ro-RO"/>
         </w:rPr>
-        <w:t>1</w:t>
-      </w:r>
-      <w:r>
-        <w:rPr>
-          <w:color w:val="000000"/>
-          <w:lang w:val="ro-RO"/>
-        </w:rPr>
-        <w:t>] ar eficientiza costurile computaționale</w:t>
-      </w:r>
-      <w:r>
-        <w:rPr>
-          <w:color w:val="000000"/>
-          <w:lang w:val="ro-RO"/>
-        </w:rPr>
-        <w:t xml:space="preserve"> iar un interes in criptarea retelei cu algoritmi post quantici </w:t>
-      </w:r>
-      <w:r>
-        <w:rPr>
-          <w:color w:val="000000"/>
-          <w:lang w:val="ro-RO"/>
-        </w:rPr>
-        <w:t>[5</w:t>
-      </w:r>
-      <w:r>
-        <w:rPr>
-          <w:color w:val="000000"/>
-          <w:lang w:val="ro-RO"/>
-        </w:rPr>
-        <w:t>2</w:t>
-      </w:r>
-      <w:r>
-        <w:rPr>
-          <w:color w:val="000000"/>
-          <w:lang w:val="ro-RO"/>
-        </w:rPr>
-        <w:t xml:space="preserve">] </w:t>
-      </w:r>
-      <w:r>
-        <w:rPr>
-          <w:color w:val="000000"/>
-          <w:lang w:val="ro-RO"/>
-        </w:rPr>
-        <w:t>ar ajuta impotriva atacurile de decriptare ulterioara</w:t>
-      </w:r>
-      <w:r>
-        <w:rPr>
-          <w:color w:val="000000"/>
-          <w:lang w:val="ro-RO"/>
-        </w:rPr>
-        <w:t>, avand in vedere avansul tehnologic si posibilitatea ca o cheie de 2048 de biti sa nu mai ofere securitate</w:t>
-      </w:r>
-      <w:r>
-        <w:rPr>
-          <w:color w:val="000000"/>
-          <w:lang w:val="ro-RO"/>
-        </w:rPr>
-        <w:t xml:space="preserve">. Infrastructura necesită externalizarea stocării sesiunilor către soluții de tip in-memory data store și migrarea stratului de date relațional către platforme robuste. Din perspectiva gestionării jetoanelor, se preconizează trecerea de la semnături simetrice (HS256) către algoritmi asimetrici (RS256 sau ES256), decuplând procesele de emitere de cele de verificare. </w:t>
-      </w:r>
-      <w:r>
-        <w:rPr>
-          <w:color w:val="000000"/>
-          <w:lang w:val="ro-RO"/>
-        </w:rPr>
-        <w:lastRenderedPageBreak/>
-        <w:t>Consolidarea perimetrului de securitate presupune integrarea mecanismelor de limitare a ratei de acces, jurnalizarea structurată a evenimentelor de securitate, liste de revocare a jetoanelor și restricționarea comunicării exclusiv prin protocolul HTTPS. Pe termen lung, încorporarea jetoanelor de tip proof-of-possession va elimina riscurile modelului bazat pe bearer token.</w:t>
-      </w:r>
-    </w:p>
-    <w:p>
-      <w:pPr>
-        <w:pBdr>
-          <w:top w:val="nil"/>
-          <w:left w:val="nil"/>
-          <w:bottom w:val="nil"/>
-          <w:right w:val="nil"/>
-          <w:between w:val="nil"/>
-        </w:pBdr>
-        <w:ind w:firstLine="720"/>
-        <w:jc w:val="both"/>
-        <w:rPr>
-          <w:color w:val="000000"/>
-          <w:lang w:val="ro-RO"/>
-        </w:rPr>
-      </w:pPr>
-      <w:r>
-        <w:rPr>
-          <w:color w:val="000000"/>
-          <w:lang w:val="ro-RO"/>
-        </w:rPr>
         <w:t>Prin urmare, concluzia principală a lucrării este că autentificarea bazată pe dovezi cu cunoștințe zero poate fi integrată eficient într-o arhitectură web modernă și poate reduce semnificativ expunerea credențialelor la interceptare, cu condiția ca implementarea să fie completată printr-o întărire riguroasă a distribuției parametrilor, a derivării secretelor și a infrastructurii operaționale.</w:t>
-      </w:r>
-      <w:r>
-        <w:rPr>
-          <w:color w:val="000000"/>
-          <w:lang w:val="ro-RO"/>
-        </w:rPr>
-        <w:t>.</w:t>
       </w:r>
     </w:p>
     <w:p>
@@ -19323,12 +20507,12 @@
         <w:pStyle w:val="Heading1"/>
         <w:ind w:firstLine="360"/>
       </w:pPr>
-      <w:bookmarkStart w:id="46" w:name="_Toc231653077"/>
+      <w:bookmarkStart w:id="47" w:name="_Toc231653077"/>
       <w:r>
         <w:lastRenderedPageBreak/>
         <w:t>Bibliografie</w:t>
       </w:r>
-      <w:bookmarkEnd w:id="46"/>
+      <w:bookmarkEnd w:id="47"/>
     </w:p>
     <w:p>
       <w:pPr>
@@ -19355,8 +20539,8 @@
           <w:szCs w:val="22"/>
         </w:rPr>
       </w:pPr>
-      <w:bookmarkStart w:id="47" w:name="_k08i4nkaplc4" w:colFirst="0" w:colLast="0"/>
-      <w:bookmarkEnd w:id="47"/>
+      <w:bookmarkStart w:id="48" w:name="_k08i4nkaplc4" w:colFirst="0" w:colLast="0"/>
+      <w:bookmarkEnd w:id="48"/>
       <w:r>
         <w:rPr>
           <w:color w:val="000000"/>
@@ -21229,16 +22413,19 @@
         </w:rPr>
       </w:pPr>
       <w:r>
-        <w:t xml:space="preserve">Nist recomandation </w:t>
+        <w:t xml:space="preserve">NIST, „Recommendation for Key Management: Part 1", SP 800-57, rev. 5, mai 2020, </w:t>
       </w:r>
       <w:hyperlink r:id="rId22" w:history="1">
         <w:r>
           <w:rPr>
             <w:rStyle w:val="Hyperlink"/>
           </w:rPr>
-          <w:t>SP 800-78-5, Cryptographic Algorithms and Key Sizes for Personal Identity Verification | CSRC</w:t>
+          <w:t>https://csrc.nist.gov/publications/detail/sp/800-57-part-1/rev-5/final</w:t>
         </w:r>
       </w:hyperlink>
+      <w:r>
+        <w:t>.</w:t>
+      </w:r>
     </w:p>
     <w:p>
       <w:pPr>
@@ -21301,16 +22488,14 @@
           <w:szCs w:val="22"/>
         </w:rPr>
       </w:pPr>
-      <w:hyperlink r:id="rId24" w:history="1">
-        <w:r>
-          <w:rPr>
-            <w:rStyle w:val="Hyperlink"/>
-            <w:sz w:val="22"/>
-            <w:szCs w:val="22"/>
-          </w:rPr>
-          <w:t>spake2 · PyPI</w:t>
-        </w:r>
-      </w:hyperlink>
+      <w:r>
+        <w:rPr>
+          <w:color w:val="000000"/>
+          <w:sz w:val="22"/>
+          <w:szCs w:val="22"/>
+        </w:rPr>
+        <w:t>T. Taubert, „SPAKE2, a PAKE", draft-irtf-cfrg-spake2, Internet Engineering Task Force, https://datatracker.ietf.org/doc/draft-irtf-cfrg-spake2/.</w:t>
+      </w:r>
     </w:p>
     <w:p>
       <w:pPr>
@@ -21337,7 +22522,7 @@
           <w:szCs w:val="22"/>
         </w:rPr>
       </w:pPr>
-      <w:hyperlink r:id="rId25" w:history="1">
+      <w:hyperlink r:id="rId24" w:history="1">
         <w:r>
           <w:rPr>
             <w:rStyle w:val="Hyperlink"/>
@@ -21397,12 +22582,12 @@
         <w:pStyle w:val="Heading1"/>
         <w:ind w:firstLine="360"/>
       </w:pPr>
-      <w:bookmarkStart w:id="48" w:name="_Toc231653078"/>
+      <w:bookmarkStart w:id="49" w:name="_Toc231653078"/>
       <w:r>
         <w:lastRenderedPageBreak/>
         <w:t>Anexe</w:t>
       </w:r>
-      <w:bookmarkEnd w:id="48"/>
+      <w:bookmarkEnd w:id="49"/>
     </w:p>
     <w:p>
       <w:pPr>
@@ -21416,8 +22601,8 @@
           <w:bCs w:val="0"/>
         </w:rPr>
       </w:pPr>
-      <w:bookmarkStart w:id="49" w:name="_id80ecwhdfn8" w:colFirst="0" w:colLast="0"/>
-      <w:bookmarkEnd w:id="49"/>
+      <w:bookmarkStart w:id="50" w:name="_id80ecwhdfn8" w:colFirst="0" w:colLast="0"/>
+      <w:bookmarkEnd w:id="50"/>
       <w:r>
         <w:rPr>
           <w:b w:val="0"/>
@@ -21911,6 +23096,38 @@
           <w:lang w:val="ro-RO"/>
         </w:rPr>
         <w:t>ZKP - Zero-Knowledge Proof</w:t>
+      </w:r>
+    </w:p>
+    <w:p>
+      <w:pPr>
+        <w:widowControl/>
+        <w:pBdr>
+          <w:top w:val="nil"/>
+          <w:left w:val="nil"/>
+          <w:bottom w:val="nil"/>
+          <w:right w:val="nil"/>
+          <w:between w:val="nil"/>
+        </w:pBdr>
+        <w:tabs>
+          <w:tab w:val="left" w:pos="450"/>
+        </w:tabs>
+        <w:spacing w:after="50"/>
+        <w:jc w:val="both"/>
+        <w:rPr>
+          <w:color w:val="000000"/>
+          <w:sz w:val="22"/>
+          <w:szCs w:val="22"/>
+          <w:lang w:val="ro-RO"/>
+        </w:rPr>
+      </w:pPr>
+      <w:r>
+        <w:rPr>
+          <w:color w:val="000000"/>
+          <w:sz w:val="22"/>
+          <w:szCs w:val="22"/>
+          <w:lang w:val="ro-RO"/>
+        </w:rPr>
+        <w:t>ECDH - Elliptic Curve Diffie-Hellman MODP - Modular Exponentiation Group</w:t>
       </w:r>
     </w:p>
     <w:p>
@@ -21937,8 +23154,8 @@
           <w:szCs w:val="22"/>
         </w:rPr>
       </w:pPr>
-      <w:bookmarkStart w:id="50" w:name="_bo9p7pmq9kym" w:colFirst="0" w:colLast="0"/>
-      <w:bookmarkEnd w:id="50"/>
+      <w:bookmarkStart w:id="51" w:name="_bo9p7pmq9kym" w:colFirst="0" w:colLast="0"/>
+      <w:bookmarkEnd w:id="51"/>
     </w:p>
     <w:p>
       <w:pPr>
@@ -21955,8 +23172,8 @@
           <w:color w:val="000000"/>
         </w:rPr>
       </w:pPr>
-      <w:bookmarkStart w:id="51" w:name="_6496buj6xdgb" w:colFirst="0" w:colLast="0"/>
-      <w:bookmarkEnd w:id="51"/>
+      <w:bookmarkStart w:id="52" w:name="_6496buj6xdgb" w:colFirst="0" w:colLast="0"/>
+      <w:bookmarkEnd w:id="52"/>
     </w:p>
     <w:p>
       <w:pPr>
@@ -21973,7 +23190,7 @@
           <w:color w:val="000000"/>
         </w:rPr>
         <w:sectPr>
-          <w:footerReference w:type="default" r:id="rId26"/>
+          <w:footerReference w:type="default" r:id="rId25"/>
           <w:type w:val="continuous"/>
           <w:pgSz w:w="11906" w:h="16838" w:code="9"/>
           <w:pgMar w:top="1699" w:right="1138" w:bottom="1699" w:left="1411" w:header="1138" w:footer="1138" w:gutter="0"/>
@@ -22015,7 +23232,7 @@
       </w:pPr>
     </w:p>
     <w:sectPr>
-      <w:footerReference w:type="even" r:id="rId27"/>
+      <w:footerReference w:type="even" r:id="rId26"/>
       <w:type w:val="continuous"/>
       <w:pgSz w:w="11906" w:h="16838" w:code="9"/>
       <w:pgMar w:top="1699" w:right="1138" w:bottom="1699" w:left="1411" w:header="1138" w:footer="1138" w:gutter="0"/>
@@ -24435,6 +25652,7 @@
   <w:style w:type="character" w:default="1" w:styleId="DefaultParagraphFont">
     <w:name w:val="Default Paragraph Font"/>
     <w:uiPriority w:val="1"/>
+    <w:semiHidden/>
     <w:unhideWhenUsed/>
   </w:style>
   <w:style w:type="table" w:default="1" w:styleId="TableNormal">

--- a/docs/Disertatie_Matei_Rares_5.docx
+++ b/docs/Disertatie_Matei_Rares_5.docx
@@ -25,7 +25,39 @@
           <w:sz w:val="32"/>
           <w:szCs w:val="32"/>
         </w:rPr>
-        <w:t>UNIVERSITATEA TEHNICĂ „Gheorghe Asachi” din IAȘI</w:t>
+        <w:t xml:space="preserve">UNIVERSITATEA TEHNICĂ </w:t>
+      </w:r>
+      <w:r>
+        <w:rPr>
+          <w:color w:val="000000"/>
+          <w:sz w:val="32"/>
+          <w:szCs w:val="32"/>
+        </w:rPr>
+        <w:t>„</w:t>
+      </w:r>
+      <w:r>
+        <w:rPr>
+          <w:color w:val="000000"/>
+          <w:sz w:val="32"/>
+          <w:szCs w:val="32"/>
+        </w:rPr>
+        <w:t>Gheorghe Asachi</w:t>
+      </w:r>
+      <w:r>
+        <w:rPr>
+          <w:color w:val="000000"/>
+          <w:sz w:val="32"/>
+          <w:szCs w:val="32"/>
+        </w:rPr>
+        <w:t>”</w:t>
+      </w:r>
+      <w:r>
+        <w:rPr>
+          <w:color w:val="000000"/>
+          <w:sz w:val="32"/>
+          <w:szCs w:val="32"/>
+        </w:rPr>
+        <w:t xml:space="preserve"> din IAȘI</w:t>
       </w:r>
     </w:p>
     <w:p>
@@ -493,9 +525,9 @@
           <w:szCs w:val="32"/>
         </w:rPr>
         <w:sectPr>
-          <w:footerReference w:type="even" r:id="rId7"/>
-          <w:footerReference w:type="default" r:id="rId8"/>
-          <w:footerReference w:type="first" r:id="rId9"/>
+          <w:footerReference w:type="even" r:id="rId8"/>
+          <w:footerReference w:type="default" r:id="rId9"/>
+          <w:footerReference w:type="first" r:id="rId10"/>
           <w:pgSz w:w="11906" w:h="16838"/>
           <w:pgMar w:top="1134" w:right="1134" w:bottom="1700" w:left="1417" w:header="708" w:footer="709" w:gutter="0"/>
           <w:pgNumType w:start="1"/>
@@ -1081,7 +1113,39 @@
           <w:sz w:val="26"/>
           <w:szCs w:val="26"/>
         </w:rPr>
-        <w:t xml:space="preserve"> organizat de către Facultatea de Automatică și Calculatoare din cadrul Universității Tehnice „Gheorghe Asachi” din Iași, sesiunea IU</w:t>
+        <w:t xml:space="preserve"> organizat de către Facultatea de Automatică și Calculatoare din cadrul Universității Tehnice </w:t>
+      </w:r>
+      <w:r>
+        <w:rPr>
+          <w:color w:val="000000"/>
+          <w:sz w:val="26"/>
+          <w:szCs w:val="26"/>
+        </w:rPr>
+        <w:t>„</w:t>
+      </w:r>
+      <w:r>
+        <w:rPr>
+          <w:color w:val="000000"/>
+          <w:sz w:val="26"/>
+          <w:szCs w:val="26"/>
+        </w:rPr>
+        <w:t>Gheorghe Asachi</w:t>
+      </w:r>
+      <w:r>
+        <w:rPr>
+          <w:color w:val="000000"/>
+          <w:sz w:val="26"/>
+          <w:szCs w:val="26"/>
+        </w:rPr>
+        <w:t>”</w:t>
+      </w:r>
+      <w:r>
+        <w:rPr>
+          <w:color w:val="000000"/>
+          <w:sz w:val="26"/>
+          <w:szCs w:val="26"/>
+        </w:rPr>
+        <w:t xml:space="preserve"> din Iași, sesiunea IU</w:t>
       </w:r>
       <w:r>
         <w:rPr>
@@ -1287,7 +1351,39 @@
           <w:sz w:val="26"/>
           <w:szCs w:val="26"/>
         </w:rPr>
-        <w:t>, luând în considerare conținutul Art. 34 din Codul de etică universitară al Universității Tehnice „Gheorghe Asachi” din Iași (Manualul Procedurilor, UTI.POM.02 – Funcționarea Comisiei de etică universitară), declar pe proprie răspundere, că această lucrare este rezultatul propriei activități intelectuale, nu conține porțiuni plagiate, iar sursele bibliografice au fost folosite cu respectarea legislației române (legea 8/1996) și a convențiilor internaționale privind drepturile de autor.</w:t>
+        <w:t xml:space="preserve">, luând în considerare conținutul Art. 34 din Codul de etică universitară al Universității Tehnice </w:t>
+      </w:r>
+      <w:r>
+        <w:rPr>
+          <w:color w:val="000000"/>
+          <w:sz w:val="26"/>
+          <w:szCs w:val="26"/>
+        </w:rPr>
+        <w:t>„</w:t>
+      </w:r>
+      <w:r>
+        <w:rPr>
+          <w:color w:val="000000"/>
+          <w:sz w:val="26"/>
+          <w:szCs w:val="26"/>
+        </w:rPr>
+        <w:t>Gheorghe Asachi</w:t>
+      </w:r>
+      <w:r>
+        <w:rPr>
+          <w:color w:val="000000"/>
+          <w:sz w:val="26"/>
+          <w:szCs w:val="26"/>
+        </w:rPr>
+        <w:t>”</w:t>
+      </w:r>
+      <w:r>
+        <w:rPr>
+          <w:color w:val="000000"/>
+          <w:sz w:val="26"/>
+          <w:szCs w:val="26"/>
+        </w:rPr>
+        <w:t xml:space="preserve"> din Iași (Manualul Procedurilor, UTI.POM.02 – Funcționarea Comisiei de etică universitară), declar pe proprie răspundere, că această lucrare este rezultatul propriei activități intelectuale, nu conține porțiuni plagiate, iar sursele bibliografice au fost folosite cu respectarea legislației române (legea 8/1996) și a convențiilor internaționale privind drepturile de autor.</w:t>
       </w:r>
     </w:p>
     <w:p>
@@ -1487,7 +1583,7 @@
                     <pic:cNvPicPr preferRelativeResize="0"/>
                   </pic:nvPicPr>
                   <pic:blipFill>
-                    <a:blip r:embed="rId10"/>
+                    <a:blip r:embed="rId11"/>
                     <a:srcRect/>
                     <a:stretch>
                       <a:fillRect/>
@@ -1527,8 +1623,8 @@
           <w:szCs w:val="26"/>
         </w:rPr>
         <w:sectPr>
-          <w:footerReference w:type="default" r:id="rId11"/>
-          <w:footerReference w:type="first" r:id="rId12"/>
+          <w:footerReference w:type="default" r:id="rId12"/>
+          <w:footerReference w:type="first" r:id="rId13"/>
           <w:pgSz w:w="11906" w:h="16838"/>
           <w:pgMar w:top="1134" w:right="1134" w:bottom="1134" w:left="1417" w:header="708" w:footer="708" w:gutter="0"/>
           <w:cols w:space="708"/>
@@ -1691,7 +1787,7 @@
           <w:r>
             <w:fldChar w:fldCharType="separate"/>
           </w:r>
-          <w:hyperlink w:anchor="_Toc231653040" w:history="1">
+          <w:hyperlink w:anchor="_Toc232007467" w:history="1">
             <w:r>
               <w:rPr>
                 <w:rStyle w:val="Hyperlink"/>
@@ -1718,7 +1814,7 @@
                 <w:noProof/>
                 <w:webHidden/>
               </w:rPr>
-              <w:instrText xml:space="preserve"> PAGEREF _Toc231653040 \h </w:instrText>
+              <w:instrText xml:space="preserve"> PAGEREF _Toc232007467 \h </w:instrText>
             </w:r>
             <w:r>
               <w:rPr>
@@ -1764,7 +1860,7 @@
               <w14:ligatures w14:val="standardContextual"/>
             </w:rPr>
           </w:pPr>
-          <w:hyperlink w:anchor="_Toc231653041" w:history="1">
+          <w:hyperlink w:anchor="_Toc232007468" w:history="1">
             <w:r>
               <w:rPr>
                 <w:rStyle w:val="Hyperlink"/>
@@ -1808,7 +1904,7 @@
                 <w:noProof/>
                 <w:webHidden/>
               </w:rPr>
-              <w:instrText xml:space="preserve"> PAGEREF _Toc231653041 \h </w:instrText>
+              <w:instrText xml:space="preserve"> PAGEREF _Toc232007468 \h </w:instrText>
             </w:r>
             <w:r>
               <w:rPr>
@@ -1854,7 +1950,7 @@
               <w14:ligatures w14:val="standardContextual"/>
             </w:rPr>
           </w:pPr>
-          <w:hyperlink w:anchor="_Toc231653042" w:history="1">
+          <w:hyperlink w:anchor="_Toc232007469" w:history="1">
             <w:r>
               <w:rPr>
                 <w:rStyle w:val="Hyperlink"/>
@@ -1898,7 +1994,7 @@
                 <w:noProof/>
                 <w:webHidden/>
               </w:rPr>
-              <w:instrText xml:space="preserve"> PAGEREF _Toc231653042 \h </w:instrText>
+              <w:instrText xml:space="preserve"> PAGEREF _Toc232007469 \h </w:instrText>
             </w:r>
             <w:r>
               <w:rPr>
@@ -1944,7 +2040,7 @@
               <w14:ligatures w14:val="standardContextual"/>
             </w:rPr>
           </w:pPr>
-          <w:hyperlink w:anchor="_Toc231653043" w:history="1">
+          <w:hyperlink w:anchor="_Toc232007470" w:history="1">
             <w:r>
               <w:rPr>
                 <w:rStyle w:val="Hyperlink"/>
@@ -1992,7 +2088,7 @@
                 <w:noProof/>
                 <w:webHidden/>
               </w:rPr>
-              <w:instrText xml:space="preserve"> PAGEREF _Toc231653043 \h </w:instrText>
+              <w:instrText xml:space="preserve"> PAGEREF _Toc232007470 \h </w:instrText>
             </w:r>
             <w:r>
               <w:rPr>
@@ -2038,7 +2134,7 @@
               <w14:ligatures w14:val="standardContextual"/>
             </w:rPr>
           </w:pPr>
-          <w:hyperlink w:anchor="_Toc231653044" w:history="1">
+          <w:hyperlink w:anchor="_Toc232007471" w:history="1">
             <w:r>
               <w:rPr>
                 <w:rStyle w:val="Hyperlink"/>
@@ -2086,7 +2182,7 @@
                 <w:noProof/>
                 <w:webHidden/>
               </w:rPr>
-              <w:instrText xml:space="preserve"> PAGEREF _Toc231653044 \h </w:instrText>
+              <w:instrText xml:space="preserve"> PAGEREF _Toc232007471 \h </w:instrText>
             </w:r>
             <w:r>
               <w:rPr>
@@ -2132,7 +2228,7 @@
               <w14:ligatures w14:val="standardContextual"/>
             </w:rPr>
           </w:pPr>
-          <w:hyperlink w:anchor="_Toc231653045" w:history="1">
+          <w:hyperlink w:anchor="_Toc232007472" w:history="1">
             <w:r>
               <w:rPr>
                 <w:rStyle w:val="Hyperlink"/>
@@ -2180,7 +2276,7 @@
                 <w:noProof/>
                 <w:webHidden/>
               </w:rPr>
-              <w:instrText xml:space="preserve"> PAGEREF _Toc231653045 \h </w:instrText>
+              <w:instrText xml:space="preserve"> PAGEREF _Toc232007472 \h </w:instrText>
             </w:r>
             <w:r>
               <w:rPr>
@@ -2226,7 +2322,7 @@
               <w14:ligatures w14:val="standardContextual"/>
             </w:rPr>
           </w:pPr>
-          <w:hyperlink w:anchor="_Toc231653046" w:history="1">
+          <w:hyperlink w:anchor="_Toc232007473" w:history="1">
             <w:r>
               <w:rPr>
                 <w:rStyle w:val="Hyperlink"/>
@@ -2270,7 +2366,7 @@
                 <w:noProof/>
                 <w:webHidden/>
               </w:rPr>
-              <w:instrText xml:space="preserve"> PAGEREF _Toc231653046 \h </w:instrText>
+              <w:instrText xml:space="preserve"> PAGEREF _Toc232007473 \h </w:instrText>
             </w:r>
             <w:r>
               <w:rPr>
@@ -2316,7 +2412,7 @@
               <w14:ligatures w14:val="standardContextual"/>
             </w:rPr>
           </w:pPr>
-          <w:hyperlink w:anchor="_Toc231653047" w:history="1">
+          <w:hyperlink w:anchor="_Toc232007474" w:history="1">
             <w:r>
               <w:rPr>
                 <w:rStyle w:val="Hyperlink"/>
@@ -2364,7 +2460,7 @@
                 <w:noProof/>
                 <w:webHidden/>
               </w:rPr>
-              <w:instrText xml:space="preserve"> PAGEREF _Toc231653047 \h </w:instrText>
+              <w:instrText xml:space="preserve"> PAGEREF _Toc232007474 \h </w:instrText>
             </w:r>
             <w:r>
               <w:rPr>
@@ -2410,7 +2506,7 @@
               <w14:ligatures w14:val="standardContextual"/>
             </w:rPr>
           </w:pPr>
-          <w:hyperlink w:anchor="_Toc231653048" w:history="1">
+          <w:hyperlink w:anchor="_Toc232007475" w:history="1">
             <w:r>
               <w:rPr>
                 <w:rStyle w:val="Hyperlink"/>
@@ -2458,7 +2554,7 @@
                 <w:noProof/>
                 <w:webHidden/>
               </w:rPr>
-              <w:instrText xml:space="preserve"> PAGEREF _Toc231653048 \h </w:instrText>
+              <w:instrText xml:space="preserve"> PAGEREF _Toc232007475 \h </w:instrText>
             </w:r>
             <w:r>
               <w:rPr>
@@ -2504,7 +2600,7 @@
               <w14:ligatures w14:val="standardContextual"/>
             </w:rPr>
           </w:pPr>
-          <w:hyperlink w:anchor="_Toc231653049" w:history="1">
+          <w:hyperlink w:anchor="_Toc232007476" w:history="1">
             <w:r>
               <w:rPr>
                 <w:rStyle w:val="Hyperlink"/>
@@ -2548,7 +2644,7 @@
                 <w:noProof/>
                 <w:webHidden/>
               </w:rPr>
-              <w:instrText xml:space="preserve"> PAGEREF _Toc231653049 \h </w:instrText>
+              <w:instrText xml:space="preserve"> PAGEREF _Toc232007476 \h </w:instrText>
             </w:r>
             <w:r>
               <w:rPr>
@@ -2594,7 +2690,7 @@
               <w14:ligatures w14:val="standardContextual"/>
             </w:rPr>
           </w:pPr>
-          <w:hyperlink w:anchor="_Toc231653050" w:history="1">
+          <w:hyperlink w:anchor="_Toc232007477" w:history="1">
             <w:r>
               <w:rPr>
                 <w:rStyle w:val="Hyperlink"/>
@@ -2642,7 +2738,7 @@
                 <w:noProof/>
                 <w:webHidden/>
               </w:rPr>
-              <w:instrText xml:space="preserve"> PAGEREF _Toc231653050 \h </w:instrText>
+              <w:instrText xml:space="preserve"> PAGEREF _Toc232007477 \h </w:instrText>
             </w:r>
             <w:r>
               <w:rPr>
@@ -2688,7 +2784,7 @@
               <w14:ligatures w14:val="standardContextual"/>
             </w:rPr>
           </w:pPr>
-          <w:hyperlink w:anchor="_Toc231653051" w:history="1">
+          <w:hyperlink w:anchor="_Toc232007478" w:history="1">
             <w:r>
               <w:rPr>
                 <w:rStyle w:val="Hyperlink"/>
@@ -2736,7 +2832,7 @@
                 <w:noProof/>
                 <w:webHidden/>
               </w:rPr>
-              <w:instrText xml:space="preserve"> PAGEREF _Toc231653051 \h </w:instrText>
+              <w:instrText xml:space="preserve"> PAGEREF _Toc232007478 \h </w:instrText>
             </w:r>
             <w:r>
               <w:rPr>
@@ -2782,7 +2878,7 @@
               <w14:ligatures w14:val="standardContextual"/>
             </w:rPr>
           </w:pPr>
-          <w:hyperlink w:anchor="_Toc231653052" w:history="1">
+          <w:hyperlink w:anchor="_Toc232007479" w:history="1">
             <w:r>
               <w:rPr>
                 <w:rStyle w:val="Hyperlink"/>
@@ -2830,7 +2926,7 @@
                 <w:noProof/>
                 <w:webHidden/>
               </w:rPr>
-              <w:instrText xml:space="preserve"> PAGEREF _Toc231653052 \h </w:instrText>
+              <w:instrText xml:space="preserve"> PAGEREF _Toc232007479 \h </w:instrText>
             </w:r>
             <w:r>
               <w:rPr>
@@ -2876,7 +2972,7 @@
               <w14:ligatures w14:val="standardContextual"/>
             </w:rPr>
           </w:pPr>
-          <w:hyperlink w:anchor="_Toc231653053" w:history="1">
+          <w:hyperlink w:anchor="_Toc232007480" w:history="1">
             <w:r>
               <w:rPr>
                 <w:rStyle w:val="Hyperlink"/>
@@ -2920,7 +3016,7 @@
                 <w:noProof/>
                 <w:webHidden/>
               </w:rPr>
-              <w:instrText xml:space="preserve"> PAGEREF _Toc231653053 \h </w:instrText>
+              <w:instrText xml:space="preserve"> PAGEREF _Toc232007480 \h </w:instrText>
             </w:r>
             <w:r>
               <w:rPr>
@@ -2966,7 +3062,7 @@
               <w14:ligatures w14:val="standardContextual"/>
             </w:rPr>
           </w:pPr>
-          <w:hyperlink w:anchor="_Toc231653054" w:history="1">
+          <w:hyperlink w:anchor="_Toc232007481" w:history="1">
             <w:r>
               <w:rPr>
                 <w:rStyle w:val="Hyperlink"/>
@@ -3014,7 +3110,7 @@
                 <w:noProof/>
                 <w:webHidden/>
               </w:rPr>
-              <w:instrText xml:space="preserve"> PAGEREF _Toc231653054 \h </w:instrText>
+              <w:instrText xml:space="preserve"> PAGEREF _Toc232007481 \h </w:instrText>
             </w:r>
             <w:r>
               <w:rPr>
@@ -3060,7 +3156,7 @@
               <w14:ligatures w14:val="standardContextual"/>
             </w:rPr>
           </w:pPr>
-          <w:hyperlink w:anchor="_Toc231653055" w:history="1">
+          <w:hyperlink w:anchor="_Toc232007482" w:history="1">
             <w:r>
               <w:rPr>
                 <w:rStyle w:val="Hyperlink"/>
@@ -3108,7 +3204,7 @@
                 <w:noProof/>
                 <w:webHidden/>
               </w:rPr>
-              <w:instrText xml:space="preserve"> PAGEREF _Toc231653055 \h </w:instrText>
+              <w:instrText xml:space="preserve"> PAGEREF _Toc232007482 \h </w:instrText>
             </w:r>
             <w:r>
               <w:rPr>
@@ -3154,7 +3250,7 @@
               <w14:ligatures w14:val="standardContextual"/>
             </w:rPr>
           </w:pPr>
-          <w:hyperlink w:anchor="_Toc231653056" w:history="1">
+          <w:hyperlink w:anchor="_Toc232007483" w:history="1">
             <w:r>
               <w:rPr>
                 <w:rStyle w:val="Hyperlink"/>
@@ -3202,7 +3298,7 @@
                 <w:noProof/>
                 <w:webHidden/>
               </w:rPr>
-              <w:instrText xml:space="preserve"> PAGEREF _Toc231653056 \h </w:instrText>
+              <w:instrText xml:space="preserve"> PAGEREF _Toc232007483 \h </w:instrText>
             </w:r>
             <w:r>
               <w:rPr>
@@ -3248,7 +3344,7 @@
               <w14:ligatures w14:val="standardContextual"/>
             </w:rPr>
           </w:pPr>
-          <w:hyperlink w:anchor="_Toc231653057" w:history="1">
+          <w:hyperlink w:anchor="_Toc232007484" w:history="1">
             <w:r>
               <w:rPr>
                 <w:rStyle w:val="Hyperlink"/>
@@ -3292,7 +3388,7 @@
                 <w:noProof/>
                 <w:webHidden/>
               </w:rPr>
-              <w:instrText xml:space="preserve"> PAGEREF _Toc231653057 \h </w:instrText>
+              <w:instrText xml:space="preserve"> PAGEREF _Toc232007484 \h </w:instrText>
             </w:r>
             <w:r>
               <w:rPr>
@@ -3338,7 +3434,7 @@
               <w14:ligatures w14:val="standardContextual"/>
             </w:rPr>
           </w:pPr>
-          <w:hyperlink w:anchor="_Toc231653058" w:history="1">
+          <w:hyperlink w:anchor="_Toc232007485" w:history="1">
             <w:r>
               <w:rPr>
                 <w:rStyle w:val="Hyperlink"/>
@@ -3382,7 +3478,7 @@
                 <w:noProof/>
                 <w:webHidden/>
               </w:rPr>
-              <w:instrText xml:space="preserve"> PAGEREF _Toc231653058 \h </w:instrText>
+              <w:instrText xml:space="preserve"> PAGEREF _Toc232007485 \h </w:instrText>
             </w:r>
             <w:r>
               <w:rPr>
@@ -3428,7 +3524,7 @@
               <w14:ligatures w14:val="standardContextual"/>
             </w:rPr>
           </w:pPr>
-          <w:hyperlink w:anchor="_Toc231653059" w:history="1">
+          <w:hyperlink w:anchor="_Toc232007486" w:history="1">
             <w:r>
               <w:rPr>
                 <w:rStyle w:val="Hyperlink"/>
@@ -3476,7 +3572,7 @@
                 <w:noProof/>
                 <w:webHidden/>
               </w:rPr>
-              <w:instrText xml:space="preserve"> PAGEREF _Toc231653059 \h </w:instrText>
+              <w:instrText xml:space="preserve"> PAGEREF _Toc232007486 \h </w:instrText>
             </w:r>
             <w:r>
               <w:rPr>
@@ -3522,7 +3618,7 @@
               <w14:ligatures w14:val="standardContextual"/>
             </w:rPr>
           </w:pPr>
-          <w:hyperlink w:anchor="_Toc231653060" w:history="1">
+          <w:hyperlink w:anchor="_Toc232007487" w:history="1">
             <w:r>
               <w:rPr>
                 <w:rStyle w:val="Hyperlink"/>
@@ -3570,7 +3666,7 @@
                 <w:noProof/>
                 <w:webHidden/>
               </w:rPr>
-              <w:instrText xml:space="preserve"> PAGEREF _Toc231653060 \h </w:instrText>
+              <w:instrText xml:space="preserve"> PAGEREF _Toc232007487 \h </w:instrText>
             </w:r>
             <w:r>
               <w:rPr>
@@ -3616,7 +3712,7 @@
               <w14:ligatures w14:val="standardContextual"/>
             </w:rPr>
           </w:pPr>
-          <w:hyperlink w:anchor="_Toc231653061" w:history="1">
+          <w:hyperlink w:anchor="_Toc232007488" w:history="1">
             <w:r>
               <w:rPr>
                 <w:rStyle w:val="Hyperlink"/>
@@ -3664,7 +3760,7 @@
                 <w:noProof/>
                 <w:webHidden/>
               </w:rPr>
-              <w:instrText xml:space="preserve"> PAGEREF _Toc231653061 \h </w:instrText>
+              <w:instrText xml:space="preserve"> PAGEREF _Toc232007488 \h </w:instrText>
             </w:r>
             <w:r>
               <w:rPr>
@@ -3710,7 +3806,7 @@
               <w14:ligatures w14:val="standardContextual"/>
             </w:rPr>
           </w:pPr>
-          <w:hyperlink w:anchor="_Toc231653062" w:history="1">
+          <w:hyperlink w:anchor="_Toc232007489" w:history="1">
             <w:r>
               <w:rPr>
                 <w:rStyle w:val="Hyperlink"/>
@@ -3756,7 +3852,7 @@
                 <w:noProof/>
                 <w:webHidden/>
               </w:rPr>
-              <w:instrText xml:space="preserve"> PAGEREF _Toc231653062 \h </w:instrText>
+              <w:instrText xml:space="preserve"> PAGEREF _Toc232007489 \h </w:instrText>
             </w:r>
             <w:r>
               <w:rPr>
@@ -3802,7 +3898,7 @@
               <w14:ligatures w14:val="standardContextual"/>
             </w:rPr>
           </w:pPr>
-          <w:hyperlink w:anchor="_Toc231653063" w:history="1">
+          <w:hyperlink w:anchor="_Toc232007490" w:history="1">
             <w:r>
               <w:rPr>
                 <w:rStyle w:val="Hyperlink"/>
@@ -3850,7 +3946,7 @@
                 <w:noProof/>
                 <w:webHidden/>
               </w:rPr>
-              <w:instrText xml:space="preserve"> PAGEREF _Toc231653063 \h </w:instrText>
+              <w:instrText xml:space="preserve"> PAGEREF _Toc232007490 \h </w:instrText>
             </w:r>
             <w:r>
               <w:rPr>
@@ -3896,7 +3992,7 @@
               <w14:ligatures w14:val="standardContextual"/>
             </w:rPr>
           </w:pPr>
-          <w:hyperlink w:anchor="_Toc231653064" w:history="1">
+          <w:hyperlink w:anchor="_Toc232007491" w:history="1">
             <w:r>
               <w:rPr>
                 <w:rStyle w:val="Hyperlink"/>
@@ -3944,7 +4040,7 @@
                 <w:noProof/>
                 <w:webHidden/>
               </w:rPr>
-              <w:instrText xml:space="preserve"> PAGEREF _Toc231653064 \h </w:instrText>
+              <w:instrText xml:space="preserve"> PAGEREF _Toc232007491 \h </w:instrText>
             </w:r>
             <w:r>
               <w:rPr>
@@ -3990,7 +4086,7 @@
               <w14:ligatures w14:val="standardContextual"/>
             </w:rPr>
           </w:pPr>
-          <w:hyperlink w:anchor="_Toc231653065" w:history="1">
+          <w:hyperlink w:anchor="_Toc232007492" w:history="1">
             <w:r>
               <w:rPr>
                 <w:rStyle w:val="Hyperlink"/>
@@ -4038,7 +4134,7 @@
                 <w:noProof/>
                 <w:webHidden/>
               </w:rPr>
-              <w:instrText xml:space="preserve"> PAGEREF _Toc231653065 \h </w:instrText>
+              <w:instrText xml:space="preserve"> PAGEREF _Toc232007492 \h </w:instrText>
             </w:r>
             <w:r>
               <w:rPr>
@@ -4084,7 +4180,7 @@
               <w14:ligatures w14:val="standardContextual"/>
             </w:rPr>
           </w:pPr>
-          <w:hyperlink w:anchor="_Toc231653066" w:history="1">
+          <w:hyperlink w:anchor="_Toc232007493" w:history="1">
             <w:r>
               <w:rPr>
                 <w:rStyle w:val="Hyperlink"/>
@@ -4132,7 +4228,7 @@
                 <w:noProof/>
                 <w:webHidden/>
               </w:rPr>
-              <w:instrText xml:space="preserve"> PAGEREF _Toc231653066 \h </w:instrText>
+              <w:instrText xml:space="preserve"> PAGEREF _Toc232007493 \h </w:instrText>
             </w:r>
             <w:r>
               <w:rPr>
@@ -4178,7 +4274,7 @@
               <w14:ligatures w14:val="standardContextual"/>
             </w:rPr>
           </w:pPr>
-          <w:hyperlink w:anchor="_Toc231653067" w:history="1">
+          <w:hyperlink w:anchor="_Toc232007494" w:history="1">
             <w:r>
               <w:rPr>
                 <w:rStyle w:val="Hyperlink"/>
@@ -4223,7 +4319,7 @@
                 <w:noProof/>
                 <w:webHidden/>
               </w:rPr>
-              <w:instrText xml:space="preserve"> PAGEREF _Toc231653067 \h </w:instrText>
+              <w:instrText xml:space="preserve"> PAGEREF _Toc232007494 \h </w:instrText>
             </w:r>
             <w:r>
               <w:rPr>
@@ -4269,7 +4365,7 @@
               <w14:ligatures w14:val="standardContextual"/>
             </w:rPr>
           </w:pPr>
-          <w:hyperlink w:anchor="_Toc231653068" w:history="1">
+          <w:hyperlink w:anchor="_Toc232007495" w:history="1">
             <w:r>
               <w:rPr>
                 <w:rStyle w:val="Hyperlink"/>
@@ -4317,7 +4413,7 @@
                 <w:noProof/>
                 <w:webHidden/>
               </w:rPr>
-              <w:instrText xml:space="preserve"> PAGEREF _Toc231653068 \h </w:instrText>
+              <w:instrText xml:space="preserve"> PAGEREF _Toc232007495 \h </w:instrText>
             </w:r>
             <w:r>
               <w:rPr>
@@ -4363,7 +4459,7 @@
               <w14:ligatures w14:val="standardContextual"/>
             </w:rPr>
           </w:pPr>
-          <w:hyperlink w:anchor="_Toc231653069" w:history="1">
+          <w:hyperlink w:anchor="_Toc232007496" w:history="1">
             <w:r>
               <w:rPr>
                 <w:rStyle w:val="Hyperlink"/>
@@ -4411,7 +4507,7 @@
                 <w:noProof/>
                 <w:webHidden/>
               </w:rPr>
-              <w:instrText xml:space="preserve"> PAGEREF _Toc231653069 \h </w:instrText>
+              <w:instrText xml:space="preserve"> PAGEREF _Toc232007496 \h </w:instrText>
             </w:r>
             <w:r>
               <w:rPr>
@@ -4457,7 +4553,7 @@
               <w14:ligatures w14:val="standardContextual"/>
             </w:rPr>
           </w:pPr>
-          <w:hyperlink w:anchor="_Toc231653070" w:history="1">
+          <w:hyperlink w:anchor="_Toc232007497" w:history="1">
             <w:r>
               <w:rPr>
                 <w:rStyle w:val="Hyperlink"/>
@@ -4505,7 +4601,7 @@
                 <w:noProof/>
                 <w:webHidden/>
               </w:rPr>
-              <w:instrText xml:space="preserve"> PAGEREF _Toc231653070 \h </w:instrText>
+              <w:instrText xml:space="preserve"> PAGEREF _Toc232007497 \h </w:instrText>
             </w:r>
             <w:r>
               <w:rPr>
@@ -4551,7 +4647,7 @@
               <w14:ligatures w14:val="standardContextual"/>
             </w:rPr>
           </w:pPr>
-          <w:hyperlink w:anchor="_Toc231653071" w:history="1">
+          <w:hyperlink w:anchor="_Toc232007498" w:history="1">
             <w:r>
               <w:rPr>
                 <w:rStyle w:val="Hyperlink"/>
@@ -4595,7 +4691,7 @@
                 <w:noProof/>
                 <w:webHidden/>
               </w:rPr>
-              <w:instrText xml:space="preserve"> PAGEREF _Toc231653071 \h </w:instrText>
+              <w:instrText xml:space="preserve"> PAGEREF _Toc232007498 \h </w:instrText>
             </w:r>
             <w:r>
               <w:rPr>
@@ -4641,7 +4737,7 @@
               <w14:ligatures w14:val="standardContextual"/>
             </w:rPr>
           </w:pPr>
-          <w:hyperlink w:anchor="_Toc231653072" w:history="1">
+          <w:hyperlink w:anchor="_Toc232007499" w:history="1">
             <w:r>
               <w:rPr>
                 <w:rStyle w:val="Hyperlink"/>
@@ -4686,7 +4782,7 @@
                 <w:noProof/>
                 <w:webHidden/>
               </w:rPr>
-              <w:instrText xml:space="preserve"> PAGEREF _Toc231653072 \h </w:instrText>
+              <w:instrText xml:space="preserve"> PAGEREF _Toc232007499 \h </w:instrText>
             </w:r>
             <w:r>
               <w:rPr>
@@ -4732,7 +4828,7 @@
               <w14:ligatures w14:val="standardContextual"/>
             </w:rPr>
           </w:pPr>
-          <w:hyperlink w:anchor="_Toc231653073" w:history="1">
+          <w:hyperlink w:anchor="_Toc232007500" w:history="1">
             <w:r>
               <w:rPr>
                 <w:rStyle w:val="Hyperlink"/>
@@ -4777,7 +4873,7 @@
                 <w:noProof/>
                 <w:webHidden/>
               </w:rPr>
-              <w:instrText xml:space="preserve"> PAGEREF _Toc231653073 \h </w:instrText>
+              <w:instrText xml:space="preserve"> PAGEREF _Toc232007500 \h </w:instrText>
             </w:r>
             <w:r>
               <w:rPr>
@@ -4823,7 +4919,7 @@
               <w14:ligatures w14:val="standardContextual"/>
             </w:rPr>
           </w:pPr>
-          <w:hyperlink w:anchor="_Toc231653074" w:history="1">
+          <w:hyperlink w:anchor="_Toc232007501" w:history="1">
             <w:r>
               <w:rPr>
                 <w:rStyle w:val="Hyperlink"/>
@@ -4868,7 +4964,7 @@
                 <w:noProof/>
                 <w:webHidden/>
               </w:rPr>
-              <w:instrText xml:space="preserve"> PAGEREF _Toc231653074 \h </w:instrText>
+              <w:instrText xml:space="preserve"> PAGEREF _Toc232007501 \h </w:instrText>
             </w:r>
             <w:r>
               <w:rPr>
@@ -4914,7 +5010,7 @@
               <w14:ligatures w14:val="standardContextual"/>
             </w:rPr>
           </w:pPr>
-          <w:hyperlink w:anchor="_Toc231653075" w:history="1">
+          <w:hyperlink w:anchor="_Toc232007502" w:history="1">
             <w:r>
               <w:rPr>
                 <w:rStyle w:val="Hyperlink"/>
@@ -4967,7 +5063,7 @@
                 <w:noProof/>
                 <w:webHidden/>
               </w:rPr>
-              <w:instrText xml:space="preserve"> PAGEREF _Toc231653075 \h </w:instrText>
+              <w:instrText xml:space="preserve"> PAGEREF _Toc232007502 \h </w:instrText>
             </w:r>
             <w:r>
               <w:rPr>
@@ -5012,7 +5108,7 @@
               <w14:ligatures w14:val="standardContextual"/>
             </w:rPr>
           </w:pPr>
-          <w:hyperlink w:anchor="_Toc231653076" w:history="1">
+          <w:hyperlink w:anchor="_Toc232007503" w:history="1">
             <w:r>
               <w:rPr>
                 <w:rStyle w:val="Hyperlink"/>
@@ -5039,7 +5135,7 @@
                 <w:noProof/>
                 <w:webHidden/>
               </w:rPr>
-              <w:instrText xml:space="preserve"> PAGEREF _Toc231653076 \h </w:instrText>
+              <w:instrText xml:space="preserve"> PAGEREF _Toc232007503 \h </w:instrText>
             </w:r>
             <w:r>
               <w:rPr>
@@ -5084,7 +5180,7 @@
               <w14:ligatures w14:val="standardContextual"/>
             </w:rPr>
           </w:pPr>
-          <w:hyperlink w:anchor="_Toc231653077" w:history="1">
+          <w:hyperlink w:anchor="_Toc232007504" w:history="1">
             <w:r>
               <w:rPr>
                 <w:rStyle w:val="Hyperlink"/>
@@ -5111,7 +5207,7 @@
                 <w:noProof/>
                 <w:webHidden/>
               </w:rPr>
-              <w:instrText xml:space="preserve"> PAGEREF _Toc231653077 \h </w:instrText>
+              <w:instrText xml:space="preserve"> PAGEREF _Toc232007504 \h </w:instrText>
             </w:r>
             <w:r>
               <w:rPr>
@@ -5156,7 +5252,7 @@
               <w14:ligatures w14:val="standardContextual"/>
             </w:rPr>
           </w:pPr>
-          <w:hyperlink w:anchor="_Toc231653078" w:history="1">
+          <w:hyperlink w:anchor="_Toc232007505" w:history="1">
             <w:r>
               <w:rPr>
                 <w:rStyle w:val="Hyperlink"/>
@@ -5183,7 +5279,7 @@
                 <w:noProof/>
                 <w:webHidden/>
               </w:rPr>
-              <w:instrText xml:space="preserve"> PAGEREF _Toc231653078 \h </w:instrText>
+              <w:instrText xml:space="preserve"> PAGEREF _Toc232007505 \h </w:instrText>
             </w:r>
             <w:r>
               <w:rPr>
@@ -5446,7 +5542,31 @@
         <w:rPr>
           <w:color w:val="000000"/>
         </w:rPr>
-        <w:t>Alegerea acestei teme este susținută de necesitatea de a reduce riscurile și costurile asociate eventualelor breșe de securitate, prin utilizarea unor tehnici criptografice bazate pe demonstrații cu cunoștințe zero ("Zero-Knowledge Proof" - engl., ZKP). În plus, s-a urmărit explorarea integrării schemei de identificare Schnorr într-o soluție practică, în care utilizatorul își poate dovedi identitatea fără ca parola sau cheia privată să părăsească vreodată dispozitivul local.</w:t>
+        <w:t>Alegerea acestei teme este susținută de necesitatea de a reduce riscurile și costurile asociate eventualelor breșe de securitate, prin utilizarea unor tehnici criptografice bazate pe demonstrații cu cunoștințe zero (</w:t>
+      </w:r>
+      <w:r>
+        <w:rPr>
+          <w:color w:val="000000"/>
+        </w:rPr>
+        <w:t>„</w:t>
+      </w:r>
+      <w:r>
+        <w:rPr>
+          <w:color w:val="000000"/>
+        </w:rPr>
+        <w:t>Zero-Knowledge Proof</w:t>
+      </w:r>
+      <w:r>
+        <w:rPr>
+          <w:color w:val="000000"/>
+        </w:rPr>
+        <w:t>”</w:t>
+      </w:r>
+      <w:r>
+        <w:rPr>
+          <w:color w:val="000000"/>
+        </w:rPr>
+        <w:t xml:space="preserve"> - engl., ZKP). În plus, s-a urmărit explorarea integrării schemei de identificare Schnorr într-o soluție practică, în care utilizatorul își poate dovedi identitatea fără ca parola sau cheia privată să părăsească vreodată dispozitivul local.</w:t>
       </w:r>
     </w:p>
     <w:p>
@@ -5469,7 +5589,31 @@
         <w:rPr>
           <w:color w:val="000000"/>
         </w:rPr>
-        <w:t xml:space="preserve">Acest lucru s-a realizat prin implementarea unui protocol hibrid care îmbină demonstrația criptografică Schnorr cu cadrul de autorizare delegată OAuth 2.0 ("Open Authorization" - engl.), asigurând o verificare matematică a identității clientului fără partajarea </w:t>
+        <w:t>Acest lucru s-a realizat prin implementarea unui protocol hibrid care îmbină demonstrația criptografică Schnorr cu cadrul de autorizare delegată OAuth 2.0 (</w:t>
+      </w:r>
+      <w:r>
+        <w:rPr>
+          <w:color w:val="000000"/>
+        </w:rPr>
+        <w:t>„</w:t>
+      </w:r>
+      <w:r>
+        <w:rPr>
+          <w:color w:val="000000"/>
+        </w:rPr>
+        <w:t>Open Authorization</w:t>
+      </w:r>
+      <w:r>
+        <w:rPr>
+          <w:color w:val="000000"/>
+        </w:rPr>
+        <w:t>”</w:t>
+      </w:r>
+      <w:r>
+        <w:rPr>
+          <w:color w:val="000000"/>
+        </w:rPr>
+        <w:t xml:space="preserve"> - engl.), asigurând o verificare matematică a identității clientului fără partajarea </w:t>
       </w:r>
       <w:r>
         <w:rPr>
@@ -5481,7 +5625,55 @@
         <w:rPr>
           <w:color w:val="000000"/>
         </w:rPr>
-        <w:t xml:space="preserve">. Accentul lucrării este plasat exclusiv pe etapa de autentificare, respectiv pe demonstrarea criptografică a identității prin această schemă, în timp ce componenta de autorizare, reprezentată de emiterea și consumarea unui jeton de acces ("Access Token" - engl.) în format JWT ("JSON Web Token" - engl., JWT), este integrată strict în scop demonstrativ, pentru a ilustra viabilitatea protocolului într-un flux web complet. În aceeași logică, evaluarea comparativă cu implementările OAuth 2.0 clasice </w:t>
+        <w:t>. Accentul lucrării este plasat exclusiv pe etapa de autentificare, respectiv pe demonstrarea criptografică a identității prin această schemă, în timp ce componenta de autorizare, reprezentată de emiterea și consumarea unui jeton de acces (</w:t>
+      </w:r>
+      <w:r>
+        <w:rPr>
+          <w:color w:val="000000"/>
+        </w:rPr>
+        <w:t>„</w:t>
+      </w:r>
+      <w:r>
+        <w:rPr>
+          <w:color w:val="000000"/>
+        </w:rPr>
+        <w:t>Access Token</w:t>
+      </w:r>
+      <w:r>
+        <w:rPr>
+          <w:color w:val="000000"/>
+        </w:rPr>
+        <w:t>”</w:t>
+      </w:r>
+      <w:r>
+        <w:rPr>
+          <w:color w:val="000000"/>
+        </w:rPr>
+        <w:t xml:space="preserve"> - engl.) în format JWT (</w:t>
+      </w:r>
+      <w:r>
+        <w:rPr>
+          <w:color w:val="000000"/>
+        </w:rPr>
+        <w:t>„</w:t>
+      </w:r>
+      <w:r>
+        <w:rPr>
+          <w:color w:val="000000"/>
+        </w:rPr>
+        <w:t>JSON Web Token</w:t>
+      </w:r>
+      <w:r>
+        <w:rPr>
+          <w:color w:val="000000"/>
+        </w:rPr>
+        <w:t>”</w:t>
+      </w:r>
+      <w:r>
+        <w:rPr>
+          <w:color w:val="000000"/>
+        </w:rPr>
+        <w:t xml:space="preserve"> - engl., JWT), este integrată strict în scop demonstrativ, pentru a ilustra viabilitatea protocolului într-un flux web complet. În aceeași logică, evaluarea comparativă cu implementările OAuth 2.0 clasice </w:t>
       </w:r>
       <w:r>
         <w:rPr>
@@ -5551,7 +5743,31 @@
         <w:rPr>
           <w:color w:val="000000"/>
         </w:rPr>
-        <w:t xml:space="preserve">Capitolul I oferă o prezentare a fundamentelor teoretice ZKP, schemei Schnorr, OAuth 2.0, extensiei PKCE ("Proof Key for Code Exchange" - engl.) și formatului JWT, alături de motivele din spatele alegerii tehnologiilor utilizate, explicând cum aceste decizii au contribuit la dezvoltarea </w:t>
+        <w:t>Capitolul I oferă o prezentare a fundamentelor teoretice ZKP, schemei Schnorr, OAuth 2.0, extensiei PKCE (</w:t>
+      </w:r>
+      <w:r>
+        <w:rPr>
+          <w:color w:val="000000"/>
+        </w:rPr>
+        <w:t>„</w:t>
+      </w:r>
+      <w:r>
+        <w:rPr>
+          <w:color w:val="000000"/>
+        </w:rPr>
+        <w:t>Proof Key for Code Exchange</w:t>
+      </w:r>
+      <w:r>
+        <w:rPr>
+          <w:color w:val="000000"/>
+        </w:rPr>
+        <w:t>”</w:t>
+      </w:r>
+      <w:r>
+        <w:rPr>
+          <w:color w:val="000000"/>
+        </w:rPr>
+        <w:t xml:space="preserve"> - engl.) și formatului JWT, alături de motivele din spatele alegerii tehnologiilor utilizate, explicând cum aceste decizii au contribuit la dezvoltarea </w:t>
       </w:r>
       <w:r>
         <w:rPr>
@@ -5651,7 +5867,151 @@
         <w:rPr>
           <w:color w:val="000000"/>
         </w:rPr>
-        <w:t>Tehnologii principale folosite, alese pentru o implementare extensibilă sunt următoarele: Python [1], Flask [2], SQLite [3] și JavaScript [4]. Pe partea de server, au fost utilizate biblioteci criptografice precum cryptography și sympy, iar pytest și Locust pentru evaluarea calității. Suplimentar, s-au implementat trei fluxuri OAuth 2.0 auxiliare (inclusiv o variantă PKCE și una bazată pe Authlib) ca bază de referință obiectivă pentru analiza comparativă.</w:t>
+        <w:t>Tehnologii principale folosite, alese pentru o implementare extensibilă sunt următoarele: Python</w:t>
+      </w:r>
+      <w:r>
+        <w:rPr>
+          <w:color w:val="000000"/>
+        </w:rPr>
+        <w:t xml:space="preserve"> </w:t>
+      </w:r>
+      <w:r>
+        <w:rPr>
+          <w:color w:val="000000"/>
+        </w:rPr>
+        <w:fldChar w:fldCharType="begin"/>
+      </w:r>
+      <w:r>
+        <w:rPr>
+          <w:color w:val="000000"/>
+        </w:rPr>
+        <w:instrText xml:space="preserve"> ADDIN ZOTERO_ITEM CSL_CITATION {"citationID":"I72UNoda","properties":{"unsorted":false,"formattedCitation":"[1]","plainCitation":"[1]","noteIndex":0},"citationItems":[{"id":24,"uris":["http://zotero.org/users/local/7DTNwTNu/items/X7EA685C"],"itemData":{"id":24,"type":"document","title":"Python Programming Language","URL":"https://www.python.org"}}],"schema":"https://github.com/citation-style-language/schema/raw/master/csl-citation.json"} </w:instrText>
+      </w:r>
+      <w:r>
+        <w:rPr>
+          <w:color w:val="000000"/>
+        </w:rPr>
+        <w:fldChar w:fldCharType="separate"/>
+      </w:r>
+      <w:r>
+        <w:t>[1]</w:t>
+      </w:r>
+      <w:r>
+        <w:rPr>
+          <w:color w:val="000000"/>
+        </w:rPr>
+        <w:fldChar w:fldCharType="end"/>
+      </w:r>
+      <w:r>
+        <w:rPr>
+          <w:color w:val="000000"/>
+        </w:rPr>
+        <w:t>, Flask</w:t>
+      </w:r>
+      <w:r>
+        <w:rPr>
+          <w:color w:val="000000"/>
+        </w:rPr>
+        <w:t xml:space="preserve"> </w:t>
+      </w:r>
+      <w:r>
+        <w:rPr>
+          <w:color w:val="000000"/>
+        </w:rPr>
+        <w:fldChar w:fldCharType="begin"/>
+      </w:r>
+      <w:r>
+        <w:rPr>
+          <w:color w:val="000000"/>
+        </w:rPr>
+        <w:instrText xml:space="preserve"> ADDIN ZOTERO_ITEM CSL_CITATION {"citationID":"LisFIEkg","properties":{"unsorted":false,"formattedCitation":"[2]","plainCitation":"[2]","noteIndex":0},"citationItems":[{"id":26,"uris":["http://zotero.org/users/local/7DTNwTNu/items/AKL7E4TD"],"itemData":{"id":26,"type":"document","title":"Flask Framework","URL":"https://flask.palletsprojects.com/en/3.0.x/"}}],"schema":"https://github.com/citation-style-language/schema/raw/master/csl-citation.json"} </w:instrText>
+      </w:r>
+      <w:r>
+        <w:rPr>
+          <w:color w:val="000000"/>
+        </w:rPr>
+        <w:fldChar w:fldCharType="separate"/>
+      </w:r>
+      <w:r>
+        <w:t>[2]</w:t>
+      </w:r>
+      <w:r>
+        <w:rPr>
+          <w:color w:val="000000"/>
+        </w:rPr>
+        <w:fldChar w:fldCharType="end"/>
+      </w:r>
+      <w:r>
+        <w:rPr>
+          <w:color w:val="000000"/>
+        </w:rPr>
+        <w:t xml:space="preserve">, SQLite </w:t>
+      </w:r>
+      <w:r>
+        <w:rPr>
+          <w:color w:val="000000"/>
+        </w:rPr>
+        <w:fldChar w:fldCharType="begin"/>
+      </w:r>
+      <w:r>
+        <w:rPr>
+          <w:color w:val="000000"/>
+        </w:rPr>
+        <w:instrText xml:space="preserve"> ADDIN ZOTERO_ITEM CSL_CITATION {"citationID":"eLdenZU0","properties":{"unsorted":false,"formattedCitation":"[3]","plainCitation":"[3]","noteIndex":0},"citationItems":[{"id":28,"uris":["http://zotero.org/users/local/7DTNwTNu/items/SSXTF7ZE"],"itemData":{"id":28,"type":"document","title":"SQLite","URL":"https://www.sqlite.org/"}}],"schema":"https://github.com/citation-style-language/schema/raw/master/csl-citation.json"} </w:instrText>
+      </w:r>
+      <w:r>
+        <w:rPr>
+          <w:color w:val="000000"/>
+        </w:rPr>
+        <w:fldChar w:fldCharType="separate"/>
+      </w:r>
+      <w:r>
+        <w:t>[3]</w:t>
+      </w:r>
+      <w:r>
+        <w:rPr>
+          <w:color w:val="000000"/>
+        </w:rPr>
+        <w:fldChar w:fldCharType="end"/>
+      </w:r>
+      <w:r>
+        <w:rPr>
+          <w:color w:val="000000"/>
+        </w:rPr>
+        <w:t xml:space="preserve"> și JavaScript </w:t>
+      </w:r>
+      <w:r>
+        <w:rPr>
+          <w:color w:val="000000"/>
+        </w:rPr>
+        <w:fldChar w:fldCharType="begin"/>
+      </w:r>
+      <w:r>
+        <w:rPr>
+          <w:color w:val="000000"/>
+        </w:rPr>
+        <w:instrText xml:space="preserve"> ADDIN ZOTERO_ITEM CSL_CITATION {"citationID":"WjJipzve","properties":{"unsorted":false,"formattedCitation":"[4]","plainCitation":"[4]","noteIndex":0},"citationItems":[{"id":30,"uris":["http://zotero.org/users/local/7DTNwTNu/items/XIBRMWWB"],"itemData":{"id":30,"type":"document","title":"JavaScript / ECMAScript Language Specification","URL":"https://ecma-international.org/publications-and-standards/standards/ecma-262/"}}],"schema":"https://github.com/citation-style-language/schema/raw/master/csl-citation.json"} </w:instrText>
+      </w:r>
+      <w:r>
+        <w:rPr>
+          <w:color w:val="000000"/>
+        </w:rPr>
+        <w:fldChar w:fldCharType="separate"/>
+      </w:r>
+      <w:r>
+        <w:t>[4]</w:t>
+      </w:r>
+      <w:r>
+        <w:rPr>
+          <w:color w:val="000000"/>
+        </w:rPr>
+        <w:fldChar w:fldCharType="end"/>
+      </w:r>
+      <w:r>
+        <w:rPr>
+          <w:color w:val="000000"/>
+        </w:rPr>
+        <w:t>. Pe partea de server, au fost utilizate biblioteci criptografice precum cryptography și sympy, iar pytest și Locust pentru evaluarea calității. Suplimentar, s-au implementat trei fluxuri OAuth 2.0 auxiliare (inclusiv o variantă PKCE și una bazată pe Authlib) ca bază de referință obiectivă pentru analiza comparativă.</w:t>
       </w:r>
     </w:p>
     <w:p>
@@ -5781,7 +6141,7 @@
           <w:color w:val="000000"/>
         </w:rPr>
         <w:sectPr>
-          <w:footerReference w:type="default" r:id="rId13"/>
+          <w:footerReference w:type="default" r:id="rId14"/>
           <w:pgSz w:w="11906" w:h="16838"/>
           <w:pgMar w:top="1134" w:right="1134" w:bottom="1134" w:left="1417" w:header="708" w:footer="708" w:gutter="0"/>
           <w:pgNumType w:start="1"/>
@@ -5794,7 +6154,7 @@
         <w:pStyle w:val="Heading1"/>
         <w:ind w:firstLine="360"/>
       </w:pPr>
-      <w:bookmarkStart w:id="3" w:name="_Toc231653040"/>
+      <w:bookmarkStart w:id="3" w:name="_Toc232007467"/>
       <w:r>
         <w:lastRenderedPageBreak/>
         <w:t>Introducere</w:t>
@@ -5821,7 +6181,106 @@
         <w:rPr>
           <w:color w:val="000000"/>
         </w:rPr>
-        <w:t>Aplicațiile web moderne depind de mecanisme de autentificare la distanță, prin care se impune demonstrarea legitimității unei identități digitale de către utilizator, etapă urmată de decizia serverului privind acordarea accesului solicitat. În mod tradițional, acest proces se bazează pe utilizarea unui secret partajat, precum o parolă sau un cod temporar. Cu toate că protecția la nivelul stratului de transport prin intermediul protocolului HTTPS [5] reduce semnificativ probabilitatea interceptării datelor în tranzit, arhitectura clasică rămâne vulnerabilă în fața unei clase extinse de vectori de atac. Printre aceste vulnerabilități structurale se numără compromiterea bazelor de date, reutilizarea parolelor, configurarea defectuoasă a infrastructurii, capturarea traficului de rețea în vederea decriptării ulterioare [6], [7], precum și atacurile de tip replay asupra unor materiale de autentificare care nu sunt ancorate corespunzător în contextul sesiunii curente.</w:t>
+        <w:t xml:space="preserve">Aplicațiile web moderne depind de mecanisme de autentificare la distanță, prin care se impune demonstrarea legitimității unei identități digitale de către utilizator, etapă urmată de decizia serverului privind acordarea accesului solicitat. În mod tradițional, acest proces se bazează pe utilizarea unui secret partajat, precum o parolă sau un cod temporar. Cu toate că protecția la nivelul stratului de transport prin intermediul protocolului HTTPS </w:t>
+      </w:r>
+      <w:r>
+        <w:rPr>
+          <w:color w:val="000000"/>
+        </w:rPr>
+        <w:fldChar w:fldCharType="begin"/>
+      </w:r>
+      <w:r>
+        <w:rPr>
+          <w:color w:val="000000"/>
+        </w:rPr>
+        <w:instrText xml:space="preserve"> ADDIN ZOTERO_ITEM CSL_CITATION {"citationID":"j4Sccl9S","properties":{"unsorted":false,"formattedCitation":"[5]","plainCitation":"[5]","noteIndex":0},"citationItems":[{"id":32,"uris":["http://zotero.org/users/local/7DTNwTNu/items/8PXX8IUX"],"itemData":{"id":32,"type":"report","genre":"RFC","number":"8446","publisher":"Internet Engineering Task Force","title":"The Transport Layer Security (TLS) Protocol Version 1.3","URL":"https://www.rfc-editor.org/rfc/rfc8446","author":[{"family":"Rescorla","given":"Eric"}],"issued":{"date-parts":[["2018",8]]}}}],"schema":"https://github.com/citation-style-language/schema/raw/master/csl-citation.json"} </w:instrText>
+      </w:r>
+      <w:r>
+        <w:rPr>
+          <w:color w:val="000000"/>
+        </w:rPr>
+        <w:fldChar w:fldCharType="separate"/>
+      </w:r>
+      <w:r>
+        <w:t>[5]</w:t>
+      </w:r>
+      <w:r>
+        <w:rPr>
+          <w:color w:val="000000"/>
+        </w:rPr>
+        <w:fldChar w:fldCharType="end"/>
+      </w:r>
+      <w:r>
+        <w:rPr>
+          <w:color w:val="000000"/>
+        </w:rPr>
+        <w:t xml:space="preserve"> reduce semnificativ probabilitatea interceptării datelor în tranzit, arhitectura clasică rămâne vulnerabilă în fața unei clase extinse de vectori de atac. Printre aceste vulnerabilități structurale se numără compromiterea bazelor de date, reutilizarea parolelor, configurarea defectuoasă a infrastructurii, capturarea traficului de rețea în vederea decriptării ulterioare </w:t>
+      </w:r>
+      <w:r>
+        <w:rPr>
+          <w:color w:val="000000"/>
+        </w:rPr>
+        <w:fldChar w:fldCharType="begin"/>
+      </w:r>
+      <w:r>
+        <w:rPr>
+          <w:color w:val="000000"/>
+        </w:rPr>
+        <w:instrText xml:space="preserve"> ADDIN ZOTERO_ITEM CSL_CITATION {"citationID":"lkqlXI2V","properties":{"unsorted":false,"formattedCitation":"[6]","plainCitation":"[6]","noteIndex":0},"citationItems":[{"id":33,"uris":["http://zotero.org/users/local/7DTNwTNu/items/XECBJYWY"],"itemData":{"id":33,"type":"article-journal","container-title":"Cryptography","issue":"4","page":"art. 73","title":"Post-Quantum Threats to TLS: A Survey","volume":"9","author":[{"family":"Fernandez","given":"R. P."},{"literal":"others"}],"issued":{"date-parts":[["2025"]]}}}],"schema":"https://github.com/citation-style-language/schema/raw/master/csl-citation.json"} </w:instrText>
+      </w:r>
+      <w:r>
+        <w:rPr>
+          <w:color w:val="000000"/>
+        </w:rPr>
+        <w:fldChar w:fldCharType="separate"/>
+      </w:r>
+      <w:r>
+        <w:t>[6]</w:t>
+      </w:r>
+      <w:r>
+        <w:rPr>
+          <w:color w:val="000000"/>
+        </w:rPr>
+        <w:fldChar w:fldCharType="end"/>
+      </w:r>
+      <w:r>
+        <w:rPr>
+          <w:color w:val="000000"/>
+        </w:rPr>
+        <w:t xml:space="preserve">, </w:t>
+      </w:r>
+      <w:r>
+        <w:rPr>
+          <w:color w:val="000000"/>
+        </w:rPr>
+        <w:fldChar w:fldCharType="begin"/>
+      </w:r>
+      <w:r>
+        <w:rPr>
+          <w:color w:val="000000"/>
+        </w:rPr>
+        <w:instrText xml:space="preserve"> ADDIN ZOTERO_ITEM CSL_CITATION {"citationID":"8vgYOxbf","properties":{"unsorted":false,"formattedCitation":"[7]","plainCitation":"[7]","noteIndex":0},"citationItems":[{"id":34,"uris":["http://zotero.org/users/local/7DTNwTNu/items/P8AX2JVH"],"itemData":{"id":34,"type":"article-journal","container-title":"Computers and Security","title":"Real-World Implementation Weaknesses and Attack Risks in TLS","URL":"https://www.sciencedirect.com/science/article/abs/pii/S1574013725000140","author":[{"family":"Deng","given":"F."},{"literal":"others"}],"issued":{"date-parts":[["2025"]]}}}],"schema":"https://github.com/citation-style-language/schema/raw/master/csl-citation.json"} </w:instrText>
+      </w:r>
+      <w:r>
+        <w:rPr>
+          <w:color w:val="000000"/>
+        </w:rPr>
+        <w:fldChar w:fldCharType="separate"/>
+      </w:r>
+      <w:r>
+        <w:t>[7]</w:t>
+      </w:r>
+      <w:r>
+        <w:rPr>
+          <w:color w:val="000000"/>
+        </w:rPr>
+        <w:fldChar w:fldCharType="end"/>
+      </w:r>
+      <w:r>
+        <w:rPr>
+          <w:color w:val="000000"/>
+        </w:rPr>
+        <w:t>, precum și atacurile de tip replay asupra unor materiale de autentificare care nu sunt ancorate corespunzător în contextul sesiunii curente.</w:t>
       </w:r>
     </w:p>
     <w:p>
@@ -5844,7 +6303,106 @@
         <w:rPr>
           <w:color w:val="000000"/>
         </w:rPr>
-        <w:t>În acest context, standardul OAuth 2.0 a fost adoptat la scară largă ca mecanism principal pentru autorizarea delegată [8], [9]. Cu toate acestea, cadrul de lucru menționat nu soluționează în mod intrinsec problema atestării identității utilizatorului fără a presupune transmiterea credențialelor [10]. În majoritatea implementărilor actuale, faza de autentificare inițială delegată serverului de autorizare se bazează în continuare pe un mecanism clasic, expus riscului de exfiltrare a parolei [11]. Astfel, se impune integrarea unei metode de autentificare mai sigure din punct de vedere criptografic în etapa premergătoare emiterii jetonului de acces.</w:t>
+        <w:t xml:space="preserve">În acest context, standardul OAuth 2.0 a fost adoptat la scară largă ca mecanism principal pentru autorizarea delegată </w:t>
+      </w:r>
+      <w:r>
+        <w:rPr>
+          <w:color w:val="000000"/>
+        </w:rPr>
+        <w:fldChar w:fldCharType="begin"/>
+      </w:r>
+      <w:r>
+        <w:rPr>
+          <w:color w:val="000000"/>
+        </w:rPr>
+        <w:instrText xml:space="preserve"> ADDIN ZOTERO_ITEM CSL_CITATION {"citationID":"Pz7aBmdf","properties":{"unsorted":false,"formattedCitation":"[8]","plainCitation":"[8]","noteIndex":0},"citationItems":[{"id":35,"uris":["http://zotero.org/users/local/7DTNwTNu/items/SRTWCEB5"],"itemData":{"id":35,"type":"report","genre":"RFC","number":"6749","publisher":"Internet Engineering Task Force","title":"The OAuth 2.0 Authorization Framework","URL":"https://datatracker.ietf.org/doc/html/rfc6749","author":[{"family":"Hardt","given":"Dick"}],"issued":{"date-parts":[["2012",10]]}}}],"schema":"https://github.com/citation-style-language/schema/raw/master/csl-citation.json"} </w:instrText>
+      </w:r>
+      <w:r>
+        <w:rPr>
+          <w:color w:val="000000"/>
+        </w:rPr>
+        <w:fldChar w:fldCharType="separate"/>
+      </w:r>
+      <w:r>
+        <w:t>[8]</w:t>
+      </w:r>
+      <w:r>
+        <w:rPr>
+          <w:color w:val="000000"/>
+        </w:rPr>
+        <w:fldChar w:fldCharType="end"/>
+      </w:r>
+      <w:r>
+        <w:rPr>
+          <w:color w:val="000000"/>
+        </w:rPr>
+        <w:t xml:space="preserve">, </w:t>
+      </w:r>
+      <w:r>
+        <w:rPr>
+          <w:color w:val="000000"/>
+        </w:rPr>
+        <w:fldChar w:fldCharType="begin"/>
+      </w:r>
+      <w:r>
+        <w:rPr>
+          <w:color w:val="000000"/>
+        </w:rPr>
+        <w:instrText xml:space="preserve"> ADDIN ZOTERO_ITEM CSL_CITATION {"citationID":"VeN5e8uD","properties":{"unsorted":false,"formattedCitation":"[9]","plainCitation":"[9]","noteIndex":0},"citationItems":[{"id":36,"uris":["http://zotero.org/users/local/7DTNwTNu/items/GFD53IEB"],"itemData":{"id":36,"type":"paper-conference","container-title":"IEEE Symposium on Security and Privacy Workshops","title":"An Analysis of the OAuth 2.0 Standard","URL":"https://ieeexplore.ieee.org/abstract/document/6123701","author":[{"family":"Farag","given":"V. S. P."}],"issued":{"date-parts":[["2011"]]}}}],"schema":"https://github.com/citation-style-language/schema/raw/master/csl-citation.json"} </w:instrText>
+      </w:r>
+      <w:r>
+        <w:rPr>
+          <w:color w:val="000000"/>
+        </w:rPr>
+        <w:fldChar w:fldCharType="separate"/>
+      </w:r>
+      <w:r>
+        <w:t>[9]</w:t>
+      </w:r>
+      <w:r>
+        <w:rPr>
+          <w:color w:val="000000"/>
+        </w:rPr>
+        <w:fldChar w:fldCharType="end"/>
+      </w:r>
+      <w:r>
+        <w:rPr>
+          <w:color w:val="000000"/>
+        </w:rPr>
+        <w:t xml:space="preserve">. Cu toate acestea, cadrul de lucru menționat nu soluționează în mod intrinsec problema atestării identității utilizatorului fără a presupune transmiterea credențialelor </w:t>
+      </w:r>
+      <w:r>
+        <w:rPr>
+          <w:color w:val="000000"/>
+        </w:rPr>
+        <w:fldChar w:fldCharType="begin"/>
+      </w:r>
+      <w:r>
+        <w:rPr>
+          <w:color w:val="000000"/>
+        </w:rPr>
+        <w:instrText xml:space="preserve"> ADDIN ZOTERO_ITEM CSL_CITATION {"citationID":"hyEzFDAF","properties":{"unsorted":false,"formattedCitation":"[10]","plainCitation":"[10]","noteIndex":0},"citationItems":[{"id":37,"uris":["http://zotero.org/users/local/7DTNwTNu/items/3FWLT6RM"],"itemData":{"id":37,"type":"paper-conference","container-title":"IEEE International Conference on Service Sciences","DOI":"10.1109/ICSS.2013.24","title":"A Study on the Applicability of OAuth in the E-Commerce Environment","URL":"https://ieeexplore.ieee.org/abstract/document/6625487","author":[{"family":"Li","given":"S."}],"issued":{"date-parts":[["2013"]]}}}],"schema":"https://github.com/citation-style-language/schema/raw/master/csl-citation.json"} </w:instrText>
+      </w:r>
+      <w:r>
+        <w:rPr>
+          <w:color w:val="000000"/>
+        </w:rPr>
+        <w:fldChar w:fldCharType="separate"/>
+      </w:r>
+      <w:r>
+        <w:t>[10]</w:t>
+      </w:r>
+      <w:r>
+        <w:rPr>
+          <w:color w:val="000000"/>
+        </w:rPr>
+        <w:fldChar w:fldCharType="end"/>
+      </w:r>
+      <w:r>
+        <w:rPr>
+          <w:color w:val="000000"/>
+        </w:rPr>
+        <w:t>. În majoritatea implementărilor actuale, faza de autentificare inițială delegată serverului de autorizare se bazează în continuare pe un mecanism clasic, expus riscului de exfiltrare a parolei. Astfel, se impune integrarea unei metode de autentificare mai sigure din punct de vedere criptografic în etapa premergătoare emiterii jetonului de acces.</w:t>
       </w:r>
     </w:p>
     <w:p>
@@ -5988,7 +6546,7 @@
         </w:numPr>
         <w:ind w:left="426"/>
       </w:pPr>
-      <w:bookmarkStart w:id="4" w:name="_Toc231653041"/>
+      <w:bookmarkStart w:id="4" w:name="_Toc232007468"/>
       <w:r>
         <w:lastRenderedPageBreak/>
         <w:t xml:space="preserve">Cerințe funcționale, </w:t>
@@ -6048,7 +6606,7 @@
       </w:pPr>
       <w:bookmarkStart w:id="6" w:name="bbbodzz9dq0b" w:colFirst="0" w:colLast="0"/>
       <w:bookmarkStart w:id="7" w:name="u8k6mgsun9d2" w:colFirst="0" w:colLast="0"/>
-      <w:bookmarkStart w:id="8" w:name="_Toc231653042"/>
+      <w:bookmarkStart w:id="8" w:name="_Toc232007469"/>
       <w:bookmarkEnd w:id="6"/>
       <w:bookmarkEnd w:id="7"/>
       <w:r>
@@ -6076,7 +6634,7 @@
           <w:szCs w:val="26"/>
         </w:rPr>
       </w:pPr>
-      <w:bookmarkStart w:id="9" w:name="_Toc231653043"/>
+      <w:bookmarkStart w:id="9" w:name="_Toc232007470"/>
       <w:r>
         <w:rPr>
           <w:b w:val="0"/>
@@ -6142,7 +6700,40 @@
         <w:rPr>
           <w:color w:val="000000"/>
         </w:rPr>
-        <w:t>ZKP, formalizată inițial de Goldwasser, Micali și Rackoff în lucrarea fundamentală privind complexitatea cunoașterii în sistemele de demonstrații interactive [12], reprezintă un protocol criptografic fundamental prin intermediul căruia o entitate, denumită solicitant (prover / doveditor), poate demonstra unei alte entități, denumită verificator (verifier), veridicitatea unei afirmații sau cunoașterea unui secret, fără a dezvălui nicio informație suplimentară dincolo de simpla atestare a adevărului. Sistemul nu urmărește să afle parola utilizatorului, ci doar să obțină certitudinea matematică a cunoașterii acesteia. Pe lângă aplicabilitatea în autentificarea standard client-server, protocoalele ZKP au devenit instrumente esențiale pentru obținerea Identității Auto-Suverane (</w:t>
+        <w:t xml:space="preserve">ZKP, formalizată inițial de Goldwasser, Micali și Rackoff în lucrarea fundamentală privind complexitatea cunoașterii în sistemele de demonstrații interactive </w:t>
+      </w:r>
+      <w:r>
+        <w:rPr>
+          <w:color w:val="000000"/>
+        </w:rPr>
+        <w:fldChar w:fldCharType="begin"/>
+      </w:r>
+      <w:r>
+        <w:rPr>
+          <w:color w:val="000000"/>
+        </w:rPr>
+        <w:instrText xml:space="preserve"> ADDIN ZOTERO_ITEM CSL_CITATION {"citationID":"HMKdXU6v","properties":{"unsorted":false,"formattedCitation":"[11]","plainCitation":"[11]","noteIndex":0},"citationItems":[{"id":38,"uris":["http://zotero.org/users/local/7DTNwTNu/items/XT9LF5H5"],"itemData":{"id":38,"type":"article-journal","container-title":"SIAM Journal on Computing","DOI":"10.1137/0218012","issue":"1","page":"186–208","title":"The Knowledge Complexity of Interactive Proof Systems","volume":"18","author":[{"family":"Goldwasser","given":"Shafi"},{"family":"Micali","given":"Silvio"},{"family":"Rackoff","given":"Charles"}],"issued":{"date-parts":[["1989"]]}}}],"schema":"https://github.com/citation-style-language/schema/raw/master/csl-citation.json"} </w:instrText>
+      </w:r>
+      <w:r>
+        <w:rPr>
+          <w:color w:val="000000"/>
+        </w:rPr>
+        <w:fldChar w:fldCharType="separate"/>
+      </w:r>
+      <w:r>
+        <w:t>[11]</w:t>
+      </w:r>
+      <w:r>
+        <w:rPr>
+          <w:color w:val="000000"/>
+        </w:rPr>
+        <w:fldChar w:fldCharType="end"/>
+      </w:r>
+      <w:r>
+        <w:rPr>
+          <w:color w:val="000000"/>
+        </w:rPr>
+        <w:t>, reprezintă un protocol criptografic fundamental prin intermediul căruia o entitate, denumită solicitant (prover / doveditor), poate demonstra unei alte entități, denumită verificator (verifier), veridicitatea unei afirmații sau cunoașterea unui secret, fără a dezvălui nicio informație suplimentară dincolo de simpla atestare a adevărului. Sistemul nu urmărește să afle parola utilizatorului, ci doar să obțină certitudinea matematică a cunoașterii acesteia. Pe lângă aplicabilitatea în autentificarea standard client-server, protocoalele ZKP au devenit instrumente esențiale pentru obținerea Identității Auto-Suverane (</w:t>
       </w:r>
       <w:r>
         <w:rPr>
@@ -6160,13 +6751,85 @@
         <w:rPr>
           <w:color w:val="000000"/>
         </w:rPr>
-        <w:t>” – engl.</w:t>
-      </w:r>
-      <w:r>
-        <w:rPr>
-          <w:color w:val="000000"/>
-        </w:rPr>
-        <w:t>) [13] și a sistemelor care protejează confidențialitatea, spectrul de utilizare extinzându-se semnificativ în ultimii ani, de la verificarea tranzacțiilor blockchain până la validarea conformității datelor fără divulgarea conținutului [14], [15]. Această paradigmă modernă elimină necesitatea unor entități intermediare de încredere (precum furnizorii de identitate de tip Google Sign-In sau Facebook) pentru atestarea identității, permițând utilizatorului să demonstreze direct și prin rigoare matematică faptul că este eligibil pentru accesarea resurselor, păstrând controlul absolut asupra secretelor sale.</w:t>
+        <w:t>”</w:t>
+      </w:r>
+      <w:r>
+        <w:rPr>
+          <w:color w:val="000000"/>
+        </w:rPr>
+        <w:t xml:space="preserve"> – engl.</w:t>
+      </w:r>
+      <w:r>
+        <w:rPr>
+          <w:color w:val="000000"/>
+        </w:rPr>
+        <w:t>)</w:t>
+      </w:r>
+      <w:r>
+        <w:rPr>
+          <w:color w:val="000000"/>
+        </w:rPr>
+        <w:fldChar w:fldCharType="begin"/>
+      </w:r>
+      <w:r>
+        <w:rPr>
+          <w:color w:val="000000"/>
+        </w:rPr>
+        <w:instrText xml:space="preserve"> ADDIN ZOTERO_ITEM CSL_CITATION {"citationID":"C95OYDAG","properties":{"unsorted":false,"formattedCitation":"[12]","plainCitation":"[12]","noteIndex":0},"citationItems":[{"id":39,"uris":["http://zotero.org/users/local/7DTNwTNu/items/XEUCFWQJ"],"itemData":{"id":39,"type":"document","title":"The Path to Self-Sovereign Identity","URL":"http://www.lifewithalacrity.com/2016/04/the-path-to-self-soverereign-identity.html","author":[{"family":"Allen","given":"Christopher"}],"issued":{"date-parts":[["2016"]]}}}],"schema":"https://github.com/citation-style-language/schema/raw/master/csl-citation.json"} </w:instrText>
+      </w:r>
+      <w:r>
+        <w:rPr>
+          <w:color w:val="000000"/>
+        </w:rPr>
+        <w:fldChar w:fldCharType="separate"/>
+      </w:r>
+      <w:r>
+        <w:t>[12]</w:t>
+      </w:r>
+      <w:r>
+        <w:rPr>
+          <w:color w:val="000000"/>
+        </w:rPr>
+        <w:fldChar w:fldCharType="end"/>
+      </w:r>
+      <w:r>
+        <w:rPr>
+          <w:color w:val="000000"/>
+        </w:rPr>
+        <w:t xml:space="preserve"> și a sistemelor care protejează confidențialitatea, spectrul de utilizare extinzându-se semnificativ în ultimii ani, de la verificarea tranzacțiilor blockchain până la validarea conformității datelor fără divulgarea conținutului</w:t>
+      </w:r>
+      <w:r>
+        <w:rPr>
+          <w:color w:val="000000"/>
+        </w:rPr>
+        <w:fldChar w:fldCharType="begin"/>
+      </w:r>
+      <w:r>
+        <w:rPr>
+          <w:color w:val="000000"/>
+        </w:rPr>
+        <w:instrText xml:space="preserve"> ADDIN ZOTERO_ITEM CSL_CITATION {"citationID":"nMGKaewg","properties":{"unsorted":false,"formattedCitation":"[13]","plainCitation":"[13]","noteIndex":0},"citationItems":[{"id":40,"uris":["http://zotero.org/users/local/7DTNwTNu/items/3MRD2MGG"],"itemData":{"id":40,"type":"article-journal","container-title":"arXiv preprint arXiv:2401.11735","title":"Survey on Zero-Knowledge Proof Authentication Protocols","URL":"https://arxiv.org/abs/2401.11735","author":[{"family":"Shah","given":"V."},{"literal":"others"}],"issued":{"date-parts":[["2024"]]}}}],"schema":"https://github.com/citation-style-language/schema/raw/master/csl-citation.json"} </w:instrText>
+      </w:r>
+      <w:r>
+        <w:rPr>
+          <w:color w:val="000000"/>
+        </w:rPr>
+        <w:fldChar w:fldCharType="separate"/>
+      </w:r>
+      <w:r>
+        <w:t>[13]</w:t>
+      </w:r>
+      <w:r>
+        <w:rPr>
+          <w:color w:val="000000"/>
+        </w:rPr>
+        <w:fldChar w:fldCharType="end"/>
+      </w:r>
+      <w:r>
+        <w:rPr>
+          <w:color w:val="000000"/>
+        </w:rPr>
+        <w:t>. Această paradigmă modernă elimină necesitatea unor entități intermediare de încredere (precum furnizorii de identitate de tip Google Sign-In sau Facebook) pentru atestarea identității, permițând utilizatorului să demonstreze direct și prin rigoare matematică faptul că este eligibil pentru accesarea resurselor, păstrând controlul absolut asupra secretelor sale.</w:t>
       </w:r>
     </w:p>
     <w:p>
@@ -6222,7 +6885,19 @@
         <w:rPr>
           <w:color w:val="000000"/>
         </w:rPr>
-        <w:t>„Store Now, Decrypt Later”</w:t>
+        <w:t>„</w:t>
+      </w:r>
+      <w:r>
+        <w:rPr>
+          <w:color w:val="000000"/>
+        </w:rPr>
+        <w:t>Store Now, Decrypt Later</w:t>
+      </w:r>
+      <w:r>
+        <w:rPr>
+          <w:color w:val="000000"/>
+        </w:rPr>
+        <w:t>”</w:t>
       </w:r>
       <w:r>
         <w:rPr>
@@ -6234,7 +6909,73 @@
         <w:rPr>
           <w:color w:val="000000"/>
         </w:rPr>
-        <w:t xml:space="preserve">  [16], [17], [18]; dacă un adversar observă schimbul de mesaje, acesta va capta doar numere asociate unui proces tranzitoriu, extragerea secretului fiind imposibilă matematic. În al doilea rând, previne atacurile de tip Replay, deoarece natura interactivă a protocolului presupune emiterea unei provocări unice (</w:t>
+        <w:t xml:space="preserve">  </w:t>
+      </w:r>
+      <w:r>
+        <w:rPr>
+          <w:color w:val="000000"/>
+        </w:rPr>
+        <w:fldChar w:fldCharType="begin"/>
+      </w:r>
+      <w:r>
+        <w:rPr>
+          <w:color w:val="000000"/>
+        </w:rPr>
+        <w:instrText xml:space="preserve"> ADDIN ZOTERO_ITEM CSL_CITATION {"citationID":"VSwv35rX","properties":{"unsorted":false,"formattedCitation":"[14]","plainCitation":"[14]","noteIndex":0},"citationItems":[{"id":43,"uris":["http://zotero.org/users/local/7DTNwTNu/items/C4CGW4DV"],"itemData":{"id":43,"type":"report","publisher":"Cryptology ePrint Archive, Report 2015/1075","title":"Post-Quantum Cryptography","URL":"https://eprint.iacr.org/2015/1075.pdf","author":[{"family":"Bernstein","given":"D. J."},{"family":"Lange","given":"Tanja"}],"issued":{"date-parts":[["2015"]]}}}],"schema":"https://github.com/citation-style-language/schema/raw/master/csl-citation.json"} </w:instrText>
+      </w:r>
+      <w:r>
+        <w:rPr>
+          <w:color w:val="000000"/>
+        </w:rPr>
+        <w:fldChar w:fldCharType="separate"/>
+      </w:r>
+      <w:r>
+        <w:t>[14]</w:t>
+      </w:r>
+      <w:r>
+        <w:rPr>
+          <w:color w:val="000000"/>
+        </w:rPr>
+        <w:fldChar w:fldCharType="end"/>
+      </w:r>
+      <w:r>
+        <w:rPr>
+          <w:color w:val="000000"/>
+        </w:rPr>
+        <w:t xml:space="preserve">, </w:t>
+      </w:r>
+      <w:r>
+        <w:rPr>
+          <w:color w:val="000000"/>
+        </w:rPr>
+        <w:fldChar w:fldCharType="begin"/>
+      </w:r>
+      <w:r>
+        <w:rPr>
+          <w:color w:val="000000"/>
+        </w:rPr>
+        <w:instrText xml:space="preserve"> ADDIN ZOTERO_ITEM CSL_CITATION {"citationID":"gBW5YXlZ","properties":{"unsorted":false,"formattedCitation":"[15]","plainCitation":"[15]","noteIndex":0},"citationItems":[{"id":46,"uris":["http://zotero.org/users/local/7DTNwTNu/items/RHM6J2MH"],"itemData":{"id":46,"type":"report","publisher":"DIVA Portal","title":"Side-Channel Vulnerabilities of Post-Quantum Cryptographic Algorithms","URL":"https://www.diva-portal.org/smash/get/diva2%3A1742628/FULLTEXT01.pdf","author":[{"family":"Vyas","given":"A. Z."},{"literal":"others"}],"issued":{"date-parts":[["2023"]]}}}],"schema":"https://github.com/citation-style-language/schema/raw/master/csl-citation.json"} </w:instrText>
+      </w:r>
+      <w:r>
+        <w:rPr>
+          <w:color w:val="000000"/>
+        </w:rPr>
+        <w:fldChar w:fldCharType="separate"/>
+      </w:r>
+      <w:r>
+        <w:t>[15]</w:t>
+      </w:r>
+      <w:r>
+        <w:rPr>
+          <w:color w:val="000000"/>
+        </w:rPr>
+        <w:fldChar w:fldCharType="end"/>
+      </w:r>
+      <w:r>
+        <w:rPr>
+          <w:color w:val="000000"/>
+        </w:rPr>
+        <w:t>; dacă un adversar observă schimbul de mesaje, acesta va capta doar numere asociate unui proces tranzitoriu, extragerea secretului fiind imposibilă matematic. În al doilea rând, previne atacurile de tip Replay, deoarece natura interactivă a protocolului presupune emiterea unei provocări unice (</w:t>
       </w:r>
       <w:r>
         <w:rPr>
@@ -6252,13 +6993,43 @@
         <w:rPr>
           <w:color w:val="000000"/>
         </w:rPr>
-        <w:t>” – engl.</w:t>
-      </w:r>
-      <w:r>
-        <w:rPr>
-          <w:color w:val="000000"/>
-        </w:rPr>
-        <w:t>) de către server la fiecare încercare de conectare. Totodată, atenuează complet impactul breșelor de date prin eliminarea „secretului partajat”, serverul stocând exclusiv chei publice care sunt inutile unui atacator în lipsa dispozitivului și a parolei clientului.</w:t>
+        <w:t>”</w:t>
+      </w:r>
+      <w:r>
+        <w:rPr>
+          <w:color w:val="000000"/>
+        </w:rPr>
+        <w:t xml:space="preserve"> – engl.</w:t>
+      </w:r>
+      <w:r>
+        <w:rPr>
+          <w:color w:val="000000"/>
+        </w:rPr>
+        <w:t xml:space="preserve">) de către server la fiecare încercare de conectare. Totodată, atenuează complet impactul breșelor de date prin eliminarea </w:t>
+      </w:r>
+      <w:r>
+        <w:rPr>
+          <w:color w:val="000000"/>
+        </w:rPr>
+        <w:t>„</w:t>
+      </w:r>
+      <w:r>
+        <w:rPr>
+          <w:color w:val="000000"/>
+        </w:rPr>
+        <w:t>secretului partajat</w:t>
+      </w:r>
+      <w:r>
+        <w:rPr>
+          <w:color w:val="000000"/>
+        </w:rPr>
+        <w:t>”</w:t>
+      </w:r>
+      <w:r>
+        <w:rPr>
+          <w:color w:val="000000"/>
+        </w:rPr>
+        <w:t>, serverul stocând exclusiv chei publice care sunt inutile unui atacator în lipsa dispozitivului și a parolei clientului.</w:t>
       </w:r>
     </w:p>
     <w:p>
@@ -6280,7 +7051,73 @@
         <w:rPr>
           <w:color w:val="000000"/>
         </w:rPr>
-        <w:t xml:space="preserve">În cadrul acestui proiect, tehnologia ZKP are un rol central, fiind utilizată pentru a consolida și înlocui mecanismele vulnerabile din fluxul standard OAuth 2.0. Conceptul nu rulează în izolare, ci se realizează printr-o mapare directă a fazelor ZKP peste etapele de autorizare delegată OAuth [19]. Abordări complementare, precum integrarea schemelor zk-SNARK în mecanisme de autentificare bazate pe blockchain [20], confirmă viabilitatea utilizării demonstrațiilor cu cunoștințe zero ca substituent al modelelor tradiționale de validare a identității, în contexte arhitecturale diverse. Concret, demonstrația ZKP, implementată în acest sistem prin schema de identificare Schnorr, preia rolul parametrului clasic de validare (precum client_secret </w:t>
+        <w:t xml:space="preserve">În cadrul acestui proiect, tehnologia ZKP are un rol central, fiind utilizată pentru a consolida și înlocui mecanismele vulnerabile din fluxul standard OAuth 2.0. Conceptul nu rulează în izolare, ci se realizează printr-o mapare directă a fazelor ZKP peste etapele de autorizare delegată OAuth </w:t>
+      </w:r>
+      <w:r>
+        <w:rPr>
+          <w:color w:val="000000"/>
+        </w:rPr>
+        <w:fldChar w:fldCharType="begin"/>
+      </w:r>
+      <w:r>
+        <w:rPr>
+          <w:color w:val="000000"/>
+        </w:rPr>
+        <w:instrText xml:space="preserve"> ADDIN ZOTERO_ITEM CSL_CITATION {"citationID":"XSbyhted","properties":{"unsorted":false,"formattedCitation":"[16]","plainCitation":"[16]","noteIndex":0},"citationItems":[{"id":47,"uris":["http://zotero.org/users/local/7DTNwTNu/items/EDF52CWH"],"itemData":{"id":47,"type":"paper-conference","container-title":"E3S Web of Conferences","title":"Integrating Zero-Knowledge Proofs with OAuth 2.0 for Multi-Agent Systems","URL":"https://www.e3s-conferences.org/articles/e3sconf/abs/2023/106/e3sconf_icegc2023_00085/e3sconf_icegc2023_00085.html","volume":"469","author":[{"family":"Boubakri","given":"M."},{"literal":"others"}],"issued":{"date-parts":[["2023"]]}}}],"schema":"https://github.com/citation-style-language/schema/raw/master/csl-citation.json"} </w:instrText>
+      </w:r>
+      <w:r>
+        <w:rPr>
+          <w:color w:val="000000"/>
+        </w:rPr>
+        <w:fldChar w:fldCharType="separate"/>
+      </w:r>
+      <w:r>
+        <w:t>[16]</w:t>
+      </w:r>
+      <w:r>
+        <w:rPr>
+          <w:color w:val="000000"/>
+        </w:rPr>
+        <w:fldChar w:fldCharType="end"/>
+      </w:r>
+      <w:r>
+        <w:rPr>
+          <w:color w:val="000000"/>
+        </w:rPr>
+        <w:t xml:space="preserve">. Abordări complementare, precum integrarea schemelor zk-SNARK în mecanisme de autentificare bazate pe blockchain </w:t>
+      </w:r>
+      <w:r>
+        <w:rPr>
+          <w:color w:val="000000"/>
+        </w:rPr>
+        <w:fldChar w:fldCharType="begin"/>
+      </w:r>
+      <w:r>
+        <w:rPr>
+          <w:color w:val="000000"/>
+        </w:rPr>
+        <w:instrText xml:space="preserve"> ADDIN ZOTERO_ITEM CSL_CITATION {"citationID":"NdJEZezd","properties":{"unsorted":false,"formattedCitation":"[17]","plainCitation":"[17]","noteIndex":0},"citationItems":[{"id":48,"uris":["http://zotero.org/users/local/7DTNwTNu/items/NZWG8XXM"],"itemData":{"id":48,"type":"article-journal","container-title":"Electronics","issue":"14","page":"art. 2730","title":"Blockchain Authentication Scheme Using zk-SNARK Zero-Knowledge Proofs","volume":"13","author":[{"family":"Amro","given":"A."},{"family":"Nguyen","given":"T. T."}],"issued":{"date-parts":[["2024"]]}}}],"schema":"https://github.com/citation-style-language/schema/raw/master/csl-citation.json"} </w:instrText>
+      </w:r>
+      <w:r>
+        <w:rPr>
+          <w:color w:val="000000"/>
+        </w:rPr>
+        <w:fldChar w:fldCharType="separate"/>
+      </w:r>
+      <w:r>
+        <w:t>[17]</w:t>
+      </w:r>
+      <w:r>
+        <w:rPr>
+          <w:color w:val="000000"/>
+        </w:rPr>
+        <w:fldChar w:fldCharType="end"/>
+      </w:r>
+      <w:r>
+        <w:rPr>
+          <w:color w:val="000000"/>
+        </w:rPr>
+        <w:t xml:space="preserve">, confirmă viabilitatea utilizării demonstrațiilor cu cunoștințe zero ca substituent al modelelor tradiționale de validare a identității, în contexte arhitecturale diverse. Concret, demonstrația ZKP, implementată în acest sistem prin schema de identificare Schnorr, preia rolul parametrului clasic de validare (precum client_secret </w:t>
       </w:r>
       <w:r>
         <w:rPr>
@@ -6336,7 +7173,7 @@
           <w:szCs w:val="26"/>
         </w:rPr>
       </w:pPr>
-      <w:bookmarkStart w:id="10" w:name="_Toc231653044"/>
+      <w:bookmarkStart w:id="10" w:name="_Toc232007471"/>
       <w:r>
         <w:rPr>
           <w:b w:val="0"/>
@@ -6380,7 +7217,73 @@
         <w:rPr>
           <w:color w:val="000000"/>
         </w:rPr>
-        <w:t xml:space="preserve">Schema Schnorr [23], [24], [25] reprezintă una dintre cele mai consacrate și robuste construcții criptografice fundamentate pe dificultatea computațională a problemei logaritmului discret în grupuri finite [26]. În cadrul acestei arhitecturi, fundamentul matematic este definit prin utilizarea unui număr prim sigur (safe prime), notat cu P, ce satisface egalitatea P = 2 </w:t>
+        <w:t xml:space="preserve">Schema Schnorr </w:t>
+      </w:r>
+      <w:r>
+        <w:rPr>
+          <w:color w:val="000000"/>
+        </w:rPr>
+        <w:fldChar w:fldCharType="begin"/>
+      </w:r>
+      <w:r>
+        <w:rPr>
+          <w:color w:val="000000"/>
+        </w:rPr>
+        <w:instrText xml:space="preserve"> ADDIN ZOTERO_ITEM CSL_CITATION {"citationID":"JA11oGVz","properties":{"unsorted":false,"formattedCitation":"[18], [19]","plainCitation":"[18], [19]","noteIndex":0},"citationItems":[{"id":51,"uris":["http://zotero.org/users/local/7DTNwTNu/items/W5QPJ7TR"],"itemData":{"id":51,"type":"article-journal","container-title":"Journal of Cryptology","DOI":"10.1007/BF00196725","issue":"3","page":"161–174","title":"Efficient Signature Generation by Smart Cards","volume":"4","author":[{"family":"Schnorr","given":"Claus-Peter"}],"issued":{"date-parts":[["1991"]]}}},{"id":52,"uris":["http://zotero.org/users/local/7DTNwTNu/items/Z7DKFS6T"],"itemData":{"id":52,"type":"book","edition":"2","publisher":"CRC Press","title":"Introduction to Modern Cryptography","author":[{"family":"Katz","given":"Jonathan"},{"family":"Lindell","given":"Yehuda"}],"issued":{"date-parts":[["2014"]]}}}],"schema":"https://github.com/citation-style-language/schema/raw/master/csl-citation.json"} </w:instrText>
+      </w:r>
+      <w:r>
+        <w:rPr>
+          <w:color w:val="000000"/>
+        </w:rPr>
+        <w:fldChar w:fldCharType="separate"/>
+      </w:r>
+      <w:r>
+        <w:t>[18], [19]</w:t>
+      </w:r>
+      <w:r>
+        <w:rPr>
+          <w:color w:val="000000"/>
+        </w:rPr>
+        <w:fldChar w:fldCharType="end"/>
+      </w:r>
+      <w:r>
+        <w:rPr>
+          <w:color w:val="000000"/>
+        </w:rPr>
+        <w:t xml:space="preserve"> reprezintă una dintre cele mai consacrate și robuste construcții criptografice fundamentate pe dificultatea computațională a problemei logaritmului discret în grupuri finite</w:t>
+      </w:r>
+      <w:r>
+        <w:rPr>
+          <w:color w:val="000000"/>
+        </w:rPr>
+        <w:fldChar w:fldCharType="begin"/>
+      </w:r>
+      <w:r>
+        <w:rPr>
+          <w:color w:val="000000"/>
+        </w:rPr>
+        <w:instrText xml:space="preserve"> ADDIN ZOTERO_ITEM CSL_CITATION {"citationID":"rHrKZ9HV","properties":{"unsorted":false,"formattedCitation":"[20]","plainCitation":"[20]","noteIndex":0},"citationItems":[{"id":55,"uris":["http://zotero.org/users/local/7DTNwTNu/items/5ZDB72M2"],"itemData":{"id":55,"type":"article-journal","container-title":"IEEE Transactions on Information Theory","DOI":"10.1109/TIT.1976.1055638","issue":"6","page":"644–654","title":"New Directions in Cryptography","volume":"22","author":[{"family":"Diffie","given":"Whitfield"},{"family":"Hellman","given":"Martin"}],"issued":{"date-parts":[["1976",11]]}}}],"schema":"https://github.com/citation-style-language/schema/raw/master/csl-citation.json"} </w:instrText>
+      </w:r>
+      <w:r>
+        <w:rPr>
+          <w:color w:val="000000"/>
+        </w:rPr>
+        <w:fldChar w:fldCharType="separate"/>
+      </w:r>
+      <w:r>
+        <w:t>[20]</w:t>
+      </w:r>
+      <w:r>
+        <w:rPr>
+          <w:color w:val="000000"/>
+        </w:rPr>
+        <w:fldChar w:fldCharType="end"/>
+      </w:r>
+      <w:r>
+        <w:rPr>
+          <w:color w:val="000000"/>
+        </w:rPr>
+        <w:t xml:space="preserve">. În cadrul acestei arhitecturi, fundamentul matematic este definit prin utilizarea unui număr prim sigur (safe prime), notat cu P, ce satisface egalitatea P = 2 </w:t>
       </w:r>
       <w:r>
         <w:rPr>
@@ -6971,7 +7874,31 @@
         <w:rPr>
           <w:color w:val="000000"/>
         </w:rPr>
-        <w:t>angajament ("Commitment" - engl.)</w:t>
+        <w:t>angajament (</w:t>
+      </w:r>
+      <w:r>
+        <w:rPr>
+          <w:color w:val="000000"/>
+        </w:rPr>
+        <w:t>„</w:t>
+      </w:r>
+      <w:r>
+        <w:rPr>
+          <w:color w:val="000000"/>
+        </w:rPr>
+        <w:t>Commitment</w:t>
+      </w:r>
+      <w:r>
+        <w:rPr>
+          <w:color w:val="000000"/>
+        </w:rPr>
+        <w:t>”</w:t>
+      </w:r>
+      <w:r>
+        <w:rPr>
+          <w:color w:val="000000"/>
+        </w:rPr>
+        <w:t xml:space="preserve"> - engl.)</w:t>
       </w:r>
       <w:r>
         <w:rPr>
@@ -7271,7 +8198,40 @@
         <w:rPr>
           <w:color w:val="000000"/>
         </w:rPr>
-        <w:t xml:space="preserve"> și o transmite solicitantului. Caracterul aleatoriu al provocării este esențial pentru securitatea protocolului, deoarece garantează faptul că solicitantul nu poate precalcula un răspuns valid fără cunoașterea efectivă a cheii private [27], [28].</w:t>
+        <w:t xml:space="preserve"> și o transmite solicitantului. Caracterul aleatoriu al provocării este esențial pentru securitatea protocolului, deoarece garantează faptul că solicitantul nu poate precalcula un răspuns valid fără cunoașterea efectivă a cheii private </w:t>
+      </w:r>
+      <w:r>
+        <w:rPr>
+          <w:color w:val="000000"/>
+        </w:rPr>
+        <w:fldChar w:fldCharType="begin"/>
+      </w:r>
+      <w:r>
+        <w:rPr>
+          <w:color w:val="000000"/>
+        </w:rPr>
+        <w:instrText xml:space="preserve"> ADDIN ZOTERO_ITEM CSL_CITATION {"citationID":"xJ0TcyyD","properties":{"unsorted":false,"formattedCitation":"[21]","plainCitation":"[21]","noteIndex":0},"citationItems":[{"id":56,"uris":["http://zotero.org/users/local/7DTNwTNu/items/XURWFXPJ"],"itemData":{"id":56,"type":"report","genre":"RFC","number":"8235","publisher":"Internet Engineering Task Force","title":"Schnorr Non-interactive Zero-Knowledge Proof","URL":"https://www.rfc-editor.org/rfc/rfc8235.html","author":[{"family":"Hao","given":"Feng"}],"issued":{"date-parts":[["2017",9]]}}}],"schema":"https://github.com/citation-style-language/schema/raw/master/csl-citation.json"} </w:instrText>
+      </w:r>
+      <w:r>
+        <w:rPr>
+          <w:color w:val="000000"/>
+        </w:rPr>
+        <w:fldChar w:fldCharType="separate"/>
+      </w:r>
+      <w:r>
+        <w:t>[21]</w:t>
+      </w:r>
+      <w:r>
+        <w:rPr>
+          <w:color w:val="000000"/>
+        </w:rPr>
+        <w:fldChar w:fldCharType="end"/>
+      </w:r>
+      <w:r>
+        <w:rPr>
+          <w:color w:val="000000"/>
+        </w:rPr>
+        <w:t>.</w:t>
       </w:r>
       <w:r>
         <w:rPr>
@@ -7283,7 +8243,31 @@
         <w:rPr>
           <w:color w:val="000000"/>
         </w:rPr>
-        <w:t>ăspunsul ("Response" - engl.)</w:t>
+        <w:t>ăspunsul (</w:t>
+      </w:r>
+      <w:r>
+        <w:rPr>
+          <w:color w:val="000000"/>
+        </w:rPr>
+        <w:t>„</w:t>
+      </w:r>
+      <w:r>
+        <w:rPr>
+          <w:color w:val="000000"/>
+        </w:rPr>
+        <w:t>Response</w:t>
+      </w:r>
+      <w:r>
+        <w:rPr>
+          <w:color w:val="000000"/>
+        </w:rPr>
+        <w:t>”</w:t>
+      </w:r>
+      <w:r>
+        <w:rPr>
+          <w:color w:val="000000"/>
+        </w:rPr>
+        <w:t xml:space="preserve"> - engl.)</w:t>
       </w:r>
       <w:r>
         <w:rPr>
@@ -7469,7 +8453,31 @@
         <w:rPr>
           <w:color w:val="000000"/>
         </w:rPr>
-        <w:t>de verificare ("Verification" - engl.)</w:t>
+        <w:t>de verificare (</w:t>
+      </w:r>
+      <w:r>
+        <w:rPr>
+          <w:color w:val="000000"/>
+        </w:rPr>
+        <w:t>„</w:t>
+      </w:r>
+      <w:r>
+        <w:rPr>
+          <w:color w:val="000000"/>
+        </w:rPr>
+        <w:t>Verification</w:t>
+      </w:r>
+      <w:r>
+        <w:rPr>
+          <w:color w:val="000000"/>
+        </w:rPr>
+        <w:t>”</w:t>
+      </w:r>
+      <w:r>
+        <w:rPr>
+          <w:color w:val="000000"/>
+        </w:rPr>
+        <w:t xml:space="preserve"> - engl.)</w:t>
       </w:r>
       <w:r>
         <w:rPr>
@@ -8304,7 +9312,41 @@
         <w:rPr>
           <w:color w:val="000000"/>
         </w:rPr>
-        <w:t>Această proprietate oferă garanția matematică a identității solicitantului, eliminând necesitatea schimbului sau expunerii unor secrete prin intermediul canalului de comunicare [29].</w:t>
+        <w:lastRenderedPageBreak/>
+        <w:t xml:space="preserve">Această proprietate oferă garanția matematică a identității solicitantului, eliminând necesitatea schimbului sau expunerii unor secrete prin intermediul canalului de comunicare </w:t>
+      </w:r>
+      <w:r>
+        <w:rPr>
+          <w:color w:val="000000"/>
+        </w:rPr>
+        <w:fldChar w:fldCharType="begin"/>
+      </w:r>
+      <w:r>
+        <w:rPr>
+          <w:color w:val="000000"/>
+        </w:rPr>
+        <w:instrText xml:space="preserve"> ADDIN ZOTERO_ITEM CSL_CITATION {"citationID":"KUpHS0G3","properties":{"unsorted":false,"formattedCitation":"[22]","plainCitation":"[22]","noteIndex":0},"citationItems":[{"id":57,"uris":["http://zotero.org/users/local/7DTNwTNu/items/UJA5TQPX"],"itemData":{"id":57,"type":"document","note":"Published: Stanford CS355, Lecture 5","title":"Applied Cryptography: Schnorr Identification Protocol","URL":"https://crypto.stanford.edu/cs355/19sp/lec5.pdf","author":[{"family":"Boneh","given":"Dan"}],"issued":{"date-parts":[["2019"]]}}}],"schema":"https://github.com/citation-style-language/schema/raw/master/csl-citation.json"} </w:instrText>
+      </w:r>
+      <w:r>
+        <w:rPr>
+          <w:color w:val="000000"/>
+        </w:rPr>
+        <w:fldChar w:fldCharType="separate"/>
+      </w:r>
+      <w:r>
+        <w:t>[22]</w:t>
+      </w:r>
+      <w:r>
+        <w:rPr>
+          <w:color w:val="000000"/>
+        </w:rPr>
+        <w:fldChar w:fldCharType="end"/>
+      </w:r>
+      <w:r>
+        <w:rPr>
+          <w:color w:val="000000"/>
+        </w:rPr>
+        <w:t>.</w:t>
       </w:r>
     </w:p>
     <w:p>
@@ -8324,7 +9366,7 @@
           <w:szCs w:val="26"/>
         </w:rPr>
       </w:pPr>
-      <w:bookmarkStart w:id="12" w:name="_Toc231653045"/>
+      <w:bookmarkStart w:id="12" w:name="_Toc232007472"/>
       <w:r>
         <w:rPr>
           <w:b w:val="0"/>
@@ -8359,7 +9401,45 @@
           <w:color w:val="000000"/>
           <w:lang w:val="ro-RO"/>
         </w:rPr>
-        <w:t>Cadrul de autorizare delegată OAuth 2.0 reprezintă un standard industrial care permite aplicațiilor să obțină acces securizat la resurse protejate fără transmiterea credențialelor direct către aplicația consumatoare. Pentru clienții publici, extensia PKCE, definită prin specificația RFC 7636 [30], adaugă un strat suplimentar de protecție împotriva interceptării codului de autorizare. În arhitectura prezentului proiect, acest cadru furnizează modelul structural pe care se grefează prezentul protocol</w:t>
+        <w:t xml:space="preserve">Cadrul de autorizare delegată OAuth 2.0 reprezintă un standard industrial care permite aplicațiilor să obțină acces securizat la resurse protejate fără transmiterea credențialelor direct către aplicația consumatoare. Pentru clienții publici, extensia PKCE, definită prin specificația RFC 7636 </w:t>
+      </w:r>
+      <w:r>
+        <w:rPr>
+          <w:color w:val="000000"/>
+          <w:lang w:val="ro-RO"/>
+        </w:rPr>
+        <w:fldChar w:fldCharType="begin"/>
+      </w:r>
+      <w:r>
+        <w:rPr>
+          <w:color w:val="000000"/>
+          <w:lang w:val="ro-RO"/>
+        </w:rPr>
+        <w:instrText xml:space="preserve"> ADDIN ZOTERO_ITEM CSL_CITATION {"citationID":"UWubHZnW","properties":{"unsorted":false,"formattedCitation":"[23]","plainCitation":"[23]","noteIndex":0},"citationItems":[{"id":58,"uris":["http://zotero.org/users/local/7DTNwTNu/items/956TFEKT"],"itemData":{"id":58,"type":"report","genre":"RFC","number":"7636","publisher":"Internet Engineering Task Force","title":"Proof Key for Code Exchange by OAuth Public Clients (PKCE)","URL":"https://datatracker.ietf.org/doc/html/rfc7636","author":[{"family":"Sakimura","given":"Nat"},{"family":"Bradley","given":"John"},{"family":"Agarwal","given":"N."}],"issued":{"date-parts":[["2015",9]]}}}],"schema":"https://github.com/citation-style-language/schema/raw/master/csl-citation.json"} </w:instrText>
+      </w:r>
+      <w:r>
+        <w:rPr>
+          <w:color w:val="000000"/>
+          <w:lang w:val="ro-RO"/>
+        </w:rPr>
+        <w:fldChar w:fldCharType="separate"/>
+      </w:r>
+      <w:r>
+        <w:t>[23]</w:t>
+      </w:r>
+      <w:r>
+        <w:rPr>
+          <w:color w:val="000000"/>
+          <w:lang w:val="ro-RO"/>
+        </w:rPr>
+        <w:fldChar w:fldCharType="end"/>
+      </w:r>
+      <w:r>
+        <w:rPr>
+          <w:color w:val="000000"/>
+          <w:lang w:val="ro-RO"/>
+        </w:rPr>
+        <w:t>, adaugă un strat suplimentar de protecție împotriva interceptării codului de autorizare. În arhitectura prezentului proiect, acest cadru furnizează modelul structural pe care se grefează prezentul protocol</w:t>
       </w:r>
       <w:r>
         <w:rPr>
@@ -8397,7 +9477,73 @@
           <w:color w:val="000000"/>
           <w:lang w:val="ro-RO"/>
         </w:rPr>
-        <w:t>În urma verificării criptografice, serverul generează un jeton de acces în format JWT, standardizat conform RFC 7519 [31], cu valabilitate limitată în timp. Clientul atașează acest jeton de acces ca Bearer Token în antetul HTTP al cererilor ulterioare, eliminând necesitatea reluării procesului ZKP la fiecare interacțiune cu resursele protejate. Validarea jetonului de acces este fără stare ("stateless" - engl.): serverul verifică semnătura JWT fără a relua procesul criptografic, asigurând un cost operațional redus, conform modelului familiar aplicațiilor web moderne.</w:t>
+        <w:t>În urma verificării criptografice, serverul generează un jeton de acces în format JWT, standardizat conform RFC 7519</w:t>
+      </w:r>
+      <w:r>
+        <w:rPr>
+          <w:color w:val="000000"/>
+          <w:lang w:val="ro-RO"/>
+        </w:rPr>
+        <w:fldChar w:fldCharType="begin"/>
+      </w:r>
+      <w:r>
+        <w:rPr>
+          <w:color w:val="000000"/>
+          <w:lang w:val="ro-RO"/>
+        </w:rPr>
+        <w:instrText xml:space="preserve"> ADDIN ZOTERO_ITEM CSL_CITATION {"citationID":"38Ag3XvY","properties":{"unsorted":false,"formattedCitation":"[24]","plainCitation":"[24]","noteIndex":0},"citationItems":[{"id":59,"uris":["http://zotero.org/users/local/7DTNwTNu/items/VKH4W6QH"],"itemData":{"id":59,"type":"report","genre":"RFC","number":"7519","publisher":"Internet Engineering Task Force","title":"JSON Web Token (JWT)","URL":"https://datatracker.ietf.org/doc/html/rfc7519","author":[{"family":"B","given":"Michael B. Jones=Jones","suffix":"Michael"},{"family":"Bradley","given":"John"},{"family":"Sakimura","given":"Nat"}],"issued":{"date-parts":[["2015"]]}}}],"schema":"https://github.com/citation-style-language/schema/raw/master/csl-citation.json"} </w:instrText>
+      </w:r>
+      <w:r>
+        <w:rPr>
+          <w:color w:val="000000"/>
+          <w:lang w:val="ro-RO"/>
+        </w:rPr>
+        <w:fldChar w:fldCharType="separate"/>
+      </w:r>
+      <w:r>
+        <w:t>[24]</w:t>
+      </w:r>
+      <w:r>
+        <w:rPr>
+          <w:color w:val="000000"/>
+          <w:lang w:val="ro-RO"/>
+        </w:rPr>
+        <w:fldChar w:fldCharType="end"/>
+      </w:r>
+      <w:r>
+        <w:rPr>
+          <w:color w:val="000000"/>
+          <w:lang w:val="ro-RO"/>
+        </w:rPr>
+        <w:t>, cu valabilitate limitată în timp. Clientul atașează acest jeton de acces ca Bearer Token în antetul HTTP al cererilor ulterioare, eliminând necesitatea reluării procesului ZKP la fiecare interacțiune cu resursele protejate. Validarea jetonului de acces este fără stare (</w:t>
+      </w:r>
+      <w:r>
+        <w:rPr>
+          <w:color w:val="000000"/>
+          <w:lang w:val="ro-RO"/>
+        </w:rPr>
+        <w:t>„</w:t>
+      </w:r>
+      <w:r>
+        <w:rPr>
+          <w:color w:val="000000"/>
+          <w:lang w:val="ro-RO"/>
+        </w:rPr>
+        <w:t>stateless</w:t>
+      </w:r>
+      <w:r>
+        <w:rPr>
+          <w:color w:val="000000"/>
+          <w:lang w:val="ro-RO"/>
+        </w:rPr>
+        <w:t>”</w:t>
+      </w:r>
+      <w:r>
+        <w:rPr>
+          <w:color w:val="000000"/>
+          <w:lang w:val="ro-RO"/>
+        </w:rPr>
+        <w:t xml:space="preserve"> - engl.): serverul verifică semnătura JWT fără a relua procesul criptografic, asigurând un cost operațional redus, conform modelului familiar aplicațiilor web moderne.</w:t>
       </w:r>
     </w:p>
     <w:p>
@@ -8487,7 +9633,35 @@
           <w:color w:val="000000"/>
           <w:lang w:val="ro-RO"/>
         </w:rPr>
-        <w:t xml:space="preserve"> angajamentul servește drept inițiere a cererii de acces (Grant Initiation), provocarea funcționează ca nonce de sesiune, iar răspunsul matematic acționează ca etapă de Client Authentication, finalizându-se cu emiterea unui jeton de acces în format JWT. Securitatea este consolidată prin legarea de canal ("Session Binding" - engl.), care ancorează jetonul emis de contextul HTTP unic al sesiunii ZKP, împiedicând transferul malițios al jetonului între contexte de rețea diferite.</w:t>
+        <w:t xml:space="preserve"> angajamentul servește drept inițiere a cererii de acces (Grant Initiation), provocarea funcționează ca nonce de sesiune, iar răspunsul matematic acționează ca etapă de Client Authentication, finalizându-se cu emiterea unui jeton de acces în format JWT. Securitatea este consolidată prin legarea de canal (</w:t>
+      </w:r>
+      <w:r>
+        <w:rPr>
+          <w:color w:val="000000"/>
+          <w:lang w:val="ro-RO"/>
+        </w:rPr>
+        <w:t>„</w:t>
+      </w:r>
+      <w:r>
+        <w:rPr>
+          <w:color w:val="000000"/>
+          <w:lang w:val="ro-RO"/>
+        </w:rPr>
+        <w:t>Session Binding</w:t>
+      </w:r>
+      <w:r>
+        <w:rPr>
+          <w:color w:val="000000"/>
+          <w:lang w:val="ro-RO"/>
+        </w:rPr>
+        <w:t>”</w:t>
+      </w:r>
+      <w:r>
+        <w:rPr>
+          <w:color w:val="000000"/>
+          <w:lang w:val="ro-RO"/>
+        </w:rPr>
+        <w:t xml:space="preserve"> - engl.), care ancorează jetonul emis de contextul HTTP unic al sesiunii ZKP, împiedicând transferul malițios al jetonului între contexte de rețea diferite.</w:t>
       </w:r>
     </w:p>
     <w:p>
@@ -8503,7 +9677,7 @@
           <w:szCs w:val="26"/>
         </w:rPr>
       </w:pPr>
-      <w:bookmarkStart w:id="13" w:name="_Toc231653046"/>
+      <w:bookmarkStart w:id="13" w:name="_Toc232007473"/>
       <w:r>
         <w:rPr>
           <w:sz w:val="26"/>
@@ -8552,7 +9726,7 @@
           <w:szCs w:val="26"/>
         </w:rPr>
       </w:pPr>
-      <w:bookmarkStart w:id="14" w:name="_Toc231653047"/>
+      <w:bookmarkStart w:id="14" w:name="_Toc232007474"/>
       <w:r>
         <w:rPr>
           <w:b w:val="0"/>
@@ -8607,14 +9781,47 @@
         <w:rPr>
           <w:color w:val="000000"/>
         </w:rPr>
-        <w:t>Flask v3.0.0 și Flask-CORS v4.0.0 [32]: Micro-framework pentru aplicații REST care gestionează rutarea URL, parsarea cererilor HTTP și serializarea răspunsurilor JSON. Flask-</w:t>
+        <w:t xml:space="preserve">Flask v3.0.0 și Flask-CORS v4.0.0 </w:t>
+      </w:r>
+      <w:r>
+        <w:rPr>
+          <w:color w:val="000000"/>
+        </w:rPr>
+        <w:fldChar w:fldCharType="begin"/>
+      </w:r>
+      <w:r>
+        <w:rPr>
+          <w:color w:val="000000"/>
+        </w:rPr>
+        <w:instrText xml:space="preserve"> ADDIN ZOTERO_ITEM CSL_CITATION {"citationID":"a87yCOia","properties":{"unsorted":false,"formattedCitation":"[25]","plainCitation":"[25]","noteIndex":0},"citationItems":[{"id":60,"uris":["http://zotero.org/users/local/7DTNwTNu/items/WSFPEUTE"],"itemData":{"id":60,"type":"document","title":"Flask-CORS","URL":"https://flask-cors.readthedocs.io/"}}],"schema":"https://github.com/citation-style-language/schema/raw/master/csl-citation.json"} </w:instrText>
+      </w:r>
+      <w:r>
+        <w:rPr>
+          <w:color w:val="000000"/>
+        </w:rPr>
+        <w:fldChar w:fldCharType="separate"/>
+      </w:r>
+      <w:r>
+        <w:t>[25]</w:t>
+      </w:r>
+      <w:r>
+        <w:rPr>
+          <w:color w:val="000000"/>
+        </w:rPr>
+        <w:fldChar w:fldCharType="end"/>
+      </w:r>
+      <w:r>
+        <w:rPr>
+          <w:color w:val="000000"/>
+        </w:rPr>
+        <w:t xml:space="preserve">: Micro-framework pentru aplicații REST care gestionează rutarea URL, parsarea cererilor HTTP și serializarea răspunsurilor JSON. Flask-CORS aplică politicile de partajare a resurselor (Cross-Origin Resource Sharing) necesare </w:t>
       </w:r>
       <w:r>
         <w:rPr>
           <w:color w:val="000000"/>
         </w:rPr>
         <w:lastRenderedPageBreak/>
-        <w:t>CORS aplică politicile de partajare a resurselor (Cross-Origin Resource Sharing) necesare comunicării cu aplicația client web.</w:t>
+        <w:t>comunicării cu aplicația client web.</w:t>
       </w:r>
     </w:p>
     <w:p>
@@ -8636,7 +9843,40 @@
         <w:rPr>
           <w:color w:val="000000"/>
         </w:rPr>
-        <w:t>Flask-SQLAlchemy v3.1.1 [33]: Asigură persistența datelor printr-un ORM (Object-Relational Mapping) peste o bază de date SQLite locală (auth.db), adecvată unui prototip de laborator prin simplificarea instalării și resetarea rapidă a stării în timpul testelor. Schema integrează trei tabele: utilizatorii înregistrați (stocând cheile publice secret_y), jetoanele emise (AuthToken) și entitățile de date protejate (PersoData).</w:t>
+        <w:t xml:space="preserve">Flask-SQLAlchemy v3.1.1 </w:t>
+      </w:r>
+      <w:r>
+        <w:rPr>
+          <w:color w:val="000000"/>
+        </w:rPr>
+        <w:fldChar w:fldCharType="begin"/>
+      </w:r>
+      <w:r>
+        <w:rPr>
+          <w:color w:val="000000"/>
+        </w:rPr>
+        <w:instrText xml:space="preserve"> ADDIN ZOTERO_ITEM CSL_CITATION {"citationID":"535BcZck","properties":{"unsorted":false,"formattedCitation":"[26]","plainCitation":"[26]","noteIndex":0},"citationItems":[{"id":62,"uris":["http://zotero.org/users/local/7DTNwTNu/items/6NP837TY"],"itemData":{"id":62,"type":"document","title":"Flask-SQLAlchemy","URL":"https://flask-sqlalchemy.palletsprojects.com/"}}],"schema":"https://github.com/citation-style-language/schema/raw/master/csl-citation.json"} </w:instrText>
+      </w:r>
+      <w:r>
+        <w:rPr>
+          <w:color w:val="000000"/>
+        </w:rPr>
+        <w:fldChar w:fldCharType="separate"/>
+      </w:r>
+      <w:r>
+        <w:t>[26]</w:t>
+      </w:r>
+      <w:r>
+        <w:rPr>
+          <w:color w:val="000000"/>
+        </w:rPr>
+        <w:fldChar w:fldCharType="end"/>
+      </w:r>
+      <w:r>
+        <w:rPr>
+          <w:color w:val="000000"/>
+        </w:rPr>
+        <w:t>: Asigură persistența datelor printr-un ORM (Object-Relational Mapping) peste o bază de date SQLite locală (auth.db), adecvată unui prototip de laborator prin simplificarea instalării și resetarea rapidă a stării în timpul testelor. Schema integrează trei tabele: utilizatorii înregistrați (stocând cheile publice secret_y), jetoanele emise (AuthToken) și entitățile de date protejate (PersoData).</w:t>
       </w:r>
     </w:p>
     <w:p>
@@ -8658,7 +9898,40 @@
         <w:rPr>
           <w:lang w:val="ro-RO"/>
         </w:rPr>
-        <w:t>PyJWT v2.12.1 [34]: Creează, semnează și verifică jetoane în format JWT conform standardului RFC 7519. După validarea demonstrației ZKP, serverul emite un jeton de acces în format JWT, semnat HS256, delegând autorizarea ulterioară fără reluarea procesului criptografic.</w:t>
+        <w:t xml:space="preserve">PyJWT v2.12.1 </w:t>
+      </w:r>
+      <w:r>
+        <w:rPr>
+          <w:lang w:val="ro-RO"/>
+        </w:rPr>
+        <w:fldChar w:fldCharType="begin"/>
+      </w:r>
+      <w:r>
+        <w:rPr>
+          <w:lang w:val="ro-RO"/>
+        </w:rPr>
+        <w:instrText xml:space="preserve"> ADDIN ZOTERO_ITEM CSL_CITATION {"citationID":"PmzehZnb","properties":{"unsorted":false,"formattedCitation":"[27]","plainCitation":"[27]","noteIndex":0},"citationItems":[{"id":64,"uris":["http://zotero.org/users/local/7DTNwTNu/items/RYJT4S2E"],"itemData":{"id":64,"type":"document","title":"PyJWT","URL":"https://pyjwt.readthedocs.io/en/stable/"}}],"schema":"https://github.com/citation-style-language/schema/raw/master/csl-citation.json"} </w:instrText>
+      </w:r>
+      <w:r>
+        <w:rPr>
+          <w:lang w:val="ro-RO"/>
+        </w:rPr>
+        <w:fldChar w:fldCharType="separate"/>
+      </w:r>
+      <w:r>
+        <w:t>[27]</w:t>
+      </w:r>
+      <w:r>
+        <w:rPr>
+          <w:lang w:val="ro-RO"/>
+        </w:rPr>
+        <w:fldChar w:fldCharType="end"/>
+      </w:r>
+      <w:r>
+        <w:rPr>
+          <w:lang w:val="ro-RO"/>
+        </w:rPr>
+        <w:t>: Creează, semnează și verifică jetoane în format JWT conform standardului RFC 7519. După validarea demonstrației ZKP, serverul emite un jeton de acces în format JWT, semnat HS256, delegând autorizarea ulterioară fără reluarea procesului criptografic.</w:t>
       </w:r>
     </w:p>
     <w:p>
@@ -8680,7 +9953,40 @@
         <w:rPr>
           <w:color w:val="000000"/>
         </w:rPr>
-        <w:t>Authlib [35]: Furnizează o implementare de referință a unui server OAuth 2.0 conform specificațiilor PKCE, cu rol strict analitic, permițând comparația de performanță și securitate între fluxurile tradiționale de autorizare și paradigma ZKP.</w:t>
+        <w:t xml:space="preserve">Authlib </w:t>
+      </w:r>
+      <w:r>
+        <w:rPr>
+          <w:color w:val="000000"/>
+        </w:rPr>
+        <w:fldChar w:fldCharType="begin"/>
+      </w:r>
+      <w:r>
+        <w:rPr>
+          <w:color w:val="000000"/>
+        </w:rPr>
+        <w:instrText xml:space="preserve"> ADDIN ZOTERO_ITEM CSL_CITATION {"citationID":"CBic9BDr","properties":{"unsorted":false,"formattedCitation":"[28]","plainCitation":"[28]","noteIndex":0},"citationItems":[{"id":66,"uris":["http://zotero.org/users/local/7DTNwTNu/items/MVX8ICET"],"itemData":{"id":66,"type":"document","title":"Authlib","URL":"https://authlib.org/"}}],"schema":"https://github.com/citation-style-language/schema/raw/master/csl-citation.json"} </w:instrText>
+      </w:r>
+      <w:r>
+        <w:rPr>
+          <w:color w:val="000000"/>
+        </w:rPr>
+        <w:fldChar w:fldCharType="separate"/>
+      </w:r>
+      <w:r>
+        <w:t>[28]</w:t>
+      </w:r>
+      <w:r>
+        <w:rPr>
+          <w:color w:val="000000"/>
+        </w:rPr>
+        <w:fldChar w:fldCharType="end"/>
+      </w:r>
+      <w:r>
+        <w:rPr>
+          <w:color w:val="000000"/>
+        </w:rPr>
+        <w:t>: Furnizează o implementare de referință a unui server OAuth 2.0 conform specificațiilor PKCE, cu rol strict analitic, permițând comparația de performanță și securitate între fluxurile tradiționale de autorizare și paradigma ZKP.</w:t>
       </w:r>
     </w:p>
     <w:p>
@@ -8702,7 +10008,40 @@
         <w:rPr>
           <w:color w:val="000000"/>
         </w:rPr>
-        <w:t>pytest v9.0.3 și Locust [36], [37]: Formează nucleul ecosistemului de asigurare a calității. pytest gestionează suita de testare automatizată, acoperind cazuri funcționale pozitive, negative, scenarii limită și vectori de atac criptografici. Locust evaluează încărcarea concurentă, scalabilitatea și debitul de procesare (throughput) prin simularea unui număr mare de utilizatori.</w:t>
+        <w:t xml:space="preserve">pytest v9.0.3 și Locust </w:t>
+      </w:r>
+      <w:r>
+        <w:rPr>
+          <w:color w:val="000000"/>
+        </w:rPr>
+        <w:fldChar w:fldCharType="begin"/>
+      </w:r>
+      <w:r>
+        <w:rPr>
+          <w:color w:val="000000"/>
+        </w:rPr>
+        <w:instrText xml:space="preserve"> ADDIN ZOTERO_ITEM CSL_CITATION {"citationID":"8bTRADbA","properties":{"unsorted":false,"formattedCitation":"[29], [30]","plainCitation":"[29], [30]","noteIndex":0},"citationItems":[{"id":68,"uris":["http://zotero.org/users/local/7DTNwTNu/items/DW44AK8I"],"itemData":{"id":68,"type":"document","title":"pytest","URL":"https://docs.pytest.org/"}},{"id":70,"uris":["http://zotero.org/users/local/7DTNwTNu/items/6CLAW5EH"],"itemData":{"id":70,"type":"document","title":"Locust","URL":"https://locust.io/"}}],"schema":"https://github.com/citation-style-language/schema/raw/master/csl-citation.json"} </w:instrText>
+      </w:r>
+      <w:r>
+        <w:rPr>
+          <w:color w:val="000000"/>
+        </w:rPr>
+        <w:fldChar w:fldCharType="separate"/>
+      </w:r>
+      <w:r>
+        <w:t>[29], [30]</w:t>
+      </w:r>
+      <w:r>
+        <w:rPr>
+          <w:color w:val="000000"/>
+        </w:rPr>
+        <w:fldChar w:fldCharType="end"/>
+      </w:r>
+      <w:r>
+        <w:rPr>
+          <w:color w:val="000000"/>
+        </w:rPr>
+        <w:t>: Formează nucleul ecosistemului de asigurare a calității. pytest gestionează suita de testare automatizată, acoperind cazuri funcționale pozitive, negative, scenarii limită și vectori de atac criptografici. Locust evaluează încărcarea concurentă, scalabilitatea și debitul de procesare (throughput) prin simularea unui număr mare de utilizatori.</w:t>
       </w:r>
     </w:p>
     <w:p>
@@ -8726,7 +10065,45 @@
           <w:color w:val="000000"/>
           <w:lang w:val="ro-RO"/>
         </w:rPr>
-        <w:t>cryptography v45.0.1 și sympy [38], [39]: Oferă primitive criptografice și instrumente matematice pentru generarea, validarea și testarea parametrilor grupului criptografic, asigurând rigoarea numerelor prime sigure (safe primes) utilizate ca fundament al prezentei scheme.</w:t>
+        <w:t xml:space="preserve">cryptography v45.0.1 și sympy </w:t>
+      </w:r>
+      <w:r>
+        <w:rPr>
+          <w:color w:val="000000"/>
+          <w:lang w:val="ro-RO"/>
+        </w:rPr>
+        <w:fldChar w:fldCharType="begin"/>
+      </w:r>
+      <w:r>
+        <w:rPr>
+          <w:color w:val="000000"/>
+          <w:lang w:val="ro-RO"/>
+        </w:rPr>
+        <w:instrText xml:space="preserve"> ADDIN ZOTERO_ITEM CSL_CITATION {"citationID":"l6MfA2Gg","properties":{"unsorted":false,"formattedCitation":"[31], [32]","plainCitation":"[31], [32]","noteIndex":0},"citationItems":[{"id":72,"uris":["http://zotero.org/users/local/7DTNwTNu/items/EREMYGUE"],"itemData":{"id":72,"type":"document","title":"cryptography (Python library)","URL":"https://cryptography.io/en/latest/"}},{"id":74,"uris":["http://zotero.org/users/local/7DTNwTNu/items/88GTSA6T"],"itemData":{"id":74,"type":"document","title":"SymPy","URL":"https://www.sympy.org/"}}],"schema":"https://github.com/citation-style-language/schema/raw/master/csl-citation.json"} </w:instrText>
+      </w:r>
+      <w:r>
+        <w:rPr>
+          <w:color w:val="000000"/>
+          <w:lang w:val="ro-RO"/>
+        </w:rPr>
+        <w:fldChar w:fldCharType="separate"/>
+      </w:r>
+      <w:r>
+        <w:t>[31], [32]</w:t>
+      </w:r>
+      <w:r>
+        <w:rPr>
+          <w:color w:val="000000"/>
+          <w:lang w:val="ro-RO"/>
+        </w:rPr>
+        <w:fldChar w:fldCharType="end"/>
+      </w:r>
+      <w:r>
+        <w:rPr>
+          <w:color w:val="000000"/>
+          <w:lang w:val="ro-RO"/>
+        </w:rPr>
+        <w:t>: Oferă primitive criptografice și instrumente matematice pentru generarea, validarea și testarea parametrilor grupului criptografic, asigurând rigoarea numerelor prime sigure (safe primes) utilizate ca fundament al prezentei scheme.</w:t>
       </w:r>
     </w:p>
     <w:p>
@@ -8746,7 +10123,7 @@
           <w:szCs w:val="26"/>
         </w:rPr>
       </w:pPr>
-      <w:bookmarkStart w:id="15" w:name="_Toc231653048"/>
+      <w:bookmarkStart w:id="15" w:name="_Toc232007475"/>
       <w:r>
         <w:rPr>
           <w:b w:val="0"/>
@@ -8838,7 +10215,7 @@
           <w:szCs w:val="26"/>
         </w:rPr>
       </w:pPr>
-      <w:bookmarkStart w:id="16" w:name="_Toc231653049"/>
+      <w:bookmarkStart w:id="16" w:name="_Toc232007476"/>
       <w:r>
         <w:rPr>
           <w:sz w:val="26"/>
@@ -8893,7 +10270,7 @@
           <w:szCs w:val="26"/>
         </w:rPr>
       </w:pPr>
-      <w:bookmarkStart w:id="17" w:name="_Toc231653050"/>
+      <w:bookmarkStart w:id="17" w:name="_Toc232007477"/>
       <w:r>
         <w:rPr>
           <w:b w:val="0"/>
@@ -8978,8 +10355,14 @@
         <w:rPr>
           <w:color w:val="000000"/>
         </w:rPr>
+        <w:t xml:space="preserve">Serverul de Autentificare (Verificator / Emitent de Token): Stochează exclusiv cheia </w:t>
+      </w:r>
+      <w:r>
+        <w:rPr>
+          <w:color w:val="000000"/>
+        </w:rPr>
         <w:lastRenderedPageBreak/>
-        <w:t>Serverul de Autentificare (Verificator / Emitent de Token): Stochează exclusiv cheia publică a utilizatorului, generează provocarea de sesiune, verifică dovada matematică primită de la client și emite jetoane de acces în format JWT.</w:t>
+        <w:t>publică a utilizatorului, generează provocarea de sesiune, verifică dovada matematică primită de la client și emite jetoane de acces în format JWT.</w:t>
       </w:r>
     </w:p>
     <w:p>
@@ -9047,7 +10430,7 @@
           <w:szCs w:val="26"/>
         </w:rPr>
       </w:pPr>
-      <w:bookmarkStart w:id="18" w:name="_Toc231653051"/>
+      <w:bookmarkStart w:id="18" w:name="_Toc232007478"/>
       <w:r>
         <w:rPr>
           <w:b w:val="0"/>
@@ -9081,13 +10464,64 @@
         <w:rPr>
           <w:color w:val="000000"/>
         </w:rPr>
-        <w:t>Pentru a asigura o validare criptografică și o integrare cu mecanismele de autorizare delegată, sistemul trebuie să respecte un flux operațional pe mai multe etape. În prima etapă, se execută un pre-schimb al parametrilor publici ("Handshake" - engl.), clientul obține parametrii criptografici globali ai grupului (P, G) printr-un punct terminal dedicat. Această abordare previne atacurile de tip Logjam</w:t>
-      </w:r>
-      <w:r>
-        <w:rPr>
-          <w:color w:val="000000"/>
-        </w:rPr>
-        <w:t xml:space="preserve"> [54]</w:t>
+        <w:t>Pentru a asigura o validare criptografică și o integrare cu mecanismele de autorizare delegată, sistemul trebuie să respecte un flux operațional pe mai multe etape. În prima etapă, se execută un pre-schimb al parametrilor publici (</w:t>
+      </w:r>
+      <w:r>
+        <w:rPr>
+          <w:color w:val="000000"/>
+        </w:rPr>
+        <w:t>„</w:t>
+      </w:r>
+      <w:r>
+        <w:rPr>
+          <w:color w:val="000000"/>
+        </w:rPr>
+        <w:t>Handshake</w:t>
+      </w:r>
+      <w:r>
+        <w:rPr>
+          <w:color w:val="000000"/>
+        </w:rPr>
+        <w:t>”</w:t>
+      </w:r>
+      <w:r>
+        <w:rPr>
+          <w:color w:val="000000"/>
+        </w:rPr>
+        <w:t xml:space="preserve"> - engl.), clientul obține parametrii criptografici globali ai grupului (P, G) printr-un punct terminal dedicat. Această abordare previne atacurile de tip Logjam</w:t>
+      </w:r>
+      <w:r>
+        <w:rPr>
+          <w:color w:val="000000"/>
+        </w:rPr>
+        <w:t xml:space="preserve"> </w:t>
+      </w:r>
+      <w:r>
+        <w:rPr>
+          <w:color w:val="000000"/>
+        </w:rPr>
+        <w:fldChar w:fldCharType="begin"/>
+      </w:r>
+      <w:r>
+        <w:rPr>
+          <w:color w:val="000000"/>
+        </w:rPr>
+        <w:instrText xml:space="preserve"> ADDIN ZOTERO_ITEM CSL_CITATION {"citationID":"y3wUV1hN","properties":{"unsorted":false,"formattedCitation":"[33]","plainCitation":"[33]","noteIndex":0},"citationItems":[{"id":96,"uris":["http://zotero.org/users/local/7DTNwTNu/items/Z5KDBISE"],"itemData":{"id":96,"type":"paper-conference","container-title":"Proceedings of the 22nd ACM SIGSAC Conference on Computer and Communications Security (CCS)","title":"Imperfect Forward Secrecy: How Diffie-Hellman Fails in Practice (Logjam Attack)","URL":"https://weakdh.org/","author":[{"family":"Adrian","given":"David"},{"literal":"others"}],"issued":{"date-parts":[["2015"]]}}}],"schema":"https://github.com/citation-style-language/schema/raw/master/csl-citation.json"} </w:instrText>
+      </w:r>
+      <w:r>
+        <w:rPr>
+          <w:color w:val="000000"/>
+        </w:rPr>
+        <w:fldChar w:fldCharType="separate"/>
+      </w:r>
+      <w:r>
+        <w:t>[33]</w:t>
+      </w:r>
+      <w:r>
+        <w:rPr>
+          <w:color w:val="000000"/>
+        </w:rPr>
+        <w:fldChar w:fldCharType="end"/>
       </w:r>
       <w:r>
         <w:rPr>
@@ -9361,7 +10795,7 @@
           <w:szCs w:val="26"/>
         </w:rPr>
       </w:pPr>
-      <w:bookmarkStart w:id="19" w:name="_Toc231653052"/>
+      <w:bookmarkStart w:id="19" w:name="_Toc232007479"/>
       <w:r>
         <w:rPr>
           <w:b w:val="0"/>
@@ -9468,7 +10902,40 @@
         <w:rPr>
           <w:color w:val="000000"/>
         </w:rPr>
-        <w:t>Protecție la atacuri tip replay și legarea de canalul de comunicare: Transcrisul unei autentificări interceptate nu poate fi refolosit într-o altă sesiune. Sistemul garantează că un jeton de acces emis este criptografic legat de sesiunea ZKP care l-a generat, prevenind transferul jetonului între contexte de rețea diferite [40].</w:t>
+        <w:t>Protecție la atacuri tip replay și legarea de canalul de comunicare: Transcrisul unei autentificări interceptate nu poate fi refolosit într-o altă sesiune. Sistemul garantează că un jeton de acces emis este criptografic legat de sesiunea ZKP care l-a generat, prevenind transferul jetonului între contexte de rețea diferite</w:t>
+      </w:r>
+      <w:r>
+        <w:rPr>
+          <w:color w:val="000000"/>
+        </w:rPr>
+        <w:fldChar w:fldCharType="begin"/>
+      </w:r>
+      <w:r>
+        <w:rPr>
+          <w:color w:val="000000"/>
+        </w:rPr>
+        <w:instrText xml:space="preserve"> ADDIN ZOTERO_ITEM CSL_CITATION {"citationID":"FzMkGziN","properties":{"unsorted":false,"formattedCitation":"[34]","plainCitation":"[34]","noteIndex":0},"citationItems":[{"id":76,"uris":["http://zotero.org/users/local/7DTNwTNu/items/E6HWNAAJ"],"itemData":{"id":76,"type":"document","title":"OWASP Testing Guide: Session Management","URL":"https://owasp.org/www-project-web-security-testing-guide/latest/4-Web_Application_Security_Testing/06-Session_Management_Testing/"}}],"schema":"https://github.com/citation-style-language/schema/raw/master/csl-citation.json"} </w:instrText>
+      </w:r>
+      <w:r>
+        <w:rPr>
+          <w:color w:val="000000"/>
+        </w:rPr>
+        <w:fldChar w:fldCharType="separate"/>
+      </w:r>
+      <w:r>
+        <w:t>[34]</w:t>
+      </w:r>
+      <w:r>
+        <w:rPr>
+          <w:color w:val="000000"/>
+        </w:rPr>
+        <w:fldChar w:fldCharType="end"/>
+      </w:r>
+      <w:r>
+        <w:rPr>
+          <w:color w:val="000000"/>
+        </w:rPr>
+        <w:t>.</w:t>
       </w:r>
     </w:p>
     <w:p>
@@ -9520,8 +10987,14 @@
         <w:rPr>
           <w:color w:val="000000"/>
         </w:rPr>
+        <w:t xml:space="preserve">Validarea parametrilor: Valorile publice recepționate de la client trebuie validate </w:t>
+      </w:r>
+      <w:r>
+        <w:rPr>
+          <w:color w:val="000000"/>
+        </w:rPr>
         <w:lastRenderedPageBreak/>
-        <w:t>Validarea parametrilor: Valorile publice recepționate de la client trebuie validate matematic ca membri legitimi ai subgrupului corect. Cererile invalide, datele malformate și tentativele de fraudă trebuie respinse fără a genera erori de server.</w:t>
+        <w:t>matematic ca membri legitimi ai subgrupului corect. Cererile invalide, datele malformate și tentativele de fraudă trebuie respinse fără a genera erori de server.</w:t>
       </w:r>
     </w:p>
     <w:p>
@@ -9563,7 +11036,7 @@
           <w:szCs w:val="26"/>
         </w:rPr>
       </w:pPr>
-      <w:bookmarkStart w:id="20" w:name="_Toc231653053"/>
+      <w:bookmarkStart w:id="20" w:name="_Toc232007480"/>
       <w:r>
         <w:rPr>
           <w:sz w:val="26"/>
@@ -9619,7 +11092,7 @@
           <w:szCs w:val="26"/>
         </w:rPr>
       </w:pPr>
-      <w:bookmarkStart w:id="21" w:name="_Toc231653054"/>
+      <w:bookmarkStart w:id="21" w:name="_Toc232007481"/>
       <w:r>
         <w:rPr>
           <w:b w:val="0"/>
@@ -9685,7 +11158,7 @@
           <w:szCs w:val="26"/>
         </w:rPr>
       </w:pPr>
-      <w:bookmarkStart w:id="22" w:name="_Toc231653055"/>
+      <w:bookmarkStart w:id="22" w:name="_Toc232007482"/>
       <w:r>
         <w:rPr>
           <w:b w:val="0"/>
@@ -9740,7 +11213,7 @@
           <w:szCs w:val="26"/>
         </w:rPr>
       </w:pPr>
-      <w:bookmarkStart w:id="23" w:name="_Toc231653056"/>
+      <w:bookmarkStart w:id="23" w:name="_Toc232007483"/>
       <w:r>
         <w:rPr>
           <w:b w:val="0"/>
@@ -9825,7 +11298,7 @@
         </w:numPr>
         <w:ind w:left="426"/>
       </w:pPr>
-      <w:bookmarkStart w:id="24" w:name="_Toc231653057"/>
+      <w:bookmarkStart w:id="24" w:name="_Toc232007484"/>
       <w:r>
         <w:lastRenderedPageBreak/>
         <w:t>Funcționalitate și implementare</w:t>
@@ -9866,7 +11339,7 @@
         <w:ind w:left="426"/>
       </w:pPr>
       <w:bookmarkStart w:id="25" w:name="_w24psx4ihnkr" w:colFirst="0" w:colLast="0"/>
-      <w:bookmarkStart w:id="26" w:name="_Toc231653058"/>
+      <w:bookmarkStart w:id="26" w:name="_Toc232007485"/>
       <w:bookmarkEnd w:id="25"/>
       <w:r>
         <w:rPr>
@@ -9901,7 +11374,7 @@
           <w:szCs w:val="26"/>
         </w:rPr>
       </w:pPr>
-      <w:bookmarkStart w:id="27" w:name="_Toc231653059"/>
+      <w:bookmarkStart w:id="27" w:name="_Toc232007486"/>
       <w:r>
         <w:rPr>
           <w:b w:val="0"/>
@@ -10175,7 +11648,7 @@
                     </pic:cNvPicPr>
                   </pic:nvPicPr>
                   <pic:blipFill>
-                    <a:blip r:embed="rId14" cstate="print">
+                    <a:blip r:embed="rId15" cstate="print">
                       <a:extLst>
                         <a:ext uri="{28A0092B-C50C-407E-A947-70E740481C1C}">
                           <a14:useLocalDpi xmlns:a14="http://schemas.microsoft.com/office/drawing/2010/main" val="0"/>
@@ -10279,7 +11752,7 @@
           <w:szCs w:val="26"/>
         </w:rPr>
       </w:pPr>
-      <w:bookmarkStart w:id="28" w:name="_Toc231653060"/>
+      <w:bookmarkStart w:id="28" w:name="_Toc232007487"/>
       <w:r>
         <w:rPr>
           <w:b w:val="0"/>
@@ -10427,7 +11900,7 @@
           <w:noProof/>
         </w:rPr>
         <w:drawing>
-          <wp:anchor distT="0" distB="0" distL="114300" distR="114300" simplePos="0" relativeHeight="251673600" behindDoc="0" locked="0" layoutInCell="1" allowOverlap="1" wp14:anchorId="5BBC0931" wp14:editId="563AB89F">
+          <wp:anchor distT="0" distB="0" distL="114300" distR="114300" simplePos="0" relativeHeight="251673600" behindDoc="0" locked="0" layoutInCell="1" allowOverlap="1" wp14:anchorId="5BBC0931" wp14:editId="17312A12">
             <wp:simplePos x="0" y="0"/>
             <wp:positionH relativeFrom="page">
               <wp:posOffset>1304290</wp:posOffset>
@@ -10452,7 +11925,7 @@
                     </pic:cNvPicPr>
                   </pic:nvPicPr>
                   <pic:blipFill>
-                    <a:blip r:embed="rId15" cstate="print">
+                    <a:blip r:embed="rId16" cstate="print">
                       <a:extLst>
                         <a:ext uri="{28A0092B-C50C-407E-A947-70E740481C1C}">
                           <a14:useLocalDpi xmlns:a14="http://schemas.microsoft.com/office/drawing/2010/main" val="0"/>
@@ -11001,7 +12474,7 @@
         </w:rPr>
         <w:lastRenderedPageBreak/>
         <w:drawing>
-          <wp:anchor distT="0" distB="0" distL="114300" distR="114300" simplePos="0" relativeHeight="251674624" behindDoc="0" locked="0" layoutInCell="1" allowOverlap="1" wp14:anchorId="265ECEC0" wp14:editId="03726288">
+          <wp:anchor distT="0" distB="0" distL="114300" distR="114300" simplePos="0" relativeHeight="251674624" behindDoc="0" locked="0" layoutInCell="1" allowOverlap="1" wp14:anchorId="265ECEC0" wp14:editId="74A5C987">
             <wp:simplePos x="0" y="0"/>
             <wp:positionH relativeFrom="margin">
               <wp:align>center</wp:align>
@@ -11026,7 +12499,7 @@
                     </pic:cNvPicPr>
                   </pic:nvPicPr>
                   <pic:blipFill>
-                    <a:blip r:embed="rId16" cstate="print">
+                    <a:blip r:embed="rId17" cstate="print">
                       <a:extLst>
                         <a:ext uri="{28A0092B-C50C-407E-A947-70E740481C1C}">
                           <a14:useLocalDpi xmlns:a14="http://schemas.microsoft.com/office/drawing/2010/main" val="0"/>
@@ -11347,7 +12820,7 @@
           <w:szCs w:val="26"/>
         </w:rPr>
       </w:pPr>
-      <w:bookmarkStart w:id="29" w:name="_Toc231653061"/>
+      <w:bookmarkStart w:id="29" w:name="_Toc232007488"/>
       <w:r>
         <w:rPr>
           <w:b w:val="0"/>
@@ -11417,7 +12890,7 @@
                     </pic:cNvPicPr>
                   </pic:nvPicPr>
                   <pic:blipFill>
-                    <a:blip r:embed="rId17" cstate="print">
+                    <a:blip r:embed="rId18" cstate="print">
                       <a:extLst>
                         <a:ext uri="{28A0092B-C50C-407E-A947-70E740481C1C}">
                           <a14:useLocalDpi xmlns:a14="http://schemas.microsoft.com/office/drawing/2010/main" val="0"/>
@@ -11537,7 +13010,7 @@
           <w:lang w:val="ro-RO"/>
         </w:rPr>
       </w:pPr>
-      <w:bookmarkStart w:id="30" w:name="_Toc231653062"/>
+      <w:bookmarkStart w:id="30" w:name="_Toc232007489"/>
       <w:r>
         <w:rPr>
           <w:sz w:val="26"/>
@@ -11582,7 +13055,40 @@
           <w:color w:val="000000"/>
         </w:rPr>
         <w:lastRenderedPageBreak/>
-        <w:t>protocolul definește formal schema de date, antetele necesare și formatul mesajelor transmise [41].</w:t>
+        <w:t xml:space="preserve">protocolul definește formal schema de date, antetele necesare și formatul mesajelor transmise </w:t>
+      </w:r>
+      <w:r>
+        <w:rPr>
+          <w:color w:val="000000"/>
+        </w:rPr>
+        <w:fldChar w:fldCharType="begin"/>
+      </w:r>
+      <w:r>
+        <w:rPr>
+          <w:color w:val="000000"/>
+        </w:rPr>
+        <w:instrText xml:space="preserve"> ADDIN ZOTERO_ITEM CSL_CITATION {"citationID":"5YuOCEJ4","properties":{"unsorted":false,"formattedCitation":"[35]","plainCitation":"[35]","noteIndex":0},"citationItems":[{"id":78,"uris":["http://zotero.org/users/local/7DTNwTNu/items/72CBZX72"],"itemData":{"id":78,"type":"report","genre":"RFC","number":"7231","publisher":"Internet Engineering Task Force","title":"Hypertext Transfer Protocol (HTTP/1.1): Semantics and Content","URL":"https://datatracker.ietf.org/doc/html/rfc7231","author":[{"family":"Fielding","given":"Roy T."},{"family":"Reschke","given":"Julian"}],"issued":{"date-parts":[["2014"]]}}}],"schema":"https://github.com/citation-style-language/schema/raw/master/csl-citation.json"} </w:instrText>
+      </w:r>
+      <w:r>
+        <w:rPr>
+          <w:color w:val="000000"/>
+        </w:rPr>
+        <w:fldChar w:fldCharType="separate"/>
+      </w:r>
+      <w:r>
+        <w:t>[35]</w:t>
+      </w:r>
+      <w:r>
+        <w:rPr>
+          <w:color w:val="000000"/>
+        </w:rPr>
+        <w:fldChar w:fldCharType="end"/>
+      </w:r>
+      <w:r>
+        <w:rPr>
+          <w:color w:val="000000"/>
+        </w:rPr>
+        <w:t>.</w:t>
       </w:r>
     </w:p>
     <w:p>
@@ -11602,7 +13108,7 @@
           <w:szCs w:val="26"/>
         </w:rPr>
       </w:pPr>
-      <w:bookmarkStart w:id="32" w:name="_Toc231653063"/>
+      <w:bookmarkStart w:id="32" w:name="_Toc232007490"/>
       <w:r>
         <w:rPr>
           <w:b w:val="0"/>
@@ -11703,7 +13209,325 @@
           <w:color w:val="000000"/>
           <w:lang w:val="ro-RO"/>
         </w:rPr>
-        <w:t>Interfața expusă este de tip REST (Representational State Transfer – engl.), necesitând utilizarea tipului de conținut „application/json”. Pe lângă antetele standard de autorizare, implementarea emite o serie de antete suplimentare pentru trasabilitate și securitate, precum „Request-ID”, „API-Version”, „X-Response-Time”, „Server-Timing”, „X-Content-Type-Options”, „X-Frame-Options”, „Content-Security-Policy” și „Referrer-Policy” [42]. În cazul răspunsurilor neautorizate de tip 401, este inclus și antetul „WWW-Authenticate”. Punctele terminale principale ale arhitecturii sunt definite după cum urmează:</w:t>
+        <w:t xml:space="preserve">Interfața expusă este de tip REST (Representational State Transfer – engl.), necesitând utilizarea tipului de conținut </w:t>
+      </w:r>
+      <w:r>
+        <w:rPr>
+          <w:color w:val="000000"/>
+          <w:lang w:val="ro-RO"/>
+        </w:rPr>
+        <w:t>„</w:t>
+      </w:r>
+      <w:r>
+        <w:rPr>
+          <w:color w:val="000000"/>
+          <w:lang w:val="ro-RO"/>
+        </w:rPr>
+        <w:t>application/json</w:t>
+      </w:r>
+      <w:r>
+        <w:rPr>
+          <w:color w:val="000000"/>
+          <w:lang w:val="ro-RO"/>
+        </w:rPr>
+        <w:t>”</w:t>
+      </w:r>
+      <w:r>
+        <w:rPr>
+          <w:color w:val="000000"/>
+          <w:lang w:val="ro-RO"/>
+        </w:rPr>
+        <w:t xml:space="preserve">. Pe lângă antetele standard de autorizare, implementarea emite o serie de antete suplimentare pentru trasabilitate și securitate, precum </w:t>
+      </w:r>
+      <w:r>
+        <w:rPr>
+          <w:color w:val="000000"/>
+          <w:lang w:val="ro-RO"/>
+        </w:rPr>
+        <w:t>„</w:t>
+      </w:r>
+      <w:r>
+        <w:rPr>
+          <w:color w:val="000000"/>
+          <w:lang w:val="ro-RO"/>
+        </w:rPr>
+        <w:t>Request-ID</w:t>
+      </w:r>
+      <w:r>
+        <w:rPr>
+          <w:color w:val="000000"/>
+          <w:lang w:val="ro-RO"/>
+        </w:rPr>
+        <w:t>”</w:t>
+      </w:r>
+      <w:r>
+        <w:rPr>
+          <w:color w:val="000000"/>
+          <w:lang w:val="ro-RO"/>
+        </w:rPr>
+        <w:t xml:space="preserve">, </w:t>
+      </w:r>
+      <w:r>
+        <w:rPr>
+          <w:color w:val="000000"/>
+          <w:lang w:val="ro-RO"/>
+        </w:rPr>
+        <w:t>„</w:t>
+      </w:r>
+      <w:r>
+        <w:rPr>
+          <w:color w:val="000000"/>
+          <w:lang w:val="ro-RO"/>
+        </w:rPr>
+        <w:t>API-Version</w:t>
+      </w:r>
+      <w:r>
+        <w:rPr>
+          <w:color w:val="000000"/>
+          <w:lang w:val="ro-RO"/>
+        </w:rPr>
+        <w:t>”</w:t>
+      </w:r>
+      <w:r>
+        <w:rPr>
+          <w:color w:val="000000"/>
+          <w:lang w:val="ro-RO"/>
+        </w:rPr>
+        <w:t xml:space="preserve">, </w:t>
+      </w:r>
+      <w:r>
+        <w:rPr>
+          <w:color w:val="000000"/>
+          <w:lang w:val="ro-RO"/>
+        </w:rPr>
+        <w:t>„</w:t>
+      </w:r>
+      <w:r>
+        <w:rPr>
+          <w:color w:val="000000"/>
+          <w:lang w:val="ro-RO"/>
+        </w:rPr>
+        <w:t>X-Response-Time</w:t>
+      </w:r>
+      <w:r>
+        <w:rPr>
+          <w:color w:val="000000"/>
+          <w:lang w:val="ro-RO"/>
+        </w:rPr>
+        <w:t>”</w:t>
+      </w:r>
+      <w:r>
+        <w:rPr>
+          <w:color w:val="000000"/>
+          <w:lang w:val="ro-RO"/>
+        </w:rPr>
+        <w:t xml:space="preserve">, </w:t>
+      </w:r>
+      <w:r>
+        <w:rPr>
+          <w:color w:val="000000"/>
+          <w:lang w:val="ro-RO"/>
+        </w:rPr>
+        <w:t>„</w:t>
+      </w:r>
+      <w:r>
+        <w:rPr>
+          <w:color w:val="000000"/>
+          <w:lang w:val="ro-RO"/>
+        </w:rPr>
+        <w:t>Server-Timing</w:t>
+      </w:r>
+      <w:r>
+        <w:rPr>
+          <w:color w:val="000000"/>
+          <w:lang w:val="ro-RO"/>
+        </w:rPr>
+        <w:t>”</w:t>
+      </w:r>
+      <w:r>
+        <w:rPr>
+          <w:color w:val="000000"/>
+          <w:lang w:val="ro-RO"/>
+        </w:rPr>
+        <w:t xml:space="preserve">, </w:t>
+      </w:r>
+      <w:r>
+        <w:rPr>
+          <w:color w:val="000000"/>
+          <w:lang w:val="ro-RO"/>
+        </w:rPr>
+        <w:t>„</w:t>
+      </w:r>
+      <w:r>
+        <w:rPr>
+          <w:color w:val="000000"/>
+          <w:lang w:val="ro-RO"/>
+        </w:rPr>
+        <w:t>X-Content-Type-Options</w:t>
+      </w:r>
+      <w:r>
+        <w:rPr>
+          <w:color w:val="000000"/>
+          <w:lang w:val="ro-RO"/>
+        </w:rPr>
+        <w:t>”</w:t>
+      </w:r>
+      <w:r>
+        <w:rPr>
+          <w:color w:val="000000"/>
+          <w:lang w:val="ro-RO"/>
+        </w:rPr>
+        <w:t xml:space="preserve">, </w:t>
+      </w:r>
+      <w:r>
+        <w:rPr>
+          <w:color w:val="000000"/>
+          <w:lang w:val="ro-RO"/>
+        </w:rPr>
+        <w:t>„</w:t>
+      </w:r>
+      <w:r>
+        <w:rPr>
+          <w:color w:val="000000"/>
+          <w:lang w:val="ro-RO"/>
+        </w:rPr>
+        <w:t>X-Frame-Options</w:t>
+      </w:r>
+      <w:r>
+        <w:rPr>
+          <w:color w:val="000000"/>
+          <w:lang w:val="ro-RO"/>
+        </w:rPr>
+        <w:t>”</w:t>
+      </w:r>
+      <w:r>
+        <w:rPr>
+          <w:color w:val="000000"/>
+          <w:lang w:val="ro-RO"/>
+        </w:rPr>
+        <w:t xml:space="preserve">, </w:t>
+      </w:r>
+      <w:r>
+        <w:rPr>
+          <w:color w:val="000000"/>
+          <w:lang w:val="ro-RO"/>
+        </w:rPr>
+        <w:t>„</w:t>
+      </w:r>
+      <w:r>
+        <w:rPr>
+          <w:color w:val="000000"/>
+          <w:lang w:val="ro-RO"/>
+        </w:rPr>
+        <w:t>Content-Security-Policy</w:t>
+      </w:r>
+      <w:r>
+        <w:rPr>
+          <w:color w:val="000000"/>
+          <w:lang w:val="ro-RO"/>
+        </w:rPr>
+        <w:t>”</w:t>
+      </w:r>
+      <w:r>
+        <w:rPr>
+          <w:color w:val="000000"/>
+          <w:lang w:val="ro-RO"/>
+        </w:rPr>
+        <w:t xml:space="preserve"> și </w:t>
+      </w:r>
+      <w:r>
+        <w:rPr>
+          <w:color w:val="000000"/>
+          <w:lang w:val="ro-RO"/>
+        </w:rPr>
+        <w:t>„</w:t>
+      </w:r>
+      <w:r>
+        <w:rPr>
+          <w:color w:val="000000"/>
+          <w:lang w:val="ro-RO"/>
+        </w:rPr>
+        <w:t>Referrer-Policy</w:t>
+      </w:r>
+      <w:r>
+        <w:rPr>
+          <w:color w:val="000000"/>
+          <w:lang w:val="ro-RO"/>
+        </w:rPr>
+        <w:t>”</w:t>
+      </w:r>
+      <w:r>
+        <w:rPr>
+          <w:color w:val="000000"/>
+          <w:lang w:val="ro-RO"/>
+        </w:rPr>
+        <w:t xml:space="preserve"> </w:t>
+      </w:r>
+      <w:r>
+        <w:rPr>
+          <w:color w:val="000000"/>
+          <w:lang w:val="ro-RO"/>
+        </w:rPr>
+        <w:fldChar w:fldCharType="begin"/>
+      </w:r>
+      <w:r>
+        <w:rPr>
+          <w:color w:val="000000"/>
+          <w:lang w:val="ro-RO"/>
+        </w:rPr>
+        <w:instrText xml:space="preserve"> ADDIN ZOTERO_ITEM CSL_CITATION {"citationID":"l4KCkVfV","properties":{"unsorted":false,"formattedCitation":"[36]","plainCitation":"[36]","noteIndex":0},"citationItems":[{"id":79,"uris":["http://zotero.org/users/local/7DTNwTNu/items/Q2QMQFS4"],"itemData":{"id":79,"type":"document","title":"OWASP Secure Headers Project","URL":"https://owasp.org/www-project-secure-headers/"}}],"schema":"https://github.com/citation-style-language/schema/raw/master/csl-citation.json"} </w:instrText>
+      </w:r>
+      <w:r>
+        <w:rPr>
+          <w:color w:val="000000"/>
+          <w:lang w:val="ro-RO"/>
+        </w:rPr>
+        <w:fldChar w:fldCharType="separate"/>
+      </w:r>
+      <w:r>
+        <w:t>[36]</w:t>
+      </w:r>
+      <w:r>
+        <w:rPr>
+          <w:color w:val="000000"/>
+          <w:lang w:val="ro-RO"/>
+        </w:rPr>
+        <w:fldChar w:fldCharType="end"/>
+      </w:r>
+      <w:r>
+        <w:rPr>
+          <w:color w:val="000000"/>
+          <w:lang w:val="ro-RO"/>
+        </w:rPr>
+        <w:t xml:space="preserve">. În cazul răspunsurilor neautorizate de tip 401, este inclus și antetul </w:t>
+      </w:r>
+      <w:r>
+        <w:rPr>
+          <w:color w:val="000000"/>
+          <w:lang w:val="ro-RO"/>
+        </w:rPr>
+        <w:t>„</w:t>
+      </w:r>
+      <w:r>
+        <w:rPr>
+          <w:color w:val="000000"/>
+          <w:lang w:val="ro-RO"/>
+        </w:rPr>
+        <w:t>WWW-Authenticate</w:t>
+      </w:r>
+      <w:r>
+        <w:rPr>
+          <w:color w:val="000000"/>
+          <w:lang w:val="ro-RO"/>
+        </w:rPr>
+        <w:t>”</w:t>
+      </w:r>
+      <w:r>
+        <w:rPr>
+          <w:color w:val="000000"/>
+          <w:lang w:val="ro-RO"/>
+        </w:rPr>
+        <w:t>. Punctele terminale principale ale arhitecturii sunt definite după cum urmează:</w:t>
       </w:r>
     </w:p>
     <w:p>
@@ -11866,7 +13690,7 @@
           <w:szCs w:val="26"/>
         </w:rPr>
       </w:pPr>
-      <w:bookmarkStart w:id="33" w:name="_Toc231653064"/>
+      <w:bookmarkStart w:id="33" w:name="_Toc232007491"/>
       <w:r>
         <w:rPr>
           <w:b w:val="0"/>
@@ -11901,7 +13725,7 @@
           <w:color w:val="000000"/>
           <w:lang w:val="ro-RO"/>
         </w:rPr>
-        <w:t>Valorile numerice de magnitudine extinsă, rezultate din calculele efectuate asupra grupului criptografic, sunt serializate sub formă de șiruri de caractere (strings) reprezentând numere întregi în baza zece. Această convenție de codificare este impusă de absența unui tip nativ pentru numere întregi de precizie arbitrară în specificația JSON, precum și de limitările de precizie ale tipului IEEE 754 disponibil în mediul de execuție JavaScript al clientului web [4]. Pornind de la această convenție, structura sarcinii utile este detaliată în continuare pentru fiecare etapă a protocolului.</w:t>
+        <w:t>Valorile numerice de magnitudine extinsă, rezultate din calculele efectuate asupra grupului criptografic, sunt serializate sub formă de șiruri de caractere (strings) reprezentând numere întregi în baza zece. Această convenție de codificare este impusă de absența unui tip nativ pentru numere întregi de precizie arbitrară în specificația JSON, precum și de limitările de precizie ale tipului IEEE 754 disponibil în mediul de execuție JavaScript al clientului web. Pornind de la această convenție, structura sarcinii utile este detaliată în continuare pentru fiecare etapă a protocolului.</w:t>
       </w:r>
     </w:p>
     <w:p>
@@ -11945,7 +13769,103 @@
         <w:rPr>
           <w:color w:val="000000"/>
         </w:rPr>
-        <w:t>{ "client_id": "alice", "secret_y": "12345678901234567890" }</w:t>
+        <w:t xml:space="preserve">{ </w:t>
+      </w:r>
+      <w:r>
+        <w:rPr>
+          <w:color w:val="000000"/>
+        </w:rPr>
+        <w:t>„</w:t>
+      </w:r>
+      <w:r>
+        <w:rPr>
+          <w:color w:val="000000"/>
+        </w:rPr>
+        <w:t>client_id</w:t>
+      </w:r>
+      <w:r>
+        <w:rPr>
+          <w:color w:val="000000"/>
+        </w:rPr>
+        <w:t>”</w:t>
+      </w:r>
+      <w:r>
+        <w:rPr>
+          <w:color w:val="000000"/>
+        </w:rPr>
+        <w:t xml:space="preserve">: </w:t>
+      </w:r>
+      <w:r>
+        <w:rPr>
+          <w:color w:val="000000"/>
+        </w:rPr>
+        <w:t>„</w:t>
+      </w:r>
+      <w:r>
+        <w:rPr>
+          <w:color w:val="000000"/>
+        </w:rPr>
+        <w:t>alice</w:t>
+      </w:r>
+      <w:r>
+        <w:rPr>
+          <w:color w:val="000000"/>
+        </w:rPr>
+        <w:t>”</w:t>
+      </w:r>
+      <w:r>
+        <w:rPr>
+          <w:color w:val="000000"/>
+        </w:rPr>
+        <w:t xml:space="preserve">, </w:t>
+      </w:r>
+      <w:r>
+        <w:rPr>
+          <w:color w:val="000000"/>
+        </w:rPr>
+        <w:t>„</w:t>
+      </w:r>
+      <w:r>
+        <w:rPr>
+          <w:color w:val="000000"/>
+        </w:rPr>
+        <w:t>secret_y</w:t>
+      </w:r>
+      <w:r>
+        <w:rPr>
+          <w:color w:val="000000"/>
+        </w:rPr>
+        <w:t>”</w:t>
+      </w:r>
+      <w:r>
+        <w:rPr>
+          <w:color w:val="000000"/>
+        </w:rPr>
+        <w:t xml:space="preserve">: </w:t>
+      </w:r>
+      <w:r>
+        <w:rPr>
+          <w:color w:val="000000"/>
+        </w:rPr>
+        <w:t>„</w:t>
+      </w:r>
+      <w:r>
+        <w:rPr>
+          <w:color w:val="000000"/>
+        </w:rPr>
+        <w:t>12345678901234567890</w:t>
+      </w:r>
+      <w:r>
+        <w:rPr>
+          <w:color w:val="000000"/>
+        </w:rPr>
+        <w:t>”</w:t>
+      </w:r>
+      <w:r>
+        <w:rPr>
+          <w:color w:val="000000"/>
+        </w:rPr>
+        <w:t xml:space="preserve"> }</w:t>
       </w:r>
     </w:p>
     <w:p>
@@ -11989,7 +13909,103 @@
         <w:rPr>
           <w:color w:val="000000"/>
         </w:rPr>
-        <w:t>{ "client_id": "alice", "commitment_t": "98765432109876543210" }</w:t>
+        <w:t xml:space="preserve">{ </w:t>
+      </w:r>
+      <w:r>
+        <w:rPr>
+          <w:color w:val="000000"/>
+        </w:rPr>
+        <w:t>„</w:t>
+      </w:r>
+      <w:r>
+        <w:rPr>
+          <w:color w:val="000000"/>
+        </w:rPr>
+        <w:t>client_id</w:t>
+      </w:r>
+      <w:r>
+        <w:rPr>
+          <w:color w:val="000000"/>
+        </w:rPr>
+        <w:t>”</w:t>
+      </w:r>
+      <w:r>
+        <w:rPr>
+          <w:color w:val="000000"/>
+        </w:rPr>
+        <w:t xml:space="preserve">: </w:t>
+      </w:r>
+      <w:r>
+        <w:rPr>
+          <w:color w:val="000000"/>
+        </w:rPr>
+        <w:t>„</w:t>
+      </w:r>
+      <w:r>
+        <w:rPr>
+          <w:color w:val="000000"/>
+        </w:rPr>
+        <w:t>alice</w:t>
+      </w:r>
+      <w:r>
+        <w:rPr>
+          <w:color w:val="000000"/>
+        </w:rPr>
+        <w:t>”</w:t>
+      </w:r>
+      <w:r>
+        <w:rPr>
+          <w:color w:val="000000"/>
+        </w:rPr>
+        <w:t xml:space="preserve">, </w:t>
+      </w:r>
+      <w:r>
+        <w:rPr>
+          <w:color w:val="000000"/>
+        </w:rPr>
+        <w:t>„</w:t>
+      </w:r>
+      <w:r>
+        <w:rPr>
+          <w:color w:val="000000"/>
+        </w:rPr>
+        <w:t>commitment_t</w:t>
+      </w:r>
+      <w:r>
+        <w:rPr>
+          <w:color w:val="000000"/>
+        </w:rPr>
+        <w:t>”</w:t>
+      </w:r>
+      <w:r>
+        <w:rPr>
+          <w:color w:val="000000"/>
+        </w:rPr>
+        <w:t xml:space="preserve">: </w:t>
+      </w:r>
+      <w:r>
+        <w:rPr>
+          <w:color w:val="000000"/>
+        </w:rPr>
+        <w:t>„</w:t>
+      </w:r>
+      <w:r>
+        <w:rPr>
+          <w:color w:val="000000"/>
+        </w:rPr>
+        <w:t>98765432109876543210</w:t>
+      </w:r>
+      <w:r>
+        <w:rPr>
+          <w:color w:val="000000"/>
+        </w:rPr>
+        <w:t>”</w:t>
+      </w:r>
+      <w:r>
+        <w:rPr>
+          <w:color w:val="000000"/>
+        </w:rPr>
+        <w:t xml:space="preserve"> }</w:t>
       </w:r>
     </w:p>
     <w:p>
@@ -12033,7 +14049,103 @@
         <w:rPr>
           <w:color w:val="000000"/>
         </w:rPr>
-        <w:t>{ "challenge_c": "112233445566778899", "session_id": "opaque-session-token" }</w:t>
+        <w:t xml:space="preserve">{ </w:t>
+      </w:r>
+      <w:r>
+        <w:rPr>
+          <w:color w:val="000000"/>
+        </w:rPr>
+        <w:t>„</w:t>
+      </w:r>
+      <w:r>
+        <w:rPr>
+          <w:color w:val="000000"/>
+        </w:rPr>
+        <w:t>challenge_c</w:t>
+      </w:r>
+      <w:r>
+        <w:rPr>
+          <w:color w:val="000000"/>
+        </w:rPr>
+        <w:t>”</w:t>
+      </w:r>
+      <w:r>
+        <w:rPr>
+          <w:color w:val="000000"/>
+        </w:rPr>
+        <w:t xml:space="preserve">: </w:t>
+      </w:r>
+      <w:r>
+        <w:rPr>
+          <w:color w:val="000000"/>
+        </w:rPr>
+        <w:t>„</w:t>
+      </w:r>
+      <w:r>
+        <w:rPr>
+          <w:color w:val="000000"/>
+        </w:rPr>
+        <w:t>112233445566778899</w:t>
+      </w:r>
+      <w:r>
+        <w:rPr>
+          <w:color w:val="000000"/>
+        </w:rPr>
+        <w:t>”</w:t>
+      </w:r>
+      <w:r>
+        <w:rPr>
+          <w:color w:val="000000"/>
+        </w:rPr>
+        <w:t xml:space="preserve">, </w:t>
+      </w:r>
+      <w:r>
+        <w:rPr>
+          <w:color w:val="000000"/>
+        </w:rPr>
+        <w:t>„</w:t>
+      </w:r>
+      <w:r>
+        <w:rPr>
+          <w:color w:val="000000"/>
+        </w:rPr>
+        <w:t>session_id</w:t>
+      </w:r>
+      <w:r>
+        <w:rPr>
+          <w:color w:val="000000"/>
+        </w:rPr>
+        <w:t>”</w:t>
+      </w:r>
+      <w:r>
+        <w:rPr>
+          <w:color w:val="000000"/>
+        </w:rPr>
+        <w:t xml:space="preserve">: </w:t>
+      </w:r>
+      <w:r>
+        <w:rPr>
+          <w:color w:val="000000"/>
+        </w:rPr>
+        <w:t>„</w:t>
+      </w:r>
+      <w:r>
+        <w:rPr>
+          <w:color w:val="000000"/>
+        </w:rPr>
+        <w:t>opaque-session-token</w:t>
+      </w:r>
+      <w:r>
+        <w:rPr>
+          <w:color w:val="000000"/>
+        </w:rPr>
+        <w:t>”</w:t>
+      </w:r>
+      <w:r>
+        <w:rPr>
+          <w:color w:val="000000"/>
+        </w:rPr>
+        <w:t xml:space="preserve"> }</w:t>
       </w:r>
     </w:p>
     <w:p>
@@ -12077,7 +14189,55 @@
         <w:rPr>
           <w:color w:val="000000"/>
         </w:rPr>
-        <w:t>{ "solution_s": "998877665544332211" }</w:t>
+        <w:t xml:space="preserve">{ </w:t>
+      </w:r>
+      <w:r>
+        <w:rPr>
+          <w:color w:val="000000"/>
+        </w:rPr>
+        <w:t>„</w:t>
+      </w:r>
+      <w:r>
+        <w:rPr>
+          <w:color w:val="000000"/>
+        </w:rPr>
+        <w:t>solution_s</w:t>
+      </w:r>
+      <w:r>
+        <w:rPr>
+          <w:color w:val="000000"/>
+        </w:rPr>
+        <w:t>”</w:t>
+      </w:r>
+      <w:r>
+        <w:rPr>
+          <w:color w:val="000000"/>
+        </w:rPr>
+        <w:t xml:space="preserve">: </w:t>
+      </w:r>
+      <w:r>
+        <w:rPr>
+          <w:color w:val="000000"/>
+        </w:rPr>
+        <w:t>„</w:t>
+      </w:r>
+      <w:r>
+        <w:rPr>
+          <w:color w:val="000000"/>
+        </w:rPr>
+        <w:t>998877665544332211</w:t>
+      </w:r>
+      <w:r>
+        <w:rPr>
+          <w:color w:val="000000"/>
+        </w:rPr>
+        <w:t>”</w:t>
+      </w:r>
+      <w:r>
+        <w:rPr>
+          <w:color w:val="000000"/>
+        </w:rPr>
+        <w:t xml:space="preserve"> }</w:t>
       </w:r>
     </w:p>
     <w:p>
@@ -12121,7 +14281,55 @@
         <w:rPr>
           <w:color w:val="000000"/>
         </w:rPr>
-        <w:t>{ "token": "jwt-string" }</w:t>
+        <w:t xml:space="preserve">{ </w:t>
+      </w:r>
+      <w:r>
+        <w:rPr>
+          <w:color w:val="000000"/>
+        </w:rPr>
+        <w:t>„</w:t>
+      </w:r>
+      <w:r>
+        <w:rPr>
+          <w:color w:val="000000"/>
+        </w:rPr>
+        <w:t>token</w:t>
+      </w:r>
+      <w:r>
+        <w:rPr>
+          <w:color w:val="000000"/>
+        </w:rPr>
+        <w:t>”</w:t>
+      </w:r>
+      <w:r>
+        <w:rPr>
+          <w:color w:val="000000"/>
+        </w:rPr>
+        <w:t xml:space="preserve">: </w:t>
+      </w:r>
+      <w:r>
+        <w:rPr>
+          <w:color w:val="000000"/>
+        </w:rPr>
+        <w:t>„</w:t>
+      </w:r>
+      <w:r>
+        <w:rPr>
+          <w:color w:val="000000"/>
+        </w:rPr>
+        <w:t>jwt-string</w:t>
+      </w:r>
+      <w:r>
+        <w:rPr>
+          <w:color w:val="000000"/>
+        </w:rPr>
+        <w:t>”</w:t>
+      </w:r>
+      <w:r>
+        <w:rPr>
+          <w:color w:val="000000"/>
+        </w:rPr>
+        <w:t xml:space="preserve"> }</w:t>
       </w:r>
     </w:p>
     <w:p>
@@ -12169,7 +14377,7 @@
           <w:szCs w:val="26"/>
         </w:rPr>
       </w:pPr>
-      <w:bookmarkStart w:id="34" w:name="_Toc231653065"/>
+      <w:bookmarkStart w:id="34" w:name="_Toc232007492"/>
       <w:r>
         <w:rPr>
           <w:b w:val="0"/>
@@ -12269,7 +14477,40 @@
         <w:rPr>
           <w:color w:val="000000"/>
         </w:rPr>
-        <w:t>Fiecare variabilă implicată îndeplinește un rol fundamental în mitigarea vulnerabilităților de rețea. Provocarea generată de server invalidează atacurile de reluare (replay attacks – engl.) impunând o demonstrație temporală unică, în timp ce angajamentul asociază criptografic sesiunea de un element aleatoriu nedezvăluit. Pentru asigurarea standardizării formale, sintaxa se definește prin notația ABNF (Augmented Backus-Naur Form) [43]:</w:t>
+        <w:t xml:space="preserve">Fiecare variabilă implicată îndeplinește un rol fundamental în mitigarea vulnerabilităților de rețea. Provocarea generată de server invalidează atacurile de reluare (replay attacks – engl.) impunând o demonstrație temporală unică, în timp ce angajamentul asociază criptografic sesiunea de un element aleatoriu nedezvăluit. Pentru asigurarea standardizării formale, sintaxa se definește prin notația ABNF (Augmented Backus-Naur Form) </w:t>
+      </w:r>
+      <w:r>
+        <w:rPr>
+          <w:color w:val="000000"/>
+        </w:rPr>
+        <w:fldChar w:fldCharType="begin"/>
+      </w:r>
+      <w:r>
+        <w:rPr>
+          <w:color w:val="000000"/>
+        </w:rPr>
+        <w:instrText xml:space="preserve"> ADDIN ZOTERO_ITEM CSL_CITATION {"citationID":"sfD5ffHs","properties":{"unsorted":false,"formattedCitation":"[37]","plainCitation":"[37]","noteIndex":0},"citationItems":[{"id":81,"uris":["http://zotero.org/users/local/7DTNwTNu/items/HRAFWSMY"],"itemData":{"id":81,"type":"report","genre":"RFC","number":"5234","publisher":"Internet Engineering Task Force","title":"Augmented BNF for Syntax Specifications: ABNF","URL":"https://datatracker.ietf.org/doc/html/rfc5234","author":[{"family":"Crocker","given":"Dave"},{"family":"Overell","given":"Paul"}],"issued":{"date-parts":[["2008"]]}}}],"schema":"https://github.com/citation-style-language/schema/raw/master/csl-citation.json"} </w:instrText>
+      </w:r>
+      <w:r>
+        <w:rPr>
+          <w:color w:val="000000"/>
+        </w:rPr>
+        <w:fldChar w:fldCharType="separate"/>
+      </w:r>
+      <w:r>
+        <w:t>[37]</w:t>
+      </w:r>
+      <w:r>
+        <w:rPr>
+          <w:color w:val="000000"/>
+        </w:rPr>
+        <w:fldChar w:fldCharType="end"/>
+      </w:r>
+      <w:r>
+        <w:rPr>
+          <w:color w:val="000000"/>
+        </w:rPr>
+        <w:t>:</w:t>
       </w:r>
     </w:p>
     <w:p>
@@ -12307,7 +14548,55 @@
         <w:rPr>
           <w:color w:val="000000"/>
         </w:rPr>
-        <w:t>client-id = 1*(ALPHA / DIGIT / "-" / "*")</w:t>
+        <w:t xml:space="preserve">client-id = 1*(ALPHA / DIGIT / </w:t>
+      </w:r>
+      <w:r>
+        <w:rPr>
+          <w:color w:val="000000"/>
+        </w:rPr>
+        <w:t>„</w:t>
+      </w:r>
+      <w:r>
+        <w:rPr>
+          <w:color w:val="000000"/>
+        </w:rPr>
+        <w:t>-</w:t>
+      </w:r>
+      <w:r>
+        <w:rPr>
+          <w:color w:val="000000"/>
+        </w:rPr>
+        <w:t>”</w:t>
+      </w:r>
+      <w:r>
+        <w:rPr>
+          <w:color w:val="000000"/>
+        </w:rPr>
+        <w:t xml:space="preserve"> / </w:t>
+      </w:r>
+      <w:r>
+        <w:rPr>
+          <w:color w:val="000000"/>
+        </w:rPr>
+        <w:t>„</w:t>
+      </w:r>
+      <w:r>
+        <w:rPr>
+          <w:color w:val="000000"/>
+        </w:rPr>
+        <w:t>*</w:t>
+      </w:r>
+      <w:r>
+        <w:rPr>
+          <w:color w:val="000000"/>
+        </w:rPr>
+        <w:t>”</w:t>
+      </w:r>
+      <w:r>
+        <w:rPr>
+          <w:color w:val="000000"/>
+        </w:rPr>
+        <w:t>)</w:t>
       </w:r>
     </w:p>
     <w:p>
@@ -12351,7 +14640,55 @@
         <w:rPr>
           <w:color w:val="000000"/>
         </w:rPr>
-        <w:t>session-id = 1*(ALPHA / DIGIT / "-" / "*")</w:t>
+        <w:t xml:space="preserve">session-id = 1*(ALPHA / DIGIT / </w:t>
+      </w:r>
+      <w:r>
+        <w:rPr>
+          <w:color w:val="000000"/>
+        </w:rPr>
+        <w:t>„</w:t>
+      </w:r>
+      <w:r>
+        <w:rPr>
+          <w:color w:val="000000"/>
+        </w:rPr>
+        <w:t>-</w:t>
+      </w:r>
+      <w:r>
+        <w:rPr>
+          <w:color w:val="000000"/>
+        </w:rPr>
+        <w:t>”</w:t>
+      </w:r>
+      <w:r>
+        <w:rPr>
+          <w:color w:val="000000"/>
+        </w:rPr>
+        <w:t xml:space="preserve"> / </w:t>
+      </w:r>
+      <w:r>
+        <w:rPr>
+          <w:color w:val="000000"/>
+        </w:rPr>
+        <w:t>„</w:t>
+      </w:r>
+      <w:r>
+        <w:rPr>
+          <w:color w:val="000000"/>
+        </w:rPr>
+        <w:t>*</w:t>
+      </w:r>
+      <w:r>
+        <w:rPr>
+          <w:color w:val="000000"/>
+        </w:rPr>
+        <w:t>”</w:t>
+      </w:r>
+      <w:r>
+        <w:rPr>
+          <w:color w:val="000000"/>
+        </w:rPr>
+        <w:t>)</w:t>
       </w:r>
     </w:p>
     <w:p>
@@ -12373,7 +14710,79 @@
         <w:rPr>
           <w:color w:val="000000"/>
         </w:rPr>
-        <w:t>jwt-token = 1*(ALPHA / DIGIT / "." / "-" / "_")</w:t>
+        <w:t xml:space="preserve">jwt-token = 1*(ALPHA / DIGIT / </w:t>
+      </w:r>
+      <w:r>
+        <w:rPr>
+          <w:color w:val="000000"/>
+        </w:rPr>
+        <w:t>„</w:t>
+      </w:r>
+      <w:r>
+        <w:rPr>
+          <w:color w:val="000000"/>
+        </w:rPr>
+        <w:t>.</w:t>
+      </w:r>
+      <w:r>
+        <w:rPr>
+          <w:color w:val="000000"/>
+        </w:rPr>
+        <w:t>”</w:t>
+      </w:r>
+      <w:r>
+        <w:rPr>
+          <w:color w:val="000000"/>
+        </w:rPr>
+        <w:t xml:space="preserve"> / </w:t>
+      </w:r>
+      <w:r>
+        <w:rPr>
+          <w:color w:val="000000"/>
+        </w:rPr>
+        <w:t>„</w:t>
+      </w:r>
+      <w:r>
+        <w:rPr>
+          <w:color w:val="000000"/>
+        </w:rPr>
+        <w:t>-</w:t>
+      </w:r>
+      <w:r>
+        <w:rPr>
+          <w:color w:val="000000"/>
+        </w:rPr>
+        <w:t>”</w:t>
+      </w:r>
+      <w:r>
+        <w:rPr>
+          <w:color w:val="000000"/>
+        </w:rPr>
+        <w:t xml:space="preserve"> / </w:t>
+      </w:r>
+      <w:r>
+        <w:rPr>
+          <w:color w:val="000000"/>
+        </w:rPr>
+        <w:t>„</w:t>
+      </w:r>
+      <w:r>
+        <w:rPr>
+          <w:color w:val="000000"/>
+        </w:rPr>
+        <w:t>_</w:t>
+      </w:r>
+      <w:r>
+        <w:rPr>
+          <w:color w:val="000000"/>
+        </w:rPr>
+        <w:t>”</w:t>
+      </w:r>
+      <w:r>
+        <w:rPr>
+          <w:color w:val="000000"/>
+        </w:rPr>
+        <w:t>)</w:t>
       </w:r>
     </w:p>
     <w:p>
@@ -12433,7 +14842,169 @@
         <w:rPr>
           <w:color w:val="000000"/>
         </w:rPr>
-        <w:t>registration-payload = "{" DQUOTE "client_id" DQUOTE ":" q-string "," DQUOTE "secret_y" DQUOTE ":" q-string "}"</w:t>
+        <w:t xml:space="preserve">registration-payload = </w:t>
+      </w:r>
+      <w:r>
+        <w:rPr>
+          <w:color w:val="000000"/>
+        </w:rPr>
+        <w:t>„</w:t>
+      </w:r>
+      <w:r>
+        <w:rPr>
+          <w:color w:val="000000"/>
+        </w:rPr>
+        <w:t>{</w:t>
+      </w:r>
+      <w:r>
+        <w:rPr>
+          <w:color w:val="000000"/>
+        </w:rPr>
+        <w:t>„</w:t>
+      </w:r>
+      <w:r>
+        <w:rPr>
+          <w:color w:val="000000"/>
+        </w:rPr>
+        <w:t xml:space="preserve"> DQUOTE </w:t>
+      </w:r>
+      <w:r>
+        <w:rPr>
+          <w:color w:val="000000"/>
+        </w:rPr>
+        <w:t>„</w:t>
+      </w:r>
+      <w:r>
+        <w:rPr>
+          <w:color w:val="000000"/>
+        </w:rPr>
+        <w:t>client_id</w:t>
+      </w:r>
+      <w:r>
+        <w:rPr>
+          <w:color w:val="000000"/>
+        </w:rPr>
+        <w:t>”</w:t>
+      </w:r>
+      <w:r>
+        <w:rPr>
+          <w:color w:val="000000"/>
+        </w:rPr>
+        <w:t xml:space="preserve"> DQUOTE </w:t>
+      </w:r>
+      <w:r>
+        <w:rPr>
+          <w:color w:val="000000"/>
+        </w:rPr>
+        <w:t>„</w:t>
+      </w:r>
+      <w:r>
+        <w:rPr>
+          <w:color w:val="000000"/>
+        </w:rPr>
+        <w:t>:</w:t>
+      </w:r>
+      <w:r>
+        <w:rPr>
+          <w:color w:val="000000"/>
+        </w:rPr>
+        <w:t>”</w:t>
+      </w:r>
+      <w:r>
+        <w:rPr>
+          <w:color w:val="000000"/>
+        </w:rPr>
+        <w:t xml:space="preserve"> q-string </w:t>
+      </w:r>
+      <w:r>
+        <w:rPr>
+          <w:color w:val="000000"/>
+        </w:rPr>
+        <w:t>„</w:t>
+      </w:r>
+      <w:r>
+        <w:rPr>
+          <w:color w:val="000000"/>
+        </w:rPr>
+        <w:t>,</w:t>
+      </w:r>
+      <w:r>
+        <w:rPr>
+          <w:color w:val="000000"/>
+        </w:rPr>
+        <w:t>”</w:t>
+      </w:r>
+      <w:r>
+        <w:rPr>
+          <w:color w:val="000000"/>
+        </w:rPr>
+        <w:t xml:space="preserve"> DQUOTE </w:t>
+      </w:r>
+      <w:r>
+        <w:rPr>
+          <w:color w:val="000000"/>
+        </w:rPr>
+        <w:t>„</w:t>
+      </w:r>
+      <w:r>
+        <w:rPr>
+          <w:color w:val="000000"/>
+        </w:rPr>
+        <w:t>secret_y</w:t>
+      </w:r>
+      <w:r>
+        <w:rPr>
+          <w:color w:val="000000"/>
+        </w:rPr>
+        <w:t>”</w:t>
+      </w:r>
+      <w:r>
+        <w:rPr>
+          <w:color w:val="000000"/>
+        </w:rPr>
+        <w:t xml:space="preserve"> DQUOTE </w:t>
+      </w:r>
+      <w:r>
+        <w:rPr>
+          <w:color w:val="000000"/>
+        </w:rPr>
+        <w:t>„</w:t>
+      </w:r>
+      <w:r>
+        <w:rPr>
+          <w:color w:val="000000"/>
+        </w:rPr>
+        <w:t>:</w:t>
+      </w:r>
+      <w:r>
+        <w:rPr>
+          <w:color w:val="000000"/>
+        </w:rPr>
+        <w:t>”</w:t>
+      </w:r>
+      <w:r>
+        <w:rPr>
+          <w:color w:val="000000"/>
+        </w:rPr>
+        <w:t xml:space="preserve"> q-string </w:t>
+      </w:r>
+      <w:r>
+        <w:rPr>
+          <w:color w:val="000000"/>
+        </w:rPr>
+        <w:t>„</w:t>
+      </w:r>
+      <w:r>
+        <w:rPr>
+          <w:color w:val="000000"/>
+        </w:rPr>
+        <w:t>}</w:t>
+      </w:r>
+      <w:r>
+        <w:rPr>
+          <w:color w:val="000000"/>
+        </w:rPr>
+        <w:t>”</w:t>
       </w:r>
     </w:p>
     <w:p>
@@ -12455,7 +15026,169 @@
         <w:rPr>
           <w:color w:val="000000"/>
         </w:rPr>
-        <w:t>commitment-payload = "{" DQUOTE "client_id" DQUOTE ":" q-string "," DQUOTE "commitment_t" DQUOTE ":" q-string "}"</w:t>
+        <w:t xml:space="preserve">commitment-payload = </w:t>
+      </w:r>
+      <w:r>
+        <w:rPr>
+          <w:color w:val="000000"/>
+        </w:rPr>
+        <w:t>„</w:t>
+      </w:r>
+      <w:r>
+        <w:rPr>
+          <w:color w:val="000000"/>
+        </w:rPr>
+        <w:t>{</w:t>
+      </w:r>
+      <w:r>
+        <w:rPr>
+          <w:color w:val="000000"/>
+        </w:rPr>
+        <w:t>„</w:t>
+      </w:r>
+      <w:r>
+        <w:rPr>
+          <w:color w:val="000000"/>
+        </w:rPr>
+        <w:t xml:space="preserve"> DQUOTE </w:t>
+      </w:r>
+      <w:r>
+        <w:rPr>
+          <w:color w:val="000000"/>
+        </w:rPr>
+        <w:t>„</w:t>
+      </w:r>
+      <w:r>
+        <w:rPr>
+          <w:color w:val="000000"/>
+        </w:rPr>
+        <w:t>client_id</w:t>
+      </w:r>
+      <w:r>
+        <w:rPr>
+          <w:color w:val="000000"/>
+        </w:rPr>
+        <w:t>”</w:t>
+      </w:r>
+      <w:r>
+        <w:rPr>
+          <w:color w:val="000000"/>
+        </w:rPr>
+        <w:t xml:space="preserve"> DQUOTE </w:t>
+      </w:r>
+      <w:r>
+        <w:rPr>
+          <w:color w:val="000000"/>
+        </w:rPr>
+        <w:t>„</w:t>
+      </w:r>
+      <w:r>
+        <w:rPr>
+          <w:color w:val="000000"/>
+        </w:rPr>
+        <w:t>:</w:t>
+      </w:r>
+      <w:r>
+        <w:rPr>
+          <w:color w:val="000000"/>
+        </w:rPr>
+        <w:t>”</w:t>
+      </w:r>
+      <w:r>
+        <w:rPr>
+          <w:color w:val="000000"/>
+        </w:rPr>
+        <w:t xml:space="preserve"> q-string </w:t>
+      </w:r>
+      <w:r>
+        <w:rPr>
+          <w:color w:val="000000"/>
+        </w:rPr>
+        <w:t>„</w:t>
+      </w:r>
+      <w:r>
+        <w:rPr>
+          <w:color w:val="000000"/>
+        </w:rPr>
+        <w:t>,</w:t>
+      </w:r>
+      <w:r>
+        <w:rPr>
+          <w:color w:val="000000"/>
+        </w:rPr>
+        <w:t>”</w:t>
+      </w:r>
+      <w:r>
+        <w:rPr>
+          <w:color w:val="000000"/>
+        </w:rPr>
+        <w:t xml:space="preserve"> DQUOTE </w:t>
+      </w:r>
+      <w:r>
+        <w:rPr>
+          <w:color w:val="000000"/>
+        </w:rPr>
+        <w:t>„</w:t>
+      </w:r>
+      <w:r>
+        <w:rPr>
+          <w:color w:val="000000"/>
+        </w:rPr>
+        <w:t>commitment_t</w:t>
+      </w:r>
+      <w:r>
+        <w:rPr>
+          <w:color w:val="000000"/>
+        </w:rPr>
+        <w:t>”</w:t>
+      </w:r>
+      <w:r>
+        <w:rPr>
+          <w:color w:val="000000"/>
+        </w:rPr>
+        <w:t xml:space="preserve"> DQUOTE </w:t>
+      </w:r>
+      <w:r>
+        <w:rPr>
+          <w:color w:val="000000"/>
+        </w:rPr>
+        <w:t>„</w:t>
+      </w:r>
+      <w:r>
+        <w:rPr>
+          <w:color w:val="000000"/>
+        </w:rPr>
+        <w:t>:</w:t>
+      </w:r>
+      <w:r>
+        <w:rPr>
+          <w:color w:val="000000"/>
+        </w:rPr>
+        <w:t>”</w:t>
+      </w:r>
+      <w:r>
+        <w:rPr>
+          <w:color w:val="000000"/>
+        </w:rPr>
+        <w:t xml:space="preserve"> q-string </w:t>
+      </w:r>
+      <w:r>
+        <w:rPr>
+          <w:color w:val="000000"/>
+        </w:rPr>
+        <w:t>„</w:t>
+      </w:r>
+      <w:r>
+        <w:rPr>
+          <w:color w:val="000000"/>
+        </w:rPr>
+        <w:t>}</w:t>
+      </w:r>
+      <w:r>
+        <w:rPr>
+          <w:color w:val="000000"/>
+        </w:rPr>
+        <w:t>”</w:t>
       </w:r>
     </w:p>
     <w:p>
@@ -12477,7 +15210,169 @@
         <w:rPr>
           <w:color w:val="000000"/>
         </w:rPr>
-        <w:t>challenge-response = "{" DQUOTE "challenge_c" DQUOTE ":" q-string "," DQUOTE "session_id" DQUOTE ":" q-string "}"</w:t>
+        <w:t xml:space="preserve">challenge-response = </w:t>
+      </w:r>
+      <w:r>
+        <w:rPr>
+          <w:color w:val="000000"/>
+        </w:rPr>
+        <w:t>„</w:t>
+      </w:r>
+      <w:r>
+        <w:rPr>
+          <w:color w:val="000000"/>
+        </w:rPr>
+        <w:t>{</w:t>
+      </w:r>
+      <w:r>
+        <w:rPr>
+          <w:color w:val="000000"/>
+        </w:rPr>
+        <w:t>„</w:t>
+      </w:r>
+      <w:r>
+        <w:rPr>
+          <w:color w:val="000000"/>
+        </w:rPr>
+        <w:t xml:space="preserve"> DQUOTE </w:t>
+      </w:r>
+      <w:r>
+        <w:rPr>
+          <w:color w:val="000000"/>
+        </w:rPr>
+        <w:t>„</w:t>
+      </w:r>
+      <w:r>
+        <w:rPr>
+          <w:color w:val="000000"/>
+        </w:rPr>
+        <w:t>challenge_c</w:t>
+      </w:r>
+      <w:r>
+        <w:rPr>
+          <w:color w:val="000000"/>
+        </w:rPr>
+        <w:t>”</w:t>
+      </w:r>
+      <w:r>
+        <w:rPr>
+          <w:color w:val="000000"/>
+        </w:rPr>
+        <w:t xml:space="preserve"> DQUOTE </w:t>
+      </w:r>
+      <w:r>
+        <w:rPr>
+          <w:color w:val="000000"/>
+        </w:rPr>
+        <w:t>„</w:t>
+      </w:r>
+      <w:r>
+        <w:rPr>
+          <w:color w:val="000000"/>
+        </w:rPr>
+        <w:t>:</w:t>
+      </w:r>
+      <w:r>
+        <w:rPr>
+          <w:color w:val="000000"/>
+        </w:rPr>
+        <w:t>”</w:t>
+      </w:r>
+      <w:r>
+        <w:rPr>
+          <w:color w:val="000000"/>
+        </w:rPr>
+        <w:t xml:space="preserve"> q-string </w:t>
+      </w:r>
+      <w:r>
+        <w:rPr>
+          <w:color w:val="000000"/>
+        </w:rPr>
+        <w:t>„</w:t>
+      </w:r>
+      <w:r>
+        <w:rPr>
+          <w:color w:val="000000"/>
+        </w:rPr>
+        <w:t>,</w:t>
+      </w:r>
+      <w:r>
+        <w:rPr>
+          <w:color w:val="000000"/>
+        </w:rPr>
+        <w:t>”</w:t>
+      </w:r>
+      <w:r>
+        <w:rPr>
+          <w:color w:val="000000"/>
+        </w:rPr>
+        <w:t xml:space="preserve"> DQUOTE </w:t>
+      </w:r>
+      <w:r>
+        <w:rPr>
+          <w:color w:val="000000"/>
+        </w:rPr>
+        <w:t>„</w:t>
+      </w:r>
+      <w:r>
+        <w:rPr>
+          <w:color w:val="000000"/>
+        </w:rPr>
+        <w:t>session_id</w:t>
+      </w:r>
+      <w:r>
+        <w:rPr>
+          <w:color w:val="000000"/>
+        </w:rPr>
+        <w:t>”</w:t>
+      </w:r>
+      <w:r>
+        <w:rPr>
+          <w:color w:val="000000"/>
+        </w:rPr>
+        <w:t xml:space="preserve"> DQUOTE </w:t>
+      </w:r>
+      <w:r>
+        <w:rPr>
+          <w:color w:val="000000"/>
+        </w:rPr>
+        <w:t>„</w:t>
+      </w:r>
+      <w:r>
+        <w:rPr>
+          <w:color w:val="000000"/>
+        </w:rPr>
+        <w:t>:</w:t>
+      </w:r>
+      <w:r>
+        <w:rPr>
+          <w:color w:val="000000"/>
+        </w:rPr>
+        <w:t>”</w:t>
+      </w:r>
+      <w:r>
+        <w:rPr>
+          <w:color w:val="000000"/>
+        </w:rPr>
+        <w:t xml:space="preserve"> q-string </w:t>
+      </w:r>
+      <w:r>
+        <w:rPr>
+          <w:color w:val="000000"/>
+        </w:rPr>
+        <w:t>„</w:t>
+      </w:r>
+      <w:r>
+        <w:rPr>
+          <w:color w:val="000000"/>
+        </w:rPr>
+        <w:t>}</w:t>
+      </w:r>
+      <w:r>
+        <w:rPr>
+          <w:color w:val="000000"/>
+        </w:rPr>
+        <w:t>”</w:t>
       </w:r>
     </w:p>
     <w:p>
@@ -12499,7 +15394,97 @@
         <w:rPr>
           <w:color w:val="000000"/>
         </w:rPr>
-        <w:t>verify-payload = "{" DQUOTE "solution_s" DQUOTE ":" q-string "}"</w:t>
+        <w:t xml:space="preserve">verify-payload = </w:t>
+      </w:r>
+      <w:r>
+        <w:rPr>
+          <w:color w:val="000000"/>
+        </w:rPr>
+        <w:t>„</w:t>
+      </w:r>
+      <w:r>
+        <w:rPr>
+          <w:color w:val="000000"/>
+        </w:rPr>
+        <w:t>{</w:t>
+      </w:r>
+      <w:r>
+        <w:rPr>
+          <w:color w:val="000000"/>
+        </w:rPr>
+        <w:t>„</w:t>
+      </w:r>
+      <w:r>
+        <w:rPr>
+          <w:color w:val="000000"/>
+        </w:rPr>
+        <w:t xml:space="preserve"> DQUOTE </w:t>
+      </w:r>
+      <w:r>
+        <w:rPr>
+          <w:color w:val="000000"/>
+        </w:rPr>
+        <w:t>„</w:t>
+      </w:r>
+      <w:r>
+        <w:rPr>
+          <w:color w:val="000000"/>
+        </w:rPr>
+        <w:t>solution_s</w:t>
+      </w:r>
+      <w:r>
+        <w:rPr>
+          <w:color w:val="000000"/>
+        </w:rPr>
+        <w:t>”</w:t>
+      </w:r>
+      <w:r>
+        <w:rPr>
+          <w:color w:val="000000"/>
+        </w:rPr>
+        <w:t xml:space="preserve"> DQUOTE </w:t>
+      </w:r>
+      <w:r>
+        <w:rPr>
+          <w:color w:val="000000"/>
+        </w:rPr>
+        <w:t>„</w:t>
+      </w:r>
+      <w:r>
+        <w:rPr>
+          <w:color w:val="000000"/>
+        </w:rPr>
+        <w:t>:</w:t>
+      </w:r>
+      <w:r>
+        <w:rPr>
+          <w:color w:val="000000"/>
+        </w:rPr>
+        <w:t>”</w:t>
+      </w:r>
+      <w:r>
+        <w:rPr>
+          <w:color w:val="000000"/>
+        </w:rPr>
+        <w:t xml:space="preserve"> q-string </w:t>
+      </w:r>
+      <w:r>
+        <w:rPr>
+          <w:color w:val="000000"/>
+        </w:rPr>
+        <w:t>„</w:t>
+      </w:r>
+      <w:r>
+        <w:rPr>
+          <w:color w:val="000000"/>
+        </w:rPr>
+        <w:t>}</w:t>
+      </w:r>
+      <w:r>
+        <w:rPr>
+          <w:color w:val="000000"/>
+        </w:rPr>
+        <w:t>”</w:t>
       </w:r>
     </w:p>
     <w:p>
@@ -12521,7 +15506,97 @@
         <w:rPr>
           <w:color w:val="000000"/>
         </w:rPr>
-        <w:t>auth-success-payload = "{" DQUOTE "token" DQUOTE ":" q-string "}"</w:t>
+        <w:t xml:space="preserve">auth-success-payload = </w:t>
+      </w:r>
+      <w:r>
+        <w:rPr>
+          <w:color w:val="000000"/>
+        </w:rPr>
+        <w:t>„</w:t>
+      </w:r>
+      <w:r>
+        <w:rPr>
+          <w:color w:val="000000"/>
+        </w:rPr>
+        <w:t>{</w:t>
+      </w:r>
+      <w:r>
+        <w:rPr>
+          <w:color w:val="000000"/>
+        </w:rPr>
+        <w:t>„</w:t>
+      </w:r>
+      <w:r>
+        <w:rPr>
+          <w:color w:val="000000"/>
+        </w:rPr>
+        <w:t xml:space="preserve"> DQUOTE </w:t>
+      </w:r>
+      <w:r>
+        <w:rPr>
+          <w:color w:val="000000"/>
+        </w:rPr>
+        <w:t>„</w:t>
+      </w:r>
+      <w:r>
+        <w:rPr>
+          <w:color w:val="000000"/>
+        </w:rPr>
+        <w:t>token</w:t>
+      </w:r>
+      <w:r>
+        <w:rPr>
+          <w:color w:val="000000"/>
+        </w:rPr>
+        <w:t>”</w:t>
+      </w:r>
+      <w:r>
+        <w:rPr>
+          <w:color w:val="000000"/>
+        </w:rPr>
+        <w:t xml:space="preserve"> DQUOTE </w:t>
+      </w:r>
+      <w:r>
+        <w:rPr>
+          <w:color w:val="000000"/>
+        </w:rPr>
+        <w:t>„</w:t>
+      </w:r>
+      <w:r>
+        <w:rPr>
+          <w:color w:val="000000"/>
+        </w:rPr>
+        <w:t>:</w:t>
+      </w:r>
+      <w:r>
+        <w:rPr>
+          <w:color w:val="000000"/>
+        </w:rPr>
+        <w:t>”</w:t>
+      </w:r>
+      <w:r>
+        <w:rPr>
+          <w:color w:val="000000"/>
+        </w:rPr>
+        <w:t xml:space="preserve"> q-string </w:t>
+      </w:r>
+      <w:r>
+        <w:rPr>
+          <w:color w:val="000000"/>
+        </w:rPr>
+        <w:t>„</w:t>
+      </w:r>
+      <w:r>
+        <w:rPr>
+          <w:color w:val="000000"/>
+        </w:rPr>
+        <w:t>}</w:t>
+      </w:r>
+      <w:r>
+        <w:rPr>
+          <w:color w:val="000000"/>
+        </w:rPr>
+        <w:t>”</w:t>
       </w:r>
     </w:p>
     <w:p>
@@ -12559,7 +15634,31 @@
         <w:rPr>
           <w:color w:val="000000"/>
         </w:rPr>
-        <w:t>authorization-header = "Bearer" SP jwt-token</w:t>
+        <w:t xml:space="preserve">authorization-header = </w:t>
+      </w:r>
+      <w:r>
+        <w:rPr>
+          <w:color w:val="000000"/>
+        </w:rPr>
+        <w:t>„</w:t>
+      </w:r>
+      <w:r>
+        <w:rPr>
+          <w:color w:val="000000"/>
+        </w:rPr>
+        <w:t>Bearer</w:t>
+      </w:r>
+      <w:r>
+        <w:rPr>
+          <w:color w:val="000000"/>
+        </w:rPr>
+        <w:t>”</w:t>
+      </w:r>
+      <w:r>
+        <w:rPr>
+          <w:color w:val="000000"/>
+        </w:rPr>
+        <w:t xml:space="preserve"> SP jwt-token</w:t>
       </w:r>
     </w:p>
     <w:p>
@@ -12581,7 +15680,31 @@
         <w:rPr>
           <w:color w:val="000000"/>
         </w:rPr>
-        <w:t>session-header = "X-Auth-Session:" SP session-id</w:t>
+        <w:t xml:space="preserve">session-header = </w:t>
+      </w:r>
+      <w:r>
+        <w:rPr>
+          <w:color w:val="000000"/>
+        </w:rPr>
+        <w:t>„</w:t>
+      </w:r>
+      <w:r>
+        <w:rPr>
+          <w:color w:val="000000"/>
+        </w:rPr>
+        <w:t>X-Auth-Session:</w:t>
+      </w:r>
+      <w:r>
+        <w:rPr>
+          <w:color w:val="000000"/>
+        </w:rPr>
+        <w:t>”</w:t>
+      </w:r>
+      <w:r>
+        <w:rPr>
+          <w:color w:val="000000"/>
+        </w:rPr>
+        <w:t xml:space="preserve"> SP session-id</w:t>
       </w:r>
     </w:p>
     <w:p>
@@ -12601,7 +15724,7 @@
           <w:szCs w:val="26"/>
         </w:rPr>
       </w:pPr>
-      <w:bookmarkStart w:id="35" w:name="_Toc231653066"/>
+      <w:bookmarkStart w:id="35" w:name="_Toc232007493"/>
       <w:r>
         <w:rPr>
           <w:b w:val="0"/>
@@ -12678,7 +15801,112 @@
         <w:rPr>
           <w:color w:val="000000"/>
         </w:rPr>
-        <w:t>Protocolul matematic impune retenția unei stări temporare persistente între etape ("stateful" - engl.) între momentul inițierii angajamentului și faza verificării. Pentru sistemele distribuite, este necesară externalizarea acestei stări către o memorie volatilă centralizată. Permisiunile pre-solicitare sunt gestionate riguros prin strategii de partajare a resurselor între origini (Cross-Origin Resource Sharing – engl.). Odată finalizată autorizarea, se recomandă evitarea stocării jetonului de acces în spații locale expuse vulnerabilităților de injecție a scripturilor (Cross-Site Scripting – engl.), fiind indicată încapsularea acestuia în cookie-uri protejate prin directivele „HttpOnly” și „Secure” [44].</w:t>
+        <w:t>Protocolul matematic impune retenția unei stări temporare persistente între etape (</w:t>
+      </w:r>
+      <w:r>
+        <w:rPr>
+          <w:color w:val="000000"/>
+        </w:rPr>
+        <w:t>„</w:t>
+      </w:r>
+      <w:r>
+        <w:rPr>
+          <w:color w:val="000000"/>
+        </w:rPr>
+        <w:t>stateful</w:t>
+      </w:r>
+      <w:r>
+        <w:rPr>
+          <w:color w:val="000000"/>
+        </w:rPr>
+        <w:t>”</w:t>
+      </w:r>
+      <w:r>
+        <w:rPr>
+          <w:color w:val="000000"/>
+        </w:rPr>
+        <w:t xml:space="preserve"> - engl.) între momentul inițierii angajamentului și faza verificării. Pentru sistemele distribuite, este necesară externalizarea acestei stări către o memorie volatilă centralizată. Permisiunile pre-solicitare sunt gestionate riguros prin strategii de partajare a resurselor între origini (Cross-Origin Resource Sharing – engl.). Odată finalizată autorizarea, se recomandă evitarea stocării jetonului de acces în spații locale expuse vulnerabilităților de injecție a scripturilor (Cross-Site Scripting – engl.), fiind indicată încapsularea acestuia în cookie-uri protejate prin directivele </w:t>
+      </w:r>
+      <w:r>
+        <w:rPr>
+          <w:color w:val="000000"/>
+        </w:rPr>
+        <w:t>„</w:t>
+      </w:r>
+      <w:r>
+        <w:rPr>
+          <w:color w:val="000000"/>
+        </w:rPr>
+        <w:t>HttpOnly</w:t>
+      </w:r>
+      <w:r>
+        <w:rPr>
+          <w:color w:val="000000"/>
+        </w:rPr>
+        <w:t>”</w:t>
+      </w:r>
+      <w:r>
+        <w:rPr>
+          <w:color w:val="000000"/>
+        </w:rPr>
+        <w:t xml:space="preserve"> și </w:t>
+      </w:r>
+      <w:r>
+        <w:rPr>
+          <w:color w:val="000000"/>
+        </w:rPr>
+        <w:t>„</w:t>
+      </w:r>
+      <w:r>
+        <w:rPr>
+          <w:color w:val="000000"/>
+        </w:rPr>
+        <w:t>Secure</w:t>
+      </w:r>
+      <w:r>
+        <w:rPr>
+          <w:color w:val="000000"/>
+        </w:rPr>
+        <w:t>”</w:t>
+      </w:r>
+      <w:r>
+        <w:rPr>
+          <w:color w:val="000000"/>
+        </w:rPr>
+        <w:t xml:space="preserve"> </w:t>
+      </w:r>
+      <w:r>
+        <w:rPr>
+          <w:color w:val="000000"/>
+        </w:rPr>
+        <w:fldChar w:fldCharType="begin"/>
+      </w:r>
+      <w:r>
+        <w:rPr>
+          <w:color w:val="000000"/>
+        </w:rPr>
+        <w:instrText xml:space="preserve"> ADDIN ZOTERO_ITEM CSL_CITATION {"citationID":"07Lm4tLh","properties":{"unsorted":false,"formattedCitation":"[38]","plainCitation":"[38]","noteIndex":0},"citationItems":[{"id":82,"uris":["http://zotero.org/users/local/7DTNwTNu/items/UXIWTHQM"],"itemData":{"id":82,"type":"document","title":"OWASP Cross-Site Scripting (XSS) Prevention Cheat Sheet","URL":"https://cheatsheetseries.owasp.org/cheatsheets/Cross-Site_Scripting_Prevention_Cheat_Sheet.html"}}],"schema":"https://github.com/citation-style-language/schema/raw/master/csl-citation.json"} </w:instrText>
+      </w:r>
+      <w:r>
+        <w:rPr>
+          <w:color w:val="000000"/>
+        </w:rPr>
+        <w:fldChar w:fldCharType="separate"/>
+      </w:r>
+      <w:r>
+        <w:t>[38]</w:t>
+      </w:r>
+      <w:r>
+        <w:rPr>
+          <w:color w:val="000000"/>
+        </w:rPr>
+        <w:fldChar w:fldCharType="end"/>
+      </w:r>
+      <w:r>
+        <w:rPr>
+          <w:color w:val="000000"/>
+        </w:rPr>
+        <w:t>.</w:t>
       </w:r>
     </w:p>
     <w:p>
@@ -12695,7 +15923,7 @@
           <w:lang w:val="ro-RO"/>
         </w:rPr>
       </w:pPr>
-      <w:bookmarkStart w:id="36" w:name="_Toc231653067"/>
+      <w:bookmarkStart w:id="36" w:name="_Toc232007494"/>
       <w:r>
         <w:rPr>
           <w:sz w:val="26"/>
@@ -12722,7 +15950,7 @@
           <w:szCs w:val="26"/>
         </w:rPr>
       </w:pPr>
-      <w:bookmarkStart w:id="37" w:name="_Toc231653068"/>
+      <w:bookmarkStart w:id="37" w:name="_Toc232007495"/>
       <w:r>
         <w:rPr>
           <w:b w:val="0"/>
@@ -12755,7 +15983,7 @@
         <w:rPr>
           <w:color w:val="000000"/>
         </w:rPr>
-        <w:t xml:space="preserve">Arhitectura de server este construită pe micro-framework-ul Flask, care constituie nucleul logic de procesare al întregului protocol [45]. Stratul de validare criptografică se sprijină pe funcția is_subgroup_member, care evaluează condiția matematică </w:t>
+        <w:t xml:space="preserve">Arhitectura de server este construită pe micro-framework-ul Flask, care constituie nucleul logic de procesare al întregului protocol. Stratul de validare criptografică se sprijină pe funcția is_subgroup_member, care evaluează condiția matematică </w:t>
       </w:r>
       <m:oMath>
         <m:sSup>
@@ -12792,7 +16020,40 @@
         <w:rPr>
           <w:color w:val="000000"/>
         </w:rPr>
-        <w:t xml:space="preserve"> mod P = 1 și respinge totodată valorile triviale, eliminând astfel riscurile asociate atacurilor de tip subgrup mic (small subgroup attack) [46]. Această verificare este invocată atât la înregistrarea cheii publice, cât și la recepția angajamentului efemer, conform fluxurilor descrise în secțiunile II.1.1. și II.1.2.</w:t>
+        <w:t xml:space="preserve"> mod P = 1 și respinge totodată valorile triviale, eliminând astfel riscurile asociate atacurilor de tip subgrup mic (small subgroup attack) </w:t>
+      </w:r>
+      <w:r>
+        <w:rPr>
+          <w:color w:val="000000"/>
+        </w:rPr>
+        <w:fldChar w:fldCharType="begin"/>
+      </w:r>
+      <w:r>
+        <w:rPr>
+          <w:color w:val="000000"/>
+        </w:rPr>
+        <w:instrText xml:space="preserve"> ADDIN ZOTERO_ITEM CSL_CITATION {"citationID":"4XSX9Qtv","properties":{"unsorted":false,"formattedCitation":"[39]","plainCitation":"[39]","noteIndex":0},"citationItems":[{"id":85,"uris":["http://zotero.org/users/local/7DTNwTNu/items/9WX7S5WI"],"itemData":{"id":85,"type":"book","publisher":"CRC Press","title":"Handbook of Applied Cryptography","URL":"https://cacr.uwaterloo.ca/hac/","author":[{"family":"Menezes","given":"Alfred J."},{"family":"Oorschot","given":"Paul C.","dropping-particle":"van"},{"family":"Vanstone","given":"Scott A."}],"issued":{"date-parts":[["1996"]]}}}],"schema":"https://github.com/citation-style-language/schema/raw/master/csl-citation.json"} </w:instrText>
+      </w:r>
+      <w:r>
+        <w:rPr>
+          <w:color w:val="000000"/>
+        </w:rPr>
+        <w:fldChar w:fldCharType="separate"/>
+      </w:r>
+      <w:r>
+        <w:t>[39]</w:t>
+      </w:r>
+      <w:r>
+        <w:rPr>
+          <w:color w:val="000000"/>
+        </w:rPr>
+        <w:fldChar w:fldCharType="end"/>
+      </w:r>
+      <w:r>
+        <w:rPr>
+          <w:color w:val="000000"/>
+        </w:rPr>
+        <w:t>. Această verificare este invocată atât la înregistrarea cheii publice, cât și la recepția angajamentului efemer, conform fluxurilor descrise în secțiunile II.1.1. și II.1.2.</w:t>
       </w:r>
     </w:p>
     <w:p>
@@ -12816,20 +16077,119 @@
         <w:rPr>
           <w:color w:val="000000"/>
         </w:rPr>
-        <w:t xml:space="preserve">Dimensiunea grupului criptografic reflectă compromisul dintre securitate și costul computațional al exponențierii modulare. Cel mai recent atac de tip Logjam demonstrat public a vizat un grup de 795 de biți [53], iar recomandările NIST impun minimum 2048 de biți pentru un </w:t>
+        <w:t xml:space="preserve">Dimensiunea grupului criptografic reflectă compromisul dintre securitate și costul computațional al exponențierii modulare. Cel mai recent atac de tip Logjam demonstrat public a vizat un grup de 795 de biți </w:t>
+      </w:r>
+      <w:r>
+        <w:rPr>
+          <w:color w:val="000000"/>
+        </w:rPr>
+        <w:fldChar w:fldCharType="begin"/>
+      </w:r>
+      <w:r>
+        <w:rPr>
+          <w:color w:val="000000"/>
+        </w:rPr>
+        <w:instrText xml:space="preserve"> ADDIN ZOTERO_ITEM CSL_CITATION {"citationID":"82BpV5tp","properties":{"unsorted":false,"formattedCitation":"[40]","plainCitation":"[40]","noteIndex":0},"citationItems":[{"id":94,"uris":["http://zotero.org/users/local/7DTNwTNu/items/6NSH38CV"],"itemData":{"id":94,"type":"document","note":"container-title: Wikipedia","title":"Discrete Logarithm Records","URL":"https://en.wikipedia.org/wiki/Discrete_logarithm_records"}}],"schema":"https://github.com/citation-style-language/schema/raw/master/csl-citation.json"} </w:instrText>
+      </w:r>
+      <w:r>
+        <w:rPr>
+          <w:color w:val="000000"/>
+        </w:rPr>
+        <w:fldChar w:fldCharType="separate"/>
+      </w:r>
+      <w:r>
+        <w:t>[40]</w:t>
+      </w:r>
+      <w:r>
+        <w:rPr>
+          <w:color w:val="000000"/>
+        </w:rPr>
+        <w:fldChar w:fldCharType="end"/>
+      </w:r>
+      <w:r>
+        <w:rPr>
+          <w:color w:val="000000"/>
+        </w:rPr>
+        <w:t xml:space="preserve">, iar recomandările NIST impun minimum 2048 de biți pentru un </w:t>
       </w:r>
       <w:r>
         <w:rPr>
           <w:color w:val="000000"/>
         </w:rPr>
         <w:lastRenderedPageBreak/>
-        <w:t>nivel de securitate adecvat pe termen mediu [54]. În consecință, parametrul P utilizat este numărul prim sigur de 2048 de biți din grupul MODP standardizat prin RFC 3526</w:t>
-      </w:r>
-      <w:r>
-        <w:rPr>
-          <w:color w:val="000000"/>
-        </w:rPr>
-        <w:t xml:space="preserve"> [56]</w:t>
+        <w:t>nivel de securitate adecvat pe termen medi</w:t>
+      </w:r>
+      <w:r>
+        <w:rPr>
+          <w:color w:val="000000"/>
+        </w:rPr>
+        <w:t>u</w:t>
+      </w:r>
+      <w:r>
+        <w:rPr>
+          <w:color w:val="000000"/>
+        </w:rPr>
+        <w:fldChar w:fldCharType="begin"/>
+      </w:r>
+      <w:r>
+        <w:rPr>
+          <w:color w:val="000000"/>
+        </w:rPr>
+        <w:instrText xml:space="preserve"> ADDIN ZOTERO_ITEM CSL_CITATION {"citationID":"WCQaV91Z","properties":{"unsorted":false,"formattedCitation":"[41]","plainCitation":"[41]","noteIndex":0},"citationItems":[{"id":97,"uris":["http://zotero.org/users/local/7DTNwTNu/items/Q9736UJC"],"itemData":{"id":97,"type":"report","genre":"SP","number":"800-57, rev. 5","title":"Recommendation for Key Management: Part 1","URL":"https://csrc.nist.gov/publications/detail/sp/800-57-part-1/rev-5/final","author":[{"literal":"NIST"}],"issued":{"date-parts":[["2020"]]}}}],"schema":"https://github.com/citation-style-language/schema/raw/master/csl-citation.json"} </w:instrText>
+      </w:r>
+      <w:r>
+        <w:rPr>
+          <w:color w:val="000000"/>
+        </w:rPr>
+        <w:fldChar w:fldCharType="separate"/>
+      </w:r>
+      <w:r>
+        <w:t>[41]</w:t>
+      </w:r>
+      <w:r>
+        <w:rPr>
+          <w:color w:val="000000"/>
+        </w:rPr>
+        <w:fldChar w:fldCharType="end"/>
+      </w:r>
+      <w:r>
+        <w:rPr>
+          <w:color w:val="000000"/>
+        </w:rPr>
+        <w:t>. În consecință, parametrul P utilizat este numărul prim sigur de 2048 de biți din grupul MODP standardizat prin RFC 3526</w:t>
+      </w:r>
+      <w:r>
+        <w:rPr>
+          <w:color w:val="000000"/>
+        </w:rPr>
+        <w:t xml:space="preserve"> </w:t>
+      </w:r>
+      <w:r>
+        <w:rPr>
+          <w:color w:val="000000"/>
+        </w:rPr>
+        <w:fldChar w:fldCharType="begin"/>
+      </w:r>
+      <w:r>
+        <w:rPr>
+          <w:color w:val="000000"/>
+        </w:rPr>
+        <w:instrText xml:space="preserve"> ADDIN ZOTERO_ITEM CSL_CITATION {"citationID":"Gp69tsYo","properties":{"unsorted":false,"formattedCitation":"[42]","plainCitation":"[42]","noteIndex":0},"citationItems":[{"id":98,"uris":["http://zotero.org/users/local/7DTNwTNu/items/AKD7VJHR"],"itemData":{"id":98,"type":"report","genre":"RFC","number":"3526","publisher":"Internet Engineering Task Force","title":"More Modular Exponential (MODP) Diffie-Hellman Groups for Internet Key Exchange (IKE)","URL":"https://datatracker.ietf.org/doc/html/rfc3526","author":[{"family":"Kivinen","given":"Tero"},{"family":"Kojo","given":"Mika"}],"issued":{"date-parts":[["2003"]]}}}],"schema":"https://github.com/citation-style-language/schema/raw/master/csl-citation.json"} </w:instrText>
+      </w:r>
+      <w:r>
+        <w:rPr>
+          <w:color w:val="000000"/>
+        </w:rPr>
+        <w:fldChar w:fldCharType="separate"/>
+      </w:r>
+      <w:r>
+        <w:t>[42]</w:t>
+      </w:r>
+      <w:r>
+        <w:rPr>
+          <w:color w:val="000000"/>
+        </w:rPr>
+        <w:fldChar w:fldCharType="end"/>
       </w:r>
       <w:r>
         <w:rPr>
@@ -12841,7 +16201,34 @@
         <w:rPr>
           <w:color w:val="000000"/>
         </w:rPr>
-        <w:t xml:space="preserve"> [50]</w:t>
+        <w:t xml:space="preserve"> </w:t>
+      </w:r>
+      <w:r>
+        <w:rPr>
+          <w:color w:val="000000"/>
+        </w:rPr>
+        <w:fldChar w:fldCharType="begin"/>
+      </w:r>
+      <w:r>
+        <w:rPr>
+          <w:color w:val="000000"/>
+        </w:rPr>
+        <w:instrText xml:space="preserve"> ADDIN ZOTERO_ITEM CSL_CITATION {"citationID":"euBEMGwA","properties":{"unsorted":false,"formattedCitation":"[43]","plainCitation":"[43]","noteIndex":0},"citationItems":[{"id":91,"uris":["http://zotero.org/users/local/7DTNwTNu/items/WHDPJ6RL"],"itemData":{"id":91,"type":"report","genre":"RFC","number":"5054","publisher":"Internet Engineering Task Force","title":"The Secure Remote Password Protocol (SRP)","URL":"https://datatracker.ietf.org/doc/html/rfc5054","author":[{"family":"Wu","given":"Thomas"}],"issued":{"date-parts":[["2007",11]]}}}],"schema":"https://github.com/citation-style-language/schema/raw/master/csl-citation.json"} </w:instrText>
+      </w:r>
+      <w:r>
+        <w:rPr>
+          <w:color w:val="000000"/>
+        </w:rPr>
+        <w:fldChar w:fldCharType="separate"/>
+      </w:r>
+      <w:r>
+        <w:t>[43]</w:t>
+      </w:r>
+      <w:r>
+        <w:rPr>
+          <w:color w:val="000000"/>
+        </w:rPr>
+        <w:fldChar w:fldCharType="end"/>
       </w:r>
       <w:r>
         <w:rPr>
@@ -12891,7 +16278,40 @@
         <w:rPr>
           <w:color w:val="000000"/>
         </w:rPr>
-        <w:t>Legarea contextului de rețea este realizată de funcția _compute_session_binding, care corelează sesiunea curentă cu metadatele de transport, iar emiterea jetonului de acces revine rutinei _issue_jwt, ce generează un jeton JWT cu o durată de valabilitate de o oră. Accesul la resursele protejate prin punctul terminal /data este condiționat de validarea prealabilă a semnăturii și a expirării jetonului, în timp ce antetele de tip Cache-Control [47] previn stocarea răspunsurilor în nodurile intermediare ale rețelei.</w:t>
+        <w:t xml:space="preserve">Legarea contextului de rețea este realizată de funcția _compute_session_binding, care corelează sesiunea curentă cu metadatele de transport, iar emiterea jetonului de acces revine rutinei _issue_jwt, ce generează un jeton JWT cu o durată de valabilitate de o oră. Accesul la resursele protejate prin punctul terminal /data este condiționat de validarea prealabilă a semnăturii și a expirării jetonului, în timp ce antetele de tip Cache-Control </w:t>
+      </w:r>
+      <w:r>
+        <w:rPr>
+          <w:color w:val="000000"/>
+        </w:rPr>
+        <w:fldChar w:fldCharType="begin"/>
+      </w:r>
+      <w:r>
+        <w:rPr>
+          <w:color w:val="000000"/>
+        </w:rPr>
+        <w:instrText xml:space="preserve"> ADDIN ZOTERO_ITEM CSL_CITATION {"citationID":"lERAa8jX","properties":{"unsorted":false,"formattedCitation":"[44]","plainCitation":"[44]","noteIndex":0},"citationItems":[{"id":86,"uris":["http://zotero.org/users/local/7DTNwTNu/items/Q4LZ54LU"],"itemData":{"id":86,"type":"document","title":"MDN Web Docs: Cache-Control","URL":"https://developer.mozilla.org/en-US/docs/Web/HTTP/Headers/Cache-Control"}}],"schema":"https://github.com/citation-style-language/schema/raw/master/csl-citation.json"} </w:instrText>
+      </w:r>
+      <w:r>
+        <w:rPr>
+          <w:color w:val="000000"/>
+        </w:rPr>
+        <w:fldChar w:fldCharType="separate"/>
+      </w:r>
+      <w:r>
+        <w:t>[44]</w:t>
+      </w:r>
+      <w:r>
+        <w:rPr>
+          <w:color w:val="000000"/>
+        </w:rPr>
+        <w:fldChar w:fldCharType="end"/>
+      </w:r>
+      <w:r>
+        <w:rPr>
+          <w:color w:val="000000"/>
+        </w:rPr>
+        <w:t xml:space="preserve"> previn stocarea răspunsurilor în nodurile intermediare ale rețelei.</w:t>
       </w:r>
     </w:p>
     <w:p>
@@ -12911,7 +16331,7 @@
           <w:szCs w:val="26"/>
         </w:rPr>
       </w:pPr>
-      <w:bookmarkStart w:id="38" w:name="_Toc231653069"/>
+      <w:bookmarkStart w:id="38" w:name="_Toc232007496"/>
       <w:r>
         <w:rPr>
           <w:b w:val="0"/>
@@ -12944,7 +16364,40 @@
         <w:rPr>
           <w:color w:val="000000"/>
         </w:rPr>
-        <w:t>Nivelul de prezentare execută întreaga logică criptografică direct în mediul de rulare al browserului, fără a delega operațiuni sensibile către server. Implementarea este concentrată în modulul login.js [4], care orchestrează secvențial etapele protocolului descrise în secțiunea II.1.2.: obținerea parametrilor publici, derivarea scalarului privat, generarea valorii aleatorii r prin interfața nativă window.crypto.getRandomValues [48], calculul angajamentului și, ulterior, al răspunsului matematic pe baza provocării recepționate de la server. Întregul ciclu de comunicare este supravegheat de un monitor de rețea integrat în interfață, care interceptează apelurile fetch și redă în timp real structura completă a antetelor și a sarcinilor utile, facilitând astfel auditarea vizuală a protocolului în scopuri didactice și de depanare.</w:t>
+        <w:t xml:space="preserve">Nivelul de prezentare execută întreaga logică criptografică direct în mediul de rulare al browserului, fără a delega operațiuni sensibile către server. Implementarea este concentrată în modulul login.js, care orchestrează secvențial etapele protocolului descrise în secțiunea II.1.2.: obținerea parametrilor publici, derivarea scalarului privat, generarea valorii aleatorii r prin interfața nativă window.crypto.getRandomValues </w:t>
+      </w:r>
+      <w:r>
+        <w:rPr>
+          <w:color w:val="000000"/>
+        </w:rPr>
+        <w:fldChar w:fldCharType="begin"/>
+      </w:r>
+      <w:r>
+        <w:rPr>
+          <w:color w:val="000000"/>
+        </w:rPr>
+        <w:instrText xml:space="preserve"> ADDIN ZOTERO_ITEM CSL_CITATION {"citationID":"Ptl1beAS","properties":{"unsorted":false,"formattedCitation":"[45]","plainCitation":"[45]","noteIndex":0},"citationItems":[{"id":88,"uris":["http://zotero.org/users/local/7DTNwTNu/items/5KUHL8WH"],"itemData":{"id":88,"type":"document","title":"MDN Web Docs: Crypto.getRandomValues()","URL":"https://developer.mozilla.org/en-US/docs/Web/API/Crypto/getRandomValues"}}],"schema":"https://github.com/citation-style-language/schema/raw/master/csl-citation.json"} </w:instrText>
+      </w:r>
+      <w:r>
+        <w:rPr>
+          <w:color w:val="000000"/>
+        </w:rPr>
+        <w:fldChar w:fldCharType="separate"/>
+      </w:r>
+      <w:r>
+        <w:t>[45]</w:t>
+      </w:r>
+      <w:r>
+        <w:rPr>
+          <w:color w:val="000000"/>
+        </w:rPr>
+        <w:fldChar w:fldCharType="end"/>
+      </w:r>
+      <w:r>
+        <w:rPr>
+          <w:color w:val="000000"/>
+        </w:rPr>
+        <w:t>, calculul angajamentului și, ulterior, al răspunsului matematic pe baza provocării recepționate de la server. Întregul ciclu de comunicare este supravegheat de un monitor de rețea integrat în interfață, care interceptează apelurile fetch și redă în timp real structura completă a antetelor și a sarcinilor utile, facilitând astfel auditarea vizuală a protocolului în scopuri didactice și de depanare.</w:t>
       </w:r>
     </w:p>
     <w:p>
@@ -12964,7 +16417,7 @@
           <w:szCs w:val="26"/>
         </w:rPr>
       </w:pPr>
-      <w:bookmarkStart w:id="39" w:name="_Toc231653070"/>
+      <w:bookmarkStart w:id="39" w:name="_Toc232007497"/>
       <w:r>
         <w:rPr>
           <w:b w:val="0"/>
@@ -13019,7 +16472,40 @@
         <w:rPr>
           <w:color w:val="000000"/>
         </w:rPr>
-        <w:t>Derivarea cheii private x din parola utilizatorului constituie un punct critic al lanțului criptografic, deoarece soliditatea întregii scheme depinde de impredictibilitatea acestei valori. Modelul teoretic, implementat în scriptul calculations.py, aplică funcția scrypt [49] cu un salt aleatoriu dedicat fiecărui utilizator, asigurând astfel rezistență sporită la atacuri de tip dicționar și forță brută prin consumul deliberat de memorie și timp de calcul.</w:t>
+        <w:t xml:space="preserve">Derivarea cheii private x din parola utilizatorului constituie un punct critic al lanțului criptografic, deoarece soliditatea întregii scheme depinde de impredictibilitatea acestei valori. Modelul teoretic, implementat în scriptul calculations.py, aplică funcția scrypt </w:t>
+      </w:r>
+      <w:r>
+        <w:rPr>
+          <w:color w:val="000000"/>
+        </w:rPr>
+        <w:fldChar w:fldCharType="begin"/>
+      </w:r>
+      <w:r>
+        <w:rPr>
+          <w:color w:val="000000"/>
+        </w:rPr>
+        <w:instrText xml:space="preserve"> ADDIN ZOTERO_ITEM CSL_CITATION {"citationID":"duVGIFOX","properties":{"unsorted":false,"formattedCitation":"[46]","plainCitation":"[46]","noteIndex":0},"citationItems":[{"id":90,"uris":["http://zotero.org/users/local/7DTNwTNu/items/36FY954V"],"itemData":{"id":90,"type":"report","genre":"RFC","number":"7914","publisher":"Internet Engineering Task Force","title":"The scrypt Password-Based Key Derivation Function","URL":"https://datatracker.ietf.org/doc/html/rfc7914","author":[{"family":"Percival","given":"Colin"},{"family":"Josefsson","given":"Simon"}],"issued":{"date-parts":[["2016",8]]}}}],"schema":"https://github.com/citation-style-language/schema/raw/master/csl-citation.json"} </w:instrText>
+      </w:r>
+      <w:r>
+        <w:rPr>
+          <w:color w:val="000000"/>
+        </w:rPr>
+        <w:fldChar w:fldCharType="separate"/>
+      </w:r>
+      <w:r>
+        <w:t>[46]</w:t>
+      </w:r>
+      <w:r>
+        <w:rPr>
+          <w:color w:val="000000"/>
+        </w:rPr>
+        <w:fldChar w:fldCharType="end"/>
+      </w:r>
+      <w:r>
+        <w:rPr>
+          <w:color w:val="000000"/>
+        </w:rPr>
+        <w:t xml:space="preserve"> cu un salt aleatoriu dedicat fiecărui utilizator, asigurând astfel rezistență sporită la atacuri de tip dicționar și forță brută prin consumul deliberat de memorie și timp de calcul.</w:t>
       </w:r>
     </w:p>
     <w:p>
@@ -13053,7 +16539,7 @@
         </w:numPr>
         <w:ind w:left="426"/>
       </w:pPr>
-      <w:bookmarkStart w:id="40" w:name="_Toc231653071"/>
+      <w:bookmarkStart w:id="40" w:name="_Toc232007498"/>
       <w:r>
         <w:lastRenderedPageBreak/>
         <w:t xml:space="preserve">Validare </w:t>
@@ -13102,7 +16588,7 @@
           <w:lang w:val="ro-RO"/>
         </w:rPr>
       </w:pPr>
-      <w:bookmarkStart w:id="41" w:name="_Toc231653072"/>
+      <w:bookmarkStart w:id="41" w:name="_Toc232007499"/>
       <w:r>
         <w:rPr>
           <w:sz w:val="26"/>
@@ -13184,7 +16670,7 @@
           <w:lang w:val="ro-RO"/>
         </w:rPr>
       </w:pPr>
-      <w:bookmarkStart w:id="42" w:name="_Toc231653073"/>
+      <w:bookmarkStart w:id="42" w:name="_Toc232007500"/>
       <w:r>
         <w:rPr>
           <w:sz w:val="26"/>
@@ -13458,7 +16944,43 @@
         <w:rPr>
           <w:color w:val="000000"/>
         </w:rPr>
-        <w:t>În vederea stabilirii unei baze de referință pentru analiza comparativă, s-a procedat la integrarea și validarea funcțională a trei variante ale protocolului OAuth 2.0, acoperind fluxul securizat cu extensia PKCE (conform RFC 7636) bazat pe provocări criptografice de tip S256, variantă standardizată fără această extensie, dedicată canalelor securizate de server, precum și o implementare echivalentă bazată pe biblioteca specializată Authlib. Ca urmare a execuției acestei suite de asigurare a calității, s-a obținut o rată de succes de sută la sută, fiind promovate integral toate cele 56 de teste planificate, structurate în 5 teste pozitive, 5 teste negative, 30 de cazuri limită, 8 teste de securitate și 8 teste operaționale OAuth 2.0. Acest rezultat atestă faptul că implementarea acoperă traseul nominal și gestionează scenariile de eroare, oferind un fundament empiric solid pentru evaluarea comparativă prezentată în secțiunile următoare.</w:t>
+        <w:t xml:space="preserve">În vederea stabilirii unei baze de referință pentru analiza comparativă, s-a procedat la integrarea și validarea funcțională a trei variante ale protocolului OAuth 2.0, acoperind fluxul securizat cu extensia PKCE (conform RFC 7636) bazat pe provocări criptografice de tip S256, variantă standardizată fără această extensie, dedicată canalelor securizate de server, precum și o implementare echivalentă bazată pe biblioteca specializată Authlib. Ca urmare a execuției acestei suite de asigurare a calității, s-a obținut o rată de succes de sută la sută, fiind promovate integral toate cele </w:t>
+      </w:r>
+      <w:r>
+        <w:rPr>
+          <w:color w:val="000000"/>
+        </w:rPr>
+        <w:t>48</w:t>
+      </w:r>
+      <w:r>
+        <w:rPr>
+          <w:color w:val="000000"/>
+        </w:rPr>
+        <w:t xml:space="preserve"> de teste planificate, structurate în 5 teste pozitive, 5 teste negative, 30 de cazuri limită</w:t>
+      </w:r>
+      <w:r>
+        <w:rPr>
+          <w:color w:val="000000"/>
+        </w:rPr>
+        <w:t xml:space="preserve"> si</w:t>
+      </w:r>
+      <w:r>
+        <w:rPr>
+          <w:color w:val="000000"/>
+        </w:rPr>
+        <w:t xml:space="preserve"> 8 teste de securitat</w:t>
+      </w:r>
+      <w:r>
+        <w:rPr>
+          <w:color w:val="000000"/>
+        </w:rPr>
+        <w:t>e</w:t>
+      </w:r>
+      <w:r>
+        <w:rPr>
+          <w:color w:val="000000"/>
+        </w:rPr>
+        <w:t>. Acest rezultat atestă faptul că implementarea acoperă traseul nominal și gestionează scenariile de eroare, oferind un fundament empiric solid pentru evaluarea comparativă prezentată în secțiunile următoare.</w:t>
       </w:r>
     </w:p>
     <w:p>
@@ -13475,7 +16997,7 @@
           <w:lang w:val="ro-RO"/>
         </w:rPr>
       </w:pPr>
-      <w:bookmarkStart w:id="43" w:name="_Toc231653074"/>
+      <w:bookmarkStart w:id="43" w:name="_Toc232007501"/>
       <w:r>
         <w:rPr>
           <w:sz w:val="26"/>
@@ -18375,7 +21897,73 @@
         <w:rPr>
           <w:color w:val="000000"/>
         </w:rPr>
-        <w:t xml:space="preserve">Având în vedere diferența substanțială de paradigmă computațională evidențiată de Tabelul 4, o comparație directă între protocolul ZKP și fluxurile OAuth 2.0 nu reflectă cu fidelitate poziționarea soluției propuse în peisajul protocoalelor de autentificare fără divulgarea secretului. Din acest motiv, s-a realizat o evaluare complementară față de două protocoale PAKE (Password-Authenticated Key Exchange) consacrate: SRP-6a (Secure Remote Password, RFC 5054) [ref] și SPAKE2 [ref], ambele fundamentate pe principii de tip zero-knowledge. Pentru a asigura echitatea </w:t>
+        <w:t xml:space="preserve">Având în vedere diferența substanțială de paradigmă computațională evidențiată de Tabelul 4, o comparație directă între protocolul ZKP și fluxurile OAuth 2.0 nu reflectă cu fidelitate poziționarea soluției propuse în peisajul protocoalelor de autentificare fără divulgarea secretului. Din acest motiv, s-a realizat o evaluare complementară față de două protocoale PAKE (Password-Authenticated Key Exchange) consacrate: SRP-6a (Secure Remote Password, RFC 5054) </w:t>
+      </w:r>
+      <w:r>
+        <w:rPr>
+          <w:color w:val="000000"/>
+        </w:rPr>
+        <w:fldChar w:fldCharType="begin"/>
+      </w:r>
+      <w:r>
+        <w:rPr>
+          <w:color w:val="000000"/>
+        </w:rPr>
+        <w:instrText xml:space="preserve"> ADDIN ZOTERO_ITEM CSL_CITATION {"citationID":"0M3CxOZo","properties":{"unsorted":false,"formattedCitation":"[47]","plainCitation":"[47]","noteIndex":0},"citationItems":[{"id":101,"uris":["http://zotero.org/users/local/7DTNwTNu/items/GPN4UWS2"],"itemData":{"id":101,"type":"document","note":"container-title: PyPI","title":"srp (Python library)","URL":"https://pypi.org/project/srp/"}}],"schema":"https://github.com/citation-style-language/schema/raw/master/csl-citation.json"} </w:instrText>
+      </w:r>
+      <w:r>
+        <w:rPr>
+          <w:color w:val="000000"/>
+        </w:rPr>
+        <w:fldChar w:fldCharType="separate"/>
+      </w:r>
+      <w:r>
+        <w:t>[47]</w:t>
+      </w:r>
+      <w:r>
+        <w:rPr>
+          <w:color w:val="000000"/>
+        </w:rPr>
+        <w:fldChar w:fldCharType="end"/>
+      </w:r>
+      <w:r>
+        <w:rPr>
+          <w:color w:val="000000"/>
+        </w:rPr>
+        <w:t xml:space="preserve"> și SPAKE2 </w:t>
+      </w:r>
+      <w:r>
+        <w:rPr>
+          <w:color w:val="000000"/>
+        </w:rPr>
+        <w:fldChar w:fldCharType="begin"/>
+      </w:r>
+      <w:r>
+        <w:rPr>
+          <w:color w:val="000000"/>
+        </w:rPr>
+        <w:instrText xml:space="preserve"> ADDIN ZOTERO_ITEM CSL_CITATION {"citationID":"MBeUDAZ0","properties":{"unsorted":false,"formattedCitation":"[48]","plainCitation":"[48]","noteIndex":0},"citationItems":[{"id":99,"uris":["http://zotero.org/users/local/7DTNwTNu/items/E8SPX5KL"],"itemData":{"id":99,"type":"report","genre":"Internet-Draft","number":"draft-irtf-cfrg-spake2","publisher":"Internet Engineering Task Force","title":"SPAKE2, a PAKE","URL":"https://datatracker.ietf.org/doc/draft-irtf-cfrg-spake2/","author":[{"family":"Taubert","given":"T."}]}}],"schema":"https://github.com/citation-style-language/schema/raw/master/csl-citation.json"} </w:instrText>
+      </w:r>
+      <w:r>
+        <w:rPr>
+          <w:color w:val="000000"/>
+        </w:rPr>
+        <w:fldChar w:fldCharType="separate"/>
+      </w:r>
+      <w:r>
+        <w:t>[48]</w:t>
+      </w:r>
+      <w:r>
+        <w:rPr>
+          <w:color w:val="000000"/>
+        </w:rPr>
+        <w:fldChar w:fldCharType="end"/>
+      </w:r>
+      <w:r>
+        <w:rPr>
+          <w:color w:val="000000"/>
+        </w:rPr>
+        <w:t xml:space="preserve">, ambele fundamentate pe principii de tip zero-knowledge. Pentru a asigura echitatea </w:t>
       </w:r>
       <w:r>
         <w:rPr>
@@ -18757,7 +22345,11 @@
               </w:rPr>
             </w:pPr>
             <w:r>
-              <w:t>N/A</w:t>
+              <w:rPr>
+                <w:color w:val="000000"/>
+                <w:lang w:val="ro-RO"/>
+              </w:rPr>
+              <w:t>-</w:t>
             </w:r>
           </w:p>
         </w:tc>
@@ -19042,6 +22634,24 @@
         </w:rPr>
         <w:t>Protocolul SPAKE2, operat pe curba Ed25519, înregistrează cea mai redusă latență totală (13,55 ms), beneficiind de absența unei etape distincte de înregistrare. SRP-6a prezintă cel mai ridicat cost total (42,27 ms), dominat de exponențierile modulare pe grupul MODP de 2048 de biți, în timp ce varianta Schnorr-EC-Mutual, migrată pe secp256r1, se poziționează intermediar (38,09 ms), costul fiind distribuit între demonstrațiile bidirecționale (24,99 ms) și derivarea cheii de sesiune prin ECDH (9,09 ms). Toate cele trei protocoale asigură autentificare mutuală, derivarea unei chei de sesiune și netransmiterea parolei prin rețea. SRP-6a și SPAKE2 oferă suplimentar rezistență la compromiterea bazei de date, proprietate pe care varianta Schnorr curentă nu o implementează nativ, aceasta constituind o direcție prioritară de dezvoltare. Din punct de vedere al nivelului de securitate, SRP-6a operează la aproximativ 112 biți, în timp ce SPAKE2 și Schnorr-EC-Mutual ating 128 de biți, iar în ceea ce privește standardizarea, doar SRP-6a beneficiază de o specificație formalizată (RFC 5054).</w:t>
       </w:r>
+      <w:r>
+        <w:rPr>
+          <w:color w:val="000000"/>
+        </w:rPr>
+        <w:t xml:space="preserve"> </w:t>
+      </w:r>
+      <w:r>
+        <w:rPr>
+          <w:color w:val="000000"/>
+        </w:rPr>
+        <w:t>Varianta Schnorr-EC-C-Lib, care delegă operațiile pe curbe eliptice unei biblioteci native implementate în C, înregistrează cea mai redusă latență totală dintre toate protocoalele evaluate (10,655 ms)</w:t>
+      </w:r>
+      <w:r>
+        <w:rPr>
+          <w:color w:val="000000"/>
+        </w:rPr>
+        <w:t>.</w:t>
+      </w:r>
     </w:p>
     <w:p>
       <w:pPr>
@@ -19057,7 +22667,7 @@
           <w:lang w:val="ro-RO"/>
         </w:rPr>
       </w:pPr>
-      <w:bookmarkStart w:id="44" w:name="_Toc231653075"/>
+      <w:bookmarkStart w:id="44" w:name="_Toc232007502"/>
       <w:r>
         <w:rPr>
           <w:sz w:val="26"/>
@@ -19265,14 +22875,14 @@
         <w:rPr>
           <w:color w:val="000000"/>
         </w:rPr>
-        <w:t xml:space="preserve">Cu toate acestea, analiza comparativă prezentată în secțiunea III.3 (Tabelul 5) a evidențiat faptul că protocoalele SRP-6a și SPAKE2 oferă suplimentar rezistență la compromiterea bazei de date (server-breach resistance), </w:t>
+        <w:t xml:space="preserve">Cu toate acestea, analiza </w:t>
       </w:r>
       <w:r>
         <w:rPr>
           <w:color w:val="000000"/>
         </w:rPr>
         <w:lastRenderedPageBreak/>
-        <w:t>proprietate pe care implementarea curentă a schemei Schnorr nu o integrează nativ, reprezentând o direcție prioritară de dezvoltare.</w:t>
+        <w:t>comparativă prezentată în secțiunea III.3 (Tabelul 5) a evidențiat faptul că protocoalele SRP-6a și SPAKE2 oferă suplimentar rezistență la compromiterea bazei de date (server-breach resistance), proprietate pe care implementarea curentă a schemei Schnorr nu o integrează nativ, reprezentând o direcție prioritară de dezvoltare.</w:t>
       </w:r>
     </w:p>
     <w:p>
@@ -19868,14 +23478,7 @@
                 <w:rFonts w:ascii="Cambria Math" w:eastAsia="Cambria Math" w:hAnsi="Cambria Math" w:cs="Cambria Math"/>
                 <w:color w:val="000000"/>
               </w:rPr>
-              <m:t>s</m:t>
-            </m:r>
-            <m:r>
-              <w:rPr>
-                <w:rFonts w:ascii="Cambria Math" w:eastAsia="Cambria Math" w:hAnsi="Cambria Math" w:cs="Cambria Math"/>
-                <w:color w:val="000000"/>
-              </w:rPr>
-              <m:t>1</m:t>
+              <m:t>s1</m:t>
             </m:r>
           </m:sup>
         </m:sSup>
@@ -20020,14 +23623,14 @@
         <w:rPr>
           <w:color w:val="000000"/>
         </w:rPr>
-        <w:t xml:space="preserve">Pe de altă parte, o suprafață de atac vulnerabilă în cadrul protocoalelor bazate pe problema logaritmului discret este reprezentată de faza de distribuție a parametrilor publici. În acest sens, s-a simulat un atac de tip Man-in-the-Middle (MitM) bazat pe injectarea unor parametri slabi (P = 23, Q = 11, G = 4), prin interceptarea și substituirea răspunsului punctului terminal GET /parameters. S-a demonstrat că, prin acceptarea acestor parametri minimali de către un client neprotejat, complexitatea problemei logaritmului discret colapsează, grupul criptografic având </w:t>
+        <w:t xml:space="preserve">Pe de altă parte, o suprafață de atac vulnerabilă în cadrul protocoalelor bazate pe problema logaritmului discret este reprezentată de faza de distribuție a parametrilor publici. În acest sens, s-a simulat un atac de tip Man-in-the-Middle (MitM) bazat pe injectarea unor parametri slabi (P = 23, Q = 11, G = 4), prin interceptarea și substituirea răspunsului punctului terminal GET </w:t>
       </w:r>
       <w:r>
         <w:rPr>
           <w:color w:val="000000"/>
         </w:rPr>
         <w:lastRenderedPageBreak/>
-        <w:t>doar 11 elemente în loc de aproximativ</w:t>
+        <w:t>/parameters. S-a demonstrat că, prin acceptarea acestor parametri minimali de către un client neprotejat, complexitatea problemei logaritmului discret colapsează, grupul criptografic având doar 11 elemente în loc de aproximativ</w:t>
       </w:r>
       <w:r>
         <w:rPr>
@@ -20113,7 +23716,55 @@
         <w:rPr>
           <w:color w:val="000000"/>
         </w:rPr>
-        <w:t>mod P = 1), returnând codul HTTP 422 cu mesajul „invalid public value", iar la faza de commit, valorile triviale (0, 1, -1, P-1) sunt respinse cu HTTP 422 și mesajul „invalid commitment". Această vulnerabilitate impune constrângerea arhitecturală ca aplicația client să ancoreze (pinning) valorile parametrilor de referință și să respingă orice deviație detectată în rețea, iar pe partea de server, validarea strictă a apartenenței la subgrup constituie o barieră eficientă împotriva injectării de parametri frauduloși.</w:t>
+        <w:t xml:space="preserve">mod P = 1), returnând codul HTTP 422 cu mesajul </w:t>
+      </w:r>
+      <w:r>
+        <w:rPr>
+          <w:color w:val="000000"/>
+        </w:rPr>
+        <w:t>„</w:t>
+      </w:r>
+      <w:r>
+        <w:rPr>
+          <w:color w:val="000000"/>
+        </w:rPr>
+        <w:t>invalid public value</w:t>
+      </w:r>
+      <w:r>
+        <w:rPr>
+          <w:color w:val="000000"/>
+        </w:rPr>
+        <w:t>”</w:t>
+      </w:r>
+      <w:r>
+        <w:rPr>
+          <w:color w:val="000000"/>
+        </w:rPr>
+        <w:t xml:space="preserve">, iar la faza de commit, valorile triviale (0, 1, -1, P-1) sunt respinse cu HTTP 422 și mesajul </w:t>
+      </w:r>
+      <w:r>
+        <w:rPr>
+          <w:color w:val="000000"/>
+        </w:rPr>
+        <w:t>„</w:t>
+      </w:r>
+      <w:r>
+        <w:rPr>
+          <w:color w:val="000000"/>
+        </w:rPr>
+        <w:t>invalid commitment</w:t>
+      </w:r>
+      <w:r>
+        <w:rPr>
+          <w:color w:val="000000"/>
+        </w:rPr>
+        <w:t>”</w:t>
+      </w:r>
+      <w:r>
+        <w:rPr>
+          <w:color w:val="000000"/>
+        </w:rPr>
+        <w:t>. Această vulnerabilitate impune constrângerea arhitecturală ca aplicația client să ancoreze (pinning) valorile parametrilor de referință și să respingă orice deviație detectată în rețea, iar pe partea de server, validarea strictă a apartenenței la subgrup constituie o barieră eficientă împotriva injectării de parametri frauduloși.</w:t>
       </w:r>
     </w:p>
     <w:p>
@@ -20310,7 +23961,7 @@
         <w:ind w:firstLine="360"/>
         <w:jc w:val="left"/>
       </w:pPr>
-      <w:bookmarkStart w:id="46" w:name="_Toc231653076"/>
+      <w:bookmarkStart w:id="46" w:name="_Toc232007503"/>
       <w:r>
         <w:lastRenderedPageBreak/>
         <w:t>Concluzii</w:t>
@@ -20388,6 +24039,13 @@
         </w:rPr>
         <w:t>Rezultatele experimentale cuantifică compromisul fundamental al soluției. Fluxul de autentificare ZKP prezintă o latență cu aproximativ două ordine de mărime superioară față de fluxurile OAuth 2.0, diferență determinată predominant de exponențierile modulare și de validarea apartenenței la subgrup, care concentrează cea mai mare parte a costului computațional. Testele de sarcină au confirmat un debit stabil al fluxului ZKP, independent de numărul de utilizatori concurenți, indicând faptul că factorul limitativ este costul intrinsec al operațiilor criptografice, nu concurența la nivelul infrastructurii. Evaluarea comparativă cu protocoalele PAKE a poziționat soluția propusă într-o zonă intermediară de performanță, toate trei asigurând autentificare mutuală și netransmiterea parolei prin rețea. Din perspectiva rezilienței, compromiterea stratului de persistență nu permite generarea de dovezi valide în absența scalarului privat, iar testele de escaladare a forței brute au confirmat nefezabilitatea computațională a recuperării cheii private pentru dimensiunile parametrilor efectivi ai sistemului.</w:t>
       </w:r>
+      <w:r>
+        <w:rPr>
+          <w:color w:val="000000"/>
+          <w:lang w:val="ro-RO"/>
+        </w:rPr>
+        <w:t xml:space="preserve"> </w:t>
+      </w:r>
     </w:p>
     <w:p>
       <w:pPr>
@@ -20442,7 +24100,135 @@
           <w:lang w:val="ro-RO"/>
         </w:rPr>
         <w:lastRenderedPageBreak/>
-        <w:t>protocoalelor alternative de tip SRP [50] sau J-PAKE [51], ar putea reduce costurile computaționale menținând totodată proprietățile de securitate. Explorarea algoritmilor criptografici post-cuantici [52] ar consolida reziliența sistemului în fața atacurilor de tip SNDL, având în vedere evoluția capacităților computaționale și posibilitatea ca o cheie de 2048 de biți să nu mai ofere un nivel adecvat de securitate pe termen lung. Din perspectiva gestionării jetoanelor, se preconizează trecerea de la semnături simetrice (HS256) către algoritmi asimetrici (RS256 sau ES256), decuplând procesele de emitere de cele de verificare. Consolidarea perimetrului de securitate presupune integrarea mecanismelor de limitare a ratei de acces, jurnalizarea structurată a evenimentelor de securitate, liste de revocare a jetoanelor și restricționarea comunicării exclusiv prin protocolul HTTPS. Pe termen lung, încorporarea jetoanelor de tip proof-of-possession va elimina riscurile modelului bazat pe bearer token.</w:t>
+        <w:t xml:space="preserve">protocoalelor alternative de tip SRP </w:t>
+      </w:r>
+      <w:r>
+        <w:rPr>
+          <w:color w:val="000000"/>
+          <w:lang w:val="ro-RO"/>
+        </w:rPr>
+        <w:fldChar w:fldCharType="begin"/>
+      </w:r>
+      <w:r>
+        <w:rPr>
+          <w:color w:val="000000"/>
+          <w:lang w:val="ro-RO"/>
+        </w:rPr>
+        <w:instrText xml:space="preserve"> ADDIN ZOTERO_ITEM CSL_CITATION {"citationID":"IJXtEuzL","properties":{"unsorted":false,"formattedCitation":"[43]","plainCitation":"[43]","noteIndex":0},"citationItems":[{"id":91,"uris":["http://zotero.org/users/local/7DTNwTNu/items/WHDPJ6RL"],"itemData":{"id":91,"type":"report","genre":"RFC","number":"5054","publisher":"Internet Engineering Task Force","title":"The Secure Remote Password Protocol (SRP)","URL":"https://datatracker.ietf.org/doc/html/rfc5054","author":[{"family":"Wu","given":"Thomas"}],"issued":{"date-parts":[["2007",11]]}}}],"schema":"https://github.com/citation-style-language/schema/raw/master/csl-citation.json"} </w:instrText>
+      </w:r>
+      <w:r>
+        <w:rPr>
+          <w:color w:val="000000"/>
+          <w:lang w:val="ro-RO"/>
+        </w:rPr>
+        <w:fldChar w:fldCharType="separate"/>
+      </w:r>
+      <w:r>
+        <w:t>[43]</w:t>
+      </w:r>
+      <w:r>
+        <w:rPr>
+          <w:color w:val="000000"/>
+          <w:lang w:val="ro-RO"/>
+        </w:rPr>
+        <w:fldChar w:fldCharType="end"/>
+      </w:r>
+      <w:r>
+        <w:rPr>
+          <w:color w:val="000000"/>
+          <w:lang w:val="ro-RO"/>
+        </w:rPr>
+        <w:t xml:space="preserve"> sau J-PAKE </w:t>
+      </w:r>
+      <w:r>
+        <w:rPr>
+          <w:color w:val="000000"/>
+          <w:lang w:val="ro-RO"/>
+        </w:rPr>
+        <w:fldChar w:fldCharType="begin"/>
+      </w:r>
+      <w:r>
+        <w:rPr>
+          <w:color w:val="000000"/>
+          <w:lang w:val="ro-RO"/>
+        </w:rPr>
+        <w:instrText xml:space="preserve"> ADDIN ZOTERO_ITEM CSL_CITATION {"citationID":"jqf87Vxd","properties":{"unsorted":false,"formattedCitation":"[49]","plainCitation":"[49]","noteIndex":0},"citationItems":[{"id":92,"uris":["http://zotero.org/users/local/7DTNwTNu/items/6MKZNIAP"],"itemData":{"id":92,"type":"document","note":"container-title: Wikipedia","title":"Password Authenticated Key Exchange by Juggling (J-PAKE)","URL":"https://en.wikipedia.org/wiki/Password_Authenticated_Key_Exchange_by_Juggling"}}],"schema":"https://github.com/citation-style-language/schema/raw/master/csl-citation.json"} </w:instrText>
+      </w:r>
+      <w:r>
+        <w:rPr>
+          <w:color w:val="000000"/>
+          <w:lang w:val="ro-RO"/>
+        </w:rPr>
+        <w:fldChar w:fldCharType="separate"/>
+      </w:r>
+      <w:r>
+        <w:t>[49]</w:t>
+      </w:r>
+      <w:r>
+        <w:rPr>
+          <w:color w:val="000000"/>
+          <w:lang w:val="ro-RO"/>
+        </w:rPr>
+        <w:fldChar w:fldCharType="end"/>
+      </w:r>
+      <w:r>
+        <w:rPr>
+          <w:color w:val="000000"/>
+          <w:lang w:val="ro-RO"/>
+        </w:rPr>
+        <w:t>, ar putea reduce costurile computaționale menținând totodată proprietățile de securitate. Explorarea algoritmilor criptografici post-cuantici</w:t>
+      </w:r>
+      <w:r>
+        <w:rPr>
+          <w:color w:val="000000"/>
+          <w:lang w:val="ro-RO"/>
+        </w:rPr>
+        <w:t xml:space="preserve"> </w:t>
+      </w:r>
+      <w:r>
+        <w:rPr>
+          <w:color w:val="000000"/>
+          <w:lang w:val="ro-RO"/>
+        </w:rPr>
+        <w:fldChar w:fldCharType="begin"/>
+      </w:r>
+      <w:r>
+        <w:rPr>
+          <w:color w:val="000000"/>
+          <w:lang w:val="ro-RO"/>
+        </w:rPr>
+        <w:instrText xml:space="preserve"> ADDIN ZOTERO_ITEM CSL_CITATION {"citationID":"yXBCCVye","properties":{"unsorted":false,"formattedCitation":"[14]","plainCitation":"[14]","noteIndex":0},"citationItems":[{"id":43,"uris":["http://zotero.org/users/local/7DTNwTNu/items/C4CGW4DV"],"itemData":{"id":43,"type":"report","publisher":"Cryptology ePrint Archive, Report 2015/1075","title":"Post-Quantum Cryptography","URL":"https://eprint.iacr.org/2015/1075.pdf","author":[{"family":"Bernstein","given":"D. J."},{"family":"Lange","given":"Tanja"}],"issued":{"date-parts":[["2015"]]}}}],"schema":"https://github.com/citation-style-language/schema/raw/master/csl-citation.json"} </w:instrText>
+      </w:r>
+      <w:r>
+        <w:rPr>
+          <w:color w:val="000000"/>
+          <w:lang w:val="ro-RO"/>
+        </w:rPr>
+        <w:fldChar w:fldCharType="separate"/>
+      </w:r>
+      <w:r>
+        <w:t>[14]</w:t>
+      </w:r>
+      <w:r>
+        <w:rPr>
+          <w:color w:val="000000"/>
+          <w:lang w:val="ro-RO"/>
+        </w:rPr>
+        <w:fldChar w:fldCharType="end"/>
+      </w:r>
+      <w:r>
+        <w:rPr>
+          <w:color w:val="000000"/>
+          <w:lang w:val="ro-RO"/>
+        </w:rPr>
+        <w:t xml:space="preserve"> ar consolida reziliența sistemului în fața atacurilor de tip SNDL, având în vedere evoluția capacităților computaționale și posibilitatea ca o cheie de 2048 de biți să nu mai ofere un nivel adecvat de securitate pe termen lung. Din perspectiva gestionării jetoanelor, se preconizează trecerea de la semnături simetrice (HS256) către algoritmi asimetrici (RS256 sau ES256), decuplând procesele de emitere de cele de verificare. Consolidarea perimetrului de securitate presupune integrarea mecanismelor de limitare a ratei de acces, jurnalizarea structurată a evenimentelor de securitate, liste de revocare a jetoanelor și restricționarea comunicării exclusiv prin protocolul HTTPS. Pe termen lung, încorporarea jetoanelor de tip proof-of-possession va elimina riscurile modelului bazat pe bearer token.</w:t>
+      </w:r>
+      <w:r>
+        <w:rPr>
+          <w:color w:val="000000"/>
+          <w:lang w:val="ro-RO"/>
+        </w:rPr>
+        <w:t xml:space="preserve"> </w:t>
       </w:r>
     </w:p>
     <w:p>
@@ -20507,20 +24293,791 @@
         <w:pStyle w:val="Heading1"/>
         <w:ind w:firstLine="360"/>
       </w:pPr>
-      <w:bookmarkStart w:id="47" w:name="_Toc231653077"/>
+      <w:bookmarkStart w:id="47" w:name="_Toc232007504"/>
       <w:r>
         <w:lastRenderedPageBreak/>
         <w:t>Bibliografie</w:t>
       </w:r>
       <w:bookmarkEnd w:id="47"/>
     </w:p>
+    <w:bookmarkStart w:id="48" w:name="_Ref232003084"/>
+    <w:p>
+      <w:pPr>
+        <w:pStyle w:val="Bibliography"/>
+      </w:pPr>
+      <w:r>
+        <w:rPr>
+          <w:color w:val="000000"/>
+          <w:szCs w:val="22"/>
+        </w:rPr>
+        <w:fldChar w:fldCharType="begin"/>
+      </w:r>
+      <w:r>
+        <w:rPr>
+          <w:color w:val="000000"/>
+          <w:szCs w:val="22"/>
+        </w:rPr>
+        <w:instrText xml:space="preserve"> ADDIN ZOTERO_BIBL {"uncited":[],"omitted":[],"custom":[]} CSL_BIBLIOGRAPHY </w:instrText>
+      </w:r>
+      <w:r>
+        <w:rPr>
+          <w:color w:val="000000"/>
+          <w:szCs w:val="22"/>
+        </w:rPr>
+        <w:fldChar w:fldCharType="separate"/>
+      </w:r>
+      <w:r>
+        <w:t>[1]</w:t>
+      </w:r>
+      <w:r>
+        <w:tab/>
+        <w:t>“Python Programming Language.” [Online]. Available: https://www.python.org</w:t>
+      </w:r>
+    </w:p>
+    <w:p>
+      <w:pPr>
+        <w:pStyle w:val="Bibliography"/>
+      </w:pPr>
+      <w:r>
+        <w:t>[2]</w:t>
+      </w:r>
+      <w:r>
+        <w:tab/>
+        <w:t>“Flask Framework.” [Online]. Available: https://flask.palletsprojects.com/en/3.0.x/</w:t>
+      </w:r>
+    </w:p>
+    <w:p>
+      <w:pPr>
+        <w:pStyle w:val="Bibliography"/>
+      </w:pPr>
+      <w:r>
+        <w:t>[3]</w:t>
+      </w:r>
+      <w:r>
+        <w:tab/>
+        <w:t>“SQLite.” [Online]. Available: https://www.sqlite.org/</w:t>
+      </w:r>
+    </w:p>
+    <w:p>
+      <w:pPr>
+        <w:pStyle w:val="Bibliography"/>
+      </w:pPr>
+      <w:r>
+        <w:t>[4]</w:t>
+      </w:r>
+      <w:r>
+        <w:tab/>
+        <w:t>“JavaScript / ECMAScript Language Specification.” [Online]. Available: https://ecma-international.org/publications-and-standards/standards/ecma-262/</w:t>
+      </w:r>
+    </w:p>
+    <w:p>
+      <w:pPr>
+        <w:pStyle w:val="Bibliography"/>
+      </w:pPr>
+      <w:r>
+        <w:t>[5]</w:t>
+      </w:r>
+      <w:r>
+        <w:tab/>
+        <w:t>E. Rescorla, “The Transport Layer Security (TLS) Protocol Version 1.3,” Internet Engineering Task Force, RFC 8446, Aug. 2018. [Online]. Available: https://www.rfc-editor.org/rfc/rfc8446</w:t>
+      </w:r>
+    </w:p>
+    <w:p>
+      <w:pPr>
+        <w:pStyle w:val="Bibliography"/>
+      </w:pPr>
+      <w:r>
+        <w:t>[6]</w:t>
+      </w:r>
+      <w:r>
+        <w:tab/>
+        <w:t xml:space="preserve">R. P. Fernandez and others, “Post-Quantum Threats to TLS: A Survey,” </w:t>
+      </w:r>
+      <w:r>
+        <w:rPr>
+          <w:i/>
+          <w:iCs/>
+        </w:rPr>
+        <w:t>Cryptography</w:t>
+      </w:r>
+      <w:r>
+        <w:t>, vol. 9, no. 4, preprint preprint 73, 2025.</w:t>
+      </w:r>
+    </w:p>
+    <w:p>
+      <w:pPr>
+        <w:pStyle w:val="Bibliography"/>
+      </w:pPr>
+      <w:r>
+        <w:t>[7]</w:t>
+      </w:r>
+      <w:r>
+        <w:tab/>
+        <w:t xml:space="preserve">F. Deng and others, “Real-World Implementation Weaknesses and Attack Risks in TLS,” </w:t>
+      </w:r>
+      <w:r>
+        <w:rPr>
+          <w:i/>
+          <w:iCs/>
+        </w:rPr>
+        <w:t>Comput. Secur.</w:t>
+      </w:r>
+      <w:r>
+        <w:t>, 2025, [Online]. Available: https://www.sciencedirect.com/science/article/abs/pii/S1574013725000140</w:t>
+      </w:r>
+    </w:p>
+    <w:p>
+      <w:pPr>
+        <w:pStyle w:val="Bibliography"/>
+      </w:pPr>
+      <w:r>
+        <w:t>[8]</w:t>
+      </w:r>
+      <w:r>
+        <w:tab/>
+        <w:t>D. Hardt, “The OAuth 2.0 Authorization Framework,” Internet Engineering Task Force, RFC 6749, Oct. 2012. [Online]. Available: https://datatracker.ietf.org/doc/html/rfc6749</w:t>
+      </w:r>
+    </w:p>
+    <w:p>
+      <w:pPr>
+        <w:pStyle w:val="Bibliography"/>
+      </w:pPr>
+      <w:r>
+        <w:t>[9]</w:t>
+      </w:r>
+      <w:r>
+        <w:tab/>
+        <w:t xml:space="preserve">V. S. P. Farag, “An Analysis of the OAuth 2.0 Standard,” in </w:t>
+      </w:r>
+      <w:r>
+        <w:rPr>
+          <w:i/>
+          <w:iCs/>
+        </w:rPr>
+        <w:t>IEEE Symposium on Security and Privacy Workshops</w:t>
+      </w:r>
+      <w:r>
+        <w:t>, 2011. [Online]. Available: https://ieeexplore.ieee.org/abstract/document/6123701</w:t>
+      </w:r>
+    </w:p>
+    <w:p>
+      <w:pPr>
+        <w:pStyle w:val="Bibliography"/>
+      </w:pPr>
+      <w:r>
+        <w:t>[10]</w:t>
+      </w:r>
+      <w:r>
+        <w:tab/>
+        <w:t xml:space="preserve">S. Li, “A Study on the Applicability of OAuth in the E-Commerce Environment,” in </w:t>
+      </w:r>
+      <w:r>
+        <w:rPr>
+          <w:i/>
+          <w:iCs/>
+        </w:rPr>
+        <w:t>IEEE International Conference on Service Sciences</w:t>
+      </w:r>
+      <w:r>
+        <w:t>, 2013. doi: 10.1109/ICSS.2013.24.</w:t>
+      </w:r>
+    </w:p>
+    <w:p>
+      <w:pPr>
+        <w:pStyle w:val="Bibliography"/>
+      </w:pPr>
+      <w:r>
+        <w:t>[11]</w:t>
+      </w:r>
+      <w:r>
+        <w:tab/>
+        <w:t xml:space="preserve">S. Goldwasser, S. Micali, and C. Rackoff, “The Knowledge Complexity of Interactive Proof Systems,” </w:t>
+      </w:r>
+      <w:r>
+        <w:rPr>
+          <w:i/>
+          <w:iCs/>
+        </w:rPr>
+        <w:t>SIAM J. Comput.</w:t>
+      </w:r>
+      <w:r>
+        <w:t>, vol. 18, no. 1, pp. 186–208, 1989, doi: 10.1137/0218012.</w:t>
+      </w:r>
+    </w:p>
+    <w:p>
+      <w:pPr>
+        <w:pStyle w:val="Bibliography"/>
+      </w:pPr>
+      <w:r>
+        <w:t>[12]</w:t>
+      </w:r>
+      <w:r>
+        <w:tab/>
+        <w:t>C. Allen, “The Path to Self-Sovereign Identity.” 2016. [Online]. Available: http://www.lifewithalacrity.com/2016/04/the-path-to-self-soverereign-identity.html</w:t>
+      </w:r>
+    </w:p>
+    <w:p>
+      <w:pPr>
+        <w:pStyle w:val="Bibliography"/>
+      </w:pPr>
+      <w:r>
+        <w:t>[13]</w:t>
+      </w:r>
+      <w:r>
+        <w:tab/>
+        <w:t xml:space="preserve">V. Shah and others, “Survey on Zero-Knowledge Proof Authentication Protocols,” </w:t>
+      </w:r>
+      <w:r>
+        <w:rPr>
+          <w:i/>
+          <w:iCs/>
+        </w:rPr>
+        <w:t>ArXiv Prepr. ArXiv240111735</w:t>
+      </w:r>
+      <w:r>
+        <w:t>, 2024, [Online]. Available: https://arxiv.org/abs/2401.11735</w:t>
+      </w:r>
+    </w:p>
+    <w:p>
+      <w:pPr>
+        <w:pStyle w:val="Bibliography"/>
+      </w:pPr>
+      <w:r>
+        <w:t>[14]</w:t>
+      </w:r>
+      <w:r>
+        <w:tab/>
+        <w:t>D. J. Bernstein and T. Lange, “Post-Quantum Cryptography,” Cryptology ePrint Archive, Report 2015/1075, 2015. [Online]. Available: https://eprint.iacr.org/2015/1075.pdf</w:t>
+      </w:r>
+    </w:p>
+    <w:p>
+      <w:pPr>
+        <w:pStyle w:val="Bibliography"/>
+      </w:pPr>
+      <w:r>
+        <w:t>[15]</w:t>
+      </w:r>
+      <w:r>
+        <w:tab/>
+        <w:t>A. Z. Vyas and others, “Side-Channel Vulnerabilities of Post-Quantum Cryptographic Algorithms,” DIVA Portal, 2023. [Online]. Available: https://www.diva-portal.org/smash/get/diva2%3A1742628/FULLTEXT01.pdf</w:t>
+      </w:r>
+    </w:p>
+    <w:p>
+      <w:pPr>
+        <w:pStyle w:val="Bibliography"/>
+      </w:pPr>
+      <w:r>
+        <w:t>[16]</w:t>
+      </w:r>
+      <w:r>
+        <w:tab/>
+        <w:t xml:space="preserve">M. Boubakri and others, “Integrating Zero-Knowledge Proofs with OAuth 2.0 for Multi-Agent Systems,” in </w:t>
+      </w:r>
+      <w:r>
+        <w:rPr>
+          <w:i/>
+          <w:iCs/>
+        </w:rPr>
+        <w:t>E3S Web of Conferences</w:t>
+      </w:r>
+      <w:r>
+        <w:t>, 2023. [Online]. Available: https://www.e3s-conferences.org/articles/e3sconf/abs/2023/106/e3sconf_icegc2023_00085/e3sconf_icegc2023_00085.html</w:t>
+      </w:r>
+    </w:p>
+    <w:p>
+      <w:pPr>
+        <w:pStyle w:val="Bibliography"/>
+      </w:pPr>
+      <w:r>
+        <w:t>[17]</w:t>
+      </w:r>
+      <w:r>
+        <w:tab/>
+        <w:t xml:space="preserve">A. Amro and T. T. Nguyen, “Blockchain Authentication Scheme Using zk-SNARK Zero-Knowledge Proofs,” </w:t>
+      </w:r>
+      <w:r>
+        <w:rPr>
+          <w:i/>
+          <w:iCs/>
+        </w:rPr>
+        <w:t>Electronics</w:t>
+      </w:r>
+      <w:r>
+        <w:t>, vol. 13, no. 14, preprint preprint 2730, 2024.</w:t>
+      </w:r>
+    </w:p>
+    <w:p>
+      <w:pPr>
+        <w:pStyle w:val="Bibliography"/>
+      </w:pPr>
+      <w:r>
+        <w:t>[18]</w:t>
+      </w:r>
+      <w:r>
+        <w:tab/>
+        <w:t xml:space="preserve">C.-P. Schnorr, “Efficient Signature Generation by Smart Cards,” </w:t>
+      </w:r>
+      <w:r>
+        <w:rPr>
+          <w:i/>
+          <w:iCs/>
+        </w:rPr>
+        <w:t>J. Cryptol.</w:t>
+      </w:r>
+      <w:r>
+        <w:t>, vol. 4, no. 3, pp. 161–174, 1991, doi: 10.1007/BF00196725.</w:t>
+      </w:r>
+    </w:p>
+    <w:p>
+      <w:pPr>
+        <w:pStyle w:val="Bibliography"/>
+      </w:pPr>
+      <w:r>
+        <w:t>[19]</w:t>
+      </w:r>
+      <w:r>
+        <w:tab/>
+        <w:t xml:space="preserve">J. Katz and Y. Lindell, </w:t>
+      </w:r>
+      <w:r>
+        <w:rPr>
+          <w:i/>
+          <w:iCs/>
+        </w:rPr>
+        <w:t>Introduction to Modern Cryptography</w:t>
+      </w:r>
+      <w:r>
+        <w:t>, 2nd ed. CRC Press, 2014.</w:t>
+      </w:r>
+    </w:p>
+    <w:p>
+      <w:pPr>
+        <w:pStyle w:val="Bibliography"/>
+      </w:pPr>
+      <w:r>
+        <w:t>[20]</w:t>
+      </w:r>
+      <w:r>
+        <w:tab/>
+        <w:t xml:space="preserve">W. Diffie and M. Hellman, “New Directions in Cryptography,” </w:t>
+      </w:r>
+      <w:r>
+        <w:rPr>
+          <w:i/>
+          <w:iCs/>
+        </w:rPr>
+        <w:t>IEEE Trans. Inf. Theory</w:t>
+      </w:r>
+      <w:r>
+        <w:t>, vol. 22, no. 6, pp. 644–654, Nov. 1976, doi: 10.1109/TIT.1976.1055638.</w:t>
+      </w:r>
+    </w:p>
+    <w:p>
+      <w:pPr>
+        <w:pStyle w:val="Bibliography"/>
+      </w:pPr>
+      <w:r>
+        <w:t>[21]</w:t>
+      </w:r>
+      <w:r>
+        <w:tab/>
+        <w:t>F. Hao, “Schnorr Non-interactive Zero-Knowledge Proof,” Internet Engineering Task Force, RFC 8235, Sep. 2017. [Online]. Available: https://www.rfc-editor.org/rfc/rfc8235.html</w:t>
+      </w:r>
+    </w:p>
+    <w:p>
+      <w:pPr>
+        <w:pStyle w:val="Bibliography"/>
+      </w:pPr>
+      <w:r>
+        <w:t>[22]</w:t>
+      </w:r>
+      <w:r>
+        <w:tab/>
+        <w:t>D. Boneh, “Applied Cryptography: Schnorr Identification Protocol.” 2019. [Online]. Available: https://crypto.stanford.edu/cs355/19sp/lec5.pdf</w:t>
+      </w:r>
+    </w:p>
+    <w:p>
+      <w:pPr>
+        <w:pStyle w:val="Bibliography"/>
+      </w:pPr>
+      <w:r>
+        <w:lastRenderedPageBreak/>
+        <w:t>[23]</w:t>
+      </w:r>
+      <w:r>
+        <w:tab/>
+        <w:t>N. Sakimura, J. Bradley, and N. Agarwal, “Proof Key for Code Exchange by OAuth Public Clients (PKCE),” Internet Engineering Task Force, RFC 7636, Sep. 2015. [Online]. Available: https://datatracker.ietf.org/doc/html/rfc7636</w:t>
+      </w:r>
+    </w:p>
+    <w:p>
+      <w:pPr>
+        <w:pStyle w:val="Bibliography"/>
+      </w:pPr>
+      <w:r>
+        <w:t>[24]</w:t>
+      </w:r>
+      <w:r>
+        <w:tab/>
+        <w:t>M. B. J. B Michael, J. Bradley, and N. Sakimura, “JSON Web Token (JWT),” Internet Engineering Task Force, RFC 7519, 2015. [Online]. Available: https://datatracker.ietf.org/doc/html/rfc7519</w:t>
+      </w:r>
+    </w:p>
+    <w:p>
+      <w:pPr>
+        <w:pStyle w:val="Bibliography"/>
+      </w:pPr>
+      <w:r>
+        <w:t>[25]</w:t>
+      </w:r>
+      <w:r>
+        <w:tab/>
+        <w:t>“Flask-CORS.” [Online]. Available: https://flask-cors.readthedocs.io/</w:t>
+      </w:r>
+    </w:p>
+    <w:p>
+      <w:pPr>
+        <w:pStyle w:val="Bibliography"/>
+      </w:pPr>
+      <w:r>
+        <w:t>[26]</w:t>
+      </w:r>
+      <w:r>
+        <w:tab/>
+        <w:t>“Flask-SQLAlchemy.” [Online]. Available: https://flask-sqlalchemy.palletsprojects.com/</w:t>
+      </w:r>
+    </w:p>
+    <w:p>
+      <w:pPr>
+        <w:pStyle w:val="Bibliography"/>
+      </w:pPr>
+      <w:r>
+        <w:t>[27]</w:t>
+      </w:r>
+      <w:r>
+        <w:tab/>
+        <w:t>“PyJWT.” [Online]. Available: https://pyjwt.readthedocs.io/en/stable/</w:t>
+      </w:r>
+    </w:p>
+    <w:p>
+      <w:pPr>
+        <w:pStyle w:val="Bibliography"/>
+      </w:pPr>
+      <w:r>
+        <w:t>[28]</w:t>
+      </w:r>
+      <w:r>
+        <w:tab/>
+        <w:t>“Authlib.” [Online]. Available: https://authlib.org/</w:t>
+      </w:r>
+    </w:p>
+    <w:p>
+      <w:pPr>
+        <w:pStyle w:val="Bibliography"/>
+      </w:pPr>
+      <w:r>
+        <w:t>[29]</w:t>
+      </w:r>
+      <w:r>
+        <w:tab/>
+        <w:t>“pytest.” [Online]. Available: https://docs.pytest.org/</w:t>
+      </w:r>
+    </w:p>
+    <w:p>
+      <w:pPr>
+        <w:pStyle w:val="Bibliography"/>
+      </w:pPr>
+      <w:r>
+        <w:t>[30]</w:t>
+      </w:r>
+      <w:r>
+        <w:tab/>
+        <w:t>“Locust.” [Online]. Available: https://locust.io/</w:t>
+      </w:r>
+    </w:p>
+    <w:p>
+      <w:pPr>
+        <w:pStyle w:val="Bibliography"/>
+      </w:pPr>
+      <w:r>
+        <w:t>[31]</w:t>
+      </w:r>
+      <w:r>
+        <w:tab/>
+        <w:t>“cryptography (Python library).” [Online]. Available: https://cryptography.io/en/latest/</w:t>
+      </w:r>
+    </w:p>
+    <w:p>
+      <w:pPr>
+        <w:pStyle w:val="Bibliography"/>
+      </w:pPr>
+      <w:r>
+        <w:t>[32]</w:t>
+      </w:r>
+      <w:r>
+        <w:tab/>
+        <w:t>“SymPy.” [Online]. Available: https://www.sympy.org/</w:t>
+      </w:r>
+    </w:p>
+    <w:p>
+      <w:pPr>
+        <w:pStyle w:val="Bibliography"/>
+      </w:pPr>
+      <w:r>
+        <w:t>[33]</w:t>
+      </w:r>
+      <w:r>
+        <w:tab/>
+        <w:t xml:space="preserve">D. Adrian and others, “Imperfect Forward Secrecy: How Diffie-Hellman Fails in Practice (Logjam Attack),” in </w:t>
+      </w:r>
+      <w:r>
+        <w:rPr>
+          <w:i/>
+          <w:iCs/>
+        </w:rPr>
+        <w:t>Proceedings of the 22nd ACM SIGSAC Conference on Computer and Communications Security (CCS)</w:t>
+      </w:r>
+      <w:r>
+        <w:t>, 2015. [Online]. Available: https://weakdh.org/</w:t>
+      </w:r>
+    </w:p>
+    <w:p>
+      <w:pPr>
+        <w:pStyle w:val="Bibliography"/>
+      </w:pPr>
+      <w:r>
+        <w:t>[34]</w:t>
+      </w:r>
+      <w:r>
+        <w:tab/>
+        <w:t>“OWASP Testing Guide: Session Management.” [Online]. Available: https://owasp.org/www-project-web-security-testing-guide/latest/4-Web_Application_Security_Testing/06-Session_Management_Testing/</w:t>
+      </w:r>
+    </w:p>
+    <w:p>
+      <w:pPr>
+        <w:pStyle w:val="Bibliography"/>
+      </w:pPr>
+      <w:r>
+        <w:t>[35]</w:t>
+      </w:r>
+      <w:r>
+        <w:tab/>
+        <w:t>R. T. Fielding and J. Reschke, “Hypertext Transfer Protocol (HTTP/1.1): Semantics and Content,” Internet Engineering Task Force, RFC 7231, 2014. [Online]. Available: https://datatracker.ietf.org/doc/html/rfc7231</w:t>
+      </w:r>
+    </w:p>
+    <w:p>
+      <w:pPr>
+        <w:pStyle w:val="Bibliography"/>
+      </w:pPr>
+      <w:r>
+        <w:t>[36]</w:t>
+      </w:r>
+      <w:r>
+        <w:tab/>
+        <w:t>“OWASP Secure Headers Project.” [Online]. Available: https://owasp.org/www-project-secure-headers/</w:t>
+      </w:r>
+    </w:p>
+    <w:p>
+      <w:pPr>
+        <w:pStyle w:val="Bibliography"/>
+      </w:pPr>
+      <w:r>
+        <w:t>[37]</w:t>
+      </w:r>
+      <w:r>
+        <w:tab/>
+        <w:t>D. Crocker and P. Overell, “Augmented BNF for Syntax Specifications: ABNF,” Internet Engineering Task Force, RFC 5234, 2008. [Online]. Available: https://datatracker.ietf.org/doc/html/rfc5234</w:t>
+      </w:r>
+    </w:p>
+    <w:p>
+      <w:pPr>
+        <w:pStyle w:val="Bibliography"/>
+      </w:pPr>
+      <w:r>
+        <w:t>[38]</w:t>
+      </w:r>
+      <w:r>
+        <w:tab/>
+        <w:t>“OWASP Cross-Site Scripting (XSS) Prevention Cheat Sheet.” [Online]. Available: https://cheatsheetseries.owasp.org/cheatsheets/Cross-Site_Scripting_Prevention_Cheat_Sheet.html</w:t>
+      </w:r>
+    </w:p>
+    <w:p>
+      <w:pPr>
+        <w:pStyle w:val="Bibliography"/>
+      </w:pPr>
+      <w:r>
+        <w:t>[39]</w:t>
+      </w:r>
+      <w:r>
+        <w:tab/>
+        <w:t xml:space="preserve">A. J. Menezes, P. C. van Oorschot, and S. A. Vanstone, </w:t>
+      </w:r>
+      <w:r>
+        <w:rPr>
+          <w:i/>
+          <w:iCs/>
+        </w:rPr>
+        <w:t>Handbook of Applied Cryptography</w:t>
+      </w:r>
+      <w:r>
+        <w:t>. CRC Press, 1996. [Online]. Available: https://cacr.uwaterloo.ca/hac/</w:t>
+      </w:r>
+    </w:p>
+    <w:p>
+      <w:pPr>
+        <w:pStyle w:val="Bibliography"/>
+      </w:pPr>
+      <w:r>
+        <w:t>[40]</w:t>
+      </w:r>
+      <w:r>
+        <w:tab/>
+        <w:t xml:space="preserve">“Discrete Logarithm Records,” </w:t>
+      </w:r>
+      <w:r>
+        <w:rPr>
+          <w:i/>
+          <w:iCs/>
+        </w:rPr>
+        <w:t>Wikipedia</w:t>
+      </w:r>
+      <w:r>
+        <w:t>. [Online]. Available: https://en.wikipedia.org/wiki/Discrete_logarithm_records</w:t>
+      </w:r>
+    </w:p>
+    <w:p>
+      <w:pPr>
+        <w:pStyle w:val="Bibliography"/>
+      </w:pPr>
+      <w:r>
+        <w:t>[41]</w:t>
+      </w:r>
+      <w:r>
+        <w:tab/>
+        <w:t>NIST, “Recommendation for Key Management: Part 1,” SP 800–57, rev. 5, 2020. [Online]. Available: https://csrc.nist.gov/publications/detail/sp/800-57-part-1/rev-5/final</w:t>
+      </w:r>
+    </w:p>
+    <w:p>
+      <w:pPr>
+        <w:pStyle w:val="Bibliography"/>
+      </w:pPr>
+      <w:r>
+        <w:t>[42]</w:t>
+      </w:r>
+      <w:r>
+        <w:tab/>
+        <w:t>T. Kivinen and M. Kojo, “More Modular Exponential (MODP) Diffie-Hellman Groups for Internet Key Exchange (IKE),” Internet Engineering Task Force, RFC 3526, 2003. [Online]. Available: https://datatracker.ietf.org/doc/html/rfc3526</w:t>
+      </w:r>
+    </w:p>
+    <w:p>
+      <w:pPr>
+        <w:pStyle w:val="Bibliography"/>
+      </w:pPr>
+      <w:r>
+        <w:t>[43]</w:t>
+      </w:r>
+      <w:r>
+        <w:tab/>
+        <w:t>T. Wu, “The Secure Remote Password Protocol (SRP),” Internet Engineering Task Force, RFC 5054, Nov. 2007. [Online]. Available: https://datatracker.ietf.org/doc/html/rfc5054</w:t>
+      </w:r>
+    </w:p>
+    <w:p>
+      <w:pPr>
+        <w:pStyle w:val="Bibliography"/>
+      </w:pPr>
+      <w:r>
+        <w:t>[44]</w:t>
+      </w:r>
+      <w:r>
+        <w:tab/>
+        <w:t>“MDN Web Docs: Cache-Control.” [Online]. Available: https://developer.mozilla.org/en-US/docs/Web/HTTP/Headers/Cache-Control</w:t>
+      </w:r>
+    </w:p>
+    <w:p>
+      <w:pPr>
+        <w:pStyle w:val="Bibliography"/>
+      </w:pPr>
+      <w:r>
+        <w:t>[45]</w:t>
+      </w:r>
+      <w:r>
+        <w:tab/>
+        <w:t>“MDN Web Docs: Crypto.getRandomValues().” [Online]. Available: https://developer.mozilla.org/en-US/docs/Web/API/Crypto/getRandomValues</w:t>
+      </w:r>
+    </w:p>
+    <w:p>
+      <w:pPr>
+        <w:pStyle w:val="Bibliography"/>
+      </w:pPr>
+      <w:r>
+        <w:t>[46]</w:t>
+      </w:r>
+      <w:r>
+        <w:tab/>
+        <w:t xml:space="preserve">C. Percival and S. Josefsson, “The scrypt Password-Based Key Derivation Function,” Internet Engineering Task Force, RFC 7914, Aug. 2016. [Online]. Available: </w:t>
+      </w:r>
+      <w:r>
+        <w:lastRenderedPageBreak/>
+        <w:t>https://datatracker.ietf.org/doc/html/rfc7914</w:t>
+      </w:r>
+    </w:p>
+    <w:p>
+      <w:pPr>
+        <w:pStyle w:val="Bibliography"/>
+      </w:pPr>
+      <w:r>
+        <w:t>[47]</w:t>
+      </w:r>
+      <w:r>
+        <w:tab/>
+        <w:t xml:space="preserve">“srp (Python library),” </w:t>
+      </w:r>
+      <w:r>
+        <w:rPr>
+          <w:i/>
+          <w:iCs/>
+        </w:rPr>
+        <w:t>PyPI</w:t>
+      </w:r>
+      <w:r>
+        <w:t>. [Online]. Available: https://pypi.org/project/srp/</w:t>
+      </w:r>
+    </w:p>
+    <w:p>
+      <w:pPr>
+        <w:pStyle w:val="Bibliography"/>
+      </w:pPr>
+      <w:r>
+        <w:t>[48]</w:t>
+      </w:r>
+      <w:r>
+        <w:tab/>
+        <w:t>T. Taubert, “SPAKE2, a PAKE,” Internet Engineering Task Force, Internet-Draft draft-irtf-cfrg-spake2. [Online]. Available: https://datatracker.ietf.org/doc/draft-irtf-cfrg-spake2/</w:t>
+      </w:r>
+    </w:p>
+    <w:p>
+      <w:pPr>
+        <w:pStyle w:val="Bibliography"/>
+      </w:pPr>
+      <w:r>
+        <w:t>[49]</w:t>
+      </w:r>
+      <w:r>
+        <w:tab/>
+        <w:t xml:space="preserve">“Password Authenticated Key Exchange by Juggling (J-PAKE),” </w:t>
+      </w:r>
+      <w:r>
+        <w:rPr>
+          <w:i/>
+          <w:iCs/>
+        </w:rPr>
+        <w:t>Wikipedia</w:t>
+      </w:r>
+      <w:r>
+        <w:t>. [Online]. Available: https://en.wikipedia.org/wiki/Password_Authenticated_Key_Exchange_by_Juggling</w:t>
+      </w:r>
+    </w:p>
     <w:p>
       <w:pPr>
         <w:widowControl/>
-        <w:numPr>
-          <w:ilvl w:val="0"/>
-          <w:numId w:val="1"/>
-        </w:numPr>
         <w:pBdr>
           <w:top w:val="nil"/>
           <w:left w:val="nil"/>
@@ -20532,6 +25089,7 @@
           <w:tab w:val="left" w:pos="450"/>
         </w:tabs>
         <w:spacing w:after="50"/>
+        <w:ind w:left="360"/>
         <w:jc w:val="both"/>
         <w:rPr>
           <w:color w:val="000000"/>
@@ -20539,1999 +25097,56 @@
           <w:szCs w:val="22"/>
         </w:rPr>
       </w:pPr>
-      <w:bookmarkStart w:id="48" w:name="_k08i4nkaplc4" w:colFirst="0" w:colLast="0"/>
-      <w:bookmarkEnd w:id="48"/>
       <w:r>
         <w:rPr>
           <w:color w:val="000000"/>
           <w:sz w:val="22"/>
           <w:szCs w:val="22"/>
         </w:rPr>
-        <w:t>***, Python Programming Language, https://www.python.org, ultima accesare: 26/06/2024.</w:t>
-      </w:r>
-    </w:p>
-    <w:p>
-      <w:pPr>
-        <w:widowControl/>
+        <w:fldChar w:fldCharType="end"/>
+      </w:r>
+    </w:p>
+    <w:p>
+      <w:pPr>
+        <w:pStyle w:val="Heading1"/>
+        <w:ind w:firstLine="360"/>
+      </w:pPr>
+      <w:bookmarkStart w:id="49" w:name="_Toc232007505"/>
+      <w:bookmarkEnd w:id="48"/>
+      <w:r>
+        <w:lastRenderedPageBreak/>
+        <w:t>Anexe</w:t>
+      </w:r>
+      <w:bookmarkEnd w:id="49"/>
+    </w:p>
+    <w:p>
+      <w:pPr>
+        <w:pStyle w:val="Heading4"/>
         <w:numPr>
-          <w:ilvl w:val="0"/>
-          <w:numId w:val="1"/>
+          <w:ilvl w:val="4"/>
+          <w:numId w:val="5"/>
         </w:numPr>
-        <w:pBdr>
-          <w:top w:val="nil"/>
-          <w:left w:val="nil"/>
-          <w:bottom w:val="nil"/>
-          <w:right w:val="nil"/>
-          <w:between w:val="nil"/>
-        </w:pBdr>
-        <w:tabs>
-          <w:tab w:val="left" w:pos="450"/>
-        </w:tabs>
-        <w:spacing w:after="50"/>
-        <w:jc w:val="both"/>
-        <w:rPr>
-          <w:color w:val="000000"/>
-          <w:sz w:val="22"/>
-          <w:szCs w:val="22"/>
-        </w:rPr>
-      </w:pPr>
-      <w:r>
-        <w:rPr>
-          <w:color w:val="000000"/>
-          <w:sz w:val="22"/>
-          <w:szCs w:val="22"/>
-        </w:rPr>
-        <w:t>***, Flask Framework, https://flask.palletsprojects.com/en/3.0.x/, ultima accesare: 30/05/2026.</w:t>
-      </w:r>
-    </w:p>
-    <w:p>
-      <w:pPr>
-        <w:widowControl/>
-        <w:numPr>
-          <w:ilvl w:val="0"/>
-          <w:numId w:val="1"/>
-        </w:numPr>
-        <w:pBdr>
-          <w:top w:val="nil"/>
-          <w:left w:val="nil"/>
-          <w:bottom w:val="nil"/>
-          <w:right w:val="nil"/>
-          <w:between w:val="nil"/>
-        </w:pBdr>
-        <w:tabs>
-          <w:tab w:val="left" w:pos="450"/>
-        </w:tabs>
-        <w:spacing w:after="50"/>
-        <w:jc w:val="both"/>
-        <w:rPr>
-          <w:color w:val="000000"/>
-          <w:sz w:val="22"/>
-          <w:szCs w:val="22"/>
-        </w:rPr>
-      </w:pPr>
-      <w:r>
-        <w:rPr>
-          <w:color w:val="000000"/>
-          <w:sz w:val="22"/>
-          <w:szCs w:val="22"/>
-        </w:rPr>
-        <w:t>***, SQLite, https://www.sqlite.org/, ultima accesare: 30/05/2026.</w:t>
-      </w:r>
-    </w:p>
-    <w:p>
-      <w:pPr>
-        <w:widowControl/>
-        <w:numPr>
-          <w:ilvl w:val="0"/>
-          <w:numId w:val="1"/>
-        </w:numPr>
-        <w:pBdr>
-          <w:top w:val="nil"/>
-          <w:left w:val="nil"/>
-          <w:bottom w:val="nil"/>
-          <w:right w:val="nil"/>
-          <w:between w:val="nil"/>
-        </w:pBdr>
-        <w:tabs>
-          <w:tab w:val="left" w:pos="450"/>
-        </w:tabs>
-        <w:spacing w:after="50"/>
-        <w:jc w:val="both"/>
-        <w:rPr>
-          <w:color w:val="000000"/>
-          <w:sz w:val="22"/>
-          <w:szCs w:val="22"/>
-        </w:rPr>
-      </w:pPr>
-      <w:r>
-        <w:rPr>
-          <w:color w:val="000000"/>
-          <w:sz w:val="22"/>
-          <w:szCs w:val="22"/>
-        </w:rPr>
-        <w:t>***, JavaScript / ECMAScript Language Specification, https://ecma-international.org/publications-and-standards/standards/ecma-262/, ultima accesare: 30/05/2026.</w:t>
-      </w:r>
-    </w:p>
-    <w:p>
-      <w:pPr>
-        <w:widowControl/>
-        <w:numPr>
-          <w:ilvl w:val="0"/>
-          <w:numId w:val="1"/>
-        </w:numPr>
-        <w:pBdr>
-          <w:top w:val="nil"/>
-          <w:left w:val="nil"/>
-          <w:bottom w:val="nil"/>
-          <w:right w:val="nil"/>
-          <w:between w:val="nil"/>
-        </w:pBdr>
-        <w:tabs>
-          <w:tab w:val="left" w:pos="450"/>
-        </w:tabs>
-        <w:spacing w:after="50"/>
-        <w:jc w:val="both"/>
-        <w:rPr>
-          <w:color w:val="000000"/>
-          <w:sz w:val="22"/>
-          <w:szCs w:val="22"/>
-        </w:rPr>
-      </w:pPr>
-      <w:r>
-        <w:rPr>
-          <w:color w:val="000000"/>
-          <w:sz w:val="22"/>
-          <w:szCs w:val="22"/>
-        </w:rPr>
-        <w:t xml:space="preserve">E. Rescorla, "The Transport Layer Security (TLS) Protocol Version 1.3", RFC 8446, Internet Engineering Task Force, aug. 2018, </w:t>
-      </w:r>
-      <w:hyperlink r:id="rId18" w:history="1">
-        <w:r>
-          <w:rPr>
-            <w:rStyle w:val="Hyperlink"/>
-            <w:sz w:val="22"/>
-            <w:szCs w:val="22"/>
-          </w:rPr>
-          <w:t>https://www.rfc-editor.org/rfc/rfc8446</w:t>
-        </w:r>
-      </w:hyperlink>
-      <w:r>
-        <w:rPr>
-          <w:color w:val="000000"/>
-          <w:sz w:val="22"/>
-          <w:szCs w:val="22"/>
-        </w:rPr>
-        <w:t>.</w:t>
-      </w:r>
-    </w:p>
-    <w:p>
-      <w:pPr>
-        <w:widowControl/>
-        <w:numPr>
-          <w:ilvl w:val="0"/>
-          <w:numId w:val="1"/>
-        </w:numPr>
-        <w:pBdr>
-          <w:top w:val="nil"/>
-          <w:left w:val="nil"/>
-          <w:bottom w:val="nil"/>
-          <w:right w:val="nil"/>
-          <w:between w:val="nil"/>
-        </w:pBdr>
-        <w:tabs>
-          <w:tab w:val="left" w:pos="450"/>
-        </w:tabs>
-        <w:spacing w:after="50"/>
-        <w:jc w:val="both"/>
-        <w:rPr>
-          <w:color w:val="000000"/>
-          <w:sz w:val="22"/>
-          <w:szCs w:val="22"/>
-        </w:rPr>
-      </w:pPr>
-      <w:r>
-        <w:rPr>
-          <w:color w:val="000000"/>
-          <w:sz w:val="22"/>
-          <w:szCs w:val="22"/>
-        </w:rPr>
-        <w:t>R. P. Fernandez et al., "Post-Quantum Threats to TLS: A Survey", Cryptography, vol. 9, nr. 4, art. 73, 2025, https://www.mdpi.com/2410-387X/9/4/73.</w:t>
-      </w:r>
-    </w:p>
-    <w:p>
-      <w:pPr>
-        <w:widowControl/>
-        <w:numPr>
-          <w:ilvl w:val="0"/>
-          <w:numId w:val="1"/>
-        </w:numPr>
-        <w:pBdr>
-          <w:top w:val="nil"/>
-          <w:left w:val="nil"/>
-          <w:bottom w:val="nil"/>
-          <w:right w:val="nil"/>
-          <w:between w:val="nil"/>
-        </w:pBdr>
-        <w:tabs>
-          <w:tab w:val="left" w:pos="450"/>
-        </w:tabs>
-        <w:spacing w:after="50"/>
-        <w:jc w:val="both"/>
-        <w:rPr>
-          <w:color w:val="000000"/>
-          <w:sz w:val="22"/>
-          <w:szCs w:val="22"/>
-        </w:rPr>
-      </w:pPr>
-      <w:r>
-        <w:rPr>
-          <w:color w:val="000000"/>
-          <w:sz w:val="22"/>
-          <w:szCs w:val="22"/>
-        </w:rPr>
-        <w:t>F. Deng et al., "Real-World Implementation Weaknesses and Attack Risks in TLS", Computers and Security, 2025, https://www.sciencedirect.com/science/article/abs/pii/S1574013725000140.</w:t>
-      </w:r>
-    </w:p>
-    <w:p>
-      <w:pPr>
-        <w:widowControl/>
-        <w:numPr>
-          <w:ilvl w:val="0"/>
-          <w:numId w:val="1"/>
-        </w:numPr>
-        <w:pBdr>
-          <w:top w:val="nil"/>
-          <w:left w:val="nil"/>
-          <w:bottom w:val="nil"/>
-          <w:right w:val="nil"/>
-          <w:between w:val="nil"/>
-        </w:pBdr>
-        <w:tabs>
-          <w:tab w:val="left" w:pos="450"/>
-        </w:tabs>
-        <w:spacing w:after="50"/>
-        <w:jc w:val="both"/>
-        <w:rPr>
-          <w:color w:val="000000"/>
-          <w:sz w:val="22"/>
-          <w:szCs w:val="22"/>
-        </w:rPr>
-      </w:pPr>
-      <w:r>
-        <w:rPr>
-          <w:color w:val="000000"/>
-          <w:sz w:val="22"/>
-          <w:szCs w:val="22"/>
-        </w:rPr>
-        <w:t>D. Hardt, "The OAuth 2.0 Authorization Framework", RFC 6749, Internet Engineering Task Force, oct. 2012, https://datatracker.ietf.org/doc/html/rfc6749.</w:t>
-      </w:r>
-    </w:p>
-    <w:p>
-      <w:pPr>
-        <w:widowControl/>
-        <w:numPr>
-          <w:ilvl w:val="0"/>
-          <w:numId w:val="1"/>
-        </w:numPr>
-        <w:pBdr>
-          <w:top w:val="nil"/>
-          <w:left w:val="nil"/>
-          <w:bottom w:val="nil"/>
-          <w:right w:val="nil"/>
-          <w:between w:val="nil"/>
-        </w:pBdr>
-        <w:tabs>
-          <w:tab w:val="left" w:pos="450"/>
-        </w:tabs>
-        <w:spacing w:after="50"/>
-        <w:jc w:val="both"/>
-        <w:rPr>
-          <w:color w:val="000000"/>
-          <w:sz w:val="22"/>
-          <w:szCs w:val="22"/>
-        </w:rPr>
-      </w:pPr>
-      <w:r>
-        <w:rPr>
-          <w:color w:val="000000"/>
-          <w:sz w:val="22"/>
-          <w:szCs w:val="22"/>
-        </w:rPr>
-        <w:t>***, OAuth 2.0, https://oauth.net/2/, ultima accesare: 30/05/2026.</w:t>
-      </w:r>
-    </w:p>
-    <w:p>
-      <w:pPr>
-        <w:widowControl/>
-        <w:numPr>
-          <w:ilvl w:val="0"/>
-          <w:numId w:val="1"/>
-        </w:numPr>
-        <w:pBdr>
-          <w:top w:val="nil"/>
-          <w:left w:val="nil"/>
-          <w:bottom w:val="nil"/>
-          <w:right w:val="nil"/>
-          <w:between w:val="nil"/>
-        </w:pBdr>
-        <w:tabs>
-          <w:tab w:val="left" w:pos="450"/>
-        </w:tabs>
-        <w:spacing w:after="50"/>
-        <w:jc w:val="both"/>
-        <w:rPr>
-          <w:color w:val="000000"/>
-          <w:sz w:val="22"/>
-          <w:szCs w:val="22"/>
-        </w:rPr>
-      </w:pPr>
-      <w:r>
-        <w:rPr>
-          <w:color w:val="000000"/>
-          <w:sz w:val="22"/>
-          <w:szCs w:val="22"/>
-        </w:rPr>
-        <w:t>V. S. P. Farag, "An Analysis of the OAuth 2.0 Standard", IEEE Symposium on Security and Privacy Workshops, 2011, https://ieeexplore.ieee.org/abstract/document/6123701.</w:t>
-      </w:r>
-    </w:p>
-    <w:p>
-      <w:pPr>
-        <w:widowControl/>
-        <w:numPr>
-          <w:ilvl w:val="0"/>
-          <w:numId w:val="1"/>
-        </w:numPr>
-        <w:pBdr>
-          <w:top w:val="nil"/>
-          <w:left w:val="nil"/>
-          <w:bottom w:val="nil"/>
-          <w:right w:val="nil"/>
-          <w:between w:val="nil"/>
-        </w:pBdr>
-        <w:tabs>
-          <w:tab w:val="left" w:pos="450"/>
-        </w:tabs>
-        <w:spacing w:after="50"/>
-        <w:jc w:val="both"/>
-        <w:rPr>
-          <w:color w:val="000000"/>
-          <w:sz w:val="22"/>
-          <w:szCs w:val="22"/>
-        </w:rPr>
-      </w:pPr>
-      <w:r>
-        <w:rPr>
-          <w:color w:val="000000"/>
-          <w:sz w:val="22"/>
-          <w:szCs w:val="22"/>
-        </w:rPr>
-        <w:t>S. Li, "A Study on the Applicability of OAuth in the E-Commerce Environment", IEEE International Conference on Service Sciences, 2013, doi: 10.1109/ICSS.2013.24, https://ieeexplore.ieee.org/abstract/document/6625487.</w:t>
-      </w:r>
-    </w:p>
-    <w:p>
-      <w:pPr>
-        <w:widowControl/>
-        <w:numPr>
-          <w:ilvl w:val="0"/>
-          <w:numId w:val="1"/>
-        </w:numPr>
-        <w:pBdr>
-          <w:top w:val="nil"/>
-          <w:left w:val="nil"/>
-          <w:bottom w:val="nil"/>
-          <w:right w:val="nil"/>
-          <w:between w:val="nil"/>
-        </w:pBdr>
-        <w:tabs>
-          <w:tab w:val="left" w:pos="450"/>
-        </w:tabs>
-        <w:spacing w:after="50"/>
-        <w:jc w:val="both"/>
-        <w:rPr>
-          <w:color w:val="000000"/>
-          <w:sz w:val="22"/>
-          <w:szCs w:val="22"/>
-        </w:rPr>
-      </w:pPr>
-      <w:r>
-        <w:rPr>
-          <w:color w:val="000000"/>
-          <w:sz w:val="22"/>
-          <w:szCs w:val="22"/>
-        </w:rPr>
-        <w:t>S. Goldwasser, S. Micali, C. Rackoff, "The Knowledge Complexity of Interactive Proof Systems", SIAM Journal on Computing, vol. 18, nr. 1, pp. 186-208, 1989, doi: 10.1137/0218012, https://people.csail.mit.edu/silvio/Selected%20Scientific%20Papers/Proof%20Systems/The_Knowledge_Complexity_Of_Interactive_Proof_Systems.pdf.</w:t>
-      </w:r>
-    </w:p>
-    <w:p>
-      <w:pPr>
-        <w:widowControl/>
-        <w:numPr>
-          <w:ilvl w:val="0"/>
-          <w:numId w:val="1"/>
-        </w:numPr>
-        <w:pBdr>
-          <w:top w:val="nil"/>
-          <w:left w:val="nil"/>
-          <w:bottom w:val="nil"/>
-          <w:right w:val="nil"/>
-          <w:between w:val="nil"/>
-        </w:pBdr>
-        <w:tabs>
-          <w:tab w:val="left" w:pos="450"/>
-        </w:tabs>
-        <w:spacing w:after="50"/>
-        <w:jc w:val="both"/>
-        <w:rPr>
-          <w:color w:val="000000"/>
-          <w:sz w:val="22"/>
-          <w:szCs w:val="22"/>
-        </w:rPr>
-      </w:pPr>
-      <w:r>
-        <w:rPr>
-          <w:color w:val="000000"/>
-          <w:sz w:val="22"/>
-          <w:szCs w:val="22"/>
-        </w:rPr>
-        <w:t>C. Allen, "The Path to Self-Sovereign Identity", 2016, http://www.lifewithalacrity.com/2016/04/the-path-to-self-soverereign-identity.html.</w:t>
-      </w:r>
-    </w:p>
-    <w:p>
-      <w:pPr>
-        <w:widowControl/>
-        <w:numPr>
-          <w:ilvl w:val="0"/>
-          <w:numId w:val="1"/>
-        </w:numPr>
-        <w:pBdr>
-          <w:top w:val="nil"/>
-          <w:left w:val="nil"/>
-          <w:bottom w:val="nil"/>
-          <w:right w:val="nil"/>
-          <w:between w:val="nil"/>
-        </w:pBdr>
-        <w:tabs>
-          <w:tab w:val="left" w:pos="450"/>
-        </w:tabs>
-        <w:spacing w:after="50"/>
-        <w:jc w:val="both"/>
-        <w:rPr>
-          <w:color w:val="000000"/>
-          <w:sz w:val="22"/>
-          <w:szCs w:val="22"/>
-        </w:rPr>
-      </w:pPr>
-      <w:r>
-        <w:rPr>
-          <w:color w:val="000000"/>
-          <w:sz w:val="22"/>
-          <w:szCs w:val="22"/>
-        </w:rPr>
-        <w:t>V. Shah et al., "Survey on Zero-Knowledge Proof Authentication Protocols", arXiv:2401.11735, 2024, https://arxiv.org/abs/2401.11735.</w:t>
-      </w:r>
-    </w:p>
-    <w:p>
-      <w:pPr>
-        <w:widowControl/>
-        <w:numPr>
-          <w:ilvl w:val="0"/>
-          <w:numId w:val="1"/>
-        </w:numPr>
-        <w:pBdr>
-          <w:top w:val="nil"/>
-          <w:left w:val="nil"/>
-          <w:bottom w:val="nil"/>
-          <w:right w:val="nil"/>
-          <w:between w:val="nil"/>
-        </w:pBdr>
-        <w:tabs>
-          <w:tab w:val="left" w:pos="450"/>
-        </w:tabs>
-        <w:spacing w:after="50"/>
-        <w:jc w:val="both"/>
-        <w:rPr>
-          <w:color w:val="000000"/>
-          <w:sz w:val="22"/>
-          <w:szCs w:val="22"/>
-        </w:rPr>
-      </w:pPr>
-      <w:r>
-        <w:rPr>
-          <w:color w:val="000000"/>
-          <w:sz w:val="22"/>
-          <w:szCs w:val="22"/>
-        </w:rPr>
-        <w:t>***, Zero Knowledge Authentication, Sedicii, https://sedicii.com/news/zero-knowledge-authentication/, ultima accesare: 30/05/2026.</w:t>
-      </w:r>
-    </w:p>
-    <w:p>
-      <w:pPr>
-        <w:widowControl/>
-        <w:numPr>
-          <w:ilvl w:val="0"/>
-          <w:numId w:val="1"/>
-        </w:numPr>
-        <w:pBdr>
-          <w:top w:val="nil"/>
-          <w:left w:val="nil"/>
-          <w:bottom w:val="nil"/>
-          <w:right w:val="nil"/>
-          <w:between w:val="nil"/>
-        </w:pBdr>
-        <w:tabs>
-          <w:tab w:val="left" w:pos="450"/>
-        </w:tabs>
-        <w:spacing w:after="50"/>
-        <w:jc w:val="both"/>
-        <w:rPr>
-          <w:color w:val="000000"/>
-          <w:sz w:val="22"/>
-          <w:szCs w:val="22"/>
-        </w:rPr>
-      </w:pPr>
-      <w:r>
-        <w:rPr>
-          <w:color w:val="000000"/>
-          <w:sz w:val="22"/>
-          <w:szCs w:val="22"/>
-        </w:rPr>
-        <w:t>D. J. Bernstein, T. Lange, "Post-Quantum Cryptography", Cryptology ePrint Archive, Report 2015/1075, 2015, https://eprint.iacr.org/2015/1075.pdf.</w:t>
-      </w:r>
-    </w:p>
-    <w:p>
-      <w:pPr>
-        <w:widowControl/>
-        <w:numPr>
-          <w:ilvl w:val="0"/>
-          <w:numId w:val="1"/>
-        </w:numPr>
-        <w:pBdr>
-          <w:top w:val="nil"/>
-          <w:left w:val="nil"/>
-          <w:bottom w:val="nil"/>
-          <w:right w:val="nil"/>
-          <w:between w:val="nil"/>
-        </w:pBdr>
-        <w:tabs>
-          <w:tab w:val="left" w:pos="450"/>
-        </w:tabs>
-        <w:spacing w:after="50"/>
-        <w:jc w:val="both"/>
-        <w:rPr>
-          <w:color w:val="000000"/>
-          <w:sz w:val="22"/>
-          <w:szCs w:val="22"/>
-        </w:rPr>
-      </w:pPr>
-      <w:r>
-        <w:rPr>
-          <w:color w:val="000000"/>
-          <w:sz w:val="22"/>
-          <w:szCs w:val="22"/>
-        </w:rPr>
-        <w:t>***, Cloudflare Blog: A Primer on Lattice Cryptography, https://blog.cloudflare.com/lattice-crypto-primer/, ultima accesare: 30/05/2026.</w:t>
-      </w:r>
-    </w:p>
-    <w:p>
-      <w:pPr>
-        <w:widowControl/>
-        <w:numPr>
-          <w:ilvl w:val="0"/>
-          <w:numId w:val="1"/>
-        </w:numPr>
-        <w:pBdr>
-          <w:top w:val="nil"/>
-          <w:left w:val="nil"/>
-          <w:bottom w:val="nil"/>
-          <w:right w:val="nil"/>
-          <w:between w:val="nil"/>
-        </w:pBdr>
-        <w:tabs>
-          <w:tab w:val="left" w:pos="450"/>
-        </w:tabs>
-        <w:spacing w:after="50"/>
-        <w:jc w:val="both"/>
-        <w:rPr>
-          <w:color w:val="000000"/>
-          <w:sz w:val="22"/>
-          <w:szCs w:val="22"/>
-        </w:rPr>
-      </w:pPr>
-      <w:r>
-        <w:rPr>
-          <w:color w:val="000000"/>
-          <w:sz w:val="22"/>
-          <w:szCs w:val="22"/>
-        </w:rPr>
-        <w:t>A. Z. Vyas et al., "Side-Channel Vulnerabilities of Post-Quantum Cryptographic Algorithms", DIVA Portal, 2023, https://www.diva-portal.org/smash/get/diva2%3A1742628/FULLTEXT01.pdf.</w:t>
-      </w:r>
-    </w:p>
-    <w:p>
-      <w:pPr>
-        <w:widowControl/>
-        <w:numPr>
-          <w:ilvl w:val="0"/>
-          <w:numId w:val="1"/>
-        </w:numPr>
-        <w:pBdr>
-          <w:top w:val="nil"/>
-          <w:left w:val="nil"/>
-          <w:bottom w:val="nil"/>
-          <w:right w:val="nil"/>
-          <w:between w:val="nil"/>
-        </w:pBdr>
-        <w:tabs>
-          <w:tab w:val="left" w:pos="450"/>
-        </w:tabs>
-        <w:spacing w:after="50"/>
-        <w:jc w:val="both"/>
-        <w:rPr>
-          <w:color w:val="000000"/>
-          <w:sz w:val="22"/>
-          <w:szCs w:val="22"/>
-        </w:rPr>
-      </w:pPr>
-      <w:r>
-        <w:rPr>
-          <w:color w:val="000000"/>
-          <w:sz w:val="22"/>
-          <w:szCs w:val="22"/>
-        </w:rPr>
-        <w:t>M. Boubakri et al., "Integrating Zero-Knowledge Proofs with OAuth 2.0 for Multi-Agent Systems", E3S Web of Conferences, vol. 469, 2023, https://www.e3s-conferences.org/articles/e3sconf/abs/2023/106/e3sconf_icegc2023_00085/e3sconf_icegc2023_00085.html.</w:t>
-      </w:r>
-    </w:p>
-    <w:p>
-      <w:pPr>
-        <w:widowControl/>
-        <w:numPr>
-          <w:ilvl w:val="0"/>
-          <w:numId w:val="1"/>
-        </w:numPr>
-        <w:pBdr>
-          <w:top w:val="nil"/>
-          <w:left w:val="nil"/>
-          <w:bottom w:val="nil"/>
-          <w:right w:val="nil"/>
-          <w:between w:val="nil"/>
-        </w:pBdr>
-        <w:tabs>
-          <w:tab w:val="left" w:pos="450"/>
-        </w:tabs>
-        <w:spacing w:after="50"/>
-        <w:jc w:val="both"/>
-        <w:rPr>
-          <w:color w:val="000000"/>
-          <w:sz w:val="22"/>
-          <w:szCs w:val="22"/>
-        </w:rPr>
-      </w:pPr>
-      <w:r>
-        <w:rPr>
-          <w:color w:val="000000"/>
-          <w:sz w:val="22"/>
-          <w:szCs w:val="22"/>
-        </w:rPr>
-        <w:t>A. Amro, T. T. Nguyen, "Blockchain Authentication Scheme Using zk-SNARK Zero-Knowledge Proofs", Electronics, vol. 13, nr. 14, art. 2730, 2024, https://www.mdpi.com/2079-9292/13/14/2730.</w:t>
-      </w:r>
-    </w:p>
-    <w:p>
-      <w:pPr>
-        <w:widowControl/>
-        <w:numPr>
-          <w:ilvl w:val="0"/>
-          <w:numId w:val="1"/>
-        </w:numPr>
-        <w:pBdr>
-          <w:top w:val="nil"/>
-          <w:left w:val="nil"/>
-          <w:bottom w:val="nil"/>
-          <w:right w:val="nil"/>
-          <w:between w:val="nil"/>
-        </w:pBdr>
-        <w:tabs>
-          <w:tab w:val="left" w:pos="450"/>
-        </w:tabs>
-        <w:spacing w:after="50"/>
-        <w:jc w:val="both"/>
-        <w:rPr>
-          <w:color w:val="000000"/>
-          <w:sz w:val="22"/>
-          <w:szCs w:val="22"/>
-        </w:rPr>
-      </w:pPr>
-      <w:r>
-        <w:rPr>
-          <w:color w:val="000000"/>
-          <w:sz w:val="22"/>
-          <w:szCs w:val="22"/>
-        </w:rPr>
-        <w:t>A. Sakala et al., "zkAt: A Zero-Knowledge Authentication Primitive", Cryptology ePrint Archive, Report 2025/921, https://eprint.iacr.org/2025/921.</w:t>
-      </w:r>
-    </w:p>
-    <w:p>
-      <w:pPr>
-        <w:widowControl/>
-        <w:numPr>
-          <w:ilvl w:val="0"/>
-          <w:numId w:val="1"/>
-        </w:numPr>
-        <w:pBdr>
-          <w:top w:val="nil"/>
-          <w:left w:val="nil"/>
-          <w:bottom w:val="nil"/>
-          <w:right w:val="nil"/>
-          <w:between w:val="nil"/>
-        </w:pBdr>
-        <w:tabs>
-          <w:tab w:val="left" w:pos="450"/>
-        </w:tabs>
-        <w:spacing w:after="50"/>
-        <w:jc w:val="both"/>
-        <w:rPr>
-          <w:color w:val="000000"/>
-          <w:sz w:val="22"/>
-          <w:szCs w:val="22"/>
-        </w:rPr>
-      </w:pPr>
-      <w:r>
-        <w:rPr>
-          <w:color w:val="000000"/>
-          <w:sz w:val="22"/>
-          <w:szCs w:val="22"/>
-        </w:rPr>
-        <w:t>D. Terpstra, "Token-Based Authentication and Authorization Using Zero-Knowledge Proofs for Web API Security", Master's Thesis, Dakota State University, 2023, https://scholar.dsu.edu/theses/425/.</w:t>
-      </w:r>
-    </w:p>
-    <w:p>
-      <w:pPr>
-        <w:widowControl/>
-        <w:numPr>
-          <w:ilvl w:val="0"/>
-          <w:numId w:val="1"/>
-        </w:numPr>
-        <w:pBdr>
-          <w:top w:val="nil"/>
-          <w:left w:val="nil"/>
-          <w:bottom w:val="nil"/>
-          <w:right w:val="nil"/>
-          <w:between w:val="nil"/>
-        </w:pBdr>
-        <w:tabs>
-          <w:tab w:val="left" w:pos="450"/>
-        </w:tabs>
-        <w:spacing w:after="50"/>
-        <w:jc w:val="both"/>
-        <w:rPr>
-          <w:color w:val="000000"/>
-          <w:sz w:val="22"/>
-          <w:szCs w:val="22"/>
-        </w:rPr>
-      </w:pPr>
-      <w:r>
-        <w:rPr>
-          <w:color w:val="000000"/>
-          <w:sz w:val="22"/>
-          <w:szCs w:val="22"/>
-        </w:rPr>
-        <w:lastRenderedPageBreak/>
-        <w:t>C. P. Schnorr, "Efficient Signature Generation by Smart Cards", Journal of Cryptology, vol. 4, nr. 3, pp. 161-174, 1991, doi: 10.1007/BF00196725, https://link.springer.com/article/10.1007/bf00196725.</w:t>
-      </w:r>
-    </w:p>
-    <w:p>
-      <w:pPr>
-        <w:widowControl/>
-        <w:numPr>
-          <w:ilvl w:val="0"/>
-          <w:numId w:val="1"/>
-        </w:numPr>
-        <w:pBdr>
-          <w:top w:val="nil"/>
-          <w:left w:val="nil"/>
-          <w:bottom w:val="nil"/>
-          <w:right w:val="nil"/>
-          <w:between w:val="nil"/>
-        </w:pBdr>
-        <w:tabs>
-          <w:tab w:val="left" w:pos="450"/>
-        </w:tabs>
-        <w:spacing w:after="50"/>
-        <w:jc w:val="both"/>
-        <w:rPr>
-          <w:color w:val="000000"/>
-          <w:sz w:val="22"/>
-          <w:szCs w:val="22"/>
-        </w:rPr>
-      </w:pPr>
-      <w:r>
-        <w:rPr>
-          <w:color w:val="000000"/>
-          <w:sz w:val="22"/>
-          <w:szCs w:val="22"/>
-        </w:rPr>
-        <w:t>J. Katz, Y. Lindell, "Introduction to Modern Cryptography", ed. 2, CRC Press, 2014.</w:t>
-      </w:r>
-    </w:p>
-    <w:p>
-      <w:pPr>
-        <w:widowControl/>
-        <w:numPr>
-          <w:ilvl w:val="0"/>
-          <w:numId w:val="1"/>
-        </w:numPr>
-        <w:pBdr>
-          <w:top w:val="nil"/>
-          <w:left w:val="nil"/>
-          <w:bottom w:val="nil"/>
-          <w:right w:val="nil"/>
-          <w:between w:val="nil"/>
-        </w:pBdr>
-        <w:tabs>
-          <w:tab w:val="left" w:pos="450"/>
-        </w:tabs>
-        <w:spacing w:after="50"/>
-        <w:jc w:val="both"/>
-        <w:rPr>
-          <w:color w:val="000000"/>
-          <w:sz w:val="22"/>
-          <w:szCs w:val="22"/>
-        </w:rPr>
-      </w:pPr>
-      <w:r>
-        <w:rPr>
-          <w:color w:val="000000"/>
-          <w:sz w:val="22"/>
-          <w:szCs w:val="22"/>
-        </w:rPr>
-        <w:t>P. Kumar, "Efficacy of Schnorr Signature for Stateless Authentication", Medium, https://medium.com/%40prathyusha756/efficacy-of-schnorr-signature-for-stateless-authentication-5ae5d65ec5d3, ultima accesare: 30/05/2026.</w:t>
-      </w:r>
-    </w:p>
-    <w:p>
-      <w:pPr>
-        <w:widowControl/>
-        <w:numPr>
-          <w:ilvl w:val="0"/>
-          <w:numId w:val="1"/>
-        </w:numPr>
-        <w:pBdr>
-          <w:top w:val="nil"/>
-          <w:left w:val="nil"/>
-          <w:bottom w:val="nil"/>
-          <w:right w:val="nil"/>
-          <w:between w:val="nil"/>
-        </w:pBdr>
-        <w:tabs>
-          <w:tab w:val="left" w:pos="450"/>
-        </w:tabs>
-        <w:spacing w:after="50"/>
-        <w:jc w:val="both"/>
-        <w:rPr>
-          <w:color w:val="000000"/>
-          <w:sz w:val="22"/>
-          <w:szCs w:val="22"/>
-        </w:rPr>
-      </w:pPr>
-      <w:r>
-        <w:rPr>
-          <w:color w:val="000000"/>
-          <w:sz w:val="22"/>
-          <w:szCs w:val="22"/>
-        </w:rPr>
-        <w:t>W. Diffie, M. Hellman, "New Directions in Cryptography", IEEE Transactions on Information Theory, vol. 22, nr. 6, pp. 644-654, nov. 1976, doi: 10.1109/TIT.1976.1055638.</w:t>
-      </w:r>
-    </w:p>
-    <w:p>
-      <w:pPr>
-        <w:widowControl/>
-        <w:numPr>
-          <w:ilvl w:val="0"/>
-          <w:numId w:val="1"/>
-        </w:numPr>
-        <w:pBdr>
-          <w:top w:val="nil"/>
-          <w:left w:val="nil"/>
-          <w:bottom w:val="nil"/>
-          <w:right w:val="nil"/>
-          <w:between w:val="nil"/>
-        </w:pBdr>
-        <w:tabs>
-          <w:tab w:val="left" w:pos="450"/>
-        </w:tabs>
-        <w:spacing w:after="50"/>
-        <w:jc w:val="both"/>
-        <w:rPr>
-          <w:color w:val="000000"/>
-          <w:sz w:val="22"/>
-          <w:szCs w:val="22"/>
-        </w:rPr>
-      </w:pPr>
-      <w:r>
-        <w:rPr>
-          <w:color w:val="000000"/>
-          <w:sz w:val="22"/>
-          <w:szCs w:val="22"/>
-        </w:rPr>
-        <w:t>F. Hao, "Schnorr Non-interactive Zero-Knowledge Proof", RFC 8235, Internet Engineering Task Force, sept. 2017, https://www.rfc-editor.org/rfc/rfc8235.html.</w:t>
-      </w:r>
-    </w:p>
-    <w:p>
-      <w:pPr>
-        <w:widowControl/>
-        <w:numPr>
-          <w:ilvl w:val="0"/>
-          <w:numId w:val="1"/>
-        </w:numPr>
-        <w:pBdr>
-          <w:top w:val="nil"/>
-          <w:left w:val="nil"/>
-          <w:bottom w:val="nil"/>
-          <w:right w:val="nil"/>
-          <w:between w:val="nil"/>
-        </w:pBdr>
-        <w:tabs>
-          <w:tab w:val="left" w:pos="450"/>
-        </w:tabs>
-        <w:spacing w:after="50"/>
-        <w:jc w:val="both"/>
-        <w:rPr>
-          <w:color w:val="000000"/>
-          <w:sz w:val="22"/>
-          <w:szCs w:val="22"/>
-        </w:rPr>
-      </w:pPr>
-      <w:r>
-        <w:rPr>
-          <w:color w:val="000000"/>
-          <w:sz w:val="22"/>
-          <w:szCs w:val="22"/>
-        </w:rPr>
-        <w:t>***, zkDocs: Schnorr Zero-Knowledge Protocol, https://www.zkdocs.com/docs/zkdocs/zero-knowledge-protocols/schnorr/, ultima accesare: 30/05/2026.</w:t>
-      </w:r>
-    </w:p>
-    <w:p>
-      <w:pPr>
-        <w:widowControl/>
-        <w:numPr>
-          <w:ilvl w:val="0"/>
-          <w:numId w:val="1"/>
-        </w:numPr>
-        <w:pBdr>
-          <w:top w:val="nil"/>
-          <w:left w:val="nil"/>
-          <w:bottom w:val="nil"/>
-          <w:right w:val="nil"/>
-          <w:between w:val="nil"/>
-        </w:pBdr>
-        <w:tabs>
-          <w:tab w:val="left" w:pos="450"/>
-        </w:tabs>
-        <w:spacing w:after="50"/>
-        <w:jc w:val="both"/>
-        <w:rPr>
-          <w:color w:val="000000"/>
-          <w:sz w:val="22"/>
-          <w:szCs w:val="22"/>
-        </w:rPr>
-      </w:pPr>
-      <w:r>
-        <w:rPr>
-          <w:color w:val="000000"/>
-          <w:sz w:val="22"/>
-          <w:szCs w:val="22"/>
-        </w:rPr>
-        <w:t>D. Boneh, "Applied Cryptography: Schnorr Identification Protocol", Stanford CS355, Lecture 5, 2019, https://crypto.stanford.edu/cs355/19sp/lec5.pdf.</w:t>
-      </w:r>
-    </w:p>
-    <w:p>
-      <w:pPr>
-        <w:widowControl/>
-        <w:numPr>
-          <w:ilvl w:val="0"/>
-          <w:numId w:val="1"/>
-        </w:numPr>
-        <w:pBdr>
-          <w:top w:val="nil"/>
-          <w:left w:val="nil"/>
-          <w:bottom w:val="nil"/>
-          <w:right w:val="nil"/>
-          <w:between w:val="nil"/>
-        </w:pBdr>
-        <w:tabs>
-          <w:tab w:val="left" w:pos="450"/>
-        </w:tabs>
-        <w:spacing w:after="50"/>
-        <w:jc w:val="both"/>
-        <w:rPr>
-          <w:color w:val="000000"/>
-          <w:sz w:val="22"/>
-          <w:szCs w:val="22"/>
-        </w:rPr>
-      </w:pPr>
-      <w:r>
-        <w:rPr>
-          <w:color w:val="000000"/>
-          <w:sz w:val="22"/>
-          <w:szCs w:val="22"/>
-        </w:rPr>
-        <w:t>S. Sakimura, J. Bradley, N. Agarwal, "Proof Key for Code Exchange by OAuth Public Clients (PKCE)", RFC 7636, Internet Engineering Task Force, sept. 2015, https://datatracker.ietf.org/doc/html/rfc7636.</w:t>
-      </w:r>
-    </w:p>
-    <w:p>
-      <w:pPr>
-        <w:widowControl/>
-        <w:numPr>
-          <w:ilvl w:val="0"/>
-          <w:numId w:val="1"/>
-        </w:numPr>
-        <w:pBdr>
-          <w:top w:val="nil"/>
-          <w:left w:val="nil"/>
-          <w:bottom w:val="nil"/>
-          <w:right w:val="nil"/>
-          <w:between w:val="nil"/>
-        </w:pBdr>
-        <w:tabs>
-          <w:tab w:val="left" w:pos="450"/>
-        </w:tabs>
-        <w:spacing w:after="50"/>
-        <w:jc w:val="both"/>
-        <w:rPr>
-          <w:color w:val="000000"/>
-          <w:sz w:val="22"/>
-          <w:szCs w:val="22"/>
-        </w:rPr>
-      </w:pPr>
-      <w:r>
-        <w:rPr>
-          <w:color w:val="000000"/>
-          <w:sz w:val="22"/>
-          <w:szCs w:val="22"/>
-        </w:rPr>
-        <w:t>M. Jones, J. Bradley, N. Sakimura, "JSON Web Token (JWT)", RFC 7519, Internet Engineering Task Force, mai 2015, https://datatracker.ietf.org/doc/html/rfc7519.</w:t>
-      </w:r>
-    </w:p>
-    <w:p>
-      <w:pPr>
-        <w:widowControl/>
-        <w:numPr>
-          <w:ilvl w:val="0"/>
-          <w:numId w:val="1"/>
-        </w:numPr>
-        <w:pBdr>
-          <w:top w:val="nil"/>
-          <w:left w:val="nil"/>
-          <w:bottom w:val="nil"/>
-          <w:right w:val="nil"/>
-          <w:between w:val="nil"/>
-        </w:pBdr>
-        <w:tabs>
-          <w:tab w:val="left" w:pos="450"/>
-        </w:tabs>
-        <w:spacing w:after="50"/>
-        <w:jc w:val="both"/>
-        <w:rPr>
-          <w:color w:val="000000"/>
-          <w:sz w:val="22"/>
-          <w:szCs w:val="22"/>
-        </w:rPr>
-      </w:pPr>
-      <w:r>
-        <w:rPr>
-          <w:color w:val="000000"/>
-          <w:sz w:val="22"/>
-          <w:szCs w:val="22"/>
-        </w:rPr>
-        <w:t>***, Flask-CORS, https://flask-cors.readthedocs.io/, ultima accesare: 30/05/2026.</w:t>
-      </w:r>
-    </w:p>
-    <w:p>
-      <w:pPr>
-        <w:widowControl/>
-        <w:numPr>
-          <w:ilvl w:val="0"/>
-          <w:numId w:val="1"/>
-        </w:numPr>
-        <w:pBdr>
-          <w:top w:val="nil"/>
-          <w:left w:val="nil"/>
-          <w:bottom w:val="nil"/>
-          <w:right w:val="nil"/>
-          <w:between w:val="nil"/>
-        </w:pBdr>
-        <w:tabs>
-          <w:tab w:val="left" w:pos="450"/>
-        </w:tabs>
-        <w:spacing w:after="50"/>
-        <w:jc w:val="both"/>
-        <w:rPr>
-          <w:color w:val="000000"/>
-          <w:sz w:val="22"/>
-          <w:szCs w:val="22"/>
-        </w:rPr>
-      </w:pPr>
-      <w:r>
-        <w:rPr>
-          <w:color w:val="000000"/>
-          <w:sz w:val="22"/>
-          <w:szCs w:val="22"/>
-        </w:rPr>
-        <w:t>***, Flask-SQLAlchemy, https://flask-sqlalchemy.palletsprojects.com/, ultima accesare: 30/05/2026.</w:t>
-      </w:r>
-    </w:p>
-    <w:p>
-      <w:pPr>
-        <w:widowControl/>
-        <w:numPr>
-          <w:ilvl w:val="0"/>
-          <w:numId w:val="1"/>
-        </w:numPr>
-        <w:pBdr>
-          <w:top w:val="nil"/>
-          <w:left w:val="nil"/>
-          <w:bottom w:val="nil"/>
-          <w:right w:val="nil"/>
-          <w:between w:val="nil"/>
-        </w:pBdr>
-        <w:tabs>
-          <w:tab w:val="left" w:pos="450"/>
-        </w:tabs>
-        <w:spacing w:after="50"/>
-        <w:jc w:val="both"/>
-        <w:rPr>
-          <w:color w:val="000000"/>
-          <w:sz w:val="22"/>
-          <w:szCs w:val="22"/>
-        </w:rPr>
-      </w:pPr>
-      <w:r>
-        <w:rPr>
-          <w:color w:val="000000"/>
-          <w:sz w:val="22"/>
-          <w:szCs w:val="22"/>
-        </w:rPr>
-        <w:t>***, PyJWT, https://pyjwt.readthedocs.io/en/stable/, ultima accesare: 30/05/2026.</w:t>
-      </w:r>
-    </w:p>
-    <w:p>
-      <w:pPr>
-        <w:widowControl/>
-        <w:numPr>
-          <w:ilvl w:val="0"/>
-          <w:numId w:val="1"/>
-        </w:numPr>
-        <w:pBdr>
-          <w:top w:val="nil"/>
-          <w:left w:val="nil"/>
-          <w:bottom w:val="nil"/>
-          <w:right w:val="nil"/>
-          <w:between w:val="nil"/>
-        </w:pBdr>
-        <w:tabs>
-          <w:tab w:val="left" w:pos="450"/>
-        </w:tabs>
-        <w:spacing w:after="50"/>
-        <w:jc w:val="both"/>
-        <w:rPr>
-          <w:color w:val="000000"/>
-          <w:sz w:val="22"/>
-          <w:szCs w:val="22"/>
-        </w:rPr>
-      </w:pPr>
-      <w:r>
-        <w:rPr>
-          <w:color w:val="000000"/>
-          <w:sz w:val="22"/>
-          <w:szCs w:val="22"/>
-        </w:rPr>
-        <w:t>***, Authlib, https://authlib.org/, ultima accesare: 30/05/2026.</w:t>
-      </w:r>
-    </w:p>
-    <w:p>
-      <w:pPr>
-        <w:widowControl/>
-        <w:numPr>
-          <w:ilvl w:val="0"/>
-          <w:numId w:val="1"/>
-        </w:numPr>
-        <w:pBdr>
-          <w:top w:val="nil"/>
-          <w:left w:val="nil"/>
-          <w:bottom w:val="nil"/>
-          <w:right w:val="nil"/>
-          <w:between w:val="nil"/>
-        </w:pBdr>
-        <w:tabs>
-          <w:tab w:val="left" w:pos="450"/>
-        </w:tabs>
-        <w:spacing w:after="50"/>
-        <w:jc w:val="both"/>
-        <w:rPr>
-          <w:color w:val="000000"/>
-          <w:sz w:val="22"/>
-          <w:szCs w:val="22"/>
-        </w:rPr>
-      </w:pPr>
-      <w:r>
-        <w:rPr>
-          <w:color w:val="000000"/>
-          <w:sz w:val="22"/>
-          <w:szCs w:val="22"/>
-        </w:rPr>
-        <w:t>***, pytest, https://docs.pytest.org/, ultima accesare: 30/05/2026.</w:t>
-      </w:r>
-    </w:p>
-    <w:p>
-      <w:pPr>
-        <w:widowControl/>
-        <w:numPr>
-          <w:ilvl w:val="0"/>
-          <w:numId w:val="1"/>
-        </w:numPr>
-        <w:pBdr>
-          <w:top w:val="nil"/>
-          <w:left w:val="nil"/>
-          <w:bottom w:val="nil"/>
-          <w:right w:val="nil"/>
-          <w:between w:val="nil"/>
-        </w:pBdr>
-        <w:tabs>
-          <w:tab w:val="left" w:pos="450"/>
-        </w:tabs>
-        <w:spacing w:after="50"/>
-        <w:jc w:val="both"/>
-        <w:rPr>
-          <w:color w:val="000000"/>
-          <w:sz w:val="22"/>
-          <w:szCs w:val="22"/>
-        </w:rPr>
-      </w:pPr>
-      <w:r>
-        <w:rPr>
-          <w:color w:val="000000"/>
-          <w:sz w:val="22"/>
-          <w:szCs w:val="22"/>
-        </w:rPr>
-        <w:t>***, Locust, https://locust.io/, ultima accesare: 30/05/2026.</w:t>
-      </w:r>
-    </w:p>
-    <w:p>
-      <w:pPr>
-        <w:widowControl/>
-        <w:numPr>
-          <w:ilvl w:val="0"/>
-          <w:numId w:val="1"/>
-        </w:numPr>
-        <w:pBdr>
-          <w:top w:val="nil"/>
-          <w:left w:val="nil"/>
-          <w:bottom w:val="nil"/>
-          <w:right w:val="nil"/>
-          <w:between w:val="nil"/>
-        </w:pBdr>
-        <w:tabs>
-          <w:tab w:val="left" w:pos="450"/>
-        </w:tabs>
-        <w:spacing w:after="50"/>
-        <w:jc w:val="both"/>
-        <w:rPr>
-          <w:color w:val="000000"/>
-          <w:sz w:val="22"/>
-          <w:szCs w:val="22"/>
-        </w:rPr>
-      </w:pPr>
-      <w:r>
-        <w:rPr>
-          <w:color w:val="000000"/>
-          <w:sz w:val="22"/>
-          <w:szCs w:val="22"/>
-        </w:rPr>
-        <w:t>***, cryptography (Python library), https://cryptography.io/en/latest/, ultima accesare: 30/05/2026.</w:t>
-      </w:r>
-    </w:p>
-    <w:p>
-      <w:pPr>
-        <w:widowControl/>
-        <w:numPr>
-          <w:ilvl w:val="0"/>
-          <w:numId w:val="1"/>
-        </w:numPr>
-        <w:pBdr>
-          <w:top w:val="nil"/>
-          <w:left w:val="nil"/>
-          <w:bottom w:val="nil"/>
-          <w:right w:val="nil"/>
-          <w:between w:val="nil"/>
-        </w:pBdr>
-        <w:tabs>
-          <w:tab w:val="left" w:pos="450"/>
-        </w:tabs>
-        <w:spacing w:after="50"/>
-        <w:jc w:val="both"/>
-        <w:rPr>
-          <w:color w:val="000000"/>
-          <w:sz w:val="22"/>
-          <w:szCs w:val="22"/>
-        </w:rPr>
-      </w:pPr>
-      <w:r>
-        <w:rPr>
-          <w:color w:val="000000"/>
-          <w:sz w:val="22"/>
-          <w:szCs w:val="22"/>
-        </w:rPr>
-        <w:t>***, SymPy, https://www.sympy.org/, ultima accesare: 30/05/2026.</w:t>
-      </w:r>
-    </w:p>
-    <w:p>
-      <w:pPr>
-        <w:widowControl/>
-        <w:numPr>
-          <w:ilvl w:val="0"/>
-          <w:numId w:val="1"/>
-        </w:numPr>
-        <w:pBdr>
-          <w:top w:val="nil"/>
-          <w:left w:val="nil"/>
-          <w:bottom w:val="nil"/>
-          <w:right w:val="nil"/>
-          <w:between w:val="nil"/>
-        </w:pBdr>
-        <w:tabs>
-          <w:tab w:val="left" w:pos="450"/>
-        </w:tabs>
-        <w:spacing w:after="50"/>
-        <w:jc w:val="both"/>
-        <w:rPr>
-          <w:color w:val="000000"/>
-          <w:sz w:val="22"/>
-          <w:szCs w:val="22"/>
-        </w:rPr>
-      </w:pPr>
-      <w:r>
-        <w:rPr>
-          <w:color w:val="000000"/>
-          <w:sz w:val="22"/>
-          <w:szCs w:val="22"/>
-        </w:rPr>
-        <w:t>***, OWASP Testing Guide: Session Management, https://owasp.org/www-project-web-security-testing-guide/latest/4-Web_Application_Security_Testing/06-Session_Management_Testing/, ultima accesare: 30/05/2026.</w:t>
-      </w:r>
-    </w:p>
-    <w:p>
-      <w:pPr>
-        <w:widowControl/>
-        <w:numPr>
-          <w:ilvl w:val="0"/>
-          <w:numId w:val="1"/>
-        </w:numPr>
-        <w:pBdr>
-          <w:top w:val="nil"/>
-          <w:left w:val="nil"/>
-          <w:bottom w:val="nil"/>
-          <w:right w:val="nil"/>
-          <w:between w:val="nil"/>
-        </w:pBdr>
-        <w:tabs>
-          <w:tab w:val="left" w:pos="450"/>
-        </w:tabs>
-        <w:spacing w:after="50"/>
-        <w:jc w:val="both"/>
-        <w:rPr>
-          <w:color w:val="000000"/>
-          <w:sz w:val="22"/>
-          <w:szCs w:val="22"/>
-        </w:rPr>
-      </w:pPr>
-      <w:r>
-        <w:rPr>
-          <w:color w:val="000000"/>
-          <w:sz w:val="22"/>
-          <w:szCs w:val="22"/>
-        </w:rPr>
-        <w:t>R. Fielding, J. Reschke, "Hypertext Transfer Protocol (HTTP/1.1): Semantics and Content", RFC 7231, Internet Engineering Task Force, iun. 2014, https://datatracker.ietf.org/doc/html/rfc7231.</w:t>
-      </w:r>
-    </w:p>
-    <w:p>
-      <w:pPr>
-        <w:widowControl/>
-        <w:numPr>
-          <w:ilvl w:val="0"/>
-          <w:numId w:val="1"/>
-        </w:numPr>
-        <w:pBdr>
-          <w:top w:val="nil"/>
-          <w:left w:val="nil"/>
-          <w:bottom w:val="nil"/>
-          <w:right w:val="nil"/>
-          <w:between w:val="nil"/>
-        </w:pBdr>
-        <w:tabs>
-          <w:tab w:val="left" w:pos="450"/>
-        </w:tabs>
-        <w:spacing w:after="50"/>
-        <w:jc w:val="both"/>
-        <w:rPr>
-          <w:color w:val="000000"/>
-          <w:sz w:val="22"/>
-          <w:szCs w:val="22"/>
-        </w:rPr>
-      </w:pPr>
-      <w:r>
-        <w:rPr>
-          <w:color w:val="000000"/>
-          <w:sz w:val="22"/>
-          <w:szCs w:val="22"/>
-        </w:rPr>
-        <w:t>***, OWASP Secure Headers Project, https://owasp.org/www-project-secure-headers/, ultima accesare: 30/05/2026.</w:t>
-      </w:r>
-    </w:p>
-    <w:p>
-      <w:pPr>
-        <w:widowControl/>
-        <w:numPr>
-          <w:ilvl w:val="0"/>
-          <w:numId w:val="1"/>
-        </w:numPr>
-        <w:pBdr>
-          <w:top w:val="nil"/>
-          <w:left w:val="nil"/>
-          <w:bottom w:val="nil"/>
-          <w:right w:val="nil"/>
-          <w:between w:val="nil"/>
-        </w:pBdr>
-        <w:tabs>
-          <w:tab w:val="left" w:pos="450"/>
-        </w:tabs>
-        <w:spacing w:after="50"/>
-        <w:jc w:val="both"/>
-        <w:rPr>
-          <w:color w:val="000000"/>
-          <w:sz w:val="22"/>
-          <w:szCs w:val="22"/>
-        </w:rPr>
-      </w:pPr>
-      <w:r>
-        <w:rPr>
-          <w:color w:val="000000"/>
-          <w:sz w:val="22"/>
-          <w:szCs w:val="22"/>
-        </w:rPr>
-        <w:t>D. Crocker, P. Overell, "Augmented BNF for Syntax Specifications: ABNF", RFC 5234, Internet Engineering Task Force, ian. 2008, https://datatracker.ietf.org/doc/html/rfc5234.</w:t>
-      </w:r>
-    </w:p>
-    <w:p>
-      <w:pPr>
-        <w:widowControl/>
-        <w:numPr>
-          <w:ilvl w:val="0"/>
-          <w:numId w:val="1"/>
-        </w:numPr>
-        <w:pBdr>
-          <w:top w:val="nil"/>
-          <w:left w:val="nil"/>
-          <w:bottom w:val="nil"/>
-          <w:right w:val="nil"/>
-          <w:between w:val="nil"/>
-        </w:pBdr>
-        <w:tabs>
-          <w:tab w:val="left" w:pos="450"/>
-        </w:tabs>
-        <w:spacing w:after="50"/>
-        <w:jc w:val="both"/>
-        <w:rPr>
-          <w:color w:val="000000"/>
-          <w:sz w:val="22"/>
-          <w:szCs w:val="22"/>
-        </w:rPr>
-      </w:pPr>
-      <w:r>
-        <w:rPr>
-          <w:color w:val="000000"/>
-          <w:sz w:val="22"/>
-          <w:szCs w:val="22"/>
-        </w:rPr>
-        <w:t>***, OWASP Cross-Site Scripting (XSS) Prevention Cheat Sheet, https://cheatsheetseries.owasp.org/cheatsheets/Cross-Site_Scripting_Prevention_Cheat_Sheet.html, ultima accesare: 30/05/2026.</w:t>
-      </w:r>
-    </w:p>
-    <w:p>
-      <w:pPr>
-        <w:widowControl/>
-        <w:numPr>
-          <w:ilvl w:val="0"/>
-          <w:numId w:val="1"/>
-        </w:numPr>
-        <w:pBdr>
-          <w:top w:val="nil"/>
-          <w:left w:val="nil"/>
-          <w:bottom w:val="nil"/>
-          <w:right w:val="nil"/>
-          <w:between w:val="nil"/>
-        </w:pBdr>
-        <w:tabs>
-          <w:tab w:val="left" w:pos="450"/>
-        </w:tabs>
-        <w:spacing w:after="50"/>
-        <w:jc w:val="both"/>
-        <w:rPr>
-          <w:color w:val="000000"/>
-          <w:sz w:val="22"/>
-          <w:szCs w:val="22"/>
-        </w:rPr>
-      </w:pPr>
-      <w:r>
-        <w:rPr>
-          <w:color w:val="000000"/>
-          <w:sz w:val="22"/>
-          <w:szCs w:val="22"/>
-        </w:rPr>
-        <w:t>D. Wong, "Real-World Cryptography", Manning Publications, 2021, cap. 12.</w:t>
-      </w:r>
-    </w:p>
-    <w:p>
-      <w:pPr>
-        <w:widowControl/>
-        <w:numPr>
-          <w:ilvl w:val="0"/>
-          <w:numId w:val="1"/>
-        </w:numPr>
-        <w:pBdr>
-          <w:top w:val="nil"/>
-          <w:left w:val="nil"/>
-          <w:bottom w:val="nil"/>
-          <w:right w:val="nil"/>
-          <w:between w:val="nil"/>
-        </w:pBdr>
-        <w:tabs>
-          <w:tab w:val="left" w:pos="450"/>
-        </w:tabs>
-        <w:spacing w:after="50"/>
-        <w:jc w:val="both"/>
-        <w:rPr>
-          <w:color w:val="000000"/>
-          <w:sz w:val="22"/>
-          <w:szCs w:val="22"/>
-        </w:rPr>
-      </w:pPr>
-      <w:r>
-        <w:rPr>
-          <w:color w:val="000000"/>
-          <w:sz w:val="22"/>
-          <w:szCs w:val="22"/>
-        </w:rPr>
-        <w:t>A. J. Menezes, P. C. van Oorschot, S. A. Vanstone, "Handbook of Applied Cryptography", CRC Press, 1996, https://cacr.uwaterloo.ca/hac/.</w:t>
-      </w:r>
-    </w:p>
-    <w:p>
-      <w:pPr>
-        <w:widowControl/>
-        <w:numPr>
-          <w:ilvl w:val="0"/>
-          <w:numId w:val="1"/>
-        </w:numPr>
-        <w:pBdr>
-          <w:top w:val="nil"/>
-          <w:left w:val="nil"/>
-          <w:bottom w:val="nil"/>
-          <w:right w:val="nil"/>
-          <w:between w:val="nil"/>
-        </w:pBdr>
-        <w:tabs>
-          <w:tab w:val="left" w:pos="450"/>
-        </w:tabs>
-        <w:spacing w:after="50"/>
-        <w:jc w:val="both"/>
-        <w:rPr>
-          <w:color w:val="000000"/>
-          <w:sz w:val="22"/>
-          <w:szCs w:val="22"/>
-        </w:rPr>
-      </w:pPr>
-      <w:r>
-        <w:rPr>
-          <w:color w:val="000000"/>
-          <w:sz w:val="22"/>
-          <w:szCs w:val="22"/>
-        </w:rPr>
-        <w:t>***, MDN Web Docs: Cache-Control, https://developer.mozilla.org/en-US/docs/Web/HTTP/Headers/Cache-Control, ultima accesare: 30/05/2026.</w:t>
-      </w:r>
-    </w:p>
-    <w:p>
-      <w:pPr>
-        <w:widowControl/>
-        <w:numPr>
-          <w:ilvl w:val="0"/>
-          <w:numId w:val="1"/>
-        </w:numPr>
-        <w:pBdr>
-          <w:top w:val="nil"/>
-          <w:left w:val="nil"/>
-          <w:bottom w:val="nil"/>
-          <w:right w:val="nil"/>
-          <w:between w:val="nil"/>
-        </w:pBdr>
-        <w:tabs>
-          <w:tab w:val="left" w:pos="450"/>
-        </w:tabs>
-        <w:spacing w:after="50"/>
-        <w:jc w:val="both"/>
-        <w:rPr>
-          <w:color w:val="000000"/>
-          <w:sz w:val="22"/>
-          <w:szCs w:val="22"/>
-        </w:rPr>
-      </w:pPr>
-      <w:r>
-        <w:rPr>
-          <w:color w:val="000000"/>
-          <w:sz w:val="22"/>
-          <w:szCs w:val="22"/>
-        </w:rPr>
-        <w:t>***, MDN Web Docs: Crypto.getRandomValues(), https://developer.mozilla.org/en-US/docs/Web/API/Crypto/getRandomValues, ultima accesare: 30/05/2026.</w:t>
-      </w:r>
-    </w:p>
-    <w:p>
-      <w:pPr>
-        <w:widowControl/>
-        <w:numPr>
-          <w:ilvl w:val="0"/>
-          <w:numId w:val="1"/>
-        </w:numPr>
-        <w:pBdr>
-          <w:top w:val="nil"/>
-          <w:left w:val="nil"/>
-          <w:bottom w:val="nil"/>
-          <w:right w:val="nil"/>
-          <w:between w:val="nil"/>
-        </w:pBdr>
-        <w:tabs>
-          <w:tab w:val="left" w:pos="450"/>
-        </w:tabs>
-        <w:spacing w:after="50"/>
-        <w:jc w:val="both"/>
-        <w:rPr>
-          <w:color w:val="000000"/>
-          <w:sz w:val="22"/>
-          <w:szCs w:val="22"/>
-        </w:rPr>
-      </w:pPr>
-      <w:r>
-        <w:rPr>
-          <w:color w:val="000000"/>
-          <w:sz w:val="22"/>
-          <w:szCs w:val="22"/>
-        </w:rPr>
-        <w:lastRenderedPageBreak/>
-        <w:t>C. Percival, S. Josefsson, "The scrypt Password-Based Key Derivation Function", RFC 7914, Internet Engineering Task Force, aug. 2016, https://datatracker.ietf.org/doc/html/rfc7914.</w:t>
-      </w:r>
-    </w:p>
-    <w:p>
-      <w:pPr>
-        <w:widowControl/>
-        <w:numPr>
-          <w:ilvl w:val="0"/>
-          <w:numId w:val="1"/>
-        </w:numPr>
-        <w:pBdr>
-          <w:top w:val="nil"/>
-          <w:left w:val="nil"/>
-          <w:bottom w:val="nil"/>
-          <w:right w:val="nil"/>
-          <w:between w:val="nil"/>
-        </w:pBdr>
-        <w:tabs>
-          <w:tab w:val="left" w:pos="450"/>
-        </w:tabs>
-        <w:spacing w:after="50"/>
-        <w:jc w:val="both"/>
-        <w:rPr>
-          <w:color w:val="000000"/>
-          <w:sz w:val="22"/>
-          <w:szCs w:val="22"/>
-        </w:rPr>
-      </w:pPr>
-      <w:r>
-        <w:rPr>
-          <w:color w:val="000000"/>
-          <w:sz w:val="22"/>
-          <w:szCs w:val="22"/>
-        </w:rPr>
-        <w:t>T. Wu, "The Secure Remote Password Protocol (SRP)", RFC 5054, Internet Engineering Task Force, nov. 2007, https://datatracker.ietf.org/doc/html/rfc5054.</w:t>
-      </w:r>
-    </w:p>
-    <w:p>
-      <w:pPr>
-        <w:widowControl/>
-        <w:numPr>
-          <w:ilvl w:val="0"/>
-          <w:numId w:val="1"/>
-        </w:numPr>
-        <w:pBdr>
-          <w:top w:val="nil"/>
-          <w:left w:val="nil"/>
-          <w:bottom w:val="nil"/>
-          <w:right w:val="nil"/>
-          <w:between w:val="nil"/>
-        </w:pBdr>
-        <w:tabs>
-          <w:tab w:val="left" w:pos="450"/>
-        </w:tabs>
-        <w:spacing w:after="50"/>
-        <w:jc w:val="both"/>
-        <w:rPr>
-          <w:color w:val="000000"/>
-          <w:sz w:val="22"/>
-          <w:szCs w:val="22"/>
-        </w:rPr>
-      </w:pPr>
-      <w:r>
-        <w:rPr>
-          <w:color w:val="000000"/>
-          <w:sz w:val="22"/>
-          <w:szCs w:val="22"/>
-        </w:rPr>
-        <w:t>***, Password Authenticated Key Exchange by Juggling (J-PAKE), Wikipedia, https://en.wikipedia.org/wiki/Password_Authenticated_Key_Exchange_by_Juggling, ultima accesare: 30/05/2026.</w:t>
-      </w:r>
-    </w:p>
-    <w:p>
-      <w:pPr>
-        <w:widowControl/>
-        <w:numPr>
-          <w:ilvl w:val="0"/>
-          <w:numId w:val="1"/>
-        </w:numPr>
-        <w:pBdr>
-          <w:top w:val="nil"/>
-          <w:left w:val="nil"/>
-          <w:bottom w:val="nil"/>
-          <w:right w:val="nil"/>
-          <w:between w:val="nil"/>
-        </w:pBdr>
-        <w:tabs>
-          <w:tab w:val="left" w:pos="450"/>
-        </w:tabs>
-        <w:spacing w:after="50"/>
-        <w:jc w:val="both"/>
-        <w:rPr>
-          <w:color w:val="000000"/>
-          <w:sz w:val="22"/>
-          <w:szCs w:val="22"/>
-        </w:rPr>
-      </w:pPr>
-      <w:r>
-        <w:rPr>
-          <w:color w:val="000000"/>
-          <w:sz w:val="22"/>
-          <w:szCs w:val="22"/>
-        </w:rPr>
-        <w:t xml:space="preserve">Konstantina Souvatzidaki, K.; Limniotis, K. Post-Quantum Key Exchange in TLS 1.3: Further Analysis on Performance of New Cryptographic Standards. Cryptography 2025, 9, 73. </w:t>
-      </w:r>
-      <w:hyperlink r:id="rId19" w:history="1">
-        <w:r>
-          <w:rPr>
-            <w:rStyle w:val="Hyperlink"/>
-            <w:sz w:val="22"/>
-            <w:szCs w:val="22"/>
-          </w:rPr>
-          <w:t>https://doi.org/10.3390/cryptography9040073</w:t>
-        </w:r>
-      </w:hyperlink>
-    </w:p>
-    <w:p>
-      <w:pPr>
-        <w:widowControl/>
-        <w:numPr>
-          <w:ilvl w:val="0"/>
-          <w:numId w:val="1"/>
-        </w:numPr>
-        <w:pBdr>
-          <w:top w:val="nil"/>
-          <w:left w:val="nil"/>
-          <w:bottom w:val="nil"/>
-          <w:right w:val="nil"/>
-          <w:between w:val="nil"/>
-        </w:pBdr>
-        <w:tabs>
-          <w:tab w:val="left" w:pos="450"/>
-        </w:tabs>
-        <w:spacing w:after="50"/>
-        <w:jc w:val="both"/>
-        <w:rPr>
-          <w:color w:val="000000"/>
-          <w:sz w:val="22"/>
-          <w:szCs w:val="22"/>
-        </w:rPr>
-      </w:pPr>
-      <w:hyperlink r:id="rId20" w:anchor=":~:text=On%202%20Dec%202019%2C%20Fabrice,prime%20above%20RSA%2D240)." w:history="1">
-        <w:r>
-          <w:rPr>
-            <w:rStyle w:val="Hyperlink"/>
-            <w:sz w:val="22"/>
-            <w:szCs w:val="22"/>
-          </w:rPr>
-          <w:t>Discrete logarithm records - Wikipedia</w:t>
-        </w:r>
-      </w:hyperlink>
-    </w:p>
-    <w:p>
-      <w:pPr>
-        <w:widowControl/>
-        <w:numPr>
-          <w:ilvl w:val="0"/>
-          <w:numId w:val="1"/>
-        </w:numPr>
-        <w:pBdr>
-          <w:top w:val="nil"/>
-          <w:left w:val="nil"/>
-          <w:bottom w:val="nil"/>
-          <w:right w:val="nil"/>
-          <w:between w:val="nil"/>
-        </w:pBdr>
-        <w:tabs>
-          <w:tab w:val="left" w:pos="450"/>
-        </w:tabs>
-        <w:spacing w:after="50"/>
-        <w:jc w:val="both"/>
-        <w:rPr>
-          <w:color w:val="000000"/>
-          <w:sz w:val="22"/>
-          <w:szCs w:val="22"/>
-        </w:rPr>
-      </w:pPr>
-      <w:r>
-        <w:t xml:space="preserve">Logjam </w:t>
-      </w:r>
-      <w:hyperlink r:id="rId21" w:history="1">
-        <w:r>
-          <w:rPr>
-            <w:rStyle w:val="Hyperlink"/>
-          </w:rPr>
-          <w:t>Weak Diffie-Hellman and the Logjam Attack</w:t>
-        </w:r>
-      </w:hyperlink>
-    </w:p>
-    <w:p>
-      <w:pPr>
-        <w:widowControl/>
-        <w:numPr>
-          <w:ilvl w:val="0"/>
-          <w:numId w:val="1"/>
-        </w:numPr>
-        <w:pBdr>
-          <w:top w:val="nil"/>
-          <w:left w:val="nil"/>
-          <w:bottom w:val="nil"/>
-          <w:right w:val="nil"/>
-          <w:between w:val="nil"/>
-        </w:pBdr>
-        <w:tabs>
-          <w:tab w:val="left" w:pos="450"/>
-        </w:tabs>
-        <w:spacing w:after="50"/>
-        <w:jc w:val="both"/>
-        <w:rPr>
-          <w:color w:val="000000"/>
-          <w:sz w:val="22"/>
-          <w:szCs w:val="22"/>
-        </w:rPr>
-      </w:pPr>
-      <w:r>
-        <w:t xml:space="preserve">NIST, „Recommendation for Key Management: Part 1", SP 800-57, rev. 5, mai 2020, </w:t>
-      </w:r>
-      <w:hyperlink r:id="rId22" w:history="1">
-        <w:r>
-          <w:rPr>
-            <w:rStyle w:val="Hyperlink"/>
-          </w:rPr>
-          <w:t>https://csrc.nist.gov/publications/detail/sp/800-57-part-1/rev-5/final</w:t>
-        </w:r>
-      </w:hyperlink>
-      <w:r>
-        <w:t>.</w:t>
-      </w:r>
-    </w:p>
-    <w:p>
-      <w:pPr>
-        <w:widowControl/>
-        <w:numPr>
-          <w:ilvl w:val="0"/>
-          <w:numId w:val="1"/>
-        </w:numPr>
-        <w:pBdr>
-          <w:top w:val="nil"/>
-          <w:left w:val="nil"/>
-          <w:bottom w:val="nil"/>
-          <w:right w:val="nil"/>
-          <w:between w:val="nil"/>
-        </w:pBdr>
-        <w:tabs>
-          <w:tab w:val="left" w:pos="450"/>
-        </w:tabs>
-        <w:spacing w:after="50"/>
-        <w:jc w:val="both"/>
-        <w:rPr>
-          <w:color w:val="000000"/>
-          <w:sz w:val="22"/>
-          <w:szCs w:val="22"/>
-        </w:rPr>
-      </w:pPr>
-      <w:hyperlink r:id="rId23" w:history="1">
-        <w:r>
-          <w:rPr>
-            <w:rStyle w:val="Hyperlink"/>
-            <w:sz w:val="22"/>
-            <w:szCs w:val="22"/>
-          </w:rPr>
-          <w:t>RFC 3526 - More Modular Exponential (MODP) Diffie-Hellman groups for Internet Key Exchange (IKE)</w:t>
-        </w:r>
-      </w:hyperlink>
-    </w:p>
-    <w:p>
-      <w:pPr>
-        <w:widowControl/>
-        <w:numPr>
-          <w:ilvl w:val="0"/>
-          <w:numId w:val="1"/>
-        </w:numPr>
-        <w:pBdr>
-          <w:top w:val="nil"/>
-          <w:left w:val="nil"/>
-          <w:bottom w:val="nil"/>
-          <w:right w:val="nil"/>
-          <w:between w:val="nil"/>
-        </w:pBdr>
-        <w:tabs>
-          <w:tab w:val="left" w:pos="450"/>
-        </w:tabs>
-        <w:spacing w:after="50"/>
-        <w:jc w:val="both"/>
-        <w:rPr>
-          <w:color w:val="000000"/>
-          <w:sz w:val="22"/>
-          <w:szCs w:val="22"/>
-        </w:rPr>
-      </w:pPr>
-      <w:r>
-        <w:rPr>
-          <w:color w:val="000000"/>
-          <w:sz w:val="22"/>
-          <w:szCs w:val="22"/>
-        </w:rPr>
-        <w:t>T. Taubert, „SPAKE2, a PAKE", draft-irtf-cfrg-spake2, Internet Engineering Task Force, https://datatracker.ietf.org/doc/draft-irtf-cfrg-spake2/.</w:t>
-      </w:r>
-    </w:p>
-    <w:p>
-      <w:pPr>
-        <w:widowControl/>
-        <w:numPr>
-          <w:ilvl w:val="0"/>
-          <w:numId w:val="1"/>
-        </w:numPr>
-        <w:pBdr>
-          <w:top w:val="nil"/>
-          <w:left w:val="nil"/>
-          <w:bottom w:val="nil"/>
-          <w:right w:val="nil"/>
-          <w:between w:val="nil"/>
-        </w:pBdr>
-        <w:tabs>
-          <w:tab w:val="left" w:pos="450"/>
-        </w:tabs>
-        <w:spacing w:after="50"/>
-        <w:jc w:val="both"/>
-        <w:rPr>
-          <w:color w:val="000000"/>
-          <w:sz w:val="22"/>
-          <w:szCs w:val="22"/>
-        </w:rPr>
-      </w:pPr>
-      <w:hyperlink r:id="rId24" w:history="1">
-        <w:r>
-          <w:rPr>
-            <w:rStyle w:val="Hyperlink"/>
-            <w:sz w:val="22"/>
-            <w:szCs w:val="22"/>
-          </w:rPr>
-          <w:t>srp · PyPI</w:t>
-        </w:r>
-      </w:hyperlink>
+        <w:rPr>
+          <w:b w:val="0"/>
+          <w:bCs w:val="0"/>
+        </w:rPr>
+      </w:pPr>
+      <w:bookmarkStart w:id="50" w:name="_id80ecwhdfn8" w:colFirst="0" w:colLast="0"/>
+      <w:bookmarkEnd w:id="50"/>
+      <w:r>
+        <w:rPr>
+          <w:b w:val="0"/>
+          <w:bCs w:val="0"/>
+        </w:rPr>
+        <w:t>Abrevieri</w:t>
+      </w:r>
+    </w:p>
+    <w:p>
+      <w:pPr>
+        <w:rPr>
+          <w:color w:val="000000"/>
+        </w:rPr>
+      </w:pPr>
     </w:p>
     <w:p>
       <w:pPr>
@@ -22552,8 +25167,18 @@
           <w:color w:val="000000"/>
           <w:sz w:val="22"/>
           <w:szCs w:val="22"/>
-        </w:rPr>
-      </w:pPr>
+          <w:lang w:val="ro-RO"/>
+        </w:rPr>
+      </w:pPr>
+      <w:r>
+        <w:rPr>
+          <w:color w:val="000000"/>
+          <w:sz w:val="22"/>
+          <w:szCs w:val="22"/>
+          <w:lang w:val="ro-RO"/>
+        </w:rPr>
+        <w:t>ABNF - Augmented Backus-Naur Form</w:t>
+      </w:r>
     </w:p>
     <w:p>
       <w:pPr>
@@ -22574,49 +25199,18 @@
           <w:color w:val="000000"/>
           <w:sz w:val="22"/>
           <w:szCs w:val="22"/>
-        </w:rPr>
-      </w:pPr>
-    </w:p>
-    <w:p>
-      <w:pPr>
-        <w:pStyle w:val="Heading1"/>
-        <w:ind w:firstLine="360"/>
-      </w:pPr>
-      <w:bookmarkStart w:id="49" w:name="_Toc231653078"/>
-      <w:r>
-        <w:lastRenderedPageBreak/>
-        <w:t>Anexe</w:t>
-      </w:r>
-      <w:bookmarkEnd w:id="49"/>
-    </w:p>
-    <w:p>
-      <w:pPr>
-        <w:pStyle w:val="Heading4"/>
-        <w:numPr>
-          <w:ilvl w:val="4"/>
-          <w:numId w:val="5"/>
-        </w:numPr>
-        <w:rPr>
-          <w:b w:val="0"/>
-          <w:bCs w:val="0"/>
-        </w:rPr>
-      </w:pPr>
-      <w:bookmarkStart w:id="50" w:name="_id80ecwhdfn8" w:colFirst="0" w:colLast="0"/>
-      <w:bookmarkEnd w:id="50"/>
-      <w:r>
-        <w:rPr>
-          <w:b w:val="0"/>
-          <w:bCs w:val="0"/>
-        </w:rPr>
-        <w:t>Abrevieri</w:t>
-      </w:r>
-    </w:p>
-    <w:p>
-      <w:pPr>
-        <w:rPr>
-          <w:color w:val="000000"/>
-        </w:rPr>
-      </w:pPr>
+          <w:lang w:val="ro-RO"/>
+        </w:rPr>
+      </w:pPr>
+      <w:r>
+        <w:rPr>
+          <w:color w:val="000000"/>
+          <w:sz w:val="22"/>
+          <w:szCs w:val="22"/>
+          <w:lang w:val="ro-RO"/>
+        </w:rPr>
+        <w:t>CORS - Cross-Origin Resource Sharing</w:t>
+      </w:r>
     </w:p>
     <w:p>
       <w:pPr>
@@ -22647,7 +25241,7 @@
           <w:szCs w:val="22"/>
           <w:lang w:val="ro-RO"/>
         </w:rPr>
-        <w:t>ABNF - Augmented Backus-Naur Form</w:t>
+        <w:t>CSPRNG - Cryptographically Secure Pseudo-Random Number Generator</w:t>
       </w:r>
     </w:p>
     <w:p>
@@ -22679,7 +25273,7 @@
           <w:szCs w:val="22"/>
           <w:lang w:val="ro-RO"/>
         </w:rPr>
-        <w:t>CORS - Cross-Origin Resource Sharing</w:t>
+        <w:t>ECC - Elliptic Curve Cryptography</w:t>
       </w:r>
     </w:p>
     <w:p>
@@ -22711,7 +25305,7 @@
           <w:szCs w:val="22"/>
           <w:lang w:val="ro-RO"/>
         </w:rPr>
-        <w:t>CSPRNG - Cryptographically Secure Pseudo-Random Number Generator</w:t>
+        <w:t>HTTPS - Hypertext Transfer Protocol Secure</w:t>
       </w:r>
     </w:p>
     <w:p>
@@ -22743,7 +25337,7 @@
           <w:szCs w:val="22"/>
           <w:lang w:val="ro-RO"/>
         </w:rPr>
-        <w:t>ECC - Elliptic Curve Cryptography</w:t>
+        <w:t>JWT - JSON Web Token</w:t>
       </w:r>
     </w:p>
     <w:p>
@@ -22775,7 +25369,7 @@
           <w:szCs w:val="22"/>
           <w:lang w:val="ro-RO"/>
         </w:rPr>
-        <w:t>HTTPS - Hypertext Transfer Protocol Secure</w:t>
+        <w:t>J-PAKE - Password Authenticated Key Exchange by Juggling</w:t>
       </w:r>
     </w:p>
     <w:p>
@@ -22807,7 +25401,7 @@
           <w:szCs w:val="22"/>
           <w:lang w:val="ro-RO"/>
         </w:rPr>
-        <w:t>JWT - JSON Web Token</w:t>
+        <w:t>ORM - Object-Relational Mapping</w:t>
       </w:r>
     </w:p>
     <w:p>
@@ -22839,7 +25433,7 @@
           <w:szCs w:val="22"/>
           <w:lang w:val="ro-RO"/>
         </w:rPr>
-        <w:t>J-PAKE - Password Authenticated Key Exchange by Juggling</w:t>
+        <w:t>PAKE - Password-Authenticated Key Exchange</w:t>
       </w:r>
     </w:p>
     <w:p>
@@ -22871,7 +25465,7 @@
           <w:szCs w:val="22"/>
           <w:lang w:val="ro-RO"/>
         </w:rPr>
-        <w:t>ORM - Object-Relational Mapping</w:t>
+        <w:t>PKCE - Proof Key for Code Exchange</w:t>
       </w:r>
     </w:p>
     <w:p>
@@ -22903,7 +25497,7 @@
           <w:szCs w:val="22"/>
           <w:lang w:val="ro-RO"/>
         </w:rPr>
-        <w:t>PAKE - Password-Authenticated Key Exchange</w:t>
+        <w:t>RPS - Requests Per Second</w:t>
       </w:r>
     </w:p>
     <w:p>
@@ -22935,7 +25529,7 @@
           <w:szCs w:val="22"/>
           <w:lang w:val="ro-RO"/>
         </w:rPr>
-        <w:t>PKCE - Proof Key for Code Exchange</w:t>
+        <w:t>SRP - Secure Remote Password</w:t>
       </w:r>
     </w:p>
     <w:p>
@@ -22967,7 +25561,7 @@
           <w:szCs w:val="22"/>
           <w:lang w:val="ro-RO"/>
         </w:rPr>
-        <w:t>RPS - Requests Per Second</w:t>
+        <w:t>TLS - Transport Layer Security</w:t>
       </w:r>
     </w:p>
     <w:p>
@@ -22999,7 +25593,7 @@
           <w:szCs w:val="22"/>
           <w:lang w:val="ro-RO"/>
         </w:rPr>
-        <w:t>SRP - Secure Remote Password</w:t>
+        <w:t>TTL - Time To Live</w:t>
       </w:r>
     </w:p>
     <w:p>
@@ -23031,7 +25625,7 @@
           <w:szCs w:val="22"/>
           <w:lang w:val="ro-RO"/>
         </w:rPr>
-        <w:t>TLS - Transport Layer Security</w:t>
+        <w:t>ZKP - Zero-Knowledge Proof</w:t>
       </w:r>
     </w:p>
     <w:p>
@@ -23063,70 +25657,6 @@
           <w:szCs w:val="22"/>
           <w:lang w:val="ro-RO"/>
         </w:rPr>
-        <w:t>TTL - Time To Live</w:t>
-      </w:r>
-    </w:p>
-    <w:p>
-      <w:pPr>
-        <w:widowControl/>
-        <w:pBdr>
-          <w:top w:val="nil"/>
-          <w:left w:val="nil"/>
-          <w:bottom w:val="nil"/>
-          <w:right w:val="nil"/>
-          <w:between w:val="nil"/>
-        </w:pBdr>
-        <w:tabs>
-          <w:tab w:val="left" w:pos="450"/>
-        </w:tabs>
-        <w:spacing w:after="50"/>
-        <w:jc w:val="both"/>
-        <w:rPr>
-          <w:color w:val="000000"/>
-          <w:sz w:val="22"/>
-          <w:szCs w:val="22"/>
-          <w:lang w:val="ro-RO"/>
-        </w:rPr>
-      </w:pPr>
-      <w:r>
-        <w:rPr>
-          <w:color w:val="000000"/>
-          <w:sz w:val="22"/>
-          <w:szCs w:val="22"/>
-          <w:lang w:val="ro-RO"/>
-        </w:rPr>
-        <w:t>ZKP - Zero-Knowledge Proof</w:t>
-      </w:r>
-    </w:p>
-    <w:p>
-      <w:pPr>
-        <w:widowControl/>
-        <w:pBdr>
-          <w:top w:val="nil"/>
-          <w:left w:val="nil"/>
-          <w:bottom w:val="nil"/>
-          <w:right w:val="nil"/>
-          <w:between w:val="nil"/>
-        </w:pBdr>
-        <w:tabs>
-          <w:tab w:val="left" w:pos="450"/>
-        </w:tabs>
-        <w:spacing w:after="50"/>
-        <w:jc w:val="both"/>
-        <w:rPr>
-          <w:color w:val="000000"/>
-          <w:sz w:val="22"/>
-          <w:szCs w:val="22"/>
-          <w:lang w:val="ro-RO"/>
-        </w:rPr>
-      </w:pPr>
-      <w:r>
-        <w:rPr>
-          <w:color w:val="000000"/>
-          <w:sz w:val="22"/>
-          <w:szCs w:val="22"/>
-          <w:lang w:val="ro-RO"/>
-        </w:rPr>
         <w:t>ECDH - Elliptic Curve Diffie-Hellman MODP - Modular Exponentiation Group</w:t>
       </w:r>
     </w:p>
@@ -23190,7 +25720,7 @@
           <w:color w:val="000000"/>
         </w:rPr>
         <w:sectPr>
-          <w:footerReference w:type="default" r:id="rId25"/>
+          <w:footerReference w:type="default" r:id="rId19"/>
           <w:type w:val="continuous"/>
           <w:pgSz w:w="11906" w:h="16838" w:code="9"/>
           <w:pgMar w:top="1699" w:right="1138" w:bottom="1699" w:left="1411" w:header="1138" w:footer="1138" w:gutter="0"/>
@@ -23232,7 +25762,7 @@
       </w:pPr>
     </w:p>
     <w:sectPr>
-      <w:footerReference w:type="even" r:id="rId26"/>
+      <w:footerReference w:type="even" r:id="rId20"/>
       <w:type w:val="continuous"/>
       <w:pgSz w:w="11906" w:h="16838" w:code="9"/>
       <w:pgMar w:top="1699" w:right="1138" w:bottom="1699" w:left="1411" w:header="1138" w:footer="1138" w:gutter="0"/>
@@ -25652,7 +28182,6 @@
   <w:style w:type="character" w:default="1" w:styleId="DefaultParagraphFont">
     <w:name w:val="Default Paragraph Font"/>
     <w:uiPriority w:val="1"/>
-    <w:semiHidden/>
     <w:unhideWhenUsed/>
   </w:style>
   <w:style w:type="table" w:default="1" w:styleId="TableNormal">
@@ -26057,6 +28586,14 @@
       <w:color w:val="666666"/>
     </w:rPr>
   </w:style>
+  <w:style w:type="paragraph" w:styleId="Bibliography">
+    <w:name w:val="Bibliography"/>
+    <w:basedOn w:val="Normal"/>
+    <w:next w:val="Normal"/>
+    <w:uiPriority w:val="37"/>
+    <w:unhideWhenUsed/>
+    <w:rsid w:val="00247B5E"/>
+  </w:style>
 </w:styles>
 </file>
 
@@ -26380,6 +28917,110 @@
 </a:theme>
 </file>
 
+<file path=customXml/item1.xml><?xml version="1.0" encoding="utf-8"?>
+<b:Sources xmlns:b="http://schemas.openxmlformats.org/officeDocument/2006/bibliography" xmlns="http://schemas.openxmlformats.org/officeDocument/2006/bibliography" SelectedStyle="\IEEE2006OfficeOnline.xsl" StyleName="IEEE" Version="2006">
+  <b:Source>
+    <b:Tag>Jav26</b:Tag>
+    <b:SourceType>InternetSite</b:SourceType>
+    <b:Guid>{BF42B0EB-51B1-4AE4-8BFF-D1AD0E627F11}</b:Guid>
+    <b:Author>
+      <b:Author>
+        <b:NameList>
+          <b:Person>
+            <b:Last>***</b:Last>
+          </b:Person>
+        </b:NameList>
+      </b:Author>
+    </b:Author>
+    <b:Title>JavaScript / ECMAScript Language Specification</b:Title>
+    <b:YearAccessed>2026</b:YearAccessed>
+    <b:MonthAccessed>05</b:MonthAccessed>
+    <b:DayAccessed>30</b:DayAccessed>
+    <b:URL>https://ecma-international.org/publications</b:URL>
+    <b:RefOrder>1</b:RefOrder>
+  </b:Source>
+  <b:Source>
+    <b:Tag>Res18</b:Tag>
+    <b:SourceType>InternetSite</b:SourceType>
+    <b:Guid>{8354C6A9-B6E7-48C6-8326-905189141651}</b:Guid>
+    <b:Author>
+      <b:Author>
+        <b:NameList>
+          <b:Person>
+            <b:Last>Rescorla</b:Last>
+            <b:First>E.</b:First>
+          </b:Person>
+        </b:NameList>
+      </b:Author>
+    </b:Author>
+    <b:Title>"The Transport Layer Security (TLS) Protocol Version 1.3", RFC 8446, Internet Engineering Task Force</b:Title>
+    <b:Year>aug. 2018</b:Year>
+    <b:URL>https://www.rfc-editor.org/rfc/rfc8446</b:URL>
+    <b:RefOrder>2</b:RefOrder>
+  </b:Source>
+  <b:Source xmlns:b="http://schemas.openxmlformats.org/officeDocument/2006/bibliography">
+    <b:Tag>SQL</b:Tag>
+    <b:SourceType>InternetSite</b:SourceType>
+    <b:Guid>{635DC191-4D1B-4193-92E7-9C2776A8492B}</b:Guid>
+    <b:Author>
+      <b:Author>
+        <b:NameList>
+          <b:Person>
+            <b:Last>***</b:Last>
+            <b:First>SQLite,</b:First>
+            <b:Middle>https://www.sqlite.org/, ultima accesare: 30/05/2026</b:Middle>
+          </b:Person>
+        </b:NameList>
+      </b:Author>
+    </b:Author>
+    <b:RefOrder>3</b:RefOrder>
+  </b:Source>
+  <b:Source xmlns:b="http://schemas.openxmlformats.org/officeDocument/2006/bibliography">
+    <b:Tag>Fla26</b:Tag>
+    <b:SourceType>InternetSite</b:SourceType>
+    <b:Guid>{658FA931-E34A-478F-9BD1-2C7490CFEB64}</b:Guid>
+    <b:Title>Flask Framework</b:Title>
+    <b:YearAccessed>2026</b:YearAccessed>
+    <b:MonthAccessed>05</b:MonthAccessed>
+    <b:DayAccessed>30</b:DayAccessed>
+    <b:URL>https://flask.palletsprojects.com/en/3.0.x/</b:URL>
+    <b:RefOrder>4</b:RefOrder>
+  </b:Source>
+  <b:Source xmlns:b="http://schemas.openxmlformats.org/officeDocument/2006/bibliography">
+    <b:Tag>Pyt</b:Tag>
+    <b:SourceType>InternetSite</b:SourceType>
+    <b:Guid>{61B3FD91-37E4-481A-BABF-7A3175292071}</b:Guid>
+    <b:Title>Python Programming Language</b:Title>
+    <b:Year>***</b:Year>
+    <b:ProductionCompany>***</b:ProductionCompany>
+    <b:Month>***</b:Month>
+    <b:Day>***</b:Day>
+    <b:YearAccessed>2026</b:YearAccessed>
+    <b:MonthAccessed>06</b:MonthAccessed>
+    <b:DayAccessed>10</b:DayAccessed>
+    <b:URL>https://www.python.org, ultima accesare: 26/06/2024.</b:URL>
+    <b:Author>
+      <b:Author>
+        <b:NameList>
+          <b:Person>
+            <b:Last>***</b:Last>
+          </b:Person>
+        </b:NameList>
+      </b:Author>
+    </b:Author>
+    <b:RefOrder>5</b:RefOrder>
+  </b:Source>
+</b:Sources>
+</file>
+
+<file path=customXml/itemProps1.xml><?xml version="1.0" encoding="utf-8"?>
+<ds:datastoreItem xmlns:ds="http://schemas.openxmlformats.org/officeDocument/2006/customXml" ds:itemID="{5869B09B-8D12-47C2-95CA-D81F15F63BEE}">
+  <ds:schemaRefs>
+    <ds:schemaRef ds:uri="http://schemas.openxmlformats.org/officeDocument/2006/bibliography"/>
+  </ds:schemaRefs>
+</ds:datastoreItem>
+</file>
+
 <file path=docMetadata/LabelInfo.xml><?xml version="1.0" encoding="utf-8"?>
 <clbl:labelList xmlns:clbl="http://schemas.microsoft.com/office/2020/mipLabelMetadata">
   <clbl:label id="{7e753c2c-bb14-4786-921b-97c6a6fc424f}" enabled="1" method="Standard" siteId="{3bd97919-57c3-48d3-9e9a-8e4c01614a8f}" contentBits="2" removed="0"/>
